--- a/patients/templates/patients/docs/informed_consent_GKSP_template.docx
+++ b/patients/templates/patients/docs/informed_consent_GKSP_template.docx
@@ -122,7 +122,6 @@
         </w:rPr>
         <w:t xml:space="preserve">, </w:t>
       </w:r>
-      <w:proofErr w:type="gramStart"/>
       <w:r>
         <w:rPr>
           <w:b/>
@@ -132,235 +131,7 @@
           <w:u w:val="single"/>
           <w:lang w:val="en-US"/>
         </w:rPr>
-        <w:t>{{ surname</w:t>
-      </w:r>
-      <w:proofErr w:type="gramEnd"/>
-      <w:r>
-        <w:rPr>
-          <w:b/>
-          <w:bCs/>
-          <w:sz w:val="24"/>
-          <w:szCs w:val="24"/>
-          <w:u w:val="single"/>
-          <w:lang w:val="en-US"/>
-        </w:rPr>
-        <w:t xml:space="preserve"> }} </w:t>
-      </w:r>
-      <w:proofErr w:type="gramStart"/>
-      <w:r>
-        <w:rPr>
-          <w:b/>
-          <w:bCs/>
-          <w:sz w:val="24"/>
-          <w:szCs w:val="24"/>
-          <w:u w:val="single"/>
-          <w:lang w:val="en-US"/>
-        </w:rPr>
-        <w:t xml:space="preserve">{{ </w:t>
-      </w:r>
-      <w:proofErr w:type="spellStart"/>
-      <w:r>
-        <w:rPr>
-          <w:b/>
-          <w:bCs/>
-          <w:sz w:val="24"/>
-          <w:szCs w:val="24"/>
-          <w:u w:val="single"/>
-          <w:lang w:val="en-US"/>
-        </w:rPr>
-        <w:t>first</w:t>
-      </w:r>
-      <w:proofErr w:type="gramEnd"/>
-      <w:r>
-        <w:rPr>
-          <w:b/>
-          <w:bCs/>
-          <w:sz w:val="24"/>
-          <w:szCs w:val="24"/>
-          <w:u w:val="single"/>
-          <w:lang w:val="en-US"/>
-        </w:rPr>
-        <w:t>_</w:t>
-      </w:r>
-      <w:proofErr w:type="gramStart"/>
-      <w:r>
-        <w:rPr>
-          <w:b/>
-          <w:bCs/>
-          <w:sz w:val="24"/>
-          <w:szCs w:val="24"/>
-          <w:u w:val="single"/>
-          <w:lang w:val="en-US"/>
-        </w:rPr>
-        <w:t>name</w:t>
-      </w:r>
-      <w:proofErr w:type="spellEnd"/>
-      <w:r>
-        <w:rPr>
-          <w:b/>
-          <w:bCs/>
-          <w:sz w:val="24"/>
-          <w:szCs w:val="24"/>
-          <w:u w:val="single"/>
-          <w:lang w:val="en-US"/>
-        </w:rPr>
-        <w:t xml:space="preserve"> }</w:t>
-      </w:r>
-      <w:proofErr w:type="gramEnd"/>
-      <w:r>
-        <w:rPr>
-          <w:b/>
-          <w:bCs/>
-          <w:sz w:val="24"/>
-          <w:szCs w:val="24"/>
-          <w:u w:val="single"/>
-          <w:lang w:val="en-US"/>
-        </w:rPr>
-        <w:t xml:space="preserve">} </w:t>
-      </w:r>
-      <w:proofErr w:type="gramStart"/>
-      <w:r>
-        <w:rPr>
-          <w:b/>
-          <w:bCs/>
-          <w:sz w:val="24"/>
-          <w:szCs w:val="24"/>
-          <w:u w:val="single"/>
-          <w:lang w:val="en-US"/>
-        </w:rPr>
-        <w:t xml:space="preserve">{{ </w:t>
-      </w:r>
-      <w:proofErr w:type="spellStart"/>
-      <w:r>
-        <w:rPr>
-          <w:b/>
-          <w:bCs/>
-          <w:sz w:val="24"/>
-          <w:szCs w:val="24"/>
-          <w:u w:val="single"/>
-          <w:lang w:val="en-US"/>
-        </w:rPr>
-        <w:t>last</w:t>
-      </w:r>
-      <w:proofErr w:type="gramEnd"/>
-      <w:r>
-        <w:rPr>
-          <w:b/>
-          <w:bCs/>
-          <w:sz w:val="24"/>
-          <w:szCs w:val="24"/>
-          <w:u w:val="single"/>
-          <w:lang w:val="en-US"/>
-        </w:rPr>
-        <w:t>_</w:t>
-      </w:r>
-      <w:proofErr w:type="gramStart"/>
-      <w:r>
-        <w:rPr>
-          <w:b/>
-          <w:bCs/>
-          <w:sz w:val="24"/>
-          <w:szCs w:val="24"/>
-          <w:u w:val="single"/>
-          <w:lang w:val="en-US"/>
-        </w:rPr>
-        <w:t>name</w:t>
-      </w:r>
-      <w:proofErr w:type="spellEnd"/>
-      <w:r>
-        <w:rPr>
-          <w:b/>
-          <w:bCs/>
-          <w:sz w:val="24"/>
-          <w:szCs w:val="24"/>
-          <w:u w:val="single"/>
-          <w:lang w:val="en-US"/>
-        </w:rPr>
-        <w:t xml:space="preserve"> }</w:t>
-      </w:r>
-      <w:proofErr w:type="gramEnd"/>
-      <w:r>
-        <w:rPr>
-          <w:b/>
-          <w:bCs/>
-          <w:sz w:val="24"/>
-          <w:szCs w:val="24"/>
-          <w:u w:val="single"/>
-          <w:lang w:val="en-US"/>
-        </w:rPr>
-        <w:t xml:space="preserve">}, </w:t>
-      </w:r>
-      <w:proofErr w:type="gramStart"/>
-      <w:r>
-        <w:rPr>
-          <w:b/>
-          <w:bCs/>
-          <w:sz w:val="24"/>
-          <w:szCs w:val="24"/>
-          <w:u w:val="single"/>
-          <w:lang w:val="en-US"/>
-        </w:rPr>
-        <w:t xml:space="preserve">{{ </w:t>
-      </w:r>
-      <w:proofErr w:type="spellStart"/>
-      <w:r>
-        <w:rPr>
-          <w:b/>
-          <w:bCs/>
-          <w:sz w:val="24"/>
-          <w:szCs w:val="24"/>
-          <w:u w:val="single"/>
-          <w:lang w:val="en-US"/>
-        </w:rPr>
-        <w:t>date</w:t>
-      </w:r>
-      <w:proofErr w:type="gramEnd"/>
-      <w:r>
-        <w:rPr>
-          <w:b/>
-          <w:bCs/>
-          <w:sz w:val="24"/>
-          <w:szCs w:val="24"/>
-          <w:u w:val="single"/>
-          <w:lang w:val="en-US"/>
-        </w:rPr>
-        <w:t>_of_</w:t>
-      </w:r>
-      <w:proofErr w:type="gramStart"/>
-      <w:r>
-        <w:rPr>
-          <w:b/>
-          <w:bCs/>
-          <w:sz w:val="24"/>
-          <w:szCs w:val="24"/>
-          <w:u w:val="single"/>
-          <w:lang w:val="en-US"/>
-        </w:rPr>
-        <w:t>birth</w:t>
-      </w:r>
-      <w:proofErr w:type="spellEnd"/>
-      <w:r>
-        <w:rPr>
-          <w:b/>
-          <w:bCs/>
-          <w:sz w:val="24"/>
-          <w:szCs w:val="24"/>
-          <w:u w:val="single"/>
-          <w:lang w:val="en-US"/>
-        </w:rPr>
-        <w:t xml:space="preserve"> }</w:t>
-      </w:r>
-      <w:proofErr w:type="gramEnd"/>
-      <w:r>
-        <w:rPr>
-          <w:b/>
-          <w:bCs/>
-          <w:sz w:val="24"/>
-          <w:szCs w:val="24"/>
-          <w:u w:val="single"/>
-          <w:lang w:val="en-US"/>
-        </w:rPr>
-        <w:t xml:space="preserve">} </w:t>
+        <w:t xml:space="preserve">{{ surname }} {{ first_name }} {{ last_name }}, {{ date_of_birth }} </w:t>
       </w:r>
       <w:r>
         <w:rPr>
@@ -438,23 +209,7 @@
           <w:sz w:val="24"/>
           <w:szCs w:val="24"/>
         </w:rPr>
-        <w:t xml:space="preserve">Даю согласие на проведение мне (представляемому) лечащим врачом (в </w:t>
-      </w:r>
-      <w:proofErr w:type="gramStart"/>
-      <w:r>
-        <w:rPr>
-          <w:sz w:val="24"/>
-          <w:szCs w:val="24"/>
-        </w:rPr>
-        <w:t>т.ч.</w:t>
-      </w:r>
-      <w:proofErr w:type="gramEnd"/>
-      <w:r>
-        <w:rPr>
-          <w:sz w:val="24"/>
-          <w:szCs w:val="24"/>
-        </w:rPr>
-        <w:t xml:space="preserve"> медицинскими работниками, участвующими в предоставлении медицинской помощи).</w:t>
+        <w:t>Даю согласие на проведение мне (представляемому) лечащим врачом (в т.ч. медицинскими работниками, участвующими в предоставлении медицинской помощи).</w:t>
       </w:r>
     </w:p>
     <w:p>
@@ -500,23 +255,7 @@
           <w:sz w:val="24"/>
           <w:szCs w:val="24"/>
         </w:rPr>
-        <w:t xml:space="preserve">Внутрисуставные пункции и </w:t>
-      </w:r>
-      <w:proofErr w:type="spellStart"/>
-      <w:r>
-        <w:rPr>
-          <w:sz w:val="24"/>
-          <w:szCs w:val="24"/>
-        </w:rPr>
-        <w:t>периартикулярные</w:t>
-      </w:r>
-      <w:proofErr w:type="spellEnd"/>
-      <w:r>
-        <w:rPr>
-          <w:sz w:val="24"/>
-          <w:szCs w:val="24"/>
-        </w:rPr>
-        <w:t xml:space="preserve"> блокады.</w:t>
+        <w:t>Внутрисуставные пункции и периартикулярные блокады.</w:t>
       </w:r>
     </w:p>
     <w:p>
@@ -623,37 +362,12 @@
                 <w:szCs w:val="24"/>
               </w:rPr>
             </w:pPr>
-            <w:proofErr w:type="gramStart"/>
             <w:r>
               <w:rPr>
                 <w:sz w:val="24"/>
                 <w:szCs w:val="24"/>
               </w:rPr>
-              <w:t xml:space="preserve">{{ </w:t>
-            </w:r>
-            <w:proofErr w:type="spellStart"/>
-            <w:r>
-              <w:rPr>
-                <w:sz w:val="24"/>
-                <w:szCs w:val="24"/>
-              </w:rPr>
-              <w:t>appointment</w:t>
-            </w:r>
-            <w:proofErr w:type="gramEnd"/>
-            <w:r>
-              <w:rPr>
-                <w:sz w:val="24"/>
-                <w:szCs w:val="24"/>
-              </w:rPr>
-              <w:t>_date</w:t>
-            </w:r>
-            <w:proofErr w:type="spellEnd"/>
-            <w:r>
-              <w:rPr>
-                <w:sz w:val="24"/>
-                <w:szCs w:val="24"/>
-              </w:rPr>
-              <w:t xml:space="preserve"> }}</w:t>
+              <w:t>{{ appointment_date }}</w:t>
             </w:r>
           </w:p>
         </w:tc>
@@ -682,23 +396,7 @@
                 <w:sz w:val="24"/>
                 <w:szCs w:val="24"/>
               </w:rPr>
-              <w:t>………………</w:t>
-            </w:r>
-            <w:proofErr w:type="gramStart"/>
-            <w:r>
-              <w:rPr>
-                <w:sz w:val="24"/>
-                <w:szCs w:val="24"/>
-              </w:rPr>
-              <w:t>…….</w:t>
-            </w:r>
-            <w:proofErr w:type="gramEnd"/>
-            <w:r>
-              <w:rPr>
-                <w:sz w:val="24"/>
-                <w:szCs w:val="24"/>
-              </w:rPr>
-              <w:t>.</w:t>
+              <w:t>……………………..</w:t>
             </w:r>
           </w:p>
         </w:tc>
@@ -779,101 +477,184 @@
           <w:p>
             <w:pPr>
               <w:rPr>
+                <w:b/>
+                <w:bCs/>
+                <w:i/>
+                <w:iCs/>
                 <w:sz w:val="22"/>
                 <w:szCs w:val="22"/>
                 <w:u w:val="single"/>
                 <w:lang w:val="en-US"/>
               </w:rPr>
             </w:pPr>
-            <w:proofErr w:type="gramStart"/>
-            <w:r>
-              <w:rPr>
+            <w:r>
+              <w:rPr>
+                <w:b/>
+                <w:bCs/>
+                <w:i/>
+                <w:iCs/>
                 <w:sz w:val="24"/>
                 <w:szCs w:val="24"/>
                 <w:u w:val="single"/>
+                <w:lang w:val="en-US"/>
               </w:rPr>
               <w:t xml:space="preserve">{{ </w:t>
             </w:r>
-            <w:proofErr w:type="spellStart"/>
-            <w:r>
-              <w:rPr>
+            <w:r>
+              <w:rPr>
+                <w:b/>
+                <w:bCs/>
+                <w:i/>
+                <w:iCs/>
                 <w:sz w:val="24"/>
                 <w:szCs w:val="24"/>
                 <w:u w:val="single"/>
-              </w:rPr>
-              <w:t>doctor</w:t>
-            </w:r>
-            <w:proofErr w:type="gramEnd"/>
-            <w:r>
-              <w:rPr>
+                <w:lang w:val="en-US"/>
+              </w:rPr>
+              <w:t>doc_surname</w:t>
+            </w:r>
+            <w:r>
+              <w:rPr>
+                <w:b/>
+                <w:bCs/>
+                <w:i/>
+                <w:iCs/>
                 <w:sz w:val="24"/>
                 <w:szCs w:val="24"/>
                 <w:u w:val="single"/>
-              </w:rPr>
-              <w:t>_</w:t>
-            </w:r>
-            <w:proofErr w:type="gramStart"/>
-            <w:r>
-              <w:rPr>
+                <w:lang w:val="en-US"/>
+              </w:rPr>
+              <w:t>}}</w:t>
+            </w:r>
+            <w:r>
+              <w:rPr>
+                <w:b/>
+                <w:bCs/>
+                <w:i/>
+                <w:iCs/>
                 <w:sz w:val="24"/>
                 <w:szCs w:val="24"/>
                 <w:u w:val="single"/>
-              </w:rPr>
-              <w:t>name</w:t>
-            </w:r>
-            <w:proofErr w:type="spellEnd"/>
-            <w:r>
-              <w:rPr>
+                <w:lang w:val="en-US"/>
+              </w:rPr>
+              <w:t xml:space="preserve"> </w:t>
+            </w:r>
+            <w:r>
+              <w:rPr>
+                <w:b/>
+                <w:bCs/>
+                <w:i/>
+                <w:iCs/>
                 <w:sz w:val="24"/>
                 <w:szCs w:val="24"/>
                 <w:u w:val="single"/>
-              </w:rPr>
-              <w:t xml:space="preserve"> }</w:t>
-            </w:r>
-            <w:proofErr w:type="gramEnd"/>
-            <w:r>
-              <w:rPr>
+                <w:lang w:val="en-US"/>
+              </w:rPr>
+              <w:t>{{ doc_</w:t>
+            </w:r>
+            <w:r>
+              <w:rPr>
+                <w:b/>
+                <w:bCs/>
+                <w:i/>
+                <w:iCs/>
                 <w:sz w:val="24"/>
                 <w:szCs w:val="24"/>
                 <w:u w:val="single"/>
-              </w:rPr>
-              <w:t xml:space="preserve">}, </w:t>
-            </w:r>
-            <w:proofErr w:type="gramStart"/>
-            <w:r>
-              <w:rPr>
+                <w:lang w:val="en-US"/>
+              </w:rPr>
+              <w:t>f_</w:t>
+            </w:r>
+            <w:r>
+              <w:rPr>
+                <w:b/>
+                <w:bCs/>
+                <w:i/>
+                <w:iCs/>
                 <w:sz w:val="24"/>
                 <w:szCs w:val="24"/>
                 <w:u w:val="single"/>
-              </w:rPr>
-              <w:t xml:space="preserve">{{ </w:t>
-            </w:r>
-            <w:proofErr w:type="spellStart"/>
-            <w:r>
-              <w:rPr>
+                <w:lang w:val="en-US"/>
+              </w:rPr>
+              <w:t>name}}</w:t>
+            </w:r>
+            <w:r>
+              <w:rPr>
+                <w:b/>
+                <w:bCs/>
+                <w:i/>
+                <w:iCs/>
                 <w:sz w:val="24"/>
                 <w:szCs w:val="24"/>
                 <w:u w:val="single"/>
-              </w:rPr>
-              <w:t>doctor</w:t>
-            </w:r>
-            <w:proofErr w:type="gramEnd"/>
-            <w:r>
-              <w:rPr>
+                <w:lang w:val="en-US"/>
+              </w:rPr>
+              <w:t xml:space="preserve"> </w:t>
+            </w:r>
+            <w:r>
+              <w:rPr>
+                <w:b/>
+                <w:bCs/>
+                <w:i/>
+                <w:iCs/>
                 <w:sz w:val="24"/>
                 <w:szCs w:val="24"/>
                 <w:u w:val="single"/>
-              </w:rPr>
-              <w:t>_specialization</w:t>
-            </w:r>
-            <w:proofErr w:type="spellEnd"/>
-            <w:r>
-              <w:rPr>
+                <w:lang w:val="en-US"/>
+              </w:rPr>
+              <w:t>{{ doc_</w:t>
+            </w:r>
+            <w:r>
+              <w:rPr>
+                <w:b/>
+                <w:bCs/>
+                <w:i/>
+                <w:iCs/>
                 <w:sz w:val="24"/>
                 <w:szCs w:val="24"/>
                 <w:u w:val="single"/>
-              </w:rPr>
-              <w:t xml:space="preserve"> }}</w:t>
+                <w:lang w:val="en-US"/>
+              </w:rPr>
+              <w:t>l_</w:t>
+            </w:r>
+            <w:r>
+              <w:rPr>
+                <w:b/>
+                <w:bCs/>
+                <w:i/>
+                <w:iCs/>
+                <w:sz w:val="24"/>
+                <w:szCs w:val="24"/>
+                <w:u w:val="single"/>
+                <w:lang w:val="en-US"/>
+              </w:rPr>
+              <w:t xml:space="preserve">name}}, </w:t>
+            </w:r>
+            <w:r>
+              <w:rPr>
+                <w:b/>
+                <w:bCs/>
+                <w:i/>
+                <w:iCs/>
+                <w:sz w:val="24"/>
+                <w:szCs w:val="24"/>
+                <w:u w:val="single"/>
+                <w:lang w:val="en-US"/>
+              </w:rPr>
+              <w:t xml:space="preserve"> -</w:t>
+            </w:r>
+            <w:r>
+              <w:rPr>
+                <w:b/>
+                <w:bCs/>
+                <w:i/>
+                <w:iCs/>
+                <w:sz w:val="24"/>
+                <w:szCs w:val="24"/>
+                <w:u w:val="single"/>
+                <w:lang w:val="en-US"/>
+              </w:rPr>
+              <w:t xml:space="preserve"> {{ doctor_specialization }}</w:t>
             </w:r>
           </w:p>
         </w:tc>
@@ -894,6 +675,7 @@
               <w:rPr>
                 <w:sz w:val="24"/>
                 <w:szCs w:val="24"/>
+                <w:lang w:val="en-US"/>
               </w:rPr>
               <w:t xml:space="preserve">  </w:t>
             </w:r>
@@ -1030,16 +812,6 @@
           <w:szCs w:val="24"/>
         </w:rPr>
       </w:pPr>
-      <w:r>
-        <w:rPr>
-          <w:sz w:val="24"/>
-          <w:szCs w:val="24"/>
-        </w:rPr>
-        <w:br w:type="page"/>
-      </w:r>
-    </w:p>
-    <w:p/>
-    <w:p>
       <w:r>
         <w:rPr>
           <w:noProof/>
@@ -1192,7 +964,6 @@
               </w:rPr>
               <w:t>О</w:t>
             </w:r>
-            <w:proofErr w:type="gramStart"/>
             <w:r>
               <w:rPr>
                 <w:b/>
@@ -1202,9 +973,8 @@
                 <w:u w:val="single"/>
                 <w:lang w:val="en-US"/>
               </w:rPr>
-              <w:t>:  {{ surname</w:t>
-            </w:r>
-            <w:proofErr w:type="gramEnd"/>
+              <w:t xml:space="preserve">:  </w:t>
+            </w:r>
             <w:r>
               <w:rPr>
                 <w:b/>
@@ -1214,141 +984,8 @@
                 <w:u w:val="single"/>
                 <w:lang w:val="en-US"/>
               </w:rPr>
-              <w:t xml:space="preserve"> }} </w:t>
-            </w:r>
-            <w:proofErr w:type="gramStart"/>
-            <w:r>
-              <w:rPr>
-                <w:b/>
-                <w:i/>
-                <w:sz w:val="28"/>
-                <w:szCs w:val="28"/>
-                <w:u w:val="single"/>
-                <w:lang w:val="en-US"/>
-              </w:rPr>
-              <w:t xml:space="preserve">{{ </w:t>
-            </w:r>
-            <w:proofErr w:type="spellStart"/>
-            <w:r>
-              <w:rPr>
-                <w:b/>
-                <w:i/>
-                <w:sz w:val="28"/>
-                <w:szCs w:val="28"/>
-                <w:u w:val="single"/>
-                <w:lang w:val="en-US"/>
-              </w:rPr>
-              <w:t>first</w:t>
-            </w:r>
-            <w:proofErr w:type="gramEnd"/>
-            <w:r>
-              <w:rPr>
-                <w:b/>
-                <w:i/>
-                <w:sz w:val="28"/>
-                <w:szCs w:val="28"/>
-                <w:u w:val="single"/>
-                <w:lang w:val="en-US"/>
-              </w:rPr>
-              <w:t>_</w:t>
-            </w:r>
-            <w:proofErr w:type="gramStart"/>
-            <w:r>
-              <w:rPr>
-                <w:b/>
-                <w:i/>
-                <w:sz w:val="28"/>
-                <w:szCs w:val="28"/>
-                <w:u w:val="single"/>
-                <w:lang w:val="en-US"/>
-              </w:rPr>
-              <w:t>name</w:t>
-            </w:r>
-            <w:proofErr w:type="spellEnd"/>
-            <w:r>
-              <w:rPr>
-                <w:b/>
-                <w:i/>
-                <w:sz w:val="28"/>
-                <w:szCs w:val="28"/>
-                <w:u w:val="single"/>
-                <w:lang w:val="en-US"/>
-              </w:rPr>
-              <w:t xml:space="preserve"> }</w:t>
-            </w:r>
-            <w:proofErr w:type="gramEnd"/>
-            <w:r>
-              <w:rPr>
-                <w:b/>
-                <w:i/>
-                <w:sz w:val="28"/>
-                <w:szCs w:val="28"/>
-                <w:u w:val="single"/>
-                <w:lang w:val="en-US"/>
-              </w:rPr>
-              <w:t xml:space="preserve">} </w:t>
-            </w:r>
-            <w:proofErr w:type="gramStart"/>
-            <w:r>
-              <w:rPr>
-                <w:b/>
-                <w:i/>
-                <w:sz w:val="28"/>
-                <w:szCs w:val="28"/>
-                <w:u w:val="single"/>
-                <w:lang w:val="en-US"/>
-              </w:rPr>
-              <w:t xml:space="preserve">{{ </w:t>
-            </w:r>
-            <w:proofErr w:type="spellStart"/>
-            <w:r>
-              <w:rPr>
-                <w:b/>
-                <w:i/>
-                <w:sz w:val="28"/>
-                <w:szCs w:val="28"/>
-                <w:u w:val="single"/>
-                <w:lang w:val="en-US"/>
-              </w:rPr>
-              <w:t>last</w:t>
-            </w:r>
-            <w:proofErr w:type="gramEnd"/>
-            <w:r>
-              <w:rPr>
-                <w:b/>
-                <w:i/>
-                <w:sz w:val="28"/>
-                <w:szCs w:val="28"/>
-                <w:u w:val="single"/>
-                <w:lang w:val="en-US"/>
-              </w:rPr>
-              <w:t>_</w:t>
-            </w:r>
-            <w:proofErr w:type="gramStart"/>
-            <w:r>
-              <w:rPr>
-                <w:b/>
-                <w:i/>
-                <w:sz w:val="28"/>
-                <w:szCs w:val="28"/>
-                <w:u w:val="single"/>
-                <w:lang w:val="en-US"/>
-              </w:rPr>
-              <w:t>name</w:t>
-            </w:r>
-            <w:proofErr w:type="spellEnd"/>
-            <w:r>
-              <w:rPr>
-                <w:b/>
-                <w:i/>
-                <w:sz w:val="28"/>
-                <w:szCs w:val="28"/>
-                <w:u w:val="single"/>
-                <w:lang w:val="en-US"/>
-              </w:rPr>
-              <w:t xml:space="preserve"> }</w:t>
-            </w:r>
-            <w:proofErr w:type="gramEnd"/>
+              <w:t>{{ patient_short_name}</w:t>
+            </w:r>
             <w:r>
               <w:rPr>
                 <w:b/>
@@ -1397,7 +1034,6 @@
               </w:rPr>
               <w:t xml:space="preserve"> </w:t>
             </w:r>
-            <w:proofErr w:type="gramStart"/>
             <w:r>
               <w:rPr>
                 <w:b/>
@@ -1406,62 +1042,7 @@
                 <w:szCs w:val="28"/>
                 <w:u w:val="single"/>
               </w:rPr>
-              <w:t xml:space="preserve">{{ </w:t>
-            </w:r>
-            <w:proofErr w:type="spellStart"/>
-            <w:r>
-              <w:rPr>
-                <w:b/>
-                <w:i/>
-                <w:sz w:val="28"/>
-                <w:szCs w:val="28"/>
-                <w:u w:val="single"/>
-              </w:rPr>
-              <w:t>appointment</w:t>
-            </w:r>
-            <w:proofErr w:type="gramEnd"/>
-            <w:r>
-              <w:rPr>
-                <w:b/>
-                <w:i/>
-                <w:sz w:val="28"/>
-                <w:szCs w:val="28"/>
-                <w:u w:val="single"/>
-              </w:rPr>
-              <w:t>_</w:t>
-            </w:r>
-            <w:proofErr w:type="gramStart"/>
-            <w:r>
-              <w:rPr>
-                <w:b/>
-                <w:i/>
-                <w:sz w:val="28"/>
-                <w:szCs w:val="28"/>
-                <w:u w:val="single"/>
-              </w:rPr>
-              <w:t>date</w:t>
-            </w:r>
-            <w:proofErr w:type="spellEnd"/>
-            <w:r>
-              <w:rPr>
-                <w:b/>
-                <w:i/>
-                <w:sz w:val="28"/>
-                <w:szCs w:val="28"/>
-                <w:u w:val="single"/>
-              </w:rPr>
-              <w:t xml:space="preserve"> }</w:t>
-            </w:r>
-            <w:proofErr w:type="gramEnd"/>
-            <w:r>
-              <w:rPr>
-                <w:b/>
-                <w:i/>
-                <w:sz w:val="28"/>
-                <w:szCs w:val="28"/>
-                <w:u w:val="single"/>
-              </w:rPr>
-              <w:t>}</w:t>
+              <w:t>{{ appointment_date }}</w:t>
             </w:r>
             <w:r>
               <w:rPr>
@@ -1707,23 +1288,7 @@
           <w:sz w:val="24"/>
           <w:szCs w:val="24"/>
         </w:rPr>
-        <w:t xml:space="preserve">. Диета с низким содержанием углеводов на </w:t>
-      </w:r>
-      <w:proofErr w:type="gramStart"/>
-      <w:r>
-        <w:rPr>
-          <w:sz w:val="24"/>
-          <w:szCs w:val="24"/>
-        </w:rPr>
-        <w:t>2-3</w:t>
-      </w:r>
-      <w:proofErr w:type="gramEnd"/>
-      <w:r>
-        <w:rPr>
-          <w:sz w:val="24"/>
-          <w:szCs w:val="24"/>
-        </w:rPr>
-        <w:t xml:space="preserve"> дня.</w:t>
+        <w:t>. Диета с низким содержанием углеводов на 2-3 дня.</w:t>
       </w:r>
     </w:p>
     <w:p>
@@ -1822,9 +1387,8 @@
           <w:szCs w:val="24"/>
           <w:lang w:val="en-US"/>
         </w:rPr>
-        <w:t xml:space="preserve">: </w:t>
-      </w:r>
-      <w:proofErr w:type="gramStart"/>
+        <w:t xml:space="preserve">: {{ </w:t>
+      </w:r>
       <w:r>
         <w:rPr>
           <w:b/>
@@ -1833,9 +1397,8 @@
           <w:szCs w:val="24"/>
           <w:lang w:val="en-US"/>
         </w:rPr>
-        <w:t>{{ surname</w:t>
-      </w:r>
-      <w:proofErr w:type="gramEnd"/>
+        <w:t>patient_short_name</w:t>
+      </w:r>
       <w:r>
         <w:rPr>
           <w:b/>
@@ -1844,9 +1407,8 @@
           <w:szCs w:val="24"/>
           <w:lang w:val="en-US"/>
         </w:rPr>
-        <w:t xml:space="preserve"> }} </w:t>
-      </w:r>
-      <w:proofErr w:type="gramStart"/>
+        <w:t>}}</w:t>
+      </w:r>
       <w:r>
         <w:rPr>
           <w:b/>
@@ -1855,164 +1417,15 @@
           <w:szCs w:val="24"/>
           <w:lang w:val="en-US"/>
         </w:rPr>
-        <w:t xml:space="preserve">{{ </w:t>
-      </w:r>
-      <w:proofErr w:type="spellStart"/>
-      <w:r>
-        <w:rPr>
-          <w:b/>
-          <w:i/>
+        <w:t xml:space="preserve"> </w:t>
+      </w:r>
+      <w:r>
+        <w:rPr>
           <w:sz w:val="24"/>
           <w:szCs w:val="24"/>
           <w:lang w:val="en-US"/>
         </w:rPr>
-        <w:t>first</w:t>
-      </w:r>
-      <w:proofErr w:type="gramEnd"/>
-      <w:r>
-        <w:rPr>
-          <w:b/>
-          <w:i/>
-          <w:sz w:val="24"/>
-          <w:szCs w:val="24"/>
-          <w:lang w:val="en-US"/>
-        </w:rPr>
-        <w:t>_</w:t>
-      </w:r>
-      <w:proofErr w:type="gramStart"/>
-      <w:r>
-        <w:rPr>
-          <w:b/>
-          <w:i/>
-          <w:sz w:val="24"/>
-          <w:szCs w:val="24"/>
-          <w:lang w:val="en-US"/>
-        </w:rPr>
-        <w:t>name</w:t>
-      </w:r>
-      <w:proofErr w:type="spellEnd"/>
-      <w:r>
-        <w:rPr>
-          <w:b/>
-          <w:i/>
-          <w:sz w:val="24"/>
-          <w:szCs w:val="24"/>
-          <w:lang w:val="en-US"/>
-        </w:rPr>
-        <w:t xml:space="preserve"> }</w:t>
-      </w:r>
-      <w:proofErr w:type="gramEnd"/>
-      <w:r>
-        <w:rPr>
-          <w:b/>
-          <w:i/>
-          <w:sz w:val="24"/>
-          <w:szCs w:val="24"/>
-          <w:lang w:val="en-US"/>
-        </w:rPr>
-        <w:t xml:space="preserve">} </w:t>
-      </w:r>
-      <w:proofErr w:type="gramStart"/>
-      <w:r>
-        <w:rPr>
-          <w:b/>
-          <w:i/>
-          <w:sz w:val="24"/>
-          <w:szCs w:val="24"/>
-          <w:lang w:val="en-US"/>
-        </w:rPr>
-        <w:t xml:space="preserve">{{ </w:t>
-      </w:r>
-      <w:proofErr w:type="spellStart"/>
-      <w:r>
-        <w:rPr>
-          <w:b/>
-          <w:i/>
-          <w:sz w:val="24"/>
-          <w:szCs w:val="24"/>
-          <w:lang w:val="en-US"/>
-        </w:rPr>
-        <w:t>last</w:t>
-      </w:r>
-      <w:proofErr w:type="gramEnd"/>
-      <w:r>
-        <w:rPr>
-          <w:b/>
-          <w:i/>
-          <w:sz w:val="24"/>
-          <w:szCs w:val="24"/>
-          <w:lang w:val="en-US"/>
-        </w:rPr>
-        <w:t>_</w:t>
-      </w:r>
-      <w:proofErr w:type="gramStart"/>
-      <w:r>
-        <w:rPr>
-          <w:b/>
-          <w:i/>
-          <w:sz w:val="24"/>
-          <w:szCs w:val="24"/>
-          <w:lang w:val="en-US"/>
-        </w:rPr>
-        <w:t>name</w:t>
-      </w:r>
-      <w:proofErr w:type="spellEnd"/>
-      <w:r>
-        <w:rPr>
-          <w:b/>
-          <w:i/>
-          <w:sz w:val="24"/>
-          <w:szCs w:val="24"/>
-          <w:lang w:val="en-US"/>
-        </w:rPr>
-        <w:t xml:space="preserve"> }</w:t>
-      </w:r>
-      <w:proofErr w:type="gramEnd"/>
-      <w:r>
-        <w:rPr>
-          <w:b/>
-          <w:i/>
-          <w:sz w:val="24"/>
-          <w:szCs w:val="24"/>
-          <w:lang w:val="en-US"/>
-        </w:rPr>
-        <w:t>}</w:t>
-      </w:r>
-      <w:r>
-        <w:rPr>
-          <w:b/>
-          <w:i/>
-          <w:sz w:val="24"/>
-          <w:szCs w:val="24"/>
-          <w:lang w:val="en-US"/>
-        </w:rPr>
-        <w:t xml:space="preserve"> </w:t>
-      </w:r>
-      <w:r>
-        <w:rPr>
-          <w:sz w:val="24"/>
-          <w:szCs w:val="24"/>
-          <w:lang w:val="en-US"/>
-        </w:rPr>
-        <w:t>/…………</w:t>
-      </w:r>
-      <w:proofErr w:type="gramStart"/>
-      <w:r>
-        <w:rPr>
-          <w:sz w:val="24"/>
-          <w:szCs w:val="24"/>
-          <w:lang w:val="en-US"/>
-        </w:rPr>
-        <w:t>…….</w:t>
-      </w:r>
-      <w:proofErr w:type="gramEnd"/>
-      <w:r>
-        <w:rPr>
-          <w:sz w:val="24"/>
-          <w:szCs w:val="24"/>
-          <w:lang w:val="en-US"/>
-        </w:rPr>
-        <w:t>.</w:t>
+        <w:t>/………………..</w:t>
       </w:r>
     </w:p>
     <w:p>
@@ -2061,9 +1474,8 @@
           <w:szCs w:val="24"/>
           <w:lang w:val="en-US"/>
         </w:rPr>
-        <w:t xml:space="preserve">: </w:t>
-      </w:r>
-      <w:proofErr w:type="gramStart"/>
+        <w:t>: {{ doctor_name }}</w:t>
+      </w:r>
       <w:r>
         <w:rPr>
           <w:b/>
@@ -2072,9 +1484,8 @@
           <w:szCs w:val="24"/>
           <w:lang w:val="en-US"/>
         </w:rPr>
-        <w:t xml:space="preserve">{{ </w:t>
-      </w:r>
-      <w:proofErr w:type="spellStart"/>
+        <w:t xml:space="preserve"> </w:t>
+      </w:r>
       <w:r>
         <w:rPr>
           <w:b/>
@@ -2083,161 +1494,23 @@
           <w:szCs w:val="24"/>
           <w:lang w:val="en-US"/>
         </w:rPr>
-        <w:t>doctor</w:t>
-      </w:r>
-      <w:proofErr w:type="gramEnd"/>
-      <w:r>
-        <w:rPr>
-          <w:b/>
-          <w:i/>
+        <w:t xml:space="preserve"> </w:t>
+      </w:r>
+      <w:r>
+        <w:rPr>
           <w:sz w:val="24"/>
           <w:szCs w:val="24"/>
           <w:lang w:val="en-US"/>
         </w:rPr>
-        <w:t>_</w:t>
-      </w:r>
-      <w:proofErr w:type="gramStart"/>
-      <w:r>
-        <w:rPr>
-          <w:b/>
-          <w:i/>
+        <w:t>/…</w:t>
+      </w:r>
+      <w:r>
+        <w:rPr>
           <w:sz w:val="24"/>
           <w:szCs w:val="24"/>
           <w:lang w:val="en-US"/>
         </w:rPr>
-        <w:t>name</w:t>
-      </w:r>
-      <w:proofErr w:type="spellEnd"/>
-      <w:r>
-        <w:rPr>
-          <w:b/>
-          <w:i/>
-          <w:sz w:val="24"/>
-          <w:szCs w:val="24"/>
-          <w:lang w:val="en-US"/>
-        </w:rPr>
-        <w:t xml:space="preserve"> }</w:t>
-      </w:r>
-      <w:proofErr w:type="gramEnd"/>
-      <w:r>
-        <w:rPr>
-          <w:b/>
-          <w:i/>
-          <w:sz w:val="24"/>
-          <w:szCs w:val="24"/>
-          <w:lang w:val="en-US"/>
-        </w:rPr>
-        <w:t xml:space="preserve">}, </w:t>
-      </w:r>
-      <w:proofErr w:type="gramStart"/>
-      <w:r>
-        <w:rPr>
-          <w:b/>
-          <w:i/>
-          <w:sz w:val="24"/>
-          <w:szCs w:val="24"/>
-          <w:lang w:val="en-US"/>
-        </w:rPr>
-        <w:t xml:space="preserve">{{ </w:t>
-      </w:r>
-      <w:proofErr w:type="spellStart"/>
-      <w:r>
-        <w:rPr>
-          <w:b/>
-          <w:i/>
-          <w:sz w:val="24"/>
-          <w:szCs w:val="24"/>
-          <w:lang w:val="en-US"/>
-        </w:rPr>
-        <w:t>doctor</w:t>
-      </w:r>
-      <w:proofErr w:type="gramEnd"/>
-      <w:r>
-        <w:rPr>
-          <w:b/>
-          <w:i/>
-          <w:sz w:val="24"/>
-          <w:szCs w:val="24"/>
-          <w:lang w:val="en-US"/>
-        </w:rPr>
-        <w:t>_</w:t>
-      </w:r>
-      <w:proofErr w:type="gramStart"/>
-      <w:r>
-        <w:rPr>
-          <w:b/>
-          <w:i/>
-          <w:sz w:val="24"/>
-          <w:szCs w:val="24"/>
-          <w:lang w:val="en-US"/>
-        </w:rPr>
-        <w:t>specialization</w:t>
-      </w:r>
-      <w:proofErr w:type="spellEnd"/>
-      <w:r>
-        <w:rPr>
-          <w:b/>
-          <w:i/>
-          <w:sz w:val="24"/>
-          <w:szCs w:val="24"/>
-          <w:lang w:val="en-US"/>
-        </w:rPr>
-        <w:t xml:space="preserve"> }</w:t>
-      </w:r>
-      <w:proofErr w:type="gramEnd"/>
-      <w:r>
-        <w:rPr>
-          <w:b/>
-          <w:i/>
-          <w:sz w:val="24"/>
-          <w:szCs w:val="24"/>
-          <w:lang w:val="en-US"/>
-        </w:rPr>
-        <w:t>}</w:t>
-      </w:r>
-      <w:r>
-        <w:rPr>
-          <w:b/>
-          <w:i/>
-          <w:sz w:val="24"/>
-          <w:szCs w:val="24"/>
-          <w:lang w:val="en-US"/>
-        </w:rPr>
-        <w:t xml:space="preserve"> </w:t>
-      </w:r>
-      <w:r>
-        <w:rPr>
-          <w:sz w:val="24"/>
-          <w:szCs w:val="24"/>
-          <w:lang w:val="en-US"/>
-        </w:rPr>
-        <w:t>/…</w:t>
-      </w:r>
-      <w:r>
-        <w:rPr>
-          <w:sz w:val="24"/>
-          <w:szCs w:val="24"/>
-          <w:lang w:val="en-US"/>
-        </w:rPr>
-        <w:t>………</w:t>
-      </w:r>
-      <w:proofErr w:type="gramStart"/>
-      <w:r>
-        <w:rPr>
-          <w:sz w:val="24"/>
-          <w:szCs w:val="24"/>
-          <w:lang w:val="en-US"/>
-        </w:rPr>
-        <w:t>…….</w:t>
-      </w:r>
-      <w:proofErr w:type="gramEnd"/>
-      <w:r>
-        <w:rPr>
-          <w:sz w:val="24"/>
-          <w:szCs w:val="24"/>
-          <w:lang w:val="en-US"/>
-        </w:rPr>
-        <w:t>.</w:t>
+        <w:t>……………..</w:t>
       </w:r>
     </w:p>
     <w:sectPr>

--- a/patients/templates/patients/docs/informed_consent_GKSP_template.docx
+++ b/patients/templates/patients/docs/informed_consent_GKSP_template.docx
@@ -122,6 +122,7 @@
         </w:rPr>
         <w:t xml:space="preserve">, </w:t>
       </w:r>
+      <w:proofErr w:type="gramStart"/>
       <w:r>
         <w:rPr>
           <w:b/>
@@ -131,7 +132,235 @@
           <w:u w:val="single"/>
           <w:lang w:val="en-US"/>
         </w:rPr>
-        <w:t xml:space="preserve">{{ surname }} {{ first_name }} {{ last_name }}, {{ date_of_birth }} </w:t>
+        <w:t>{{ surname</w:t>
+      </w:r>
+      <w:proofErr w:type="gramEnd"/>
+      <w:r>
+        <w:rPr>
+          <w:b/>
+          <w:bCs/>
+          <w:sz w:val="24"/>
+          <w:szCs w:val="24"/>
+          <w:u w:val="single"/>
+          <w:lang w:val="en-US"/>
+        </w:rPr>
+        <w:t xml:space="preserve"> }} </w:t>
+      </w:r>
+      <w:proofErr w:type="gramStart"/>
+      <w:r>
+        <w:rPr>
+          <w:b/>
+          <w:bCs/>
+          <w:sz w:val="24"/>
+          <w:szCs w:val="24"/>
+          <w:u w:val="single"/>
+          <w:lang w:val="en-US"/>
+        </w:rPr>
+        <w:t xml:space="preserve">{{ </w:t>
+      </w:r>
+      <w:proofErr w:type="spellStart"/>
+      <w:r>
+        <w:rPr>
+          <w:b/>
+          <w:bCs/>
+          <w:sz w:val="24"/>
+          <w:szCs w:val="24"/>
+          <w:u w:val="single"/>
+          <w:lang w:val="en-US"/>
+        </w:rPr>
+        <w:t>first</w:t>
+      </w:r>
+      <w:proofErr w:type="gramEnd"/>
+      <w:r>
+        <w:rPr>
+          <w:b/>
+          <w:bCs/>
+          <w:sz w:val="24"/>
+          <w:szCs w:val="24"/>
+          <w:u w:val="single"/>
+          <w:lang w:val="en-US"/>
+        </w:rPr>
+        <w:t>_</w:t>
+      </w:r>
+      <w:proofErr w:type="gramStart"/>
+      <w:r>
+        <w:rPr>
+          <w:b/>
+          <w:bCs/>
+          <w:sz w:val="24"/>
+          <w:szCs w:val="24"/>
+          <w:u w:val="single"/>
+          <w:lang w:val="en-US"/>
+        </w:rPr>
+        <w:t>name</w:t>
+      </w:r>
+      <w:proofErr w:type="spellEnd"/>
+      <w:r>
+        <w:rPr>
+          <w:b/>
+          <w:bCs/>
+          <w:sz w:val="24"/>
+          <w:szCs w:val="24"/>
+          <w:u w:val="single"/>
+          <w:lang w:val="en-US"/>
+        </w:rPr>
+        <w:t xml:space="preserve"> }</w:t>
+      </w:r>
+      <w:proofErr w:type="gramEnd"/>
+      <w:r>
+        <w:rPr>
+          <w:b/>
+          <w:bCs/>
+          <w:sz w:val="24"/>
+          <w:szCs w:val="24"/>
+          <w:u w:val="single"/>
+          <w:lang w:val="en-US"/>
+        </w:rPr>
+        <w:t xml:space="preserve">} </w:t>
+      </w:r>
+      <w:proofErr w:type="gramStart"/>
+      <w:r>
+        <w:rPr>
+          <w:b/>
+          <w:bCs/>
+          <w:sz w:val="24"/>
+          <w:szCs w:val="24"/>
+          <w:u w:val="single"/>
+          <w:lang w:val="en-US"/>
+        </w:rPr>
+        <w:t xml:space="preserve">{{ </w:t>
+      </w:r>
+      <w:proofErr w:type="spellStart"/>
+      <w:r>
+        <w:rPr>
+          <w:b/>
+          <w:bCs/>
+          <w:sz w:val="24"/>
+          <w:szCs w:val="24"/>
+          <w:u w:val="single"/>
+          <w:lang w:val="en-US"/>
+        </w:rPr>
+        <w:t>last</w:t>
+      </w:r>
+      <w:proofErr w:type="gramEnd"/>
+      <w:r>
+        <w:rPr>
+          <w:b/>
+          <w:bCs/>
+          <w:sz w:val="24"/>
+          <w:szCs w:val="24"/>
+          <w:u w:val="single"/>
+          <w:lang w:val="en-US"/>
+        </w:rPr>
+        <w:t>_</w:t>
+      </w:r>
+      <w:proofErr w:type="gramStart"/>
+      <w:r>
+        <w:rPr>
+          <w:b/>
+          <w:bCs/>
+          <w:sz w:val="24"/>
+          <w:szCs w:val="24"/>
+          <w:u w:val="single"/>
+          <w:lang w:val="en-US"/>
+        </w:rPr>
+        <w:t>name</w:t>
+      </w:r>
+      <w:proofErr w:type="spellEnd"/>
+      <w:r>
+        <w:rPr>
+          <w:b/>
+          <w:bCs/>
+          <w:sz w:val="24"/>
+          <w:szCs w:val="24"/>
+          <w:u w:val="single"/>
+          <w:lang w:val="en-US"/>
+        </w:rPr>
+        <w:t xml:space="preserve"> }</w:t>
+      </w:r>
+      <w:proofErr w:type="gramEnd"/>
+      <w:r>
+        <w:rPr>
+          <w:b/>
+          <w:bCs/>
+          <w:sz w:val="24"/>
+          <w:szCs w:val="24"/>
+          <w:u w:val="single"/>
+          <w:lang w:val="en-US"/>
+        </w:rPr>
+        <w:t xml:space="preserve">}, </w:t>
+      </w:r>
+      <w:proofErr w:type="gramStart"/>
+      <w:r>
+        <w:rPr>
+          <w:b/>
+          <w:bCs/>
+          <w:sz w:val="24"/>
+          <w:szCs w:val="24"/>
+          <w:u w:val="single"/>
+          <w:lang w:val="en-US"/>
+        </w:rPr>
+        <w:t xml:space="preserve">{{ </w:t>
+      </w:r>
+      <w:proofErr w:type="spellStart"/>
+      <w:r>
+        <w:rPr>
+          <w:b/>
+          <w:bCs/>
+          <w:sz w:val="24"/>
+          <w:szCs w:val="24"/>
+          <w:u w:val="single"/>
+          <w:lang w:val="en-US"/>
+        </w:rPr>
+        <w:t>date</w:t>
+      </w:r>
+      <w:proofErr w:type="gramEnd"/>
+      <w:r>
+        <w:rPr>
+          <w:b/>
+          <w:bCs/>
+          <w:sz w:val="24"/>
+          <w:szCs w:val="24"/>
+          <w:u w:val="single"/>
+          <w:lang w:val="en-US"/>
+        </w:rPr>
+        <w:t>_of_</w:t>
+      </w:r>
+      <w:proofErr w:type="gramStart"/>
+      <w:r>
+        <w:rPr>
+          <w:b/>
+          <w:bCs/>
+          <w:sz w:val="24"/>
+          <w:szCs w:val="24"/>
+          <w:u w:val="single"/>
+          <w:lang w:val="en-US"/>
+        </w:rPr>
+        <w:t>birth</w:t>
+      </w:r>
+      <w:proofErr w:type="spellEnd"/>
+      <w:r>
+        <w:rPr>
+          <w:b/>
+          <w:bCs/>
+          <w:sz w:val="24"/>
+          <w:szCs w:val="24"/>
+          <w:u w:val="single"/>
+          <w:lang w:val="en-US"/>
+        </w:rPr>
+        <w:t xml:space="preserve"> }</w:t>
+      </w:r>
+      <w:proofErr w:type="gramEnd"/>
+      <w:r>
+        <w:rPr>
+          <w:b/>
+          <w:bCs/>
+          <w:sz w:val="24"/>
+          <w:szCs w:val="24"/>
+          <w:u w:val="single"/>
+          <w:lang w:val="en-US"/>
+        </w:rPr>
+        <w:t xml:space="preserve">} </w:t>
       </w:r>
       <w:r>
         <w:rPr>
@@ -209,7 +438,23 @@
           <w:sz w:val="24"/>
           <w:szCs w:val="24"/>
         </w:rPr>
-        <w:t>Даю согласие на проведение мне (представляемому) лечащим врачом (в т.ч. медицинскими работниками, участвующими в предоставлении медицинской помощи).</w:t>
+        <w:t xml:space="preserve">Даю согласие на проведение мне (представляемому) лечащим врачом (в </w:t>
+      </w:r>
+      <w:proofErr w:type="gramStart"/>
+      <w:r>
+        <w:rPr>
+          <w:sz w:val="24"/>
+          <w:szCs w:val="24"/>
+        </w:rPr>
+        <w:t>т.ч.</w:t>
+      </w:r>
+      <w:proofErr w:type="gramEnd"/>
+      <w:r>
+        <w:rPr>
+          <w:sz w:val="24"/>
+          <w:szCs w:val="24"/>
+        </w:rPr>
+        <w:t xml:space="preserve"> медицинскими работниками, участвующими в предоставлении медицинской помощи).</w:t>
       </w:r>
     </w:p>
     <w:p>
@@ -255,7 +500,23 @@
           <w:sz w:val="24"/>
           <w:szCs w:val="24"/>
         </w:rPr>
-        <w:t>Внутрисуставные пункции и периартикулярные блокады.</w:t>
+        <w:t xml:space="preserve">Внутрисуставные пункции и </w:t>
+      </w:r>
+      <w:proofErr w:type="spellStart"/>
+      <w:r>
+        <w:rPr>
+          <w:sz w:val="24"/>
+          <w:szCs w:val="24"/>
+        </w:rPr>
+        <w:t>периартикулярные</w:t>
+      </w:r>
+      <w:proofErr w:type="spellEnd"/>
+      <w:r>
+        <w:rPr>
+          <w:sz w:val="24"/>
+          <w:szCs w:val="24"/>
+        </w:rPr>
+        <w:t xml:space="preserve"> блокады.</w:t>
       </w:r>
     </w:p>
     <w:p>
@@ -362,12 +623,37 @@
                 <w:szCs w:val="24"/>
               </w:rPr>
             </w:pPr>
+            <w:proofErr w:type="gramStart"/>
             <w:r>
               <w:rPr>
                 <w:sz w:val="24"/>
                 <w:szCs w:val="24"/>
               </w:rPr>
-              <w:t>{{ appointment_date }}</w:t>
+              <w:t xml:space="preserve">{{ </w:t>
+            </w:r>
+            <w:proofErr w:type="spellStart"/>
+            <w:r>
+              <w:rPr>
+                <w:sz w:val="24"/>
+                <w:szCs w:val="24"/>
+              </w:rPr>
+              <w:t>appointment</w:t>
+            </w:r>
+            <w:proofErr w:type="gramEnd"/>
+            <w:r>
+              <w:rPr>
+                <w:sz w:val="24"/>
+                <w:szCs w:val="24"/>
+              </w:rPr>
+              <w:t>_date</w:t>
+            </w:r>
+            <w:proofErr w:type="spellEnd"/>
+            <w:r>
+              <w:rPr>
+                <w:sz w:val="24"/>
+                <w:szCs w:val="24"/>
+              </w:rPr>
+              <w:t xml:space="preserve"> }}</w:t>
             </w:r>
           </w:p>
         </w:tc>
@@ -396,7 +682,23 @@
                 <w:sz w:val="24"/>
                 <w:szCs w:val="24"/>
               </w:rPr>
-              <w:t>……………………..</w:t>
+              <w:t>………………</w:t>
+            </w:r>
+            <w:proofErr w:type="gramStart"/>
+            <w:r>
+              <w:rPr>
+                <w:sz w:val="24"/>
+                <w:szCs w:val="24"/>
+              </w:rPr>
+              <w:t>…….</w:t>
+            </w:r>
+            <w:proofErr w:type="gramEnd"/>
+            <w:r>
+              <w:rPr>
+                <w:sz w:val="24"/>
+                <w:szCs w:val="24"/>
+              </w:rPr>
+              <w:t>.</w:t>
             </w:r>
           </w:p>
         </w:tc>
@@ -428,6 +730,7 @@
     </w:p>
     <w:p>
       <w:pPr>
+        <w:jc w:val="right"/>
         <w:rPr>
           <w:sz w:val="24"/>
           <w:szCs w:val="24"/>
@@ -487,43 +790,60 @@
                 <w:lang w:val="en-US"/>
               </w:rPr>
             </w:pPr>
+            <w:proofErr w:type="gramStart"/>
             <w:r>
               <w:rPr>
                 <w:b/>
                 <w:bCs/>
                 <w:i/>
                 <w:iCs/>
-                <w:sz w:val="24"/>
-                <w:szCs w:val="24"/>
+                <w:sz w:val="22"/>
+                <w:szCs w:val="22"/>
                 <w:u w:val="single"/>
                 <w:lang w:val="en-US"/>
               </w:rPr>
               <w:t xml:space="preserve">{{ </w:t>
             </w:r>
+            <w:proofErr w:type="spellStart"/>
             <w:r>
               <w:rPr>
                 <w:b/>
                 <w:bCs/>
                 <w:i/>
                 <w:iCs/>
-                <w:sz w:val="24"/>
-                <w:szCs w:val="24"/>
+                <w:sz w:val="22"/>
+                <w:szCs w:val="22"/>
                 <w:u w:val="single"/>
                 <w:lang w:val="en-US"/>
               </w:rPr>
-              <w:t>doc_surname</w:t>
-            </w:r>
+              <w:t>doc</w:t>
+            </w:r>
+            <w:proofErr w:type="gramEnd"/>
             <w:r>
               <w:rPr>
                 <w:b/>
                 <w:bCs/>
                 <w:i/>
                 <w:iCs/>
-                <w:sz w:val="24"/>
-                <w:szCs w:val="24"/>
+                <w:sz w:val="22"/>
+                <w:szCs w:val="22"/>
                 <w:u w:val="single"/>
                 <w:lang w:val="en-US"/>
               </w:rPr>
+              <w:t>_surname</w:t>
+            </w:r>
+            <w:proofErr w:type="spellEnd"/>
+            <w:r>
+              <w:rPr>
+                <w:b/>
+                <w:bCs/>
+                <w:i/>
+                <w:iCs/>
+                <w:sz w:val="22"/>
+                <w:szCs w:val="22"/>
+                <w:u w:val="single"/>
+                <w:lang w:val="en-US"/>
+              </w:rPr>
               <w:t>}}</w:t>
             </w:r>
             <w:r>
@@ -532,129 +852,208 @@
                 <w:bCs/>
                 <w:i/>
                 <w:iCs/>
-                <w:sz w:val="24"/>
-                <w:szCs w:val="24"/>
+                <w:sz w:val="22"/>
+                <w:szCs w:val="22"/>
                 <w:u w:val="single"/>
                 <w:lang w:val="en-US"/>
               </w:rPr>
               <w:t xml:space="preserve"> </w:t>
             </w:r>
+            <w:proofErr w:type="gramStart"/>
             <w:r>
               <w:rPr>
                 <w:b/>
                 <w:bCs/>
                 <w:i/>
                 <w:iCs/>
-                <w:sz w:val="24"/>
-                <w:szCs w:val="24"/>
+                <w:sz w:val="22"/>
+                <w:szCs w:val="22"/>
                 <w:u w:val="single"/>
                 <w:lang w:val="en-US"/>
               </w:rPr>
-              <w:t>{{ doc_</w:t>
-            </w:r>
+              <w:t xml:space="preserve">{{ </w:t>
+            </w:r>
+            <w:proofErr w:type="spellStart"/>
             <w:r>
               <w:rPr>
                 <w:b/>
                 <w:bCs/>
                 <w:i/>
                 <w:iCs/>
-                <w:sz w:val="24"/>
-                <w:szCs w:val="24"/>
+                <w:sz w:val="22"/>
+                <w:szCs w:val="22"/>
                 <w:u w:val="single"/>
                 <w:lang w:val="en-US"/>
               </w:rPr>
-              <w:t>f_</w:t>
-            </w:r>
+              <w:t>doc</w:t>
+            </w:r>
+            <w:proofErr w:type="gramEnd"/>
             <w:r>
               <w:rPr>
                 <w:b/>
                 <w:bCs/>
                 <w:i/>
                 <w:iCs/>
-                <w:sz w:val="24"/>
-                <w:szCs w:val="24"/>
+                <w:sz w:val="22"/>
+                <w:szCs w:val="22"/>
                 <w:u w:val="single"/>
                 <w:lang w:val="en-US"/>
               </w:rPr>
-              <w:t>name}}</w:t>
-            </w:r>
+              <w:t>_f_name</w:t>
+            </w:r>
+            <w:proofErr w:type="spellEnd"/>
             <w:r>
               <w:rPr>
                 <w:b/>
                 <w:bCs/>
                 <w:i/>
                 <w:iCs/>
-                <w:sz w:val="24"/>
-                <w:szCs w:val="24"/>
+                <w:sz w:val="22"/>
+                <w:szCs w:val="22"/>
                 <w:u w:val="single"/>
                 <w:lang w:val="en-US"/>
               </w:rPr>
+              <w:t xml:space="preserve">}} </w:t>
+            </w:r>
+            <w:proofErr w:type="gramStart"/>
+            <w:r>
+              <w:rPr>
+                <w:b/>
+                <w:bCs/>
+                <w:i/>
+                <w:iCs/>
+                <w:sz w:val="22"/>
+                <w:szCs w:val="22"/>
+                <w:u w:val="single"/>
+                <w:lang w:val="en-US"/>
+              </w:rPr>
+              <w:t xml:space="preserve">{{ </w:t>
+            </w:r>
+            <w:proofErr w:type="spellStart"/>
+            <w:r>
+              <w:rPr>
+                <w:b/>
+                <w:bCs/>
+                <w:i/>
+                <w:iCs/>
+                <w:sz w:val="22"/>
+                <w:szCs w:val="22"/>
+                <w:u w:val="single"/>
+                <w:lang w:val="en-US"/>
+              </w:rPr>
+              <w:t>doc</w:t>
+            </w:r>
+            <w:proofErr w:type="gramEnd"/>
+            <w:r>
+              <w:rPr>
+                <w:b/>
+                <w:bCs/>
+                <w:i/>
+                <w:iCs/>
+                <w:sz w:val="22"/>
+                <w:szCs w:val="22"/>
+                <w:u w:val="single"/>
+                <w:lang w:val="en-US"/>
+              </w:rPr>
+              <w:t>_l_name</w:t>
+            </w:r>
+            <w:proofErr w:type="spellEnd"/>
+            <w:r>
+              <w:rPr>
+                <w:b/>
+                <w:bCs/>
+                <w:i/>
+                <w:iCs/>
+                <w:sz w:val="22"/>
+                <w:szCs w:val="22"/>
+                <w:u w:val="single"/>
+                <w:lang w:val="en-US"/>
+              </w:rPr>
+              <w:t>}</w:t>
+            </w:r>
+            <w:proofErr w:type="gramStart"/>
+            <w:r>
+              <w:rPr>
+                <w:b/>
+                <w:bCs/>
+                <w:i/>
+                <w:iCs/>
+                <w:sz w:val="22"/>
+                <w:szCs w:val="22"/>
+                <w:u w:val="single"/>
+                <w:lang w:val="en-US"/>
+              </w:rPr>
+              <w:t>},  -</w:t>
+            </w:r>
+            <w:proofErr w:type="gramEnd"/>
+            <w:r>
+              <w:rPr>
+                <w:b/>
+                <w:bCs/>
+                <w:i/>
+                <w:iCs/>
+                <w:sz w:val="22"/>
+                <w:szCs w:val="22"/>
+                <w:u w:val="single"/>
+                <w:lang w:val="en-US"/>
+              </w:rPr>
               <w:t xml:space="preserve"> </w:t>
             </w:r>
+            <w:proofErr w:type="gramStart"/>
             <w:r>
               <w:rPr>
                 <w:b/>
                 <w:bCs/>
                 <w:i/>
                 <w:iCs/>
-                <w:sz w:val="24"/>
-                <w:szCs w:val="24"/>
+                <w:sz w:val="22"/>
+                <w:szCs w:val="22"/>
                 <w:u w:val="single"/>
                 <w:lang w:val="en-US"/>
               </w:rPr>
-              <w:t>{{ doc_</w:t>
-            </w:r>
+              <w:t xml:space="preserve">{{ </w:t>
+            </w:r>
+            <w:proofErr w:type="spellStart"/>
             <w:r>
               <w:rPr>
                 <w:b/>
                 <w:bCs/>
                 <w:i/>
                 <w:iCs/>
-                <w:sz w:val="24"/>
-                <w:szCs w:val="24"/>
+                <w:sz w:val="22"/>
+                <w:szCs w:val="22"/>
                 <w:u w:val="single"/>
                 <w:lang w:val="en-US"/>
               </w:rPr>
-              <w:t>l_</w:t>
-            </w:r>
+              <w:t>doctor</w:t>
+            </w:r>
+            <w:proofErr w:type="gramEnd"/>
             <w:r>
               <w:rPr>
                 <w:b/>
                 <w:bCs/>
                 <w:i/>
                 <w:iCs/>
-                <w:sz w:val="24"/>
-                <w:szCs w:val="24"/>
+                <w:sz w:val="22"/>
+                <w:szCs w:val="22"/>
                 <w:u w:val="single"/>
                 <w:lang w:val="en-US"/>
               </w:rPr>
-              <w:t xml:space="preserve">name}}, </w:t>
-            </w:r>
+              <w:t>_specialization</w:t>
+            </w:r>
+            <w:proofErr w:type="spellEnd"/>
             <w:r>
               <w:rPr>
                 <w:b/>
                 <w:bCs/>
                 <w:i/>
                 <w:iCs/>
-                <w:sz w:val="24"/>
-                <w:szCs w:val="24"/>
+                <w:sz w:val="22"/>
+                <w:szCs w:val="22"/>
                 <w:u w:val="single"/>
                 <w:lang w:val="en-US"/>
               </w:rPr>
-              <w:t xml:space="preserve"> -</w:t>
-            </w:r>
-            <w:r>
-              <w:rPr>
-                <w:b/>
-                <w:bCs/>
-                <w:i/>
-                <w:iCs/>
-                <w:sz w:val="24"/>
-                <w:szCs w:val="24"/>
-                <w:u w:val="single"/>
-                <w:lang w:val="en-US"/>
-              </w:rPr>
-              <w:t xml:space="preserve"> {{ doctor_specialization }}</w:t>
+              <w:t xml:space="preserve"> }}</w:t>
             </w:r>
           </w:p>
         </w:tc>
@@ -662,6 +1061,15 @@
           <w:tcPr>
             <w:tcW w:w="2639" w:type="dxa"/>
           </w:tcPr>
+          <w:p>
+            <w:pPr>
+              <w:jc w:val="right"/>
+              <w:rPr>
+                <w:sz w:val="24"/>
+                <w:szCs w:val="24"/>
+              </w:rPr>
+            </w:pPr>
+          </w:p>
           <w:p>
             <w:pPr>
               <w:jc w:val="right"/>
@@ -964,6 +1372,7 @@
               </w:rPr>
               <w:t>О</w:t>
             </w:r>
+            <w:proofErr w:type="gramStart"/>
             <w:r>
               <w:rPr>
                 <w:b/>
@@ -984,8 +1393,9 @@
                 <w:u w:val="single"/>
                 <w:lang w:val="en-US"/>
               </w:rPr>
-              <w:t>{{ patient_short_name}</w:t>
-            </w:r>
+              <w:t xml:space="preserve">{{ </w:t>
+            </w:r>
+            <w:proofErr w:type="spellStart"/>
             <w:r>
               <w:rPr>
                 <w:b/>
@@ -995,7 +1405,55 @@
                 <w:u w:val="single"/>
                 <w:lang w:val="en-US"/>
               </w:rPr>
-              <w:t xml:space="preserve">}                                                                                    </w:t>
+              <w:t>patient</w:t>
+            </w:r>
+            <w:proofErr w:type="gramEnd"/>
+            <w:r>
+              <w:rPr>
+                <w:b/>
+                <w:i/>
+                <w:sz w:val="28"/>
+                <w:szCs w:val="28"/>
+                <w:u w:val="single"/>
+                <w:lang w:val="en-US"/>
+              </w:rPr>
+              <w:t>_short_name</w:t>
+            </w:r>
+            <w:proofErr w:type="spellEnd"/>
+            <w:proofErr w:type="gramStart"/>
+            <w:r>
+              <w:rPr>
+                <w:b/>
+                <w:i/>
+                <w:sz w:val="28"/>
+                <w:szCs w:val="28"/>
+                <w:u w:val="single"/>
+                <w:lang w:val="en-US"/>
+              </w:rPr>
+              <w:t>}</w:t>
+            </w:r>
+            <w:r>
+              <w:rPr>
+                <w:b/>
+                <w:i/>
+                <w:sz w:val="28"/>
+                <w:szCs w:val="28"/>
+                <w:u w:val="single"/>
+                <w:lang w:val="en-US"/>
+              </w:rPr>
+              <w:t xml:space="preserve">}   </w:t>
+            </w:r>
+            <w:proofErr w:type="gramEnd"/>
+            <w:r>
+              <w:rPr>
+                <w:b/>
+                <w:i/>
+                <w:sz w:val="28"/>
+                <w:szCs w:val="28"/>
+                <w:u w:val="single"/>
+                <w:lang w:val="en-US"/>
+              </w:rPr>
+              <w:t xml:space="preserve">                                                                                 </w:t>
             </w:r>
           </w:p>
         </w:tc>
@@ -1034,6 +1492,7 @@
               </w:rPr>
               <w:t xml:space="preserve"> </w:t>
             </w:r>
+            <w:proofErr w:type="gramStart"/>
             <w:r>
               <w:rPr>
                 <w:b/>
@@ -1042,7 +1501,62 @@
                 <w:szCs w:val="28"/>
                 <w:u w:val="single"/>
               </w:rPr>
-              <w:t>{{ appointment_date }}</w:t>
+              <w:t xml:space="preserve">{{ </w:t>
+            </w:r>
+            <w:proofErr w:type="spellStart"/>
+            <w:r>
+              <w:rPr>
+                <w:b/>
+                <w:i/>
+                <w:sz w:val="28"/>
+                <w:szCs w:val="28"/>
+                <w:u w:val="single"/>
+              </w:rPr>
+              <w:t>appointment</w:t>
+            </w:r>
+            <w:proofErr w:type="gramEnd"/>
+            <w:r>
+              <w:rPr>
+                <w:b/>
+                <w:i/>
+                <w:sz w:val="28"/>
+                <w:szCs w:val="28"/>
+                <w:u w:val="single"/>
+              </w:rPr>
+              <w:t>_</w:t>
+            </w:r>
+            <w:proofErr w:type="gramStart"/>
+            <w:r>
+              <w:rPr>
+                <w:b/>
+                <w:i/>
+                <w:sz w:val="28"/>
+                <w:szCs w:val="28"/>
+                <w:u w:val="single"/>
+              </w:rPr>
+              <w:t>date</w:t>
+            </w:r>
+            <w:proofErr w:type="spellEnd"/>
+            <w:r>
+              <w:rPr>
+                <w:b/>
+                <w:i/>
+                <w:sz w:val="28"/>
+                <w:szCs w:val="28"/>
+                <w:u w:val="single"/>
+              </w:rPr>
+              <w:t xml:space="preserve"> }</w:t>
+            </w:r>
+            <w:proofErr w:type="gramEnd"/>
+            <w:r>
+              <w:rPr>
+                <w:b/>
+                <w:i/>
+                <w:sz w:val="28"/>
+                <w:szCs w:val="28"/>
+                <w:u w:val="single"/>
+              </w:rPr>
+              <w:t>}</w:t>
             </w:r>
             <w:r>
               <w:rPr>
@@ -1288,7 +1802,23 @@
           <w:sz w:val="24"/>
           <w:szCs w:val="24"/>
         </w:rPr>
-        <w:t>. Диета с низким содержанием углеводов на 2-3 дня.</w:t>
+        <w:t xml:space="preserve">. Диета с низким содержанием углеводов на </w:t>
+      </w:r>
+      <w:proofErr w:type="gramStart"/>
+      <w:r>
+        <w:rPr>
+          <w:sz w:val="24"/>
+          <w:szCs w:val="24"/>
+        </w:rPr>
+        <w:t>2-3</w:t>
+      </w:r>
+      <w:proofErr w:type="gramEnd"/>
+      <w:r>
+        <w:rPr>
+          <w:sz w:val="24"/>
+          <w:szCs w:val="24"/>
+        </w:rPr>
+        <w:t xml:space="preserve"> дня.</w:t>
       </w:r>
     </w:p>
     <w:p>
@@ -1387,18 +1917,42 @@
           <w:szCs w:val="24"/>
           <w:lang w:val="en-US"/>
         </w:rPr>
-        <w:t xml:space="preserve">: {{ </w:t>
-      </w:r>
-      <w:r>
-        <w:rPr>
-          <w:b/>
-          <w:i/>
-          <w:sz w:val="24"/>
-          <w:szCs w:val="24"/>
-          <w:lang w:val="en-US"/>
-        </w:rPr>
-        <w:t>patient_short_name</w:t>
-      </w:r>
+        <w:t xml:space="preserve">: </w:t>
+      </w:r>
+      <w:proofErr w:type="gramStart"/>
+      <w:r>
+        <w:rPr>
+          <w:b/>
+          <w:i/>
+          <w:sz w:val="24"/>
+          <w:szCs w:val="24"/>
+          <w:lang w:val="en-US"/>
+        </w:rPr>
+        <w:t xml:space="preserve">{{ </w:t>
+      </w:r>
+      <w:proofErr w:type="spellStart"/>
+      <w:r>
+        <w:rPr>
+          <w:b/>
+          <w:i/>
+          <w:sz w:val="24"/>
+          <w:szCs w:val="24"/>
+          <w:lang w:val="en-US"/>
+        </w:rPr>
+        <w:t>patient</w:t>
+      </w:r>
+      <w:proofErr w:type="gramEnd"/>
+      <w:r>
+        <w:rPr>
+          <w:b/>
+          <w:i/>
+          <w:sz w:val="24"/>
+          <w:szCs w:val="24"/>
+          <w:lang w:val="en-US"/>
+        </w:rPr>
+        <w:t>_short_name</w:t>
+      </w:r>
+      <w:proofErr w:type="spellEnd"/>
       <w:r>
         <w:rPr>
           <w:b/>
@@ -1425,7 +1979,25 @@
           <w:szCs w:val="24"/>
           <w:lang w:val="en-US"/>
         </w:rPr>
-        <w:t>/………………..</w:t>
+        <w:t>/…………</w:t>
+      </w:r>
+      <w:proofErr w:type="gramStart"/>
+      <w:r>
+        <w:rPr>
+          <w:sz w:val="24"/>
+          <w:szCs w:val="24"/>
+          <w:lang w:val="en-US"/>
+        </w:rPr>
+        <w:t>…….</w:t>
+      </w:r>
+      <w:proofErr w:type="gramEnd"/>
+      <w:r>
+        <w:rPr>
+          <w:sz w:val="24"/>
+          <w:szCs w:val="24"/>
+          <w:lang w:val="en-US"/>
+        </w:rPr>
+        <w:t>.</w:t>
       </w:r>
     </w:p>
     <w:p>
@@ -1474,7 +2046,73 @@
           <w:szCs w:val="24"/>
           <w:lang w:val="en-US"/>
         </w:rPr>
-        <w:t>: {{ doctor_name }}</w:t>
+        <w:t xml:space="preserve">: </w:t>
+      </w:r>
+      <w:proofErr w:type="gramStart"/>
+      <w:r>
+        <w:rPr>
+          <w:b/>
+          <w:i/>
+          <w:sz w:val="24"/>
+          <w:szCs w:val="24"/>
+          <w:lang w:val="en-US"/>
+        </w:rPr>
+        <w:t xml:space="preserve">{{ </w:t>
+      </w:r>
+      <w:proofErr w:type="spellStart"/>
+      <w:r>
+        <w:rPr>
+          <w:b/>
+          <w:i/>
+          <w:sz w:val="24"/>
+          <w:szCs w:val="24"/>
+          <w:lang w:val="en-US"/>
+        </w:rPr>
+        <w:t>doctor</w:t>
+      </w:r>
+      <w:proofErr w:type="gramEnd"/>
+      <w:r>
+        <w:rPr>
+          <w:b/>
+          <w:i/>
+          <w:sz w:val="24"/>
+          <w:szCs w:val="24"/>
+          <w:lang w:val="en-US"/>
+        </w:rPr>
+        <w:t>_</w:t>
+      </w:r>
+      <w:proofErr w:type="gramStart"/>
+      <w:r>
+        <w:rPr>
+          <w:b/>
+          <w:i/>
+          <w:sz w:val="24"/>
+          <w:szCs w:val="24"/>
+          <w:lang w:val="en-US"/>
+        </w:rPr>
+        <w:t>name</w:t>
+      </w:r>
+      <w:proofErr w:type="spellEnd"/>
+      <w:r>
+        <w:rPr>
+          <w:b/>
+          <w:i/>
+          <w:sz w:val="24"/>
+          <w:szCs w:val="24"/>
+          <w:lang w:val="en-US"/>
+        </w:rPr>
+        <w:t xml:space="preserve"> }</w:t>
+      </w:r>
+      <w:proofErr w:type="gramEnd"/>
+      <w:r>
+        <w:rPr>
+          <w:b/>
+          <w:i/>
+          <w:sz w:val="24"/>
+          <w:szCs w:val="24"/>
+          <w:lang w:val="en-US"/>
+        </w:rPr>
+        <w:t>}</w:t>
       </w:r>
       <w:r>
         <w:rPr>
@@ -1510,7 +2148,25 @@
           <w:szCs w:val="24"/>
           <w:lang w:val="en-US"/>
         </w:rPr>
-        <w:t>……………..</w:t>
+        <w:t>………</w:t>
+      </w:r>
+      <w:proofErr w:type="gramStart"/>
+      <w:r>
+        <w:rPr>
+          <w:sz w:val="24"/>
+          <w:szCs w:val="24"/>
+          <w:lang w:val="en-US"/>
+        </w:rPr>
+        <w:t>…….</w:t>
+      </w:r>
+      <w:proofErr w:type="gramEnd"/>
+      <w:r>
+        <w:rPr>
+          <w:sz w:val="24"/>
+          <w:szCs w:val="24"/>
+          <w:lang w:val="en-US"/>
+        </w:rPr>
+        <w:t>.</w:t>
       </w:r>
     </w:p>
     <w:sectPr>

--- a/patients/templates/patients/docs/informed_consent_GKSP_template.docx
+++ b/patients/templates/patients/docs/informed_consent_GKSP_template.docx
@@ -566,6 +566,59 @@
         </w:rPr>
         <w:t xml:space="preserve">      Я ознакомлен(а) с осложнениями и согласен(на) со всеми пунктами настоящего информированного согласия, положения которого мне в доступной форме разъяснены, мною поняты.</w:t>
       </w:r>
+      <w:r>
+        <w:rPr>
+          <w:sz w:val="24"/>
+          <w:szCs w:val="24"/>
+        </w:rPr>
+        <w:t xml:space="preserve"> Со слов пациента аллергия на лидокаин </w:t>
+      </w:r>
+      <w:r>
+        <w:rPr>
+          <w:b/>
+          <w:bCs/>
+          <w:sz w:val="24"/>
+          <w:szCs w:val="24"/>
+        </w:rPr>
+        <w:t xml:space="preserve">есть/нет </w:t>
+      </w:r>
+      <w:r>
+        <w:rPr>
+          <w:sz w:val="24"/>
+          <w:szCs w:val="24"/>
+        </w:rPr>
+        <w:t>(</w:t>
+      </w:r>
+      <w:r>
+        <w:rPr>
+          <w:sz w:val="24"/>
+          <w:szCs w:val="24"/>
+        </w:rPr>
+        <w:t xml:space="preserve">подчеркнуть). Подпись: </w:t>
+      </w:r>
+      <w:r>
+        <w:rPr>
+          <w:sz w:val="24"/>
+          <w:szCs w:val="24"/>
+        </w:rPr>
+        <w:t>…</w:t>
+      </w:r>
+      <w:proofErr w:type="gramStart"/>
+      <w:r>
+        <w:rPr>
+          <w:sz w:val="24"/>
+          <w:szCs w:val="24"/>
+        </w:rPr>
+        <w:t>…….</w:t>
+      </w:r>
+      <w:proofErr w:type="gramEnd"/>
+      <w:r>
+        <w:rPr>
+          <w:sz w:val="24"/>
+          <w:szCs w:val="24"/>
+        </w:rPr>
+        <w:t>.…</w:t>
+      </w:r>
     </w:p>
     <w:p>
       <w:pPr>
@@ -1067,6 +1120,7 @@
               <w:rPr>
                 <w:sz w:val="24"/>
                 <w:szCs w:val="24"/>
+                <w:lang w:val="en-US"/>
               </w:rPr>
             </w:pPr>
           </w:p>
@@ -2014,164 +2068,4887 @@
       <w:pPr>
         <w:jc w:val="right"/>
         <w:rPr>
+          <w:sz w:val="24"/>
+          <w:szCs w:val="24"/>
+          <w:lang w:val="en-US"/>
+        </w:rPr>
+      </w:pPr>
+      <w:r>
+        <w:rPr>
+          <w:b/>
+          <w:i/>
+          <w:sz w:val="24"/>
+          <w:szCs w:val="24"/>
+          <w:lang w:val="en-US"/>
+        </w:rPr>
+        <w:t xml:space="preserve">                                               </w:t>
+      </w:r>
+      <w:r>
+        <w:rPr>
+          <w:b/>
+          <w:i/>
+          <w:sz w:val="24"/>
+          <w:szCs w:val="24"/>
+        </w:rPr>
+        <w:t>Врач</w:t>
+      </w:r>
+      <w:r>
+        <w:rPr>
+          <w:b/>
+          <w:i/>
+          <w:sz w:val="24"/>
+          <w:szCs w:val="24"/>
+          <w:lang w:val="en-US"/>
+        </w:rPr>
+        <w:t xml:space="preserve">: </w:t>
+      </w:r>
+      <w:proofErr w:type="gramStart"/>
+      <w:r>
+        <w:rPr>
+          <w:b/>
+          <w:i/>
+          <w:sz w:val="24"/>
+          <w:szCs w:val="24"/>
+          <w:lang w:val="en-US"/>
+        </w:rPr>
+        <w:t xml:space="preserve">{{ </w:t>
+      </w:r>
+      <w:proofErr w:type="spellStart"/>
+      <w:r>
+        <w:rPr>
+          <w:b/>
+          <w:i/>
+          <w:sz w:val="24"/>
+          <w:szCs w:val="24"/>
+          <w:lang w:val="en-US"/>
+        </w:rPr>
+        <w:t>doctor</w:t>
+      </w:r>
+      <w:proofErr w:type="gramEnd"/>
+      <w:r>
+        <w:rPr>
+          <w:b/>
+          <w:i/>
+          <w:sz w:val="24"/>
+          <w:szCs w:val="24"/>
+          <w:lang w:val="en-US"/>
+        </w:rPr>
+        <w:t>_</w:t>
+      </w:r>
+      <w:proofErr w:type="gramStart"/>
+      <w:r>
+        <w:rPr>
+          <w:b/>
+          <w:i/>
+          <w:sz w:val="24"/>
+          <w:szCs w:val="24"/>
+          <w:lang w:val="en-US"/>
+        </w:rPr>
+        <w:t>name</w:t>
+      </w:r>
+      <w:proofErr w:type="spellEnd"/>
+      <w:r>
+        <w:rPr>
+          <w:b/>
+          <w:i/>
+          <w:sz w:val="24"/>
+          <w:szCs w:val="24"/>
+          <w:lang w:val="en-US"/>
+        </w:rPr>
+        <w:t xml:space="preserve"> }</w:t>
+      </w:r>
+      <w:proofErr w:type="gramEnd"/>
+      <w:r>
+        <w:rPr>
+          <w:b/>
+          <w:i/>
+          <w:sz w:val="24"/>
+          <w:szCs w:val="24"/>
+          <w:lang w:val="en-US"/>
+        </w:rPr>
+        <w:t>}</w:t>
+      </w:r>
+      <w:r>
+        <w:rPr>
+          <w:b/>
+          <w:i/>
+          <w:sz w:val="24"/>
+          <w:szCs w:val="24"/>
+          <w:lang w:val="en-US"/>
+        </w:rPr>
+        <w:t xml:space="preserve"> </w:t>
+      </w:r>
+      <w:r>
+        <w:rPr>
+          <w:b/>
+          <w:i/>
+          <w:sz w:val="24"/>
+          <w:szCs w:val="24"/>
+          <w:lang w:val="en-US"/>
+        </w:rPr>
+        <w:t xml:space="preserve"> </w:t>
+      </w:r>
+      <w:r>
+        <w:rPr>
+          <w:sz w:val="24"/>
+          <w:szCs w:val="24"/>
+          <w:lang w:val="en-US"/>
+        </w:rPr>
+        <w:t>/…</w:t>
+      </w:r>
+      <w:r>
+        <w:rPr>
+          <w:sz w:val="24"/>
+          <w:szCs w:val="24"/>
+          <w:lang w:val="en-US"/>
+        </w:rPr>
+        <w:t>………</w:t>
+      </w:r>
+      <w:proofErr w:type="gramStart"/>
+      <w:r>
+        <w:rPr>
+          <w:sz w:val="24"/>
+          <w:szCs w:val="24"/>
+          <w:lang w:val="en-US"/>
+        </w:rPr>
+        <w:t>…….</w:t>
+      </w:r>
+      <w:proofErr w:type="gramEnd"/>
+      <w:r>
+        <w:rPr>
+          <w:sz w:val="24"/>
+          <w:szCs w:val="24"/>
+          <w:lang w:val="en-US"/>
+        </w:rPr>
+        <w:t>.</w:t>
+      </w:r>
+    </w:p>
+    <w:p>
+      <w:pPr>
+        <w:widowControl/>
+        <w:suppressAutoHyphens w:val="0"/>
+        <w:autoSpaceDE/>
+        <w:rPr>
+          <w:sz w:val="24"/>
+          <w:szCs w:val="24"/>
+          <w:lang w:val="en-US"/>
+        </w:rPr>
+      </w:pPr>
+      <w:r>
+        <w:rPr>
+          <w:sz w:val="24"/>
+          <w:szCs w:val="24"/>
+          <w:lang w:val="en-US"/>
+        </w:rPr>
+        <w:lastRenderedPageBreak/>
+        <w:br w:type="page"/>
+      </w:r>
+    </w:p>
+    <w:p>
+      <w:pPr>
+        <w:jc w:val="right"/>
+        <w:rPr>
+          <w:sz w:val="24"/>
+          <w:szCs w:val="24"/>
+          <w:lang w:val="en-US"/>
+        </w:rPr>
+      </w:pPr>
+    </w:p>
+    <w:p>
+      <w:pPr>
+        <w:tabs>
+          <w:tab w:val="left" w:pos="3330"/>
+        </w:tabs>
+        <w:ind w:left="-284" w:right="-708"/>
+        <w:rPr>
+          <w:sz w:val="14"/>
+          <w:szCs w:val="14"/>
+        </w:rPr>
+      </w:pPr>
+      <w:r>
+        <w:rPr>
+          <w:noProof/>
+          <w:sz w:val="14"/>
+          <w:szCs w:val="14"/>
+        </w:rPr>
+        <w:drawing>
+          <wp:inline distT="0" distB="0" distL="0" distR="0" wp14:anchorId="1592C569" wp14:editId="30E2CFE5">
+            <wp:extent cx="6988436" cy="685800"/>
+            <wp:effectExtent l="0" t="0" r="0" b="0"/>
+            <wp:docPr id="1938624789" name="Рисунок 1"/>
+            <wp:cNvGraphicFramePr>
+              <a:graphicFrameLocks xmlns:a="http://schemas.openxmlformats.org/drawingml/2006/main" noChangeAspect="1"/>
+            </wp:cNvGraphicFramePr>
+            <a:graphic xmlns:a="http://schemas.openxmlformats.org/drawingml/2006/main">
+              <a:graphicData uri="http://schemas.openxmlformats.org/drawingml/2006/picture">
+                <pic:pic xmlns:pic="http://schemas.openxmlformats.org/drawingml/2006/picture">
+                  <pic:nvPicPr>
+                    <pic:cNvPr id="1938624789" name="Рисунок 1938624789"/>
+                    <pic:cNvPicPr/>
+                  </pic:nvPicPr>
+                  <pic:blipFill>
+                    <a:blip r:embed="rId7" cstate="print">
+                      <a:extLst>
+                        <a:ext uri="{28A0092B-C50C-407E-A947-70E740481C1C}">
+                          <a14:useLocalDpi xmlns:a14="http://schemas.microsoft.com/office/drawing/2010/main" val="0"/>
+                        </a:ext>
+                      </a:extLst>
+                    </a:blip>
+                    <a:stretch>
+                      <a:fillRect/>
+                    </a:stretch>
+                  </pic:blipFill>
+                  <pic:spPr>
+                    <a:xfrm>
+                      <a:off x="0" y="0"/>
+                      <a:ext cx="6988436" cy="685800"/>
+                    </a:xfrm>
+                    <a:prstGeom prst="rect">
+                      <a:avLst/>
+                    </a:prstGeom>
+                  </pic:spPr>
+                </pic:pic>
+              </a:graphicData>
+            </a:graphic>
+          </wp:inline>
+        </w:drawing>
+      </w:r>
+    </w:p>
+    <w:p>
+      <w:pPr>
+        <w:tabs>
+          <w:tab w:val="left" w:pos="3330"/>
+        </w:tabs>
+        <w:ind w:left="-709" w:right="-994"/>
+        <w:jc w:val="center"/>
+        <w:rPr>
+          <w:sz w:val="14"/>
+          <w:szCs w:val="14"/>
+        </w:rPr>
+      </w:pPr>
+    </w:p>
+    <w:p>
+      <w:pPr>
+        <w:tabs>
+          <w:tab w:val="left" w:pos="3330"/>
+        </w:tabs>
+        <w:ind w:left="-709" w:right="-994"/>
+        <w:jc w:val="center"/>
+        <w:rPr>
+          <w:sz w:val="14"/>
+          <w:szCs w:val="14"/>
+        </w:rPr>
+      </w:pPr>
+      <w:r>
+        <w:rPr>
+          <w:sz w:val="14"/>
+          <w:szCs w:val="14"/>
+        </w:rPr>
+        <w:t>Договор №</w:t>
+      </w:r>
+      <w:r>
+        <w:rPr>
+          <w:sz w:val="14"/>
+          <w:szCs w:val="14"/>
+        </w:rPr>
+        <w:t xml:space="preserve"> </w:t>
+      </w:r>
+      <w:proofErr w:type="gramStart"/>
+      <w:r>
+        <w:rPr>
+          <w:b/>
+          <w:bCs/>
+        </w:rPr>
+        <w:t xml:space="preserve">{{ </w:t>
+      </w:r>
+      <w:proofErr w:type="spellStart"/>
+      <w:r>
+        <w:rPr>
+          <w:b/>
+          <w:bCs/>
+        </w:rPr>
+        <w:t>patient</w:t>
+      </w:r>
+      <w:proofErr w:type="gramEnd"/>
+      <w:r>
+        <w:rPr>
+          <w:b/>
+          <w:bCs/>
+        </w:rPr>
+        <w:t>_</w:t>
+      </w:r>
+      <w:proofErr w:type="gramStart"/>
+      <w:r>
+        <w:rPr>
+          <w:b/>
+          <w:bCs/>
+        </w:rPr>
+        <w:t>id</w:t>
+      </w:r>
+      <w:proofErr w:type="spellEnd"/>
+      <w:r>
+        <w:rPr>
+          <w:b/>
+          <w:bCs/>
+        </w:rPr>
+        <w:t xml:space="preserve"> }</w:t>
+      </w:r>
+      <w:proofErr w:type="gramEnd"/>
+      <w:r>
+        <w:rPr>
+          <w:b/>
+          <w:bCs/>
+        </w:rPr>
+        <w:t>}</w:t>
+      </w:r>
+      <w:r>
+        <w:t xml:space="preserve"> </w:t>
+      </w:r>
+      <w:r>
+        <w:rPr>
+          <w:sz w:val="14"/>
+          <w:szCs w:val="14"/>
+        </w:rPr>
+        <w:t>на оказание медицинских услуг</w:t>
+      </w:r>
+    </w:p>
+    <w:tbl>
+      <w:tblPr>
+        <w:tblW w:w="11341" w:type="dxa"/>
+        <w:tblInd w:w="-709" w:type="dxa"/>
+        <w:tblLayout w:type="fixed"/>
+        <w:tblLook w:val="01E0" w:firstRow="1" w:lastRow="1" w:firstColumn="1" w:lastColumn="1" w:noHBand="0" w:noVBand="0"/>
+      </w:tblPr>
+      <w:tblGrid>
+        <w:gridCol w:w="3960"/>
+        <w:gridCol w:w="4135"/>
+        <w:gridCol w:w="3246"/>
+      </w:tblGrid>
+      <w:tr>
+        <w:tc>
+          <w:tcPr>
+            <w:tcW w:w="3960" w:type="dxa"/>
+          </w:tcPr>
+          <w:p>
+            <w:pPr>
+              <w:rPr>
+                <w:sz w:val="14"/>
+                <w:szCs w:val="14"/>
+              </w:rPr>
+            </w:pPr>
+            <w:r>
+              <w:rPr>
+                <w:sz w:val="14"/>
+                <w:szCs w:val="14"/>
+              </w:rPr>
+              <w:t>г. Сыктывкар</w:t>
+            </w:r>
+          </w:p>
+        </w:tc>
+        <w:tc>
+          <w:tcPr>
+            <w:tcW w:w="7381" w:type="dxa"/>
+            <w:gridSpan w:val="2"/>
+          </w:tcPr>
+          <w:p>
+            <w:pPr>
+              <w:ind w:left="-709"/>
+              <w:jc w:val="right"/>
+              <w:rPr>
+                <w:b/>
+                <w:bCs/>
+                <w:sz w:val="18"/>
+                <w:szCs w:val="18"/>
+                <w:lang w:val="en-US"/>
+              </w:rPr>
+            </w:pPr>
+            <w:proofErr w:type="gramStart"/>
+            <w:r>
+              <w:rPr>
+                <w:b/>
+                <w:bCs/>
+                <w:u w:val="single"/>
+                <w:lang w:val="en-US"/>
+              </w:rPr>
+              <w:t>{{</w:t>
+            </w:r>
+            <w:r>
+              <w:rPr>
+                <w:b/>
+                <w:bCs/>
+                <w:u w:val="single"/>
+              </w:rPr>
+              <w:t xml:space="preserve"> </w:t>
+            </w:r>
+            <w:proofErr w:type="spellStart"/>
+            <w:r>
+              <w:rPr>
+                <w:b/>
+                <w:bCs/>
+                <w:u w:val="single"/>
+              </w:rPr>
+              <w:t>appointment</w:t>
+            </w:r>
+            <w:proofErr w:type="gramEnd"/>
+            <w:r>
+              <w:rPr>
+                <w:b/>
+                <w:bCs/>
+                <w:u w:val="single"/>
+              </w:rPr>
+              <w:t>_</w:t>
+            </w:r>
+            <w:proofErr w:type="gramStart"/>
+            <w:r>
+              <w:rPr>
+                <w:b/>
+                <w:bCs/>
+                <w:u w:val="single"/>
+              </w:rPr>
+              <w:t>date</w:t>
+            </w:r>
+            <w:proofErr w:type="spellEnd"/>
+            <w:r>
+              <w:rPr>
+                <w:b/>
+                <w:bCs/>
+                <w:u w:val="single"/>
+              </w:rPr>
+              <w:t xml:space="preserve"> </w:t>
+            </w:r>
+            <w:r>
+              <w:rPr>
+                <w:b/>
+                <w:bCs/>
+                <w:u w:val="single"/>
+                <w:lang w:val="en-US"/>
+              </w:rPr>
+              <w:t>}</w:t>
+            </w:r>
+            <w:proofErr w:type="gramEnd"/>
+            <w:r>
+              <w:rPr>
+                <w:b/>
+                <w:bCs/>
+                <w:u w:val="single"/>
+                <w:lang w:val="en-US"/>
+              </w:rPr>
+              <w:t>}</w:t>
+            </w:r>
+            <w:r>
+              <w:rPr>
+                <w:b/>
+                <w:bCs/>
+              </w:rPr>
+              <w:t xml:space="preserve"> г</w:t>
+            </w:r>
+            <w:r>
+              <w:rPr>
+                <w:b/>
+                <w:bCs/>
+                <w:lang w:val="en-US"/>
+              </w:rPr>
+              <w:t>.</w:t>
+            </w:r>
+          </w:p>
+        </w:tc>
+      </w:tr>
+      <w:tr>
+        <w:trPr>
+          <w:gridAfter w:val="1"/>
+          <w:wAfter w:w="3246" w:type="dxa"/>
+        </w:trPr>
+        <w:tc>
+          <w:tcPr>
+            <w:tcW w:w="3960" w:type="dxa"/>
+          </w:tcPr>
+          <w:p>
+            <w:pPr>
+              <w:rPr>
+                <w:sz w:val="14"/>
+                <w:szCs w:val="14"/>
+                <w:lang w:val="en-US"/>
+              </w:rPr>
+            </w:pPr>
+          </w:p>
+        </w:tc>
+        <w:tc>
+          <w:tcPr>
+            <w:tcW w:w="4135" w:type="dxa"/>
+          </w:tcPr>
+          <w:p>
+            <w:pPr>
+              <w:ind w:left="-709"/>
+              <w:jc w:val="right"/>
+              <w:rPr>
+                <w:sz w:val="14"/>
+                <w:szCs w:val="14"/>
+                <w:u w:val="single"/>
+                <w:lang w:val="en-US"/>
+              </w:rPr>
+            </w:pPr>
+          </w:p>
+        </w:tc>
+      </w:tr>
+    </w:tbl>
+    <w:tbl>
+      <w:tblPr>
+        <w:tblStyle w:val="ab"/>
+        <w:tblW w:w="11199" w:type="dxa"/>
+        <w:tblInd w:w="-632" w:type="dxa"/>
+        <w:tblBorders>
+          <w:top w:val="none" w:sz="0" w:space="0" w:color="auto"/>
+          <w:left w:val="none" w:sz="0" w:space="0" w:color="auto"/>
+          <w:right w:val="none" w:sz="0" w:space="0" w:color="auto"/>
+          <w:insideH w:val="none" w:sz="0" w:space="0" w:color="auto"/>
+          <w:insideV w:val="none" w:sz="0" w:space="0" w:color="auto"/>
+        </w:tblBorders>
+        <w:tblLook w:val="04A0" w:firstRow="1" w:lastRow="0" w:firstColumn="1" w:lastColumn="0" w:noHBand="0" w:noVBand="1"/>
+      </w:tblPr>
+      <w:tblGrid>
+        <w:gridCol w:w="11199"/>
+      </w:tblGrid>
+      <w:tr>
+        <w:trPr>
+          <w:trHeight w:val="121"/>
+        </w:trPr>
+        <w:tc>
+          <w:tcPr>
+            <w:tcW w:w="11199" w:type="dxa"/>
+          </w:tcPr>
+          <w:p>
+            <w:pPr>
+              <w:ind w:left="-48" w:right="-675"/>
+              <w:rPr>
+                <w:b/>
+                <w:bCs/>
+                <w:sz w:val="14"/>
+                <w:szCs w:val="14"/>
+                <w:lang w:val="en-US"/>
+              </w:rPr>
+            </w:pPr>
+            <w:proofErr w:type="gramStart"/>
+            <w:r>
+              <w:rPr>
+                <w:b/>
+                <w:bCs/>
+                <w:lang w:val="en-US"/>
+              </w:rPr>
+              <w:t>{{ surname</w:t>
+            </w:r>
+            <w:proofErr w:type="gramEnd"/>
+            <w:r>
+              <w:rPr>
+                <w:b/>
+                <w:bCs/>
+                <w:lang w:val="en-US"/>
+              </w:rPr>
+              <w:t xml:space="preserve"> }} </w:t>
+            </w:r>
+            <w:proofErr w:type="gramStart"/>
+            <w:r>
+              <w:rPr>
+                <w:b/>
+                <w:bCs/>
+                <w:lang w:val="en-US"/>
+              </w:rPr>
+              <w:t xml:space="preserve">{{ </w:t>
+            </w:r>
+            <w:proofErr w:type="spellStart"/>
+            <w:r>
+              <w:rPr>
+                <w:b/>
+                <w:bCs/>
+                <w:lang w:val="en-US"/>
+              </w:rPr>
+              <w:t>first</w:t>
+            </w:r>
+            <w:proofErr w:type="gramEnd"/>
+            <w:r>
+              <w:rPr>
+                <w:b/>
+                <w:bCs/>
+                <w:lang w:val="en-US"/>
+              </w:rPr>
+              <w:t>_</w:t>
+            </w:r>
+            <w:proofErr w:type="gramStart"/>
+            <w:r>
+              <w:rPr>
+                <w:b/>
+                <w:bCs/>
+                <w:lang w:val="en-US"/>
+              </w:rPr>
+              <w:t>name</w:t>
+            </w:r>
+            <w:proofErr w:type="spellEnd"/>
+            <w:r>
+              <w:rPr>
+                <w:b/>
+                <w:bCs/>
+                <w:lang w:val="en-US"/>
+              </w:rPr>
+              <w:t xml:space="preserve"> }</w:t>
+            </w:r>
+            <w:proofErr w:type="gramEnd"/>
+            <w:r>
+              <w:rPr>
+                <w:b/>
+                <w:bCs/>
+                <w:lang w:val="en-US"/>
+              </w:rPr>
+              <w:t xml:space="preserve">} </w:t>
+            </w:r>
+            <w:proofErr w:type="gramStart"/>
+            <w:r>
+              <w:rPr>
+                <w:b/>
+                <w:bCs/>
+                <w:lang w:val="en-US"/>
+              </w:rPr>
+              <w:t xml:space="preserve">{{ </w:t>
+            </w:r>
+            <w:proofErr w:type="spellStart"/>
+            <w:r>
+              <w:rPr>
+                <w:b/>
+                <w:bCs/>
+                <w:lang w:val="en-US"/>
+              </w:rPr>
+              <w:t>last</w:t>
+            </w:r>
+            <w:proofErr w:type="gramEnd"/>
+            <w:r>
+              <w:rPr>
+                <w:b/>
+                <w:bCs/>
+                <w:lang w:val="en-US"/>
+              </w:rPr>
+              <w:t>_name</w:t>
+            </w:r>
+            <w:proofErr w:type="spellEnd"/>
+            <w:r>
+              <w:rPr>
+                <w:b/>
+                <w:bCs/>
+                <w:lang w:val="en-US"/>
+              </w:rPr>
+              <w:t xml:space="preserve"> }}</w:t>
+            </w:r>
+          </w:p>
+        </w:tc>
+      </w:tr>
+    </w:tbl>
+    <w:p>
+      <w:pPr>
+        <w:tabs>
+          <w:tab w:val="left" w:pos="3330"/>
+        </w:tabs>
+        <w:rPr>
+          <w:sz w:val="14"/>
+          <w:szCs w:val="14"/>
+        </w:rPr>
+      </w:pPr>
+      <w:r>
+        <w:rPr>
+          <w:i/>
+          <w:sz w:val="14"/>
+          <w:szCs w:val="14"/>
+          <w:lang w:val="en-US"/>
+        </w:rPr>
+        <w:tab/>
+      </w:r>
+      <w:r>
+        <w:rPr>
+          <w:i/>
+          <w:sz w:val="14"/>
+          <w:szCs w:val="14"/>
+        </w:rPr>
+        <w:t>(Фамилия, имя, отчество физического лица)</w:t>
+      </w:r>
+    </w:p>
+    <w:tbl>
+      <w:tblPr>
+        <w:tblStyle w:val="ab"/>
+        <w:tblW w:w="11341" w:type="dxa"/>
+        <w:tblInd w:w="-851" w:type="dxa"/>
+        <w:tblLook w:val="04A0" w:firstRow="1" w:lastRow="0" w:firstColumn="1" w:lastColumn="0" w:noHBand="0" w:noVBand="1"/>
+      </w:tblPr>
+      <w:tblGrid>
+        <w:gridCol w:w="1985"/>
+        <w:gridCol w:w="9356"/>
+      </w:tblGrid>
+      <w:tr>
+        <w:tc>
+          <w:tcPr>
+            <w:tcW w:w="1985" w:type="dxa"/>
+            <w:tcBorders>
+              <w:top w:val="nil"/>
+              <w:left w:val="nil"/>
+              <w:bottom w:val="nil"/>
+              <w:right w:val="nil"/>
+            </w:tcBorders>
+          </w:tcPr>
+          <w:p>
+            <w:pPr>
+              <w:jc w:val="both"/>
+              <w:rPr>
+                <w:sz w:val="14"/>
+                <w:szCs w:val="14"/>
+              </w:rPr>
+            </w:pPr>
+            <w:r>
+              <w:rPr>
+                <w:sz w:val="14"/>
+                <w:szCs w:val="14"/>
+              </w:rPr>
+              <w:t xml:space="preserve"> </w:t>
+            </w:r>
+            <w:r>
+              <w:rPr>
+                <w:sz w:val="14"/>
+                <w:szCs w:val="14"/>
+              </w:rPr>
+              <w:t>проживающий(</w:t>
+            </w:r>
+            <w:proofErr w:type="spellStart"/>
+            <w:r>
+              <w:rPr>
+                <w:sz w:val="14"/>
+                <w:szCs w:val="14"/>
+              </w:rPr>
+              <w:t>ая</w:t>
+            </w:r>
+            <w:proofErr w:type="spellEnd"/>
+            <w:r>
+              <w:rPr>
+                <w:sz w:val="14"/>
+                <w:szCs w:val="14"/>
+              </w:rPr>
+              <w:t>) по адресу:</w:t>
+            </w:r>
+          </w:p>
+        </w:tc>
+        <w:tc>
+          <w:tcPr>
+            <w:tcW w:w="9356" w:type="dxa"/>
+            <w:tcBorders>
+              <w:top w:val="nil"/>
+              <w:left w:val="nil"/>
+              <w:right w:val="nil"/>
+            </w:tcBorders>
+          </w:tcPr>
+          <w:p>
+            <w:pPr>
+              <w:jc w:val="both"/>
+              <w:rPr>
+                <w:sz w:val="14"/>
+                <w:szCs w:val="14"/>
+              </w:rPr>
+            </w:pPr>
+            <w:proofErr w:type="gramStart"/>
+            <w:r>
+              <w:rPr>
+                <w:sz w:val="14"/>
+                <w:szCs w:val="14"/>
+              </w:rPr>
+              <w:t xml:space="preserve">{{ </w:t>
+            </w:r>
+            <w:r>
+              <w:rPr>
+                <w:sz w:val="14"/>
+                <w:szCs w:val="14"/>
+                <w:lang w:val="en-US"/>
+              </w:rPr>
+              <w:t>address</w:t>
+            </w:r>
+            <w:proofErr w:type="gramEnd"/>
+            <w:r>
+              <w:rPr>
+                <w:sz w:val="14"/>
+                <w:szCs w:val="14"/>
+              </w:rPr>
+              <w:t xml:space="preserve"> }}</w:t>
+            </w:r>
+            <w:r>
+              <w:rPr>
+                <w:sz w:val="14"/>
+                <w:szCs w:val="14"/>
+              </w:rPr>
+              <w:t>,</w:t>
+            </w:r>
+          </w:p>
+        </w:tc>
+      </w:tr>
+    </w:tbl>
+    <w:p>
+      <w:pPr>
+        <w:ind w:left="-709" w:right="-852"/>
+        <w:jc w:val="both"/>
+        <w:rPr>
+          <w:sz w:val="14"/>
+          <w:szCs w:val="14"/>
+        </w:rPr>
+      </w:pPr>
+      <w:r>
+        <w:rPr>
+          <w:sz w:val="14"/>
+          <w:szCs w:val="14"/>
+        </w:rPr>
+        <w:t>именуемый в дальнейшем «Заказчик», и ООО МЦ «</w:t>
+      </w:r>
+      <w:proofErr w:type="spellStart"/>
+      <w:r>
+        <w:rPr>
+          <w:sz w:val="14"/>
+          <w:szCs w:val="14"/>
+        </w:rPr>
+        <w:t>РевмаМед</w:t>
+      </w:r>
+      <w:proofErr w:type="spellEnd"/>
+      <w:r>
+        <w:rPr>
+          <w:sz w:val="14"/>
+          <w:szCs w:val="14"/>
+        </w:rPr>
+        <w:t xml:space="preserve">», действующее в соответствии с лицензией № </w:t>
+      </w:r>
+      <w:r>
+        <w:rPr>
+          <w:color w:val="383838"/>
+          <w:sz w:val="14"/>
+          <w:szCs w:val="14"/>
+        </w:rPr>
+        <w:t>Л041-01176-11/00324374</w:t>
+      </w:r>
+      <w:r>
+        <w:rPr>
+          <w:sz w:val="14"/>
+          <w:szCs w:val="14"/>
+        </w:rPr>
+        <w:t xml:space="preserve">  от 24.10.2018 года на оказание услуг по первичной, в том числе доврачебной, врачебной, специализированной  медико-санитарной помощи по ревматологии, неврологии, кардиологии, травматологии и ортопедии, сердечно-сосудистой хирургии и ультразвуковой диагностике, выданной отделом по лицензированию медицинской деятельности при МЗ РК, расположенным по адресу: РК, г. Сыктывкар, ул. Ленина, д. 73 ((8212) 44-59-01) (срок действия - бессрочная), в лице директора Епифановой Ольги Евгеньевны, действующего на основании Устава, именуемое в дальнейшем «Исполнитель», заключили настоящий договор о нижеследующем:</w:t>
+      </w:r>
+    </w:p>
+    <w:p>
+      <w:pPr>
+        <w:tabs>
+          <w:tab w:val="left" w:pos="3330"/>
+        </w:tabs>
+        <w:ind w:left="-709" w:right="-852"/>
+        <w:jc w:val="center"/>
+        <w:rPr>
+          <w:b/>
+        </w:rPr>
+      </w:pPr>
+    </w:p>
+    <w:p>
+      <w:pPr>
+        <w:tabs>
+          <w:tab w:val="left" w:pos="3330"/>
+        </w:tabs>
+        <w:ind w:left="-709" w:right="-852"/>
+        <w:jc w:val="center"/>
+        <w:rPr>
+          <w:sz w:val="14"/>
+          <w:szCs w:val="14"/>
+        </w:rPr>
+      </w:pPr>
+      <w:r>
+        <w:rPr>
+          <w:b/>
+          <w:sz w:val="14"/>
+          <w:szCs w:val="14"/>
+        </w:rPr>
+        <w:t>1. ПРЕДМЕТ ДОГОВОРА</w:t>
+      </w:r>
+    </w:p>
+    <w:p>
+      <w:pPr>
+        <w:pStyle w:val="HTML"/>
+        <w:ind w:left="-709" w:right="-852"/>
+        <w:jc w:val="both"/>
+        <w:rPr>
+          <w:rFonts w:ascii="Times New Roman" w:hAnsi="Times New Roman" w:cs="Times New Roman"/>
+          <w:sz w:val="14"/>
+          <w:szCs w:val="14"/>
+        </w:rPr>
+      </w:pPr>
+      <w:r>
+        <w:rPr>
+          <w:rFonts w:ascii="Times New Roman" w:hAnsi="Times New Roman" w:cs="Times New Roman"/>
+          <w:sz w:val="14"/>
+          <w:szCs w:val="14"/>
+        </w:rPr>
+        <w:t xml:space="preserve">1.1.  </w:t>
+      </w:r>
+      <w:proofErr w:type="gramStart"/>
+      <w:r>
+        <w:rPr>
+          <w:rFonts w:ascii="Times New Roman" w:hAnsi="Times New Roman" w:cs="Times New Roman"/>
+          <w:sz w:val="14"/>
+          <w:szCs w:val="14"/>
+        </w:rPr>
+        <w:t>Исполнитель  по</w:t>
+      </w:r>
+      <w:proofErr w:type="gramEnd"/>
+      <w:r>
+        <w:rPr>
+          <w:rFonts w:ascii="Times New Roman" w:hAnsi="Times New Roman" w:cs="Times New Roman"/>
+          <w:sz w:val="14"/>
+          <w:szCs w:val="14"/>
+        </w:rPr>
+        <w:t xml:space="preserve"> </w:t>
+      </w:r>
+      <w:proofErr w:type="gramStart"/>
+      <w:r>
+        <w:rPr>
+          <w:rFonts w:ascii="Times New Roman" w:hAnsi="Times New Roman" w:cs="Times New Roman"/>
+          <w:sz w:val="14"/>
+          <w:szCs w:val="14"/>
+        </w:rPr>
+        <w:t>заданию  Заказчика</w:t>
+      </w:r>
+      <w:proofErr w:type="gramEnd"/>
+      <w:r>
+        <w:rPr>
+          <w:rFonts w:ascii="Times New Roman" w:hAnsi="Times New Roman" w:cs="Times New Roman"/>
+          <w:sz w:val="14"/>
+          <w:szCs w:val="14"/>
+        </w:rPr>
+        <w:t xml:space="preserve">  обязуется оказать следующие услуги (перечень платных мед. услуг):</w:t>
+      </w:r>
+      <w:r>
+        <w:rPr>
+          <w:rFonts w:ascii="Times New Roman" w:hAnsi="Times New Roman" w:cs="Times New Roman"/>
+          <w:sz w:val="14"/>
+          <w:szCs w:val="14"/>
+        </w:rPr>
+        <w:t xml:space="preserve"> ________________________________________________________________</w:t>
+      </w:r>
+    </w:p>
+    <w:p>
+      <w:pPr>
+        <w:pStyle w:val="HTML"/>
+        <w:ind w:left="-709" w:right="-852"/>
+        <w:jc w:val="both"/>
+        <w:rPr>
+          <w:rFonts w:ascii="Times New Roman" w:hAnsi="Times New Roman" w:cs="Times New Roman"/>
+          <w:b/>
+          <w:bCs/>
+          <w:sz w:val="14"/>
+          <w:szCs w:val="14"/>
+          <w:u w:val="single"/>
+        </w:rPr>
+      </w:pPr>
+      <w:r>
+        <w:rPr>
+          <w:rFonts w:ascii="Times New Roman" w:hAnsi="Times New Roman" w:cs="Times New Roman"/>
+          <w:sz w:val="14"/>
+          <w:szCs w:val="14"/>
+        </w:rPr>
+        <w:t>______________________________________________________________________________________________</w:t>
+      </w:r>
+      <w:r>
+        <w:rPr>
+          <w:rFonts w:ascii="Times New Roman" w:hAnsi="Times New Roman" w:cs="Times New Roman"/>
+          <w:sz w:val="14"/>
+          <w:szCs w:val="14"/>
+        </w:rPr>
+        <w:t>, именуемые в дальнейшем «услуги», а Заказчик обязан оплатить эти  услуги.</w:t>
+      </w:r>
+    </w:p>
+    <w:p>
+      <w:pPr>
+        <w:pStyle w:val="HTML"/>
+        <w:ind w:left="-709" w:right="-852"/>
+        <w:jc w:val="both"/>
+        <w:rPr>
+          <w:rFonts w:ascii="Times New Roman" w:hAnsi="Times New Roman"/>
+          <w:sz w:val="14"/>
+          <w:szCs w:val="14"/>
+        </w:rPr>
+      </w:pPr>
+      <w:r>
+        <w:rPr>
+          <w:rFonts w:ascii="Times New Roman" w:hAnsi="Times New Roman" w:cs="Times New Roman"/>
+          <w:sz w:val="14"/>
+          <w:szCs w:val="14"/>
+        </w:rPr>
+        <w:t xml:space="preserve">1.2. </w:t>
+      </w:r>
+      <w:proofErr w:type="gramStart"/>
+      <w:r>
+        <w:rPr>
+          <w:rFonts w:ascii="Times New Roman" w:hAnsi="Times New Roman" w:cs="Times New Roman"/>
+          <w:sz w:val="14"/>
+          <w:szCs w:val="14"/>
+        </w:rPr>
+        <w:t>Перечень  и</w:t>
+      </w:r>
+      <w:proofErr w:type="gramEnd"/>
+      <w:r>
+        <w:rPr>
+          <w:rFonts w:ascii="Times New Roman" w:hAnsi="Times New Roman" w:cs="Times New Roman"/>
+          <w:sz w:val="14"/>
+          <w:szCs w:val="14"/>
+        </w:rPr>
+        <w:t xml:space="preserve">  </w:t>
+      </w:r>
+      <w:proofErr w:type="gramStart"/>
+      <w:r>
+        <w:rPr>
+          <w:rFonts w:ascii="Times New Roman" w:hAnsi="Times New Roman" w:cs="Times New Roman"/>
+          <w:sz w:val="14"/>
+          <w:szCs w:val="14"/>
+        </w:rPr>
+        <w:t>стоимость  услуг,  предоставляемых</w:t>
+      </w:r>
+      <w:proofErr w:type="gramEnd"/>
+      <w:r>
+        <w:rPr>
+          <w:rFonts w:ascii="Times New Roman" w:hAnsi="Times New Roman" w:cs="Times New Roman"/>
+          <w:sz w:val="14"/>
+          <w:szCs w:val="14"/>
+        </w:rPr>
+        <w:t xml:space="preserve">  Заказчику, </w:t>
+      </w:r>
+      <w:proofErr w:type="gramStart"/>
+      <w:r>
+        <w:rPr>
+          <w:rFonts w:ascii="Times New Roman" w:hAnsi="Times New Roman" w:cs="Times New Roman"/>
+          <w:sz w:val="14"/>
+          <w:szCs w:val="14"/>
+        </w:rPr>
+        <w:t>оговариваются  действующим</w:t>
+      </w:r>
+      <w:proofErr w:type="gramEnd"/>
+      <w:r>
+        <w:rPr>
+          <w:rFonts w:ascii="Times New Roman" w:hAnsi="Times New Roman" w:cs="Times New Roman"/>
+          <w:sz w:val="14"/>
+          <w:szCs w:val="14"/>
+        </w:rPr>
+        <w:t xml:space="preserve">  </w:t>
+      </w:r>
+      <w:proofErr w:type="gramStart"/>
+      <w:r>
+        <w:rPr>
+          <w:rFonts w:ascii="Times New Roman" w:hAnsi="Times New Roman" w:cs="Times New Roman"/>
+          <w:sz w:val="14"/>
+          <w:szCs w:val="14"/>
+        </w:rPr>
+        <w:t>прейскурантом  Исполнителя</w:t>
+      </w:r>
+      <w:proofErr w:type="gramEnd"/>
+      <w:r>
+        <w:rPr>
+          <w:rFonts w:ascii="Times New Roman" w:hAnsi="Times New Roman" w:cs="Times New Roman"/>
+          <w:sz w:val="14"/>
+          <w:szCs w:val="14"/>
+        </w:rPr>
+        <w:t xml:space="preserve">.  </w:t>
+      </w:r>
+    </w:p>
+    <w:p>
+      <w:pPr>
+        <w:pStyle w:val="HTML"/>
+        <w:ind w:left="-709" w:right="-852"/>
+        <w:jc w:val="both"/>
+        <w:rPr>
+          <w:rFonts w:ascii="Times New Roman" w:hAnsi="Times New Roman"/>
+          <w:sz w:val="14"/>
+          <w:szCs w:val="14"/>
+        </w:rPr>
+      </w:pPr>
+      <w:r>
+        <w:rPr>
+          <w:rFonts w:ascii="Times New Roman" w:hAnsi="Times New Roman" w:cs="Times New Roman"/>
+          <w:sz w:val="14"/>
+          <w:szCs w:val="14"/>
+        </w:rPr>
+        <w:t>1.3.  Исполнитель оказывает услуги по настоящему Договору в дни и часы работы, которые утверждены руководителем учреждения и доводятся до сведения Заказчика. Срок предоставления платных медицинских услуг определяется в зависимости от индивидуального объема оказываемых медицинских услуг.</w:t>
+      </w:r>
+    </w:p>
+    <w:p>
+      <w:pPr>
+        <w:pStyle w:val="HTML"/>
+        <w:ind w:left="-709" w:right="-852"/>
+        <w:jc w:val="both"/>
+        <w:rPr>
+          <w:rFonts w:ascii="Times New Roman" w:hAnsi="Times New Roman"/>
+          <w:sz w:val="14"/>
+          <w:szCs w:val="14"/>
+        </w:rPr>
+      </w:pPr>
+      <w:r>
+        <w:rPr>
+          <w:rFonts w:ascii="Times New Roman" w:hAnsi="Times New Roman" w:cs="Times New Roman"/>
+          <w:sz w:val="14"/>
+          <w:szCs w:val="14"/>
+        </w:rPr>
+        <w:t xml:space="preserve">1.4. Предоставление услуг </w:t>
+      </w:r>
+      <w:proofErr w:type="gramStart"/>
+      <w:r>
+        <w:rPr>
+          <w:rFonts w:ascii="Times New Roman" w:hAnsi="Times New Roman" w:cs="Times New Roman"/>
+          <w:sz w:val="14"/>
+          <w:szCs w:val="14"/>
+        </w:rPr>
+        <w:t>по  настоящему</w:t>
+      </w:r>
+      <w:proofErr w:type="gramEnd"/>
+      <w:r>
+        <w:rPr>
+          <w:rFonts w:ascii="Times New Roman" w:hAnsi="Times New Roman" w:cs="Times New Roman"/>
+          <w:sz w:val="14"/>
+          <w:szCs w:val="14"/>
+        </w:rPr>
+        <w:t xml:space="preserve"> Договору </w:t>
+      </w:r>
+      <w:proofErr w:type="gramStart"/>
+      <w:r>
+        <w:rPr>
+          <w:rFonts w:ascii="Times New Roman" w:hAnsi="Times New Roman" w:cs="Times New Roman"/>
+          <w:sz w:val="14"/>
+          <w:szCs w:val="14"/>
+        </w:rPr>
+        <w:t>происходит  в</w:t>
+      </w:r>
+      <w:proofErr w:type="gramEnd"/>
+      <w:r>
+        <w:rPr>
+          <w:rFonts w:ascii="Times New Roman" w:hAnsi="Times New Roman" w:cs="Times New Roman"/>
+          <w:sz w:val="14"/>
+          <w:szCs w:val="14"/>
+        </w:rPr>
+        <w:t xml:space="preserve"> порядке </w:t>
+      </w:r>
+      <w:proofErr w:type="gramStart"/>
+      <w:r>
+        <w:rPr>
+          <w:rFonts w:ascii="Times New Roman" w:hAnsi="Times New Roman" w:cs="Times New Roman"/>
+          <w:sz w:val="14"/>
+          <w:szCs w:val="14"/>
+        </w:rPr>
+        <w:t>предварительной  записи</w:t>
+      </w:r>
+      <w:proofErr w:type="gramEnd"/>
+      <w:r>
+        <w:rPr>
+          <w:rFonts w:ascii="Times New Roman" w:hAnsi="Times New Roman" w:cs="Times New Roman"/>
+          <w:sz w:val="14"/>
+          <w:szCs w:val="14"/>
+        </w:rPr>
+        <w:t xml:space="preserve"> </w:t>
+      </w:r>
+      <w:proofErr w:type="gramStart"/>
+      <w:r>
+        <w:rPr>
+          <w:rFonts w:ascii="Times New Roman" w:hAnsi="Times New Roman" w:cs="Times New Roman"/>
+          <w:sz w:val="14"/>
+          <w:szCs w:val="14"/>
+        </w:rPr>
+        <w:t>Заказчика  на</w:t>
+      </w:r>
+      <w:proofErr w:type="gramEnd"/>
+      <w:r>
+        <w:rPr>
+          <w:rFonts w:ascii="Times New Roman" w:hAnsi="Times New Roman" w:cs="Times New Roman"/>
+          <w:sz w:val="14"/>
+          <w:szCs w:val="14"/>
+        </w:rPr>
+        <w:t xml:space="preserve"> прием.</w:t>
+      </w:r>
+    </w:p>
+    <w:p>
+      <w:pPr>
+        <w:widowControl/>
+        <w:numPr>
+          <w:ilvl w:val="1"/>
+          <w:numId w:val="3"/>
+        </w:numPr>
+        <w:tabs>
+          <w:tab w:val="left" w:pos="0"/>
+          <w:tab w:val="left" w:pos="3330"/>
+        </w:tabs>
+        <w:autoSpaceDE/>
+        <w:ind w:left="-709" w:right="-852"/>
+        <w:jc w:val="both"/>
+        <w:rPr>
+          <w:sz w:val="14"/>
+          <w:szCs w:val="14"/>
+        </w:rPr>
+      </w:pPr>
+      <w:r>
+        <w:rPr>
+          <w:sz w:val="14"/>
+          <w:szCs w:val="14"/>
+        </w:rPr>
+        <w:t>1.</w:t>
+      </w:r>
+      <w:proofErr w:type="gramStart"/>
+      <w:r>
+        <w:rPr>
+          <w:sz w:val="14"/>
+          <w:szCs w:val="14"/>
+        </w:rPr>
+        <w:t>5.Срок</w:t>
+      </w:r>
+      <w:proofErr w:type="gramEnd"/>
+      <w:r>
+        <w:rPr>
+          <w:sz w:val="14"/>
+          <w:szCs w:val="14"/>
+        </w:rPr>
+        <w:t xml:space="preserve"> предоставления услуг</w:t>
+      </w:r>
+      <w:r>
+        <w:rPr>
+          <w:sz w:val="14"/>
+          <w:szCs w:val="14"/>
+        </w:rPr>
+        <w:t xml:space="preserve"> </w:t>
+      </w:r>
+      <w:proofErr w:type="gramStart"/>
+      <w:r>
+        <w:rPr>
+          <w:b/>
+          <w:bCs/>
+        </w:rPr>
+        <w:t xml:space="preserve">{{ </w:t>
+      </w:r>
+      <w:proofErr w:type="spellStart"/>
+      <w:r>
+        <w:rPr>
+          <w:b/>
+          <w:bCs/>
+        </w:rPr>
+        <w:t>date</w:t>
+      </w:r>
+      <w:proofErr w:type="gramEnd"/>
+      <w:r>
+        <w:rPr>
+          <w:b/>
+          <w:bCs/>
+        </w:rPr>
+        <w:t>_</w:t>
+      </w:r>
+      <w:proofErr w:type="gramStart"/>
+      <w:r>
+        <w:rPr>
+          <w:b/>
+          <w:bCs/>
+        </w:rPr>
+        <w:t>range</w:t>
+      </w:r>
+      <w:proofErr w:type="spellEnd"/>
+      <w:r>
+        <w:rPr>
+          <w:b/>
+          <w:bCs/>
+        </w:rPr>
+        <w:t xml:space="preserve"> }</w:t>
+      </w:r>
+      <w:proofErr w:type="gramEnd"/>
+      <w:r>
+        <w:rPr>
+          <w:b/>
+          <w:bCs/>
+        </w:rPr>
+        <w:t>}</w:t>
+      </w:r>
+    </w:p>
+    <w:p>
+      <w:pPr>
+        <w:tabs>
+          <w:tab w:val="left" w:pos="0"/>
+          <w:tab w:val="left" w:pos="3330"/>
+        </w:tabs>
+        <w:ind w:left="-709" w:right="-852"/>
+        <w:jc w:val="both"/>
+        <w:rPr>
+          <w:sz w:val="14"/>
+          <w:szCs w:val="14"/>
+        </w:rPr>
+      </w:pPr>
+    </w:p>
+    <w:p>
+      <w:pPr>
+        <w:widowControl/>
+        <w:numPr>
+          <w:ilvl w:val="1"/>
+          <w:numId w:val="3"/>
+        </w:numPr>
+        <w:tabs>
+          <w:tab w:val="left" w:pos="0"/>
+          <w:tab w:val="left" w:pos="3330"/>
+        </w:tabs>
+        <w:autoSpaceDE/>
+        <w:ind w:left="-709" w:right="-852"/>
+        <w:jc w:val="both"/>
+        <w:rPr>
+          <w:sz w:val="14"/>
+          <w:szCs w:val="14"/>
+        </w:rPr>
+      </w:pPr>
+    </w:p>
+    <w:p>
+      <w:pPr>
+        <w:pStyle w:val="ConsPlusNormal"/>
+        <w:widowControl/>
+        <w:ind w:left="-709" w:right="-852" w:firstLine="0"/>
+        <w:jc w:val="center"/>
+        <w:rPr>
+          <w:rFonts w:ascii="Times New Roman" w:hAnsi="Times New Roman"/>
+          <w:sz w:val="14"/>
+          <w:szCs w:val="14"/>
+        </w:rPr>
+      </w:pPr>
+      <w:r>
+        <w:rPr>
+          <w:rFonts w:ascii="Times New Roman" w:hAnsi="Times New Roman" w:cs="Times New Roman"/>
+          <w:b/>
+          <w:sz w:val="14"/>
+          <w:szCs w:val="14"/>
+        </w:rPr>
+        <w:t>2. ПРАВА И ОБЯЗАННОСТИ СТОРОН</w:t>
+      </w:r>
+    </w:p>
+    <w:p>
+      <w:pPr>
+        <w:pStyle w:val="ConsPlusNormal"/>
+        <w:widowControl/>
+        <w:ind w:left="-709" w:right="-852" w:firstLine="0"/>
+        <w:jc w:val="both"/>
+        <w:rPr>
+          <w:rFonts w:ascii="Times New Roman" w:hAnsi="Times New Roman"/>
+          <w:sz w:val="14"/>
+          <w:szCs w:val="14"/>
+        </w:rPr>
+      </w:pPr>
+      <w:r>
+        <w:rPr>
+          <w:rFonts w:ascii="Times New Roman" w:hAnsi="Times New Roman" w:cs="Times New Roman"/>
+          <w:b/>
+          <w:sz w:val="14"/>
+          <w:szCs w:val="14"/>
+        </w:rPr>
+        <w:t>2.1. Исполнитель обязан:</w:t>
+      </w:r>
+    </w:p>
+    <w:p>
+      <w:pPr>
+        <w:pStyle w:val="ConsPlusNormal"/>
+        <w:widowControl/>
+        <w:ind w:left="-709" w:right="-852" w:firstLine="0"/>
+        <w:jc w:val="both"/>
+        <w:rPr>
+          <w:rFonts w:ascii="Times New Roman" w:hAnsi="Times New Roman"/>
+          <w:sz w:val="14"/>
+          <w:szCs w:val="14"/>
+        </w:rPr>
+      </w:pPr>
+      <w:r>
+        <w:rPr>
+          <w:rFonts w:ascii="Times New Roman" w:hAnsi="Times New Roman" w:cs="Times New Roman"/>
+          <w:sz w:val="14"/>
+          <w:szCs w:val="14"/>
+        </w:rPr>
+        <w:t>2.1.1. Оказать Пациенту квалифицированную, качественную медицинскую помощь, в соответствии с медицинскими стандартами лечения, с применением разрешенных методик и средств лечения, обеспечив Пациенту соответствующие санитарно-гигиенические условия.</w:t>
+      </w:r>
+    </w:p>
+    <w:p>
+      <w:pPr>
+        <w:pStyle w:val="ConsPlusNormal"/>
+        <w:widowControl/>
+        <w:ind w:left="-709" w:right="-852" w:firstLine="0"/>
+        <w:jc w:val="both"/>
+        <w:rPr>
+          <w:rFonts w:ascii="Times New Roman" w:hAnsi="Times New Roman"/>
+          <w:sz w:val="14"/>
+          <w:szCs w:val="14"/>
+        </w:rPr>
+      </w:pPr>
+      <w:r>
+        <w:rPr>
+          <w:rFonts w:ascii="Times New Roman" w:hAnsi="Times New Roman" w:cs="Times New Roman"/>
+          <w:sz w:val="14"/>
+          <w:szCs w:val="14"/>
+        </w:rPr>
+        <w:t>2.1.2. В случае возникновения препятствий для выполнения условий настоящего договора исполнитель обязан немедленно извещать об этом Заказчика.</w:t>
+      </w:r>
+    </w:p>
+    <w:p>
+      <w:pPr>
+        <w:pStyle w:val="ConsPlusNormal"/>
+        <w:widowControl/>
+        <w:ind w:left="-709" w:right="-852" w:firstLine="0"/>
+        <w:jc w:val="both"/>
+        <w:rPr>
+          <w:rFonts w:ascii="Times New Roman" w:hAnsi="Times New Roman"/>
+          <w:sz w:val="14"/>
+          <w:szCs w:val="14"/>
+        </w:rPr>
+      </w:pPr>
+      <w:r>
+        <w:rPr>
+          <w:rFonts w:ascii="Times New Roman" w:hAnsi="Times New Roman" w:cs="Times New Roman"/>
+          <w:sz w:val="14"/>
+          <w:szCs w:val="14"/>
+        </w:rPr>
+        <w:t>2.1.3. Обеспечить Заказчика бесплатной, доступной и достоверной информацией, включающей в себя сведения о месте нахождения Исполнителя, квалификации и сертификации специалистов, режиме работы, перечне платных услуг, их содержании, стоимости, порядке оказания, включении данной услуги в Программу государственных гарантий оказания населению Республики Коми бесплатной медицинской помощи.</w:t>
+      </w:r>
+    </w:p>
+    <w:p>
+      <w:pPr>
+        <w:pStyle w:val="ConsPlusNormal"/>
+        <w:widowControl/>
+        <w:ind w:left="-709" w:right="-852" w:firstLine="0"/>
+        <w:jc w:val="both"/>
+        <w:rPr>
+          <w:rFonts w:ascii="Times New Roman" w:hAnsi="Times New Roman"/>
+          <w:sz w:val="14"/>
+          <w:szCs w:val="14"/>
+        </w:rPr>
+      </w:pPr>
+      <w:r>
+        <w:rPr>
+          <w:rFonts w:ascii="Times New Roman" w:hAnsi="Times New Roman" w:cs="Times New Roman"/>
+          <w:sz w:val="14"/>
+          <w:szCs w:val="14"/>
+        </w:rPr>
+        <w:t>2.1.4. В процессе оказания медицинской помощи информировать Заказчика или его представителя о предстоящих основных или дополнительных лечебно-профилактических и прочих процедурах и их стоимости, необходимых медикаментозных препаратах и их стоимости.</w:t>
+      </w:r>
+    </w:p>
+    <w:p>
+      <w:pPr>
+        <w:pStyle w:val="ConsPlusNormal"/>
+        <w:widowControl/>
+        <w:ind w:left="-709" w:right="-852" w:firstLine="0"/>
+        <w:jc w:val="both"/>
+        <w:rPr>
+          <w:rFonts w:ascii="Times New Roman" w:hAnsi="Times New Roman"/>
+          <w:sz w:val="14"/>
+          <w:szCs w:val="14"/>
+        </w:rPr>
+      </w:pPr>
+      <w:r>
+        <w:rPr>
+          <w:rFonts w:ascii="Times New Roman" w:hAnsi="Times New Roman" w:cs="Times New Roman"/>
+          <w:sz w:val="14"/>
+          <w:szCs w:val="14"/>
+        </w:rPr>
+        <w:t>2.1.5. Вести медицинскую документацию и выдавать Заказчику медицинские документы установленного образца.</w:t>
+      </w:r>
+    </w:p>
+    <w:p>
+      <w:pPr>
+        <w:pStyle w:val="ConsPlusNormal"/>
+        <w:widowControl/>
+        <w:ind w:left="-709" w:right="-852" w:firstLine="0"/>
+        <w:jc w:val="both"/>
+        <w:rPr>
+          <w:rFonts w:ascii="Times New Roman" w:hAnsi="Times New Roman"/>
+          <w:sz w:val="14"/>
+          <w:szCs w:val="14"/>
+        </w:rPr>
+      </w:pPr>
+      <w:r>
+        <w:rPr>
+          <w:rFonts w:ascii="Times New Roman" w:hAnsi="Times New Roman" w:cs="Times New Roman"/>
+          <w:sz w:val="14"/>
+          <w:szCs w:val="14"/>
+        </w:rPr>
+        <w:t>2.1.6. Вести учет вида, объема и качества оказанной медицинской помощи, а также средств, полученных от Заказчика.</w:t>
+      </w:r>
+    </w:p>
+    <w:p>
+      <w:pPr>
+        <w:pStyle w:val="ConsPlusNormal"/>
+        <w:widowControl/>
+        <w:ind w:left="-709" w:right="-852" w:firstLine="0"/>
+        <w:jc w:val="both"/>
+        <w:rPr>
+          <w:rFonts w:ascii="Times New Roman" w:hAnsi="Times New Roman"/>
+          <w:sz w:val="14"/>
+          <w:szCs w:val="14"/>
+        </w:rPr>
+      </w:pPr>
+      <w:r>
+        <w:rPr>
+          <w:rFonts w:ascii="Times New Roman" w:hAnsi="Times New Roman" w:cs="Times New Roman"/>
+          <w:sz w:val="14"/>
+          <w:szCs w:val="14"/>
+        </w:rPr>
+        <w:t xml:space="preserve">2.1.7. Исполнитель гарантирует право гражданина на сохранение в тайне информации о факте обращения за медицинской помощью, о состоянии здоровья, диагнозе и иных сведений, составляющих </w:t>
+      </w:r>
+      <w:proofErr w:type="gramStart"/>
+      <w:r>
+        <w:rPr>
+          <w:rFonts w:ascii="Times New Roman" w:hAnsi="Times New Roman" w:cs="Times New Roman"/>
+          <w:sz w:val="14"/>
+          <w:szCs w:val="14"/>
+        </w:rPr>
+        <w:t>врачебную тайну</w:t>
+      </w:r>
+      <w:proofErr w:type="gramEnd"/>
+      <w:r>
+        <w:rPr>
+          <w:rFonts w:ascii="Times New Roman" w:hAnsi="Times New Roman" w:cs="Times New Roman"/>
+          <w:sz w:val="14"/>
+          <w:szCs w:val="14"/>
+        </w:rPr>
+        <w:t xml:space="preserve"> и обеспечивает ее конфиденциальность.</w:t>
+      </w:r>
+    </w:p>
+    <w:p>
+      <w:pPr>
+        <w:pStyle w:val="ConsPlusNonformat"/>
+        <w:widowControl/>
+        <w:ind w:left="-709" w:right="-852"/>
+        <w:jc w:val="both"/>
+        <w:rPr>
+          <w:rFonts w:ascii="Times New Roman" w:hAnsi="Times New Roman"/>
+          <w:sz w:val="14"/>
+          <w:szCs w:val="14"/>
+        </w:rPr>
+      </w:pPr>
+      <w:r>
+        <w:rPr>
+          <w:rFonts w:ascii="Times New Roman" w:hAnsi="Times New Roman" w:cs="Times New Roman"/>
+          <w:sz w:val="14"/>
+          <w:szCs w:val="14"/>
+        </w:rPr>
+        <w:t>2.1.8.  Выдать Заказчику документы, подтверждающие факт оплаты услуги.</w:t>
+      </w:r>
+    </w:p>
+    <w:p>
+      <w:pPr>
+        <w:pStyle w:val="ConsPlusNonformat"/>
+        <w:widowControl/>
+        <w:ind w:left="-709" w:right="-852"/>
+        <w:jc w:val="both"/>
+        <w:rPr>
+          <w:rFonts w:ascii="Times New Roman" w:hAnsi="Times New Roman"/>
+          <w:sz w:val="14"/>
+          <w:szCs w:val="14"/>
+        </w:rPr>
+      </w:pPr>
+      <w:r>
+        <w:rPr>
+          <w:rFonts w:ascii="Times New Roman" w:hAnsi="Times New Roman" w:cs="Times New Roman"/>
+          <w:sz w:val="14"/>
+          <w:szCs w:val="14"/>
+        </w:rPr>
+        <w:t>2.1.9. Направить (адресовать) Пациента в другую медицинскую организацию, если Лицензия или возможности Клиники не позволяют осуществлять те услуги, необходимость оказания которых выявилась в процессе диагностики и лечения Пациента.</w:t>
+      </w:r>
+    </w:p>
+    <w:p>
+      <w:pPr>
+        <w:pStyle w:val="ConsPlusNonformat"/>
+        <w:widowControl/>
+        <w:ind w:left="-709" w:right="-852"/>
+        <w:jc w:val="both"/>
+        <w:rPr>
+          <w:rFonts w:ascii="Times New Roman" w:hAnsi="Times New Roman"/>
+          <w:sz w:val="14"/>
+          <w:szCs w:val="14"/>
+        </w:rPr>
+      </w:pPr>
+      <w:r>
+        <w:rPr>
+          <w:rFonts w:ascii="Times New Roman" w:hAnsi="Times New Roman" w:cs="Times New Roman"/>
+          <w:sz w:val="14"/>
+          <w:szCs w:val="14"/>
+        </w:rPr>
+        <w:t>2.1.10. Предоставить Пациенту в доступной форме достоверную информацию о состоянии его здоровья, результатах обследования, диагнозе, методах лечения, связанном с ним риске, возможных осложнениях, а также иных, не зависящих от Клиники обстоятельствах, возможных вариантах медицинского вмешательства, их последствиях и результатах проведенного лечения, противопоказаниях, дать необходимые медицинские рекомендации после завершения лечения.</w:t>
+      </w:r>
+    </w:p>
+    <w:p>
+      <w:pPr>
+        <w:pStyle w:val="ConsPlusNormal"/>
+        <w:widowControl/>
+        <w:ind w:left="-709" w:right="-852" w:firstLine="0"/>
+        <w:jc w:val="both"/>
+        <w:rPr>
+          <w:rFonts w:ascii="Times New Roman" w:hAnsi="Times New Roman"/>
+          <w:sz w:val="14"/>
+          <w:szCs w:val="14"/>
+        </w:rPr>
+      </w:pPr>
+      <w:r>
+        <w:rPr>
+          <w:rFonts w:ascii="Times New Roman" w:hAnsi="Times New Roman" w:cs="Times New Roman"/>
+          <w:b/>
+          <w:sz w:val="14"/>
+          <w:szCs w:val="14"/>
+        </w:rPr>
+        <w:t>2.2. Заказчик обязан:</w:t>
+      </w:r>
+    </w:p>
+    <w:p>
+      <w:pPr>
+        <w:ind w:left="-709" w:right="-852"/>
+        <w:jc w:val="both"/>
+        <w:rPr>
+          <w:sz w:val="14"/>
+          <w:szCs w:val="14"/>
+        </w:rPr>
+      </w:pPr>
+      <w:r>
+        <w:rPr>
+          <w:sz w:val="14"/>
+          <w:szCs w:val="14"/>
+        </w:rPr>
+        <w:t xml:space="preserve">2.2.1. Ознакомиться с настоящим Договором до его подписания, </w:t>
+      </w:r>
+      <w:proofErr w:type="gramStart"/>
+      <w:r>
+        <w:rPr>
+          <w:sz w:val="14"/>
+          <w:szCs w:val="14"/>
+        </w:rPr>
+        <w:t>Прейскурантом цен</w:t>
+      </w:r>
+      <w:proofErr w:type="gramEnd"/>
+      <w:r>
+        <w:rPr>
+          <w:sz w:val="14"/>
+          <w:szCs w:val="14"/>
+        </w:rPr>
+        <w:t xml:space="preserve"> и информированным добровольным Согласием, представленным Центром, Правилами оказания медицинских услуг, размещенных на информационном стенде Центра.</w:t>
+      </w:r>
+    </w:p>
+    <w:p>
+      <w:pPr>
+        <w:ind w:left="-709" w:right="-852"/>
+        <w:jc w:val="both"/>
+        <w:rPr>
+          <w:sz w:val="14"/>
+          <w:szCs w:val="14"/>
+        </w:rPr>
+      </w:pPr>
+      <w:r>
+        <w:rPr>
+          <w:sz w:val="14"/>
+          <w:szCs w:val="14"/>
+        </w:rPr>
+        <w:t>2.2.2 Подписать информированное добровольное Согласие одновременно с подписанием настоящего Договора. При этом факт подписания настоящего Договора является свидетельством ознакомления и согласия Пациента с Прейскурантом цен, Информированным добровольным согласием, Правилами оказания медицинских услуг, Правилами внутреннего распорядка для потребителей услуг, которые размещены в регистратуре и на официальном сайте Исполнителя в разделе Юридическая информация и доступны по ссылке https://revmamed.ru/page/informatsiya_dlya_patsientov_z_x/</w:t>
+      </w:r>
+    </w:p>
+    <w:p>
+      <w:pPr>
+        <w:pStyle w:val="ConsPlusNonformat"/>
+        <w:widowControl/>
+        <w:ind w:left="-709" w:right="-852"/>
+        <w:jc w:val="both"/>
+        <w:rPr>
+          <w:rFonts w:ascii="Times New Roman" w:hAnsi="Times New Roman"/>
+          <w:sz w:val="14"/>
+          <w:szCs w:val="14"/>
+        </w:rPr>
+      </w:pPr>
+      <w:r>
+        <w:rPr>
+          <w:rFonts w:ascii="Times New Roman" w:hAnsi="Times New Roman" w:cs="Times New Roman"/>
+          <w:sz w:val="14"/>
+          <w:szCs w:val="14"/>
+        </w:rPr>
+        <w:t>2.2.3. Оплатить оказание медицинской помощи на условиях, указанных в настоящем договоре.</w:t>
+      </w:r>
+    </w:p>
+    <w:p>
+      <w:pPr>
+        <w:pStyle w:val="ConsPlusNonformat"/>
+        <w:widowControl/>
+        <w:ind w:left="-709" w:right="-852"/>
+        <w:jc w:val="both"/>
+        <w:rPr>
+          <w:rFonts w:ascii="Times New Roman" w:hAnsi="Times New Roman"/>
+          <w:sz w:val="14"/>
+          <w:szCs w:val="14"/>
+        </w:rPr>
+      </w:pPr>
+      <w:r>
+        <w:rPr>
+          <w:rFonts w:ascii="Times New Roman" w:hAnsi="Times New Roman" w:cs="Times New Roman"/>
+          <w:sz w:val="14"/>
+          <w:szCs w:val="14"/>
+        </w:rPr>
+        <w:t xml:space="preserve">2.2.4. Предоставить при прохождении обследования и лечения полную достоверную информацию, необходимую для проведения медицинских услуг, в т.ч. о состоянии здоровья, хронических заболеваниях, а также, в случае необходимости, о могущих повлиять на ход лечения Пациента заболеваниях родственников, без указания их данных, злоупотреблении алкоголем или наркотическими препаратами, включая информацию о возможных аллергических реакциях на лекарственные препараты, пищевые или другие аллергены. </w:t>
+      </w:r>
+      <w:proofErr w:type="gramStart"/>
+      <w:r>
+        <w:rPr>
+          <w:rFonts w:ascii="Times New Roman" w:hAnsi="Times New Roman" w:cs="Times New Roman"/>
+          <w:sz w:val="14"/>
+          <w:szCs w:val="14"/>
+        </w:rPr>
+        <w:t>При наличии письменных подтверждений указанной информации,</w:t>
+      </w:r>
+      <w:proofErr w:type="gramEnd"/>
+      <w:r>
+        <w:rPr>
+          <w:rFonts w:ascii="Times New Roman" w:hAnsi="Times New Roman" w:cs="Times New Roman"/>
+          <w:sz w:val="14"/>
+          <w:szCs w:val="14"/>
+        </w:rPr>
+        <w:t xml:space="preserve"> предоставить данные подтверждения в копиях. Пациент осознает, что невыполнение предписаний Центра, несообщение необходимых сведений, нарушение предписанного режима и допущение иных нарушений могут повлечь снижение качества оказываемых услуг. Всю ответственность в данном случае несет Пациент.</w:t>
+      </w:r>
+    </w:p>
+    <w:p>
+      <w:pPr>
+        <w:pStyle w:val="ConsPlusNonformat"/>
+        <w:widowControl/>
+        <w:ind w:left="-709" w:right="-852"/>
+        <w:jc w:val="both"/>
+        <w:rPr>
+          <w:rFonts w:ascii="Times New Roman" w:hAnsi="Times New Roman"/>
+          <w:sz w:val="14"/>
+          <w:szCs w:val="14"/>
+        </w:rPr>
+      </w:pPr>
+      <w:r>
+        <w:rPr>
+          <w:rFonts w:ascii="Times New Roman" w:hAnsi="Times New Roman" w:cs="Times New Roman"/>
+          <w:sz w:val="14"/>
+          <w:szCs w:val="14"/>
+        </w:rPr>
+        <w:t>2.2.5.  Строго соблюдать условия настоящего Договора, неукоснительно и добросовестно выполнять все назначения и рекомендации лечащего врача, указанные в медицинской документации. В противном случае Центр не несет ответственность за последствия такого невыполнения.</w:t>
+      </w:r>
+    </w:p>
+    <w:p>
+      <w:pPr>
+        <w:pStyle w:val="ConsPlusNonformat"/>
+        <w:widowControl/>
+        <w:ind w:left="-709" w:right="-852"/>
+        <w:jc w:val="both"/>
+        <w:rPr>
+          <w:rFonts w:ascii="Times New Roman" w:hAnsi="Times New Roman"/>
+          <w:sz w:val="14"/>
+          <w:szCs w:val="14"/>
+        </w:rPr>
+      </w:pPr>
+      <w:r>
+        <w:rPr>
+          <w:rFonts w:ascii="Times New Roman" w:hAnsi="Times New Roman" w:cs="Times New Roman"/>
+          <w:sz w:val="14"/>
+          <w:szCs w:val="14"/>
+        </w:rPr>
+        <w:t xml:space="preserve">2.2.6.  </w:t>
+      </w:r>
+      <w:proofErr w:type="gramStart"/>
+      <w:r>
+        <w:rPr>
+          <w:rFonts w:ascii="Times New Roman" w:hAnsi="Times New Roman" w:cs="Times New Roman"/>
+          <w:sz w:val="14"/>
+          <w:szCs w:val="14"/>
+        </w:rPr>
+        <w:t>Соблюдать  график</w:t>
+      </w:r>
+      <w:proofErr w:type="gramEnd"/>
+      <w:r>
+        <w:rPr>
+          <w:rFonts w:ascii="Times New Roman" w:hAnsi="Times New Roman" w:cs="Times New Roman"/>
+          <w:sz w:val="14"/>
+          <w:szCs w:val="14"/>
+        </w:rPr>
+        <w:t xml:space="preserve">  </w:t>
+      </w:r>
+      <w:proofErr w:type="gramStart"/>
+      <w:r>
+        <w:rPr>
+          <w:rFonts w:ascii="Times New Roman" w:hAnsi="Times New Roman" w:cs="Times New Roman"/>
+          <w:sz w:val="14"/>
+          <w:szCs w:val="14"/>
+        </w:rPr>
+        <w:t>приема  врачей</w:t>
+      </w:r>
+      <w:proofErr w:type="gramEnd"/>
+      <w:r>
+        <w:rPr>
+          <w:rFonts w:ascii="Times New Roman" w:hAnsi="Times New Roman" w:cs="Times New Roman"/>
+          <w:sz w:val="14"/>
+          <w:szCs w:val="14"/>
+        </w:rPr>
+        <w:t xml:space="preserve">-специалистов </w:t>
+      </w:r>
+      <w:proofErr w:type="gramStart"/>
+      <w:r>
+        <w:rPr>
+          <w:rFonts w:ascii="Times New Roman" w:hAnsi="Times New Roman" w:cs="Times New Roman"/>
+          <w:sz w:val="14"/>
+          <w:szCs w:val="14"/>
+        </w:rPr>
+        <w:t>Исполнителя,  внутренний</w:t>
+      </w:r>
+      <w:proofErr w:type="gramEnd"/>
+      <w:r>
+        <w:rPr>
+          <w:rFonts w:ascii="Times New Roman" w:hAnsi="Times New Roman" w:cs="Times New Roman"/>
+          <w:sz w:val="14"/>
+          <w:szCs w:val="14"/>
+        </w:rPr>
+        <w:t xml:space="preserve"> распорядок Исполнителя.</w:t>
+      </w:r>
+    </w:p>
+    <w:p>
+      <w:pPr>
+        <w:pStyle w:val="ConsPlusNonformat"/>
+        <w:widowControl/>
+        <w:ind w:left="-709" w:right="-852"/>
+        <w:jc w:val="both"/>
+        <w:rPr>
+          <w:rFonts w:ascii="Times New Roman" w:hAnsi="Times New Roman"/>
+          <w:sz w:val="14"/>
+          <w:szCs w:val="14"/>
+        </w:rPr>
+      </w:pPr>
+      <w:r>
+        <w:rPr>
+          <w:rFonts w:ascii="Times New Roman" w:hAnsi="Times New Roman" w:cs="Times New Roman"/>
+          <w:sz w:val="14"/>
+          <w:szCs w:val="14"/>
+        </w:rPr>
+        <w:t>2.2.7. Извещать Центр (не позднее чем за одни сутки) через регистратуру о невозможности явки в Клинику и информировать о переносе сроков выполнения услуг.</w:t>
+      </w:r>
+    </w:p>
+    <w:p>
+      <w:pPr>
+        <w:pStyle w:val="ConsPlusNormal"/>
+        <w:widowControl/>
+        <w:ind w:left="-709" w:right="-852" w:firstLine="0"/>
+        <w:jc w:val="both"/>
+        <w:rPr>
+          <w:rFonts w:ascii="Times New Roman" w:hAnsi="Times New Roman"/>
+          <w:sz w:val="14"/>
+          <w:szCs w:val="14"/>
+        </w:rPr>
+      </w:pPr>
+      <w:r>
+        <w:rPr>
+          <w:rFonts w:ascii="Times New Roman" w:hAnsi="Times New Roman" w:cs="Times New Roman"/>
+          <w:b/>
+          <w:sz w:val="14"/>
+          <w:szCs w:val="14"/>
+        </w:rPr>
+        <w:t>2.3. Исполнитель имеет право:</w:t>
+      </w:r>
+    </w:p>
+    <w:p>
+      <w:pPr>
+        <w:pStyle w:val="ConsPlusNormal"/>
+        <w:widowControl/>
+        <w:ind w:left="-709" w:right="-852" w:firstLine="0"/>
+        <w:jc w:val="both"/>
+        <w:rPr>
+          <w:rFonts w:ascii="Times New Roman" w:hAnsi="Times New Roman"/>
+          <w:sz w:val="14"/>
+          <w:szCs w:val="14"/>
+        </w:rPr>
+      </w:pPr>
+      <w:r>
+        <w:rPr>
+          <w:rFonts w:ascii="Times New Roman" w:hAnsi="Times New Roman" w:cs="Times New Roman"/>
+          <w:sz w:val="14"/>
+          <w:szCs w:val="14"/>
+        </w:rPr>
+        <w:t>2.3.1. Отказаться от исполнения настоящего договора при неисполнении Заказчиком назначений врача.</w:t>
+      </w:r>
+    </w:p>
+    <w:p>
+      <w:pPr>
+        <w:pStyle w:val="ConsPlusNormal"/>
+        <w:widowControl/>
+        <w:ind w:left="-709" w:right="-852" w:firstLine="0"/>
+        <w:jc w:val="both"/>
+        <w:rPr>
+          <w:rFonts w:ascii="Times New Roman" w:hAnsi="Times New Roman"/>
+          <w:sz w:val="14"/>
+          <w:szCs w:val="14"/>
+        </w:rPr>
+      </w:pPr>
+      <w:r>
+        <w:rPr>
+          <w:rFonts w:ascii="Times New Roman" w:hAnsi="Times New Roman" w:cs="Times New Roman"/>
+          <w:sz w:val="14"/>
+          <w:szCs w:val="14"/>
+        </w:rPr>
+        <w:t>2.3.2. Приостановить выдачу медицинской документации Заказчику в случае задержки оплаты до разрешения разногласий.</w:t>
+      </w:r>
+    </w:p>
+    <w:p>
+      <w:pPr>
+        <w:pStyle w:val="ConsPlusNormal"/>
+        <w:widowControl/>
+        <w:ind w:left="-709" w:right="-852" w:firstLine="0"/>
+        <w:jc w:val="both"/>
+        <w:rPr>
+          <w:rFonts w:ascii="Times New Roman" w:hAnsi="Times New Roman"/>
+          <w:sz w:val="14"/>
+          <w:szCs w:val="14"/>
+        </w:rPr>
+      </w:pPr>
+      <w:r>
+        <w:rPr>
+          <w:rFonts w:ascii="Times New Roman" w:hAnsi="Times New Roman" w:cs="Times New Roman"/>
+          <w:sz w:val="14"/>
+          <w:szCs w:val="14"/>
+        </w:rPr>
+        <w:t>2.3.3. Увеличить объем медицинской помощи, получив предварительно письменное согласие пациента или его законных представителей, если это необходимо в интересах состояния здоровья Заказчика.</w:t>
+      </w:r>
+    </w:p>
+    <w:p>
+      <w:pPr>
+        <w:pStyle w:val="ConsPlusNonformat"/>
+        <w:widowControl/>
+        <w:ind w:left="-709" w:right="-852"/>
+        <w:jc w:val="both"/>
+        <w:rPr>
+          <w:rFonts w:ascii="Times New Roman" w:hAnsi="Times New Roman"/>
+          <w:sz w:val="14"/>
+          <w:szCs w:val="14"/>
+        </w:rPr>
+      </w:pPr>
+      <w:r>
+        <w:rPr>
+          <w:rFonts w:ascii="Times New Roman" w:hAnsi="Times New Roman" w:cs="Times New Roman"/>
+          <w:sz w:val="14"/>
+          <w:szCs w:val="14"/>
+        </w:rPr>
+        <w:t xml:space="preserve">2.3.4. Требовать от Заказчика соблюдения </w:t>
+      </w:r>
+      <w:proofErr w:type="gramStart"/>
+      <w:r>
+        <w:rPr>
+          <w:rFonts w:ascii="Times New Roman" w:hAnsi="Times New Roman" w:cs="Times New Roman"/>
+          <w:sz w:val="14"/>
+          <w:szCs w:val="14"/>
+        </w:rPr>
+        <w:t>графика  прохождения</w:t>
+      </w:r>
+      <w:proofErr w:type="gramEnd"/>
+      <w:r>
+        <w:rPr>
+          <w:rFonts w:ascii="Times New Roman" w:hAnsi="Times New Roman" w:cs="Times New Roman"/>
+          <w:sz w:val="14"/>
+          <w:szCs w:val="14"/>
+        </w:rPr>
+        <w:t xml:space="preserve">  процедур, режима приема лекарственных средств, режима питания и других предписаний.</w:t>
+      </w:r>
+    </w:p>
+    <w:p>
+      <w:pPr>
+        <w:pStyle w:val="ConsPlusNonformat"/>
+        <w:widowControl/>
+        <w:ind w:left="-709" w:right="-852"/>
+        <w:jc w:val="both"/>
+        <w:rPr>
+          <w:rFonts w:ascii="Times New Roman" w:hAnsi="Times New Roman"/>
+          <w:sz w:val="14"/>
+          <w:szCs w:val="14"/>
+        </w:rPr>
+      </w:pPr>
+      <w:r>
+        <w:rPr>
+          <w:rFonts w:ascii="Times New Roman" w:hAnsi="Times New Roman" w:cs="Times New Roman"/>
+          <w:sz w:val="14"/>
+          <w:szCs w:val="14"/>
+        </w:rPr>
+        <w:t>2.3.5. Исполнитель не вправе расторгнуть договор в одностороннем порядке в случае угрозы жизни и здоровью Заказчика.</w:t>
+      </w:r>
+    </w:p>
+    <w:p>
+      <w:pPr>
+        <w:pStyle w:val="ConsPlusNonformat"/>
+        <w:widowControl/>
+        <w:ind w:left="-709" w:right="-852"/>
+        <w:jc w:val="both"/>
+        <w:rPr>
+          <w:rFonts w:ascii="Times New Roman" w:hAnsi="Times New Roman"/>
+          <w:sz w:val="14"/>
+          <w:szCs w:val="14"/>
+        </w:rPr>
+      </w:pPr>
+      <w:r>
+        <w:rPr>
+          <w:rFonts w:ascii="Times New Roman" w:hAnsi="Times New Roman" w:cs="Times New Roman"/>
+          <w:sz w:val="14"/>
+          <w:szCs w:val="14"/>
+        </w:rPr>
+        <w:t xml:space="preserve">2.3.6. В случае возникновения неотложных состояний не по вине медицинских работников Исполнителя, Исполнитель имеет право самостоятельно определять объем   </w:t>
+      </w:r>
+      <w:proofErr w:type="gramStart"/>
+      <w:r>
+        <w:rPr>
+          <w:rFonts w:ascii="Times New Roman" w:hAnsi="Times New Roman" w:cs="Times New Roman"/>
+          <w:sz w:val="14"/>
+          <w:szCs w:val="14"/>
+        </w:rPr>
+        <w:t>исследований  и</w:t>
+      </w:r>
+      <w:proofErr w:type="gramEnd"/>
+      <w:r>
+        <w:rPr>
+          <w:rFonts w:ascii="Times New Roman" w:hAnsi="Times New Roman" w:cs="Times New Roman"/>
+          <w:sz w:val="14"/>
+          <w:szCs w:val="14"/>
+        </w:rPr>
+        <w:t xml:space="preserve">  </w:t>
+      </w:r>
+      <w:proofErr w:type="gramStart"/>
+      <w:r>
+        <w:rPr>
+          <w:rFonts w:ascii="Times New Roman" w:hAnsi="Times New Roman" w:cs="Times New Roman"/>
+          <w:sz w:val="14"/>
+          <w:szCs w:val="14"/>
+        </w:rPr>
+        <w:t>медицинской  помощи,  необходимых</w:t>
+      </w:r>
+      <w:proofErr w:type="gramEnd"/>
+      <w:r>
+        <w:rPr>
+          <w:rFonts w:ascii="Times New Roman" w:hAnsi="Times New Roman" w:cs="Times New Roman"/>
+          <w:sz w:val="14"/>
+          <w:szCs w:val="14"/>
+        </w:rPr>
+        <w:t xml:space="preserve">  </w:t>
+      </w:r>
+      <w:proofErr w:type="gramStart"/>
+      <w:r>
+        <w:rPr>
+          <w:rFonts w:ascii="Times New Roman" w:hAnsi="Times New Roman" w:cs="Times New Roman"/>
+          <w:sz w:val="14"/>
+          <w:szCs w:val="14"/>
+        </w:rPr>
+        <w:t>для  оказания</w:t>
+      </w:r>
+      <w:proofErr w:type="gramEnd"/>
+      <w:r>
+        <w:rPr>
+          <w:rFonts w:ascii="Times New Roman" w:hAnsi="Times New Roman" w:cs="Times New Roman"/>
+          <w:sz w:val="14"/>
+          <w:szCs w:val="14"/>
+        </w:rPr>
+        <w:t xml:space="preserve"> </w:t>
+      </w:r>
+      <w:proofErr w:type="gramStart"/>
+      <w:r>
+        <w:rPr>
+          <w:rFonts w:ascii="Times New Roman" w:hAnsi="Times New Roman" w:cs="Times New Roman"/>
+          <w:sz w:val="14"/>
+          <w:szCs w:val="14"/>
+        </w:rPr>
+        <w:t>неотложной  медицинской</w:t>
+      </w:r>
+      <w:proofErr w:type="gramEnd"/>
+      <w:r>
+        <w:rPr>
+          <w:rFonts w:ascii="Times New Roman" w:hAnsi="Times New Roman" w:cs="Times New Roman"/>
+          <w:sz w:val="14"/>
+          <w:szCs w:val="14"/>
+        </w:rPr>
+        <w:t xml:space="preserve">  </w:t>
+      </w:r>
+      <w:proofErr w:type="gramStart"/>
+      <w:r>
+        <w:rPr>
+          <w:rFonts w:ascii="Times New Roman" w:hAnsi="Times New Roman" w:cs="Times New Roman"/>
+          <w:sz w:val="14"/>
+          <w:szCs w:val="14"/>
+        </w:rPr>
+        <w:t>помощи,  в</w:t>
+      </w:r>
+      <w:proofErr w:type="gramEnd"/>
+      <w:r>
+        <w:rPr>
+          <w:rFonts w:ascii="Times New Roman" w:hAnsi="Times New Roman" w:cs="Times New Roman"/>
+          <w:sz w:val="14"/>
+          <w:szCs w:val="14"/>
+        </w:rPr>
+        <w:t xml:space="preserve">  </w:t>
+      </w:r>
+      <w:proofErr w:type="gramStart"/>
+      <w:r>
+        <w:rPr>
+          <w:rFonts w:ascii="Times New Roman" w:hAnsi="Times New Roman" w:cs="Times New Roman"/>
+          <w:sz w:val="14"/>
+          <w:szCs w:val="14"/>
+        </w:rPr>
+        <w:t>том  числе</w:t>
+      </w:r>
+      <w:proofErr w:type="gramEnd"/>
+      <w:r>
+        <w:rPr>
+          <w:rFonts w:ascii="Times New Roman" w:hAnsi="Times New Roman" w:cs="Times New Roman"/>
+          <w:sz w:val="14"/>
+          <w:szCs w:val="14"/>
+        </w:rPr>
+        <w:t xml:space="preserve"> услуг, не предусмотренных настоящим Договором.</w:t>
+      </w:r>
+    </w:p>
+    <w:p>
+      <w:pPr>
+        <w:pStyle w:val="ConsPlusNonformat"/>
+        <w:widowControl/>
+        <w:ind w:left="-709" w:right="-852"/>
+        <w:jc w:val="both"/>
+        <w:rPr>
+          <w:rFonts w:ascii="Times New Roman" w:hAnsi="Times New Roman"/>
+          <w:sz w:val="14"/>
+          <w:szCs w:val="14"/>
+        </w:rPr>
+      </w:pPr>
+      <w:r>
+        <w:rPr>
+          <w:rFonts w:ascii="Times New Roman" w:hAnsi="Times New Roman" w:cs="Times New Roman"/>
+          <w:sz w:val="14"/>
+          <w:szCs w:val="14"/>
+        </w:rPr>
+        <w:t xml:space="preserve">2.3.7. Изменять </w:t>
+      </w:r>
+      <w:proofErr w:type="gramStart"/>
+      <w:r>
+        <w:rPr>
+          <w:rFonts w:ascii="Times New Roman" w:hAnsi="Times New Roman" w:cs="Times New Roman"/>
+          <w:sz w:val="14"/>
+          <w:szCs w:val="14"/>
+        </w:rPr>
+        <w:t>Прейскурант цен</w:t>
+      </w:r>
+      <w:proofErr w:type="gramEnd"/>
+      <w:r>
+        <w:rPr>
+          <w:rFonts w:ascii="Times New Roman" w:hAnsi="Times New Roman" w:cs="Times New Roman"/>
+          <w:sz w:val="14"/>
+          <w:szCs w:val="14"/>
+        </w:rPr>
+        <w:t xml:space="preserve"> в течение срока действия настоящего Договора в одностороннем порядке без согласования с Пациентом. С измененным </w:t>
+      </w:r>
+      <w:proofErr w:type="gramStart"/>
+      <w:r>
+        <w:rPr>
+          <w:rFonts w:ascii="Times New Roman" w:hAnsi="Times New Roman" w:cs="Times New Roman"/>
+          <w:sz w:val="14"/>
+          <w:szCs w:val="14"/>
+        </w:rPr>
+        <w:t>прейскурантом цен</w:t>
+      </w:r>
+      <w:proofErr w:type="gramEnd"/>
+      <w:r>
+        <w:rPr>
+          <w:rFonts w:ascii="Times New Roman" w:hAnsi="Times New Roman" w:cs="Times New Roman"/>
+          <w:sz w:val="14"/>
+          <w:szCs w:val="14"/>
+        </w:rPr>
+        <w:t xml:space="preserve"> Пациент может ознакомиться у стойки администратора при входе в Центр.</w:t>
+      </w:r>
+    </w:p>
+    <w:p>
+      <w:pPr>
+        <w:pStyle w:val="ConsPlusNonformat"/>
+        <w:widowControl/>
+        <w:ind w:left="-709" w:right="-852"/>
+        <w:jc w:val="both"/>
+        <w:rPr>
+          <w:rFonts w:ascii="Times New Roman" w:hAnsi="Times New Roman"/>
+          <w:sz w:val="14"/>
+          <w:szCs w:val="14"/>
+        </w:rPr>
+      </w:pPr>
+      <w:r>
+        <w:rPr>
+          <w:rFonts w:ascii="Times New Roman" w:hAnsi="Times New Roman" w:cs="Times New Roman"/>
+          <w:sz w:val="14"/>
+          <w:szCs w:val="14"/>
+        </w:rPr>
+        <w:t>2.3.8. Заменить лечащего врача Пациента, в случае невозможности им исполнения своих профессиональных обязанностей в силу болезни или по другим уважительным причинам, другим врачом-специалистом.</w:t>
+      </w:r>
+    </w:p>
+    <w:p>
+      <w:pPr>
+        <w:pStyle w:val="ConsPlusNonformat"/>
+        <w:widowControl/>
+        <w:ind w:left="-709" w:right="-852"/>
+        <w:jc w:val="both"/>
+        <w:rPr>
+          <w:rFonts w:ascii="Times New Roman" w:hAnsi="Times New Roman"/>
+          <w:sz w:val="14"/>
+          <w:szCs w:val="14"/>
+        </w:rPr>
+      </w:pPr>
+      <w:r>
+        <w:rPr>
+          <w:rFonts w:ascii="Times New Roman" w:hAnsi="Times New Roman" w:cs="Times New Roman"/>
+          <w:sz w:val="14"/>
+          <w:szCs w:val="14"/>
+        </w:rPr>
+        <w:t>2.3.9. Приостановить или отказать обслуживание Пациента в случае, если:</w:t>
+      </w:r>
+    </w:p>
+    <w:p>
+      <w:pPr>
+        <w:pStyle w:val="ConsPlusNonformat"/>
+        <w:widowControl/>
+        <w:ind w:left="-709" w:right="-852"/>
+        <w:jc w:val="both"/>
+        <w:rPr>
+          <w:rFonts w:ascii="Times New Roman" w:hAnsi="Times New Roman"/>
+          <w:sz w:val="14"/>
+          <w:szCs w:val="14"/>
+        </w:rPr>
+      </w:pPr>
+      <w:r>
+        <w:rPr>
+          <w:rFonts w:ascii="Times New Roman" w:hAnsi="Times New Roman"/>
+          <w:sz w:val="14"/>
+          <w:szCs w:val="14"/>
+        </w:rPr>
+        <w:t>- Пациент на момент обращения в Клинику находится в состоянии алкогольного, наркотического или токсического опьянения, за исключением случаев, когда Пациент находится в угрожающем жизни состоянии;</w:t>
+      </w:r>
+    </w:p>
+    <w:p>
+      <w:pPr>
+        <w:pStyle w:val="ConsPlusNonformat"/>
+        <w:widowControl/>
+        <w:ind w:left="-709" w:right="-852"/>
+        <w:jc w:val="both"/>
+        <w:rPr>
+          <w:rFonts w:ascii="Times New Roman" w:hAnsi="Times New Roman"/>
+          <w:sz w:val="14"/>
+          <w:szCs w:val="14"/>
+        </w:rPr>
+      </w:pPr>
+      <w:r>
+        <w:rPr>
+          <w:rFonts w:ascii="Times New Roman" w:hAnsi="Times New Roman"/>
+          <w:sz w:val="14"/>
+          <w:szCs w:val="14"/>
+        </w:rPr>
+        <w:t>- Пациент нарушил правила внутреннего распорядка или медицинские предписания врачей Клиники;</w:t>
+      </w:r>
+    </w:p>
+    <w:p>
+      <w:pPr>
+        <w:pStyle w:val="ConsPlusNonformat"/>
+        <w:widowControl/>
+        <w:ind w:left="-709" w:right="-852"/>
+        <w:jc w:val="both"/>
+        <w:rPr>
+          <w:rFonts w:ascii="Times New Roman" w:hAnsi="Times New Roman"/>
+          <w:sz w:val="14"/>
+          <w:szCs w:val="14"/>
+        </w:rPr>
+      </w:pPr>
+      <w:r>
+        <w:rPr>
+          <w:rFonts w:ascii="Times New Roman" w:hAnsi="Times New Roman" w:cs="Times New Roman"/>
+          <w:sz w:val="14"/>
+          <w:szCs w:val="14"/>
+        </w:rPr>
+        <w:t>- действия Пациента угрожают жизни и здоровью персонала Клиники и иным посетителям Клиники.</w:t>
+      </w:r>
+    </w:p>
+    <w:p>
+      <w:pPr>
+        <w:pStyle w:val="ConsPlusNonformat"/>
+        <w:widowControl/>
+        <w:ind w:left="-709" w:right="-852"/>
+        <w:jc w:val="both"/>
+        <w:rPr>
+          <w:rFonts w:ascii="Times New Roman" w:hAnsi="Times New Roman"/>
+          <w:sz w:val="14"/>
+          <w:szCs w:val="14"/>
+        </w:rPr>
+      </w:pPr>
+      <w:r>
+        <w:rPr>
+          <w:rFonts w:ascii="Times New Roman" w:hAnsi="Times New Roman" w:cs="Times New Roman"/>
+          <w:sz w:val="14"/>
+          <w:szCs w:val="14"/>
+        </w:rPr>
+        <w:t>2.3.10. Отменить оказание медицинской услуги Пациенту по предварительной записи в случае опоздания Пациента более чем на 10 минут.</w:t>
+      </w:r>
+    </w:p>
+    <w:p>
+      <w:pPr>
+        <w:pStyle w:val="ConsPlusNormal"/>
+        <w:widowControl/>
+        <w:ind w:left="-709" w:right="-852" w:firstLine="0"/>
+        <w:jc w:val="both"/>
+        <w:rPr>
+          <w:rFonts w:ascii="Times New Roman" w:hAnsi="Times New Roman"/>
+          <w:sz w:val="14"/>
+          <w:szCs w:val="14"/>
+        </w:rPr>
+      </w:pPr>
+      <w:r>
+        <w:rPr>
+          <w:rFonts w:ascii="Times New Roman" w:hAnsi="Times New Roman" w:cs="Times New Roman"/>
+          <w:b/>
+          <w:sz w:val="14"/>
+          <w:szCs w:val="14"/>
+        </w:rPr>
+        <w:t>2.4. Заказчик имеет право:</w:t>
+      </w:r>
+    </w:p>
+    <w:p>
+      <w:pPr>
+        <w:ind w:left="-709" w:right="-852"/>
+        <w:jc w:val="both"/>
+        <w:rPr>
+          <w:sz w:val="14"/>
+          <w:szCs w:val="14"/>
+        </w:rPr>
+      </w:pPr>
+      <w:r>
+        <w:rPr>
+          <w:sz w:val="14"/>
+          <w:szCs w:val="14"/>
+        </w:rPr>
+        <w:t>2.4.1. Выбрать лечащего врача из штата Центра, а также продолжить лечение у другого врача по собственному желанию путем устного уведомления администрации Центра о замене лечащего врача другим врачом-специалистом.</w:t>
+      </w:r>
+    </w:p>
+    <w:p>
+      <w:pPr>
+        <w:pStyle w:val="ConsPlusNormal"/>
+        <w:widowControl/>
+        <w:ind w:left="-709" w:right="-852" w:firstLine="0"/>
+        <w:jc w:val="both"/>
+      </w:pPr>
+      <w:r>
+        <w:rPr>
+          <w:rFonts w:ascii="Times New Roman" w:hAnsi="Times New Roman" w:cs="Times New Roman"/>
+          <w:sz w:val="14"/>
+          <w:szCs w:val="14"/>
+        </w:rPr>
+        <w:t>2.4.2. Получать информацию об объеме и качестве медицинской помощи, выполняемой Исполнителем, не вмешиваясь в деятельность Исполнителя.</w:t>
+      </w:r>
+    </w:p>
+    <w:p>
+      <w:pPr>
+        <w:pStyle w:val="ConsPlusNonformat"/>
+        <w:widowControl/>
+        <w:ind w:left="-709" w:right="-852"/>
+        <w:jc w:val="both"/>
+      </w:pPr>
+      <w:r>
+        <w:rPr>
+          <w:rFonts w:ascii="Times New Roman" w:hAnsi="Times New Roman" w:cs="Times New Roman"/>
+          <w:sz w:val="14"/>
+          <w:szCs w:val="14"/>
+        </w:rPr>
+        <w:t>2.4.3. Получить в доступной форме имеющуюся в Центре информацию о состоянии своего здоровья, в том числе сведения о результатах медицинского обследования, наличии заболевания, об установленном диагнозе и о прогнозе развития заболевания, методах оказания медицинской помощи, связанном с ними риске, возможных видах медицинского вмешательства, его последствиях и результатах оказания медицинской помощи. Информация о состоянии здоровья предоставляется Пациенту лично лечащим врачом или другими медицинскими работниками, принимающими непосредственное участие в медицинском обследовании и лечении.</w:t>
+      </w:r>
+    </w:p>
+    <w:p>
+      <w:pPr>
+        <w:pStyle w:val="ConsPlusNonformat"/>
+        <w:widowControl/>
+        <w:ind w:left="-709" w:right="-852"/>
+        <w:jc w:val="both"/>
+      </w:pPr>
+      <w:r>
+        <w:rPr>
+          <w:rFonts w:ascii="Times New Roman" w:hAnsi="Times New Roman" w:cs="Times New Roman"/>
+          <w:sz w:val="14"/>
+          <w:szCs w:val="14"/>
+        </w:rPr>
+        <w:lastRenderedPageBreak/>
+        <w:t>2.4.4. Получать на основании письменного заявления копии медицинских документов и выписки из них, отражающие состояние здоровья и получения медицинской помощи данным Пациентом.</w:t>
+      </w:r>
+    </w:p>
+    <w:p>
+      <w:pPr>
+        <w:pStyle w:val="ConsPlusNonformat"/>
+        <w:widowControl/>
+        <w:ind w:left="-709" w:right="-852"/>
+        <w:jc w:val="both"/>
+      </w:pPr>
+      <w:r>
+        <w:rPr>
+          <w:rFonts w:ascii="Times New Roman" w:hAnsi="Times New Roman" w:cs="Times New Roman"/>
+          <w:sz w:val="14"/>
+          <w:szCs w:val="14"/>
+        </w:rPr>
+        <w:t>2.4.5.  Отказаться от оплаты оказанных без его согласия услуг, а если они уже оплачены - потребовать возврата уплаченных за них сумм.</w:t>
+      </w:r>
+    </w:p>
+    <w:p>
+      <w:pPr>
+        <w:pStyle w:val="ConsPlusNonformat"/>
+        <w:widowControl/>
+        <w:ind w:left="-709" w:right="-852"/>
+        <w:jc w:val="both"/>
+      </w:pPr>
+      <w:r>
+        <w:rPr>
+          <w:rFonts w:ascii="Times New Roman" w:hAnsi="Times New Roman" w:cs="Times New Roman"/>
+          <w:sz w:val="14"/>
+          <w:szCs w:val="14"/>
+        </w:rPr>
+        <w:t xml:space="preserve">2.4.6. Отказаться в одностороннем порядке от получения услуги до момента </w:t>
+      </w:r>
+      <w:proofErr w:type="gramStart"/>
+      <w:r>
+        <w:rPr>
+          <w:rFonts w:ascii="Times New Roman" w:hAnsi="Times New Roman" w:cs="Times New Roman"/>
+          <w:sz w:val="14"/>
+          <w:szCs w:val="14"/>
+        </w:rPr>
+        <w:t>начала  ее</w:t>
+      </w:r>
+      <w:proofErr w:type="gramEnd"/>
+      <w:r>
+        <w:rPr>
+          <w:rFonts w:ascii="Times New Roman" w:hAnsi="Times New Roman" w:cs="Times New Roman"/>
+          <w:sz w:val="14"/>
+          <w:szCs w:val="14"/>
+        </w:rPr>
+        <w:t xml:space="preserve">  </w:t>
+      </w:r>
+      <w:proofErr w:type="gramStart"/>
+      <w:r>
+        <w:rPr>
+          <w:rFonts w:ascii="Times New Roman" w:hAnsi="Times New Roman" w:cs="Times New Roman"/>
+          <w:sz w:val="14"/>
+          <w:szCs w:val="14"/>
+        </w:rPr>
+        <w:t>оказания  и</w:t>
+      </w:r>
+      <w:proofErr w:type="gramEnd"/>
+      <w:r>
+        <w:rPr>
+          <w:rFonts w:ascii="Times New Roman" w:hAnsi="Times New Roman" w:cs="Times New Roman"/>
+          <w:sz w:val="14"/>
+          <w:szCs w:val="14"/>
+        </w:rPr>
+        <w:t xml:space="preserve">  </w:t>
+      </w:r>
+      <w:proofErr w:type="gramStart"/>
+      <w:r>
+        <w:rPr>
+          <w:rFonts w:ascii="Times New Roman" w:hAnsi="Times New Roman" w:cs="Times New Roman"/>
+          <w:sz w:val="14"/>
+          <w:szCs w:val="14"/>
+        </w:rPr>
+        <w:t>получить  обратно</w:t>
+      </w:r>
+      <w:proofErr w:type="gramEnd"/>
+      <w:r>
+        <w:rPr>
+          <w:rFonts w:ascii="Times New Roman" w:hAnsi="Times New Roman" w:cs="Times New Roman"/>
+          <w:sz w:val="14"/>
+          <w:szCs w:val="14"/>
+        </w:rPr>
+        <w:t xml:space="preserve"> уплаченную сумму.</w:t>
+      </w:r>
+    </w:p>
+    <w:p>
+      <w:pPr>
+        <w:pStyle w:val="ConsPlusNonformat"/>
+        <w:widowControl/>
+        <w:ind w:left="-709" w:right="-852"/>
+        <w:jc w:val="both"/>
+      </w:pPr>
+      <w:r>
+        <w:rPr>
+          <w:rFonts w:ascii="Times New Roman" w:hAnsi="Times New Roman" w:cs="Times New Roman"/>
+          <w:sz w:val="14"/>
+          <w:szCs w:val="14"/>
+        </w:rPr>
+        <w:t xml:space="preserve">2.4.7. </w:t>
+      </w:r>
+      <w:proofErr w:type="gramStart"/>
+      <w:r>
+        <w:rPr>
+          <w:rFonts w:ascii="Times New Roman" w:hAnsi="Times New Roman" w:cs="Times New Roman"/>
+          <w:sz w:val="14"/>
+          <w:szCs w:val="14"/>
+        </w:rPr>
+        <w:t>По  своему</w:t>
+      </w:r>
+      <w:proofErr w:type="gramEnd"/>
+      <w:r>
+        <w:rPr>
+          <w:rFonts w:ascii="Times New Roman" w:hAnsi="Times New Roman" w:cs="Times New Roman"/>
+          <w:sz w:val="14"/>
+          <w:szCs w:val="14"/>
+        </w:rPr>
+        <w:t xml:space="preserve"> выбору в случае несоблюдения Исполнителем обязательств по срокам оказания услуги:</w:t>
+      </w:r>
+    </w:p>
+    <w:p>
+      <w:pPr>
+        <w:pStyle w:val="ConsPlusNonformat"/>
+        <w:widowControl/>
+        <w:ind w:left="-709" w:right="-852"/>
+        <w:jc w:val="both"/>
+        <w:rPr>
+          <w:rFonts w:ascii="Times New Roman" w:hAnsi="Times New Roman"/>
+          <w:sz w:val="14"/>
+          <w:szCs w:val="14"/>
+        </w:rPr>
+      </w:pPr>
+      <w:r>
+        <w:rPr>
+          <w:rFonts w:ascii="Times New Roman" w:hAnsi="Times New Roman" w:cs="Times New Roman"/>
+          <w:sz w:val="14"/>
+          <w:szCs w:val="14"/>
+        </w:rPr>
+        <w:t>- потребовать новый срок оказания услуги;</w:t>
+      </w:r>
+    </w:p>
+    <w:p>
+      <w:pPr>
+        <w:pStyle w:val="ConsPlusNonformat"/>
+        <w:widowControl/>
+        <w:ind w:left="-709" w:right="-852"/>
+        <w:jc w:val="both"/>
+        <w:rPr>
+          <w:rFonts w:ascii="Times New Roman" w:hAnsi="Times New Roman"/>
+          <w:sz w:val="14"/>
+          <w:szCs w:val="14"/>
+        </w:rPr>
+      </w:pPr>
+      <w:r>
+        <w:rPr>
+          <w:rFonts w:ascii="Times New Roman" w:hAnsi="Times New Roman" w:cs="Times New Roman"/>
+          <w:sz w:val="14"/>
+          <w:szCs w:val="14"/>
+        </w:rPr>
+        <w:t>- потребовать уменьшения стоимости предоставленной услуги;</w:t>
+      </w:r>
+    </w:p>
+    <w:p>
+      <w:pPr>
+        <w:pStyle w:val="ConsPlusNonformat"/>
+        <w:widowControl/>
+        <w:ind w:left="-709" w:right="-852"/>
+        <w:jc w:val="both"/>
+        <w:rPr>
+          <w:rFonts w:ascii="Times New Roman" w:hAnsi="Times New Roman"/>
+          <w:sz w:val="14"/>
+          <w:szCs w:val="14"/>
+        </w:rPr>
+      </w:pPr>
+      <w:r>
+        <w:rPr>
+          <w:rFonts w:ascii="Times New Roman" w:hAnsi="Times New Roman" w:cs="Times New Roman"/>
+          <w:sz w:val="14"/>
+          <w:szCs w:val="14"/>
+        </w:rPr>
+        <w:t>- потребовать исполнения услуги другим специалистом Исполнителя;</w:t>
+      </w:r>
+    </w:p>
+    <w:p>
+      <w:pPr>
+        <w:pStyle w:val="ConsPlusNonformat"/>
+        <w:widowControl/>
+        <w:ind w:left="-709" w:right="-852"/>
+        <w:jc w:val="both"/>
+        <w:rPr>
+          <w:rFonts w:ascii="Times New Roman" w:hAnsi="Times New Roman"/>
+          <w:sz w:val="14"/>
+          <w:szCs w:val="14"/>
+        </w:rPr>
+      </w:pPr>
+      <w:r>
+        <w:rPr>
+          <w:rFonts w:ascii="Times New Roman" w:hAnsi="Times New Roman" w:cs="Times New Roman"/>
+          <w:sz w:val="14"/>
+          <w:szCs w:val="14"/>
+        </w:rPr>
+        <w:t>- расторгнуть договор.</w:t>
+      </w:r>
+    </w:p>
+    <w:p>
+      <w:pPr>
+        <w:pStyle w:val="ConsPlusNonformat"/>
+        <w:widowControl/>
+        <w:ind w:left="-709" w:right="-852"/>
+        <w:jc w:val="both"/>
+      </w:pPr>
+      <w:r>
+        <w:rPr>
+          <w:rFonts w:ascii="Times New Roman" w:hAnsi="Times New Roman" w:cs="Times New Roman"/>
+          <w:sz w:val="14"/>
+          <w:szCs w:val="14"/>
+        </w:rPr>
+        <w:t>2.4.8. При обнаружении недостатков оказанных услуг предъявлять требования, установленные Законом РФ «О защите прав потребителей», а также иными нормативными правовыми актами РФ, регулирующими данные отношения.</w:t>
+      </w:r>
+    </w:p>
+    <w:p>
+      <w:pPr>
+        <w:pStyle w:val="ConsPlusNormal"/>
+        <w:widowControl/>
+        <w:ind w:left="-709" w:right="-852" w:firstLine="0"/>
+        <w:jc w:val="center"/>
+        <w:rPr>
+          <w:rFonts w:ascii="Times New Roman" w:hAnsi="Times New Roman"/>
+          <w:sz w:val="14"/>
+          <w:szCs w:val="14"/>
+        </w:rPr>
+      </w:pPr>
+    </w:p>
+    <w:p>
+      <w:pPr>
+        <w:pStyle w:val="ConsPlusNormal"/>
+        <w:widowControl/>
+        <w:ind w:left="-709" w:right="-852" w:firstLine="0"/>
+        <w:jc w:val="center"/>
+        <w:rPr>
+          <w:rFonts w:ascii="Times New Roman" w:hAnsi="Times New Roman"/>
+          <w:sz w:val="14"/>
+          <w:szCs w:val="14"/>
+        </w:rPr>
+      </w:pPr>
+      <w:r>
+        <w:rPr>
+          <w:rFonts w:ascii="Times New Roman" w:hAnsi="Times New Roman" w:cs="Times New Roman"/>
+          <w:b/>
+          <w:sz w:val="14"/>
+          <w:szCs w:val="14"/>
+        </w:rPr>
+        <w:t>3. ЦЕНА ДОГОВОРА И ПОРЯДОК РАСЧЕТА</w:t>
+      </w:r>
+    </w:p>
+    <w:p>
+      <w:pPr>
+        <w:pStyle w:val="ConsPlusNormal"/>
+        <w:widowControl/>
+        <w:ind w:left="-709" w:right="-852" w:firstLine="0"/>
+        <w:jc w:val="both"/>
+        <w:rPr>
+          <w:rFonts w:ascii="Times New Roman" w:hAnsi="Times New Roman" w:cs="Times New Roman"/>
+          <w:sz w:val="14"/>
+          <w:szCs w:val="14"/>
+        </w:rPr>
+      </w:pPr>
+      <w:r>
+        <w:rPr>
+          <w:rFonts w:ascii="Times New Roman" w:hAnsi="Times New Roman" w:cs="Times New Roman"/>
+          <w:sz w:val="14"/>
+          <w:szCs w:val="14"/>
+        </w:rPr>
+        <w:t xml:space="preserve">3.1. Общая стоимость медицинской услуги в соответствии с утвержденными тарифами на медицинские услуги составляет </w:t>
+      </w:r>
+      <w:r>
+        <w:rPr>
+          <w:rFonts w:ascii="Times New Roman" w:hAnsi="Times New Roman" w:cs="Times New Roman"/>
+          <w:sz w:val="14"/>
+          <w:szCs w:val="14"/>
+        </w:rPr>
+        <w:t>_____________________ (_________________________________</w:t>
+      </w:r>
+    </w:p>
+    <w:p>
+      <w:pPr>
+        <w:pStyle w:val="ConsPlusNormal"/>
+        <w:widowControl/>
+        <w:ind w:left="-709" w:right="-852" w:firstLine="0"/>
+        <w:jc w:val="both"/>
+        <w:rPr>
+          <w:rFonts w:ascii="Times New Roman" w:hAnsi="Times New Roman" w:cs="Times New Roman"/>
+          <w:sz w:val="14"/>
+          <w:szCs w:val="14"/>
+        </w:rPr>
+      </w:pPr>
+      <w:r>
+        <w:rPr>
+          <w:rFonts w:ascii="Times New Roman" w:hAnsi="Times New Roman" w:cs="Times New Roman"/>
+          <w:sz w:val="14"/>
+          <w:szCs w:val="14"/>
+        </w:rPr>
+        <w:t xml:space="preserve">_________________________) </w:t>
+      </w:r>
+      <w:r>
+        <w:rPr>
+          <w:rFonts w:ascii="Times New Roman" w:hAnsi="Times New Roman" w:cs="Times New Roman"/>
+          <w:sz w:val="14"/>
+          <w:szCs w:val="14"/>
+        </w:rPr>
+        <w:t>рублей 00 копеек.</w:t>
+      </w:r>
+    </w:p>
+    <w:p>
+      <w:pPr>
+        <w:pStyle w:val="ConsPlusNormal"/>
+        <w:widowControl/>
+        <w:ind w:left="-709" w:right="-852" w:firstLine="0"/>
+        <w:jc w:val="both"/>
+        <w:rPr>
+          <w:rFonts w:ascii="Times New Roman" w:hAnsi="Times New Roman"/>
+          <w:sz w:val="14"/>
+          <w:szCs w:val="14"/>
+        </w:rPr>
+      </w:pPr>
+      <w:r>
+        <w:rPr>
+          <w:rFonts w:ascii="Times New Roman" w:hAnsi="Times New Roman" w:cs="Times New Roman"/>
+          <w:sz w:val="14"/>
+          <w:szCs w:val="14"/>
+        </w:rPr>
+        <w:t xml:space="preserve">3.2. Оплата </w:t>
+      </w:r>
+      <w:proofErr w:type="gramStart"/>
+      <w:r>
+        <w:rPr>
+          <w:rFonts w:ascii="Times New Roman" w:hAnsi="Times New Roman" w:cs="Times New Roman"/>
+          <w:sz w:val="14"/>
+          <w:szCs w:val="14"/>
+        </w:rPr>
+        <w:t>за медицинские услуги</w:t>
+      </w:r>
+      <w:proofErr w:type="gramEnd"/>
+      <w:r>
+        <w:rPr>
+          <w:rFonts w:ascii="Times New Roman" w:hAnsi="Times New Roman" w:cs="Times New Roman"/>
+          <w:sz w:val="14"/>
+          <w:szCs w:val="14"/>
+        </w:rPr>
+        <w:t xml:space="preserve"> производится путём внесения наличных денег в кассу Исполнителя. Расчеты за предоставление платных услуг осуществляются Исполнителем с применением контрольно-кассовой машины.</w:t>
+      </w:r>
+    </w:p>
+    <w:p>
+      <w:pPr>
+        <w:pStyle w:val="ConsPlusNormal"/>
+        <w:widowControl/>
+        <w:ind w:left="-709" w:right="-852" w:firstLine="0"/>
+        <w:jc w:val="both"/>
+        <w:rPr>
+          <w:rFonts w:ascii="Times New Roman" w:hAnsi="Times New Roman"/>
+          <w:sz w:val="14"/>
+          <w:szCs w:val="14"/>
+        </w:rPr>
+      </w:pPr>
+      <w:r>
+        <w:rPr>
+          <w:rFonts w:ascii="Times New Roman" w:hAnsi="Times New Roman" w:cs="Times New Roman"/>
+          <w:sz w:val="14"/>
+          <w:szCs w:val="14"/>
+        </w:rPr>
+        <w:t xml:space="preserve">3.3 Оплата медицинских услуг Центра является подтверждением присоединения (акцептирования) к настоящему Договору, ознакомлением и согласием с </w:t>
+      </w:r>
+      <w:proofErr w:type="gramStart"/>
+      <w:r>
+        <w:rPr>
+          <w:rFonts w:ascii="Times New Roman" w:hAnsi="Times New Roman" w:cs="Times New Roman"/>
+          <w:sz w:val="14"/>
+          <w:szCs w:val="14"/>
+        </w:rPr>
+        <w:t>Прейскурантом цен</w:t>
+      </w:r>
+      <w:proofErr w:type="gramEnd"/>
+      <w:r>
+        <w:rPr>
+          <w:rFonts w:ascii="Times New Roman" w:hAnsi="Times New Roman" w:cs="Times New Roman"/>
+          <w:sz w:val="14"/>
+          <w:szCs w:val="14"/>
+        </w:rPr>
+        <w:t>. Оплата медицинских услуг осуществляется Пациентом в следующие сроки:</w:t>
+      </w:r>
+    </w:p>
+    <w:p>
+      <w:pPr>
+        <w:ind w:left="-709" w:right="-852"/>
+        <w:jc w:val="both"/>
+        <w:rPr>
+          <w:sz w:val="14"/>
+          <w:szCs w:val="14"/>
+        </w:rPr>
+      </w:pPr>
+      <w:r>
+        <w:rPr>
+          <w:sz w:val="14"/>
+          <w:szCs w:val="14"/>
+        </w:rPr>
+        <w:t>3.3.1. Непосредственно перед получением услуги в форме 100% предоплаты.</w:t>
+      </w:r>
+    </w:p>
+    <w:p>
+      <w:pPr>
+        <w:ind w:left="-709" w:right="-852"/>
+        <w:jc w:val="both"/>
+        <w:rPr>
+          <w:sz w:val="14"/>
+          <w:szCs w:val="14"/>
+        </w:rPr>
+      </w:pPr>
+      <w:r>
+        <w:rPr>
+          <w:sz w:val="14"/>
+          <w:szCs w:val="14"/>
+        </w:rPr>
+        <w:t xml:space="preserve">3.3.2. Непосредственно после оказания соответствующих медицинских услуг, </w:t>
+      </w:r>
+      <w:proofErr w:type="gramStart"/>
+      <w:r>
+        <w:rPr>
+          <w:sz w:val="14"/>
+          <w:szCs w:val="14"/>
+        </w:rPr>
+        <w:t>т.е.</w:t>
+      </w:r>
+      <w:proofErr w:type="gramEnd"/>
+      <w:r>
+        <w:rPr>
+          <w:sz w:val="14"/>
+          <w:szCs w:val="14"/>
+        </w:rPr>
+        <w:t xml:space="preserve"> в день оказания медицинских услуг, в случае если необходимость оказания медицинских услуг возникла на приеме у врача-специалиста </w:t>
+      </w:r>
+      <w:proofErr w:type="gramStart"/>
+      <w:r>
+        <w:rPr>
+          <w:sz w:val="14"/>
+          <w:szCs w:val="14"/>
+        </w:rPr>
+        <w:t>Центра</w:t>
+      </w:r>
+      <w:proofErr w:type="gramEnd"/>
+      <w:r>
+        <w:rPr>
+          <w:sz w:val="14"/>
+          <w:szCs w:val="14"/>
+        </w:rPr>
+        <w:t xml:space="preserve"> и Пациент выразил свое согласие на оказание ему дополнительных медицинских услуг. Оплата производится в кассе Центра.</w:t>
+      </w:r>
+    </w:p>
+    <w:p>
+      <w:pPr>
+        <w:pStyle w:val="ConsPlusNormal"/>
+        <w:widowControl/>
+        <w:ind w:left="-709" w:right="-852" w:firstLine="0"/>
+        <w:jc w:val="center"/>
+        <w:rPr>
+          <w:rFonts w:ascii="Times New Roman" w:hAnsi="Times New Roman"/>
+          <w:sz w:val="14"/>
+          <w:szCs w:val="14"/>
+        </w:rPr>
+      </w:pPr>
+    </w:p>
+    <w:p>
+      <w:pPr>
+        <w:pStyle w:val="ConsPlusNormal"/>
+        <w:widowControl/>
+        <w:ind w:left="-709" w:right="-852" w:firstLine="0"/>
+        <w:jc w:val="center"/>
+        <w:rPr>
+          <w:rFonts w:ascii="Times New Roman" w:hAnsi="Times New Roman"/>
+          <w:sz w:val="14"/>
+          <w:szCs w:val="14"/>
+        </w:rPr>
+      </w:pPr>
+      <w:r>
+        <w:rPr>
+          <w:rFonts w:ascii="Times New Roman" w:hAnsi="Times New Roman" w:cs="Times New Roman"/>
+          <w:b/>
+          <w:sz w:val="14"/>
+          <w:szCs w:val="14"/>
+        </w:rPr>
+        <w:t>4. ОТВЕТСТВЕННОСТЬ СТОРОН</w:t>
+      </w:r>
+    </w:p>
+    <w:p>
+      <w:pPr>
+        <w:pStyle w:val="ConsPlusNormal"/>
+        <w:widowControl/>
+        <w:ind w:left="-709" w:right="-852" w:firstLine="0"/>
+        <w:jc w:val="both"/>
+        <w:rPr>
+          <w:rFonts w:ascii="Times New Roman" w:hAnsi="Times New Roman"/>
+          <w:sz w:val="14"/>
+          <w:szCs w:val="14"/>
+        </w:rPr>
+      </w:pPr>
+      <w:r>
+        <w:rPr>
+          <w:rFonts w:ascii="Times New Roman" w:hAnsi="Times New Roman" w:cs="Times New Roman"/>
+          <w:sz w:val="14"/>
+          <w:szCs w:val="14"/>
+        </w:rPr>
+        <w:t>4.1. В случае неисполнения или частичного исполнения услуг по настоящему договору Исполнитель обязуется вернуть Заказчику ранее внесенную сумму предоплаты за вычетом стоимости уже выполненных услуг.</w:t>
+      </w:r>
+    </w:p>
+    <w:p>
+      <w:pPr>
+        <w:pStyle w:val="ConsPlusNormal"/>
+        <w:widowControl/>
+        <w:ind w:left="-709" w:right="-852" w:firstLine="0"/>
+        <w:jc w:val="both"/>
+        <w:rPr>
+          <w:rFonts w:ascii="Times New Roman" w:hAnsi="Times New Roman"/>
+          <w:sz w:val="14"/>
+          <w:szCs w:val="14"/>
+        </w:rPr>
+      </w:pPr>
+      <w:r>
+        <w:rPr>
+          <w:rFonts w:ascii="Times New Roman" w:hAnsi="Times New Roman" w:cs="Times New Roman"/>
+          <w:sz w:val="14"/>
+          <w:szCs w:val="14"/>
+        </w:rPr>
+        <w:t>4.2. В случае если невозможность исполнения возникла по обстоятельствам, за которые ни одна из сторон ответственности не несет, Заказчик возмещает Учреждению фактически понесенные им расходы, а Учреждение возвращает Заказчику остаток неиспользованных средств, внесенных в качестве предоплаты.</w:t>
+      </w:r>
+    </w:p>
+    <w:p>
+      <w:pPr>
+        <w:pStyle w:val="ConsPlusNormal"/>
+        <w:widowControl/>
+        <w:ind w:left="-709" w:right="-852" w:firstLine="0"/>
+        <w:jc w:val="both"/>
+        <w:rPr>
+          <w:rFonts w:ascii="Times New Roman" w:hAnsi="Times New Roman"/>
+          <w:sz w:val="14"/>
+          <w:szCs w:val="14"/>
+        </w:rPr>
+      </w:pPr>
+      <w:r>
+        <w:rPr>
+          <w:rFonts w:ascii="Times New Roman" w:hAnsi="Times New Roman" w:cs="Times New Roman"/>
+          <w:sz w:val="14"/>
+          <w:szCs w:val="14"/>
+        </w:rPr>
+        <w:t xml:space="preserve">4.3. При разглашении одной из сторон сведений, относящихся к категории конфиденциальной информации, виновная сторона несет ответственность и обязана возместить другой стороне понесенные </w:t>
+      </w:r>
+      <w:proofErr w:type="gramStart"/>
+      <w:r>
+        <w:rPr>
+          <w:rFonts w:ascii="Times New Roman" w:hAnsi="Times New Roman" w:cs="Times New Roman"/>
+          <w:sz w:val="14"/>
+          <w:szCs w:val="14"/>
+        </w:rPr>
+        <w:t>ей</w:t>
+      </w:r>
+      <w:proofErr w:type="gramEnd"/>
+      <w:r>
+        <w:rPr>
+          <w:rFonts w:ascii="Times New Roman" w:hAnsi="Times New Roman" w:cs="Times New Roman"/>
+          <w:sz w:val="14"/>
+          <w:szCs w:val="14"/>
+        </w:rPr>
+        <w:t xml:space="preserve"> в связи с этим убытки.</w:t>
+      </w:r>
+    </w:p>
+    <w:p>
+      <w:pPr>
+        <w:pStyle w:val="ConsPlusNormal"/>
+        <w:widowControl/>
+        <w:ind w:left="-709" w:right="-852" w:firstLine="0"/>
+        <w:jc w:val="both"/>
+        <w:rPr>
+          <w:rFonts w:ascii="Times New Roman" w:hAnsi="Times New Roman"/>
+          <w:sz w:val="14"/>
+          <w:szCs w:val="14"/>
+        </w:rPr>
+      </w:pPr>
+      <w:r>
+        <w:rPr>
+          <w:rFonts w:ascii="Times New Roman" w:hAnsi="Times New Roman" w:cs="Times New Roman"/>
+          <w:sz w:val="14"/>
+          <w:szCs w:val="14"/>
+        </w:rPr>
+        <w:t>4.4. Исполнитель имеет право изменить сроки оказания медицинской помощи по причинам, не предусмотренным настоящим договором.</w:t>
+      </w:r>
+    </w:p>
+    <w:p>
+      <w:pPr>
+        <w:pStyle w:val="ConsPlusNormal"/>
+        <w:widowControl/>
+        <w:ind w:left="-709" w:right="-852" w:firstLine="0"/>
+        <w:jc w:val="both"/>
+        <w:rPr>
+          <w:rFonts w:ascii="Times New Roman" w:hAnsi="Times New Roman"/>
+          <w:sz w:val="14"/>
+          <w:szCs w:val="14"/>
+        </w:rPr>
+      </w:pPr>
+      <w:r>
+        <w:rPr>
+          <w:rFonts w:ascii="Times New Roman" w:hAnsi="Times New Roman" w:cs="Times New Roman"/>
+          <w:sz w:val="14"/>
+          <w:szCs w:val="14"/>
+        </w:rPr>
+        <w:t>4.5. Претензии Заказчика по вопросам качества оказания медицинской помощи принимаются Исполнителем к рассмотрению врачебной комиссией в течение 30 дней.</w:t>
+      </w:r>
+    </w:p>
+    <w:p>
+      <w:pPr>
+        <w:pStyle w:val="ConsPlusNonformat"/>
+        <w:widowControl/>
+        <w:ind w:left="-709" w:right="-852"/>
+        <w:jc w:val="both"/>
+        <w:rPr>
+          <w:rFonts w:ascii="Times New Roman" w:hAnsi="Times New Roman"/>
+          <w:sz w:val="14"/>
+          <w:szCs w:val="14"/>
+        </w:rPr>
+      </w:pPr>
+      <w:r>
+        <w:rPr>
+          <w:rFonts w:ascii="Times New Roman" w:hAnsi="Times New Roman" w:cs="Times New Roman"/>
+          <w:sz w:val="14"/>
+          <w:szCs w:val="14"/>
+        </w:rPr>
+        <w:t xml:space="preserve">4.6. </w:t>
+      </w:r>
+      <w:proofErr w:type="gramStart"/>
+      <w:r>
+        <w:rPr>
+          <w:rFonts w:ascii="Times New Roman" w:hAnsi="Times New Roman" w:cs="Times New Roman"/>
+          <w:sz w:val="14"/>
+          <w:szCs w:val="14"/>
+        </w:rPr>
+        <w:t>За  неисполнение</w:t>
+      </w:r>
+      <w:proofErr w:type="gramEnd"/>
+      <w:r>
+        <w:rPr>
+          <w:rFonts w:ascii="Times New Roman" w:hAnsi="Times New Roman" w:cs="Times New Roman"/>
+          <w:sz w:val="14"/>
+          <w:szCs w:val="14"/>
+        </w:rPr>
+        <w:t xml:space="preserve">   либо   </w:t>
+      </w:r>
+      <w:proofErr w:type="gramStart"/>
+      <w:r>
+        <w:rPr>
+          <w:rFonts w:ascii="Times New Roman" w:hAnsi="Times New Roman" w:cs="Times New Roman"/>
+          <w:sz w:val="14"/>
+          <w:szCs w:val="14"/>
+        </w:rPr>
+        <w:t>ненадлежащее  исполнение</w:t>
+      </w:r>
+      <w:proofErr w:type="gramEnd"/>
+      <w:r>
+        <w:rPr>
+          <w:rFonts w:ascii="Times New Roman" w:hAnsi="Times New Roman" w:cs="Times New Roman"/>
+          <w:sz w:val="14"/>
+          <w:szCs w:val="14"/>
+        </w:rPr>
+        <w:t xml:space="preserve">  </w:t>
+      </w:r>
+      <w:proofErr w:type="gramStart"/>
+      <w:r>
+        <w:rPr>
+          <w:rFonts w:ascii="Times New Roman" w:hAnsi="Times New Roman" w:cs="Times New Roman"/>
+          <w:sz w:val="14"/>
+          <w:szCs w:val="14"/>
+        </w:rPr>
+        <w:t>обязательств  по</w:t>
+      </w:r>
+      <w:proofErr w:type="gramEnd"/>
+      <w:r>
+        <w:rPr>
+          <w:rFonts w:ascii="Times New Roman" w:hAnsi="Times New Roman" w:cs="Times New Roman"/>
+          <w:sz w:val="14"/>
+          <w:szCs w:val="14"/>
+        </w:rPr>
+        <w:t xml:space="preserve"> </w:t>
+      </w:r>
+      <w:proofErr w:type="gramStart"/>
+      <w:r>
+        <w:rPr>
+          <w:rFonts w:ascii="Times New Roman" w:hAnsi="Times New Roman" w:cs="Times New Roman"/>
+          <w:sz w:val="14"/>
+          <w:szCs w:val="14"/>
+        </w:rPr>
+        <w:t>договору,   в  случае</w:t>
+      </w:r>
+      <w:proofErr w:type="gramEnd"/>
+      <w:r>
+        <w:rPr>
+          <w:rFonts w:ascii="Times New Roman" w:hAnsi="Times New Roman" w:cs="Times New Roman"/>
+          <w:sz w:val="14"/>
+          <w:szCs w:val="14"/>
+        </w:rPr>
+        <w:t xml:space="preserve">  </w:t>
+      </w:r>
+      <w:proofErr w:type="gramStart"/>
+      <w:r>
+        <w:rPr>
+          <w:rFonts w:ascii="Times New Roman" w:hAnsi="Times New Roman" w:cs="Times New Roman"/>
+          <w:sz w:val="14"/>
+          <w:szCs w:val="14"/>
+        </w:rPr>
+        <w:t>причинения  вреда</w:t>
+      </w:r>
+      <w:proofErr w:type="gramEnd"/>
+      <w:r>
+        <w:rPr>
+          <w:rFonts w:ascii="Times New Roman" w:hAnsi="Times New Roman" w:cs="Times New Roman"/>
+          <w:sz w:val="14"/>
+          <w:szCs w:val="14"/>
+        </w:rPr>
+        <w:t xml:space="preserve">  </w:t>
+      </w:r>
+      <w:proofErr w:type="gramStart"/>
+      <w:r>
+        <w:rPr>
+          <w:rFonts w:ascii="Times New Roman" w:hAnsi="Times New Roman" w:cs="Times New Roman"/>
+          <w:sz w:val="14"/>
+          <w:szCs w:val="14"/>
+        </w:rPr>
+        <w:t>здоровью  или</w:t>
+      </w:r>
+      <w:proofErr w:type="gramEnd"/>
+      <w:r>
+        <w:rPr>
+          <w:rFonts w:ascii="Times New Roman" w:hAnsi="Times New Roman" w:cs="Times New Roman"/>
+          <w:sz w:val="14"/>
+          <w:szCs w:val="14"/>
+        </w:rPr>
+        <w:t xml:space="preserve">  </w:t>
+      </w:r>
+      <w:proofErr w:type="gramStart"/>
+      <w:r>
+        <w:rPr>
+          <w:rFonts w:ascii="Times New Roman" w:hAnsi="Times New Roman" w:cs="Times New Roman"/>
+          <w:sz w:val="14"/>
+          <w:szCs w:val="14"/>
+        </w:rPr>
+        <w:t>жизни  Заказчика</w:t>
+      </w:r>
+      <w:proofErr w:type="gramEnd"/>
+      <w:r>
+        <w:rPr>
+          <w:rFonts w:ascii="Times New Roman" w:hAnsi="Times New Roman" w:cs="Times New Roman"/>
+          <w:sz w:val="14"/>
+          <w:szCs w:val="14"/>
+        </w:rPr>
+        <w:t xml:space="preserve">, Исполнитель несет ответственность, предусмотренную законодательством </w:t>
+      </w:r>
+      <w:proofErr w:type="gramStart"/>
+      <w:r>
+        <w:rPr>
+          <w:rFonts w:ascii="Times New Roman" w:hAnsi="Times New Roman" w:cs="Times New Roman"/>
+          <w:sz w:val="14"/>
+          <w:szCs w:val="14"/>
+        </w:rPr>
+        <w:t>Российской  Федерации</w:t>
+      </w:r>
+      <w:proofErr w:type="gramEnd"/>
+      <w:r>
+        <w:rPr>
+          <w:rFonts w:ascii="Times New Roman" w:hAnsi="Times New Roman" w:cs="Times New Roman"/>
+          <w:sz w:val="14"/>
+          <w:szCs w:val="14"/>
+        </w:rPr>
+        <w:t>, в том числе Законом Российской Федерации «О защите прав потребителей».</w:t>
+      </w:r>
+    </w:p>
+    <w:p>
+      <w:pPr>
+        <w:pStyle w:val="ConsPlusNonformat"/>
+        <w:widowControl/>
+        <w:ind w:left="-709" w:right="-852"/>
+        <w:jc w:val="both"/>
+        <w:rPr>
+          <w:rFonts w:ascii="Times New Roman" w:hAnsi="Times New Roman"/>
+          <w:sz w:val="14"/>
+          <w:szCs w:val="14"/>
+        </w:rPr>
+      </w:pPr>
+      <w:r>
+        <w:rPr>
+          <w:rFonts w:ascii="Times New Roman" w:hAnsi="Times New Roman" w:cs="Times New Roman"/>
+          <w:sz w:val="14"/>
+          <w:szCs w:val="14"/>
+        </w:rPr>
+        <w:t xml:space="preserve">4.7. Исполнитель </w:t>
+      </w:r>
+      <w:proofErr w:type="gramStart"/>
+      <w:r>
+        <w:rPr>
+          <w:rFonts w:ascii="Times New Roman" w:hAnsi="Times New Roman" w:cs="Times New Roman"/>
+          <w:sz w:val="14"/>
+          <w:szCs w:val="14"/>
+        </w:rPr>
+        <w:t>освобождается  от</w:t>
+      </w:r>
+      <w:proofErr w:type="gramEnd"/>
+      <w:r>
+        <w:rPr>
+          <w:rFonts w:ascii="Times New Roman" w:hAnsi="Times New Roman" w:cs="Times New Roman"/>
+          <w:sz w:val="14"/>
+          <w:szCs w:val="14"/>
+        </w:rPr>
+        <w:t xml:space="preserve">  ответственности за неисполнение или </w:t>
+      </w:r>
+      <w:proofErr w:type="gramStart"/>
+      <w:r>
+        <w:rPr>
+          <w:rFonts w:ascii="Times New Roman" w:hAnsi="Times New Roman" w:cs="Times New Roman"/>
+          <w:sz w:val="14"/>
+          <w:szCs w:val="14"/>
+        </w:rPr>
+        <w:t>ненадлежащее  исполнение</w:t>
+      </w:r>
+      <w:proofErr w:type="gramEnd"/>
+      <w:r>
+        <w:rPr>
+          <w:rFonts w:ascii="Times New Roman" w:hAnsi="Times New Roman" w:cs="Times New Roman"/>
+          <w:sz w:val="14"/>
+          <w:szCs w:val="14"/>
+        </w:rPr>
+        <w:t xml:space="preserve">  настоящего Договора, если докажет, что причиной такого неисполнения (ненадлежащего исполнения) стало нарушение Заказчиком условий настоящего Договора.</w:t>
+      </w:r>
+    </w:p>
+    <w:p>
+      <w:pPr>
+        <w:pStyle w:val="ConsPlusNormal"/>
+        <w:widowControl/>
+        <w:ind w:left="-709" w:right="-852" w:firstLine="0"/>
+        <w:jc w:val="center"/>
+        <w:rPr>
+          <w:rFonts w:ascii="Times New Roman" w:hAnsi="Times New Roman"/>
+          <w:sz w:val="14"/>
+          <w:szCs w:val="14"/>
+        </w:rPr>
+      </w:pPr>
+    </w:p>
+    <w:p>
+      <w:pPr>
+        <w:pStyle w:val="ConsPlusNormal"/>
+        <w:widowControl/>
+        <w:ind w:left="-709" w:right="-852" w:firstLine="0"/>
+        <w:jc w:val="center"/>
+        <w:rPr>
+          <w:rFonts w:ascii="Times New Roman" w:hAnsi="Times New Roman"/>
+          <w:sz w:val="14"/>
+          <w:szCs w:val="14"/>
+        </w:rPr>
+      </w:pPr>
+      <w:r>
+        <w:rPr>
+          <w:rFonts w:ascii="Times New Roman" w:hAnsi="Times New Roman" w:cs="Times New Roman"/>
+          <w:b/>
+          <w:sz w:val="14"/>
+          <w:szCs w:val="14"/>
+        </w:rPr>
+        <w:t>5. ДЕЙСТВИЕ ОБСТОЯТЕЛЬСТВ НЕПРЕОДОЛИМОЙ СИЛЫ</w:t>
+      </w:r>
+    </w:p>
+    <w:p>
+      <w:pPr>
+        <w:pStyle w:val="ConsPlusNormal"/>
+        <w:widowControl/>
+        <w:ind w:left="-709" w:right="-852" w:firstLine="0"/>
+        <w:jc w:val="both"/>
+        <w:rPr>
+          <w:rFonts w:ascii="Times New Roman" w:hAnsi="Times New Roman"/>
+          <w:sz w:val="14"/>
+          <w:szCs w:val="14"/>
+        </w:rPr>
+      </w:pPr>
+      <w:r>
+        <w:rPr>
+          <w:rFonts w:ascii="Times New Roman" w:hAnsi="Times New Roman" w:cs="Times New Roman"/>
+          <w:sz w:val="14"/>
+          <w:szCs w:val="14"/>
+        </w:rPr>
+        <w:t>Стороны освобождаются от ответственности за неисполнение (ненадлежащее исполнение) обязательств по договору, если причиной такого неисполнения (ненадлежащего исполнения) является чрезвычайное и непредотвратимое обстоятельство (непреодолимая сила).</w:t>
+      </w:r>
+    </w:p>
+    <w:p>
+      <w:pPr>
+        <w:pStyle w:val="ConsPlusNormal"/>
+        <w:widowControl/>
+        <w:ind w:left="-709" w:right="-852" w:firstLine="0"/>
+        <w:jc w:val="center"/>
+        <w:rPr>
+          <w:rFonts w:ascii="Times New Roman" w:hAnsi="Times New Roman"/>
+          <w:sz w:val="14"/>
+          <w:szCs w:val="14"/>
+        </w:rPr>
+      </w:pPr>
+    </w:p>
+    <w:p>
+      <w:pPr>
+        <w:pStyle w:val="ConsPlusNormal"/>
+        <w:widowControl/>
+        <w:ind w:left="-709" w:right="-852" w:firstLine="0"/>
+        <w:jc w:val="center"/>
+        <w:rPr>
+          <w:rFonts w:ascii="Times New Roman" w:hAnsi="Times New Roman"/>
+          <w:sz w:val="14"/>
+          <w:szCs w:val="14"/>
+        </w:rPr>
+      </w:pPr>
+      <w:r>
+        <w:rPr>
+          <w:rFonts w:ascii="Times New Roman" w:hAnsi="Times New Roman" w:cs="Times New Roman"/>
+          <w:b/>
+          <w:sz w:val="14"/>
+          <w:szCs w:val="14"/>
+        </w:rPr>
+        <w:t>6. ПОРЯДОК РАЗРЕШЕНИЯ СПОРОВ</w:t>
+      </w:r>
+    </w:p>
+    <w:p>
+      <w:pPr>
+        <w:pStyle w:val="ConsPlusNormal"/>
+        <w:widowControl/>
+        <w:ind w:left="-709" w:right="-852" w:firstLine="0"/>
+        <w:jc w:val="both"/>
+        <w:rPr>
+          <w:rFonts w:ascii="Times New Roman" w:hAnsi="Times New Roman"/>
+          <w:sz w:val="14"/>
+          <w:szCs w:val="14"/>
+        </w:rPr>
+      </w:pPr>
+      <w:r>
+        <w:rPr>
+          <w:rFonts w:ascii="Times New Roman" w:hAnsi="Times New Roman" w:cs="Times New Roman"/>
+          <w:sz w:val="14"/>
+          <w:szCs w:val="14"/>
+        </w:rPr>
+        <w:t>Споры, возникшие при исполнении настоящего договора, решаются в соответствии с действующим законодательством РФ.</w:t>
+      </w:r>
+    </w:p>
+    <w:p>
+      <w:pPr>
+        <w:pStyle w:val="ConsPlusNormal"/>
+        <w:widowControl/>
+        <w:ind w:left="-709" w:right="-852" w:firstLine="0"/>
+        <w:jc w:val="center"/>
+        <w:rPr>
+          <w:rFonts w:ascii="Times New Roman" w:hAnsi="Times New Roman"/>
+          <w:sz w:val="14"/>
+          <w:szCs w:val="14"/>
+        </w:rPr>
+      </w:pPr>
+    </w:p>
+    <w:p>
+      <w:pPr>
+        <w:pStyle w:val="ConsPlusNormal"/>
+        <w:widowControl/>
+        <w:ind w:left="-709" w:right="-852" w:firstLine="0"/>
+        <w:jc w:val="center"/>
+        <w:rPr>
+          <w:rFonts w:ascii="Times New Roman" w:hAnsi="Times New Roman"/>
+          <w:sz w:val="14"/>
+          <w:szCs w:val="14"/>
+        </w:rPr>
+      </w:pPr>
+      <w:r>
+        <w:rPr>
+          <w:rFonts w:ascii="Times New Roman" w:hAnsi="Times New Roman" w:cs="Times New Roman"/>
+          <w:b/>
+          <w:sz w:val="14"/>
+          <w:szCs w:val="14"/>
+        </w:rPr>
+        <w:t>7.  СРОК ДЕЙСТВИЯ И ОСНОВАНИЯ ИЗМЕНЕНИЯ/ПРЕКРАЩЕНИЯ ДОГОВОРА</w:t>
+      </w:r>
+    </w:p>
+    <w:p>
+      <w:pPr>
+        <w:pStyle w:val="ConsPlusNormal"/>
+        <w:widowControl/>
+        <w:ind w:left="-709" w:right="-852" w:firstLine="0"/>
+        <w:jc w:val="both"/>
+        <w:rPr>
+          <w:rFonts w:ascii="Times New Roman" w:hAnsi="Times New Roman"/>
+          <w:sz w:val="14"/>
+          <w:szCs w:val="14"/>
+        </w:rPr>
+      </w:pPr>
+      <w:r>
+        <w:rPr>
+          <w:rFonts w:ascii="Times New Roman" w:hAnsi="Times New Roman" w:cs="Times New Roman"/>
+          <w:sz w:val="14"/>
+          <w:szCs w:val="14"/>
+        </w:rPr>
+        <w:t>7.1. Договор вступает в силу в момент его подписания уполномоченными представителями обеих сторон и действует до полного исполнения его сторонами своих обязательств либо до его расторжения.</w:t>
+      </w:r>
+    </w:p>
+    <w:p>
+      <w:pPr>
+        <w:pStyle w:val="ConsPlusNormal"/>
+        <w:widowControl/>
+        <w:ind w:left="-709" w:right="-852" w:firstLine="0"/>
+        <w:jc w:val="both"/>
+        <w:rPr>
+          <w:rFonts w:ascii="Times New Roman" w:hAnsi="Times New Roman"/>
+          <w:sz w:val="14"/>
+          <w:szCs w:val="14"/>
+        </w:rPr>
+      </w:pPr>
+      <w:r>
+        <w:rPr>
+          <w:rFonts w:ascii="Times New Roman" w:hAnsi="Times New Roman" w:cs="Times New Roman"/>
+          <w:sz w:val="14"/>
+          <w:szCs w:val="14"/>
+        </w:rPr>
+        <w:t>7.2. Любые изменения и дополнения к настоящему договору действительны лишь при условии, если они совершены в письменной форме и подписаны уполномоченными на то представителями сторон. Приложения к настоящему договору составляют его неотъемлемую часть.</w:t>
+      </w:r>
+    </w:p>
+    <w:p>
+      <w:pPr>
+        <w:pStyle w:val="ConsPlusNormal"/>
+        <w:widowControl/>
+        <w:ind w:left="-709" w:right="-852" w:firstLine="0"/>
+        <w:jc w:val="both"/>
+        <w:rPr>
+          <w:rFonts w:ascii="Times New Roman" w:hAnsi="Times New Roman"/>
+          <w:sz w:val="14"/>
+          <w:szCs w:val="14"/>
+        </w:rPr>
+      </w:pPr>
+      <w:r>
+        <w:rPr>
+          <w:rFonts w:ascii="Times New Roman" w:hAnsi="Times New Roman" w:cs="Times New Roman"/>
+          <w:sz w:val="14"/>
+          <w:szCs w:val="14"/>
+        </w:rPr>
+        <w:t>7.3 Договор досрочно может быть прекращен в следующих случаях:</w:t>
+      </w:r>
+    </w:p>
+    <w:p>
+      <w:pPr>
+        <w:pStyle w:val="ConsPlusNormal"/>
+        <w:widowControl/>
+        <w:ind w:left="-709" w:right="-852" w:firstLine="0"/>
+        <w:jc w:val="both"/>
+        <w:rPr>
+          <w:rFonts w:ascii="Times New Roman" w:hAnsi="Times New Roman"/>
+          <w:sz w:val="14"/>
+          <w:szCs w:val="14"/>
+        </w:rPr>
+      </w:pPr>
+      <w:r>
+        <w:rPr>
+          <w:rFonts w:ascii="Times New Roman" w:hAnsi="Times New Roman"/>
+          <w:sz w:val="14"/>
+          <w:szCs w:val="14"/>
+        </w:rPr>
+        <w:t>- по взаимному согласию Сторон;</w:t>
+      </w:r>
+    </w:p>
+    <w:p>
+      <w:pPr>
+        <w:pStyle w:val="ConsPlusNormal"/>
+        <w:widowControl/>
+        <w:ind w:left="-709" w:right="-852" w:firstLine="0"/>
+        <w:jc w:val="both"/>
+        <w:rPr>
+          <w:rFonts w:ascii="Times New Roman" w:hAnsi="Times New Roman"/>
+          <w:sz w:val="14"/>
+          <w:szCs w:val="14"/>
+        </w:rPr>
+      </w:pPr>
+      <w:r>
+        <w:rPr>
+          <w:rFonts w:ascii="Times New Roman" w:hAnsi="Times New Roman" w:cs="Times New Roman"/>
+          <w:sz w:val="14"/>
+          <w:szCs w:val="14"/>
+        </w:rPr>
+        <w:t xml:space="preserve">- в одностороннем порядке в соответствии с </w:t>
+      </w:r>
+      <w:proofErr w:type="spellStart"/>
+      <w:r>
+        <w:rPr>
+          <w:rFonts w:ascii="Times New Roman" w:hAnsi="Times New Roman" w:cs="Times New Roman"/>
+          <w:sz w:val="14"/>
+          <w:szCs w:val="14"/>
+        </w:rPr>
+        <w:t>пп</w:t>
+      </w:r>
+      <w:proofErr w:type="spellEnd"/>
+      <w:r>
+        <w:rPr>
+          <w:rFonts w:ascii="Times New Roman" w:hAnsi="Times New Roman" w:cs="Times New Roman"/>
+          <w:sz w:val="14"/>
+          <w:szCs w:val="14"/>
+        </w:rPr>
+        <w:t>. 7.4., 7.5. Договора.</w:t>
+      </w:r>
+    </w:p>
+    <w:p>
+      <w:pPr>
+        <w:pStyle w:val="ConsPlusNormal"/>
+        <w:widowControl/>
+        <w:ind w:left="-709" w:right="-852" w:firstLine="0"/>
+        <w:jc w:val="both"/>
+        <w:rPr>
+          <w:rFonts w:ascii="Times New Roman" w:hAnsi="Times New Roman"/>
+          <w:sz w:val="14"/>
+          <w:szCs w:val="14"/>
+        </w:rPr>
+      </w:pPr>
+      <w:proofErr w:type="gramStart"/>
+      <w:r>
+        <w:rPr>
+          <w:rFonts w:ascii="Times New Roman" w:hAnsi="Times New Roman" w:cs="Times New Roman"/>
+          <w:sz w:val="14"/>
+          <w:szCs w:val="14"/>
+        </w:rPr>
+        <w:t xml:space="preserve">7.4  </w:t>
+      </w:r>
+      <w:r>
+        <w:rPr>
+          <w:rFonts w:ascii="Times New Roman" w:hAnsi="Times New Roman"/>
+          <w:sz w:val="14"/>
+          <w:szCs w:val="14"/>
+        </w:rPr>
+        <w:t>По</w:t>
+      </w:r>
+      <w:proofErr w:type="gramEnd"/>
+      <w:r>
+        <w:rPr>
+          <w:rFonts w:ascii="Times New Roman" w:hAnsi="Times New Roman"/>
+          <w:sz w:val="14"/>
+          <w:szCs w:val="14"/>
+        </w:rPr>
+        <w:t xml:space="preserve"> инициативе Центра Договор может быть расторгнут в одностороннем внесудебном порядке:</w:t>
+      </w:r>
+    </w:p>
+    <w:p>
+      <w:pPr>
+        <w:pStyle w:val="ConsPlusNormal"/>
+        <w:widowControl/>
+        <w:ind w:left="-709" w:right="-852" w:firstLine="0"/>
+        <w:jc w:val="both"/>
+        <w:rPr>
+          <w:rFonts w:ascii="Times New Roman" w:hAnsi="Times New Roman"/>
+          <w:sz w:val="14"/>
+          <w:szCs w:val="14"/>
+        </w:rPr>
+      </w:pPr>
+      <w:r>
+        <w:rPr>
+          <w:rFonts w:ascii="Times New Roman" w:hAnsi="Times New Roman"/>
+          <w:sz w:val="14"/>
+          <w:szCs w:val="14"/>
+        </w:rPr>
+        <w:t xml:space="preserve">- в случае невыполнения Пациентом рекомендаций и назначений лечащего врача (медицинского персонала Центра) (нарушение медицинских предписаний, лечебно-охранительного режима и </w:t>
+      </w:r>
+      <w:proofErr w:type="gramStart"/>
+      <w:r>
+        <w:rPr>
+          <w:rFonts w:ascii="Times New Roman" w:hAnsi="Times New Roman"/>
+          <w:sz w:val="14"/>
+          <w:szCs w:val="14"/>
+        </w:rPr>
+        <w:t>т.п.</w:t>
+      </w:r>
+      <w:proofErr w:type="gramEnd"/>
+      <w:r>
+        <w:rPr>
+          <w:rFonts w:ascii="Times New Roman" w:hAnsi="Times New Roman"/>
+          <w:sz w:val="14"/>
+          <w:szCs w:val="14"/>
+        </w:rPr>
+        <w:t>), а также нарушения Пациентом других условий настоящего Договора;</w:t>
+      </w:r>
+    </w:p>
+    <w:p>
+      <w:pPr>
+        <w:pStyle w:val="ConsPlusNormal"/>
+        <w:widowControl/>
+        <w:ind w:left="-709" w:right="-852" w:firstLine="0"/>
+        <w:jc w:val="both"/>
+        <w:rPr>
+          <w:rFonts w:ascii="Times New Roman" w:hAnsi="Times New Roman"/>
+          <w:sz w:val="14"/>
+          <w:szCs w:val="14"/>
+        </w:rPr>
+      </w:pPr>
+      <w:r>
+        <w:rPr>
+          <w:rFonts w:ascii="Times New Roman" w:hAnsi="Times New Roman"/>
+          <w:sz w:val="14"/>
+          <w:szCs w:val="14"/>
+        </w:rPr>
+        <w:t>- в случае обнаружения невозможности исполнения настоящего Договора, в том числе возникшего по вине Пациента;</w:t>
+      </w:r>
+    </w:p>
+    <w:p>
+      <w:pPr>
+        <w:pStyle w:val="ConsPlusNormal"/>
+        <w:widowControl/>
+        <w:ind w:left="-709" w:right="-852" w:firstLine="0"/>
+        <w:jc w:val="both"/>
+        <w:rPr>
+          <w:rFonts w:ascii="Times New Roman" w:hAnsi="Times New Roman"/>
+          <w:sz w:val="14"/>
+          <w:szCs w:val="14"/>
+        </w:rPr>
+      </w:pPr>
+      <w:r>
+        <w:rPr>
+          <w:rFonts w:ascii="Times New Roman" w:hAnsi="Times New Roman" w:cs="Times New Roman"/>
+          <w:sz w:val="14"/>
+          <w:szCs w:val="14"/>
+        </w:rPr>
+        <w:t>- в случае отказа Пациента от полной оплаты услуг, оказанных Центром.</w:t>
+      </w:r>
+    </w:p>
+    <w:p>
+      <w:pPr>
+        <w:pStyle w:val="ConsPlusNormal"/>
+        <w:widowControl/>
+        <w:ind w:left="-709" w:right="-852" w:firstLine="0"/>
+        <w:jc w:val="both"/>
+        <w:rPr>
+          <w:rFonts w:ascii="Times New Roman" w:hAnsi="Times New Roman"/>
+          <w:sz w:val="14"/>
+          <w:szCs w:val="14"/>
+        </w:rPr>
+      </w:pPr>
+      <w:r>
+        <w:rPr>
+          <w:rFonts w:ascii="Times New Roman" w:hAnsi="Times New Roman" w:cs="Times New Roman"/>
+          <w:sz w:val="14"/>
+          <w:szCs w:val="14"/>
+        </w:rPr>
+        <w:t>7.5. По инициативе Пациента Договор может быть расторгнут в одностороннем внесудебном порядке в любое время. При этом Пациент обязан письменно предупредить об этом администрацию Центра и оплатить фактически оказанные Центром услуги.</w:t>
+      </w:r>
+    </w:p>
+    <w:p>
+      <w:pPr>
+        <w:ind w:left="-709" w:right="-852"/>
+        <w:jc w:val="both"/>
+        <w:rPr>
+          <w:sz w:val="14"/>
+          <w:szCs w:val="14"/>
+        </w:rPr>
+      </w:pPr>
+      <w:r>
+        <w:rPr>
+          <w:sz w:val="14"/>
+          <w:szCs w:val="14"/>
+        </w:rPr>
+        <w:t xml:space="preserve">7.6. В случаях, предусмотренных в </w:t>
+      </w:r>
+      <w:proofErr w:type="spellStart"/>
+      <w:r>
+        <w:rPr>
+          <w:sz w:val="14"/>
+          <w:szCs w:val="14"/>
+        </w:rPr>
+        <w:t>пп</w:t>
+      </w:r>
+      <w:proofErr w:type="spellEnd"/>
+      <w:r>
+        <w:rPr>
+          <w:sz w:val="14"/>
+          <w:szCs w:val="14"/>
+        </w:rPr>
+        <w:t xml:space="preserve">. 7.3., 7.4., 7.5. Договора Сторона, являющаяся инициатором расторжения Договора, обязана уведомить вторую Сторону о расторжении Договора любым удобным способом не менее чем за 5 </w:t>
+      </w:r>
+      <w:proofErr w:type="gramStart"/>
+      <w:r>
+        <w:rPr>
+          <w:sz w:val="14"/>
+          <w:szCs w:val="14"/>
+        </w:rPr>
+        <w:t>рабочих  дней</w:t>
+      </w:r>
+      <w:proofErr w:type="gramEnd"/>
+      <w:r>
+        <w:rPr>
+          <w:sz w:val="14"/>
+          <w:szCs w:val="14"/>
+        </w:rPr>
+        <w:t xml:space="preserve"> до расторжения Договора.</w:t>
+      </w:r>
+    </w:p>
+    <w:p>
+      <w:pPr>
+        <w:pStyle w:val="ConsPlusNormal"/>
+        <w:widowControl/>
+        <w:ind w:left="-709" w:right="-852" w:firstLine="0"/>
+        <w:jc w:val="both"/>
+        <w:rPr>
+          <w:rFonts w:ascii="Times New Roman" w:hAnsi="Times New Roman"/>
+          <w:sz w:val="14"/>
+          <w:szCs w:val="14"/>
+        </w:rPr>
+      </w:pPr>
+    </w:p>
+    <w:p>
+      <w:pPr>
+        <w:pStyle w:val="ConsPlusNormal"/>
+        <w:widowControl/>
+        <w:ind w:left="-709" w:right="-852" w:firstLine="0"/>
+        <w:jc w:val="center"/>
+        <w:rPr>
+          <w:rFonts w:ascii="Times New Roman" w:hAnsi="Times New Roman"/>
+          <w:sz w:val="14"/>
+          <w:szCs w:val="14"/>
+        </w:rPr>
+      </w:pPr>
+      <w:r>
+        <w:rPr>
+          <w:rFonts w:ascii="Times New Roman" w:hAnsi="Times New Roman" w:cs="Times New Roman"/>
+          <w:sz w:val="14"/>
+          <w:szCs w:val="14"/>
+        </w:rPr>
+        <w:t xml:space="preserve">8. </w:t>
+      </w:r>
+      <w:r>
+        <w:rPr>
+          <w:rFonts w:ascii="Times New Roman" w:hAnsi="Times New Roman" w:cs="Times New Roman"/>
+          <w:b/>
+          <w:sz w:val="14"/>
+          <w:szCs w:val="14"/>
+        </w:rPr>
+        <w:t>ЗАКЛЮЧИТЕЛЬНЫЕ ПОЛОЖЕНИЯ</w:t>
+      </w:r>
+    </w:p>
+    <w:p>
+      <w:pPr>
+        <w:ind w:left="-709" w:right="-852"/>
+        <w:jc w:val="both"/>
+        <w:rPr>
+          <w:sz w:val="14"/>
+          <w:szCs w:val="14"/>
+        </w:rPr>
+      </w:pPr>
+      <w:r>
+        <w:rPr>
+          <w:sz w:val="14"/>
+          <w:szCs w:val="14"/>
+        </w:rPr>
+        <w:t>8.1. Подписывая настоящий Договор, Пациент подтверждает, что условия Договора ему понятны, с Договором согласен в полном объеме, а также ознакомлен и согласен со всеми приложениями к Договору. Пациент дает свое согласие на использование и обработку своих персональных данных в соответствии с ФЗ от 27.07.2006 №152-ФЗ «О персональных данных» и SMS-уведомления, а также на передачу медицинских заключений, результатов анализов по электронным каналам связи ________________________________________________________________________________________________________ (</w:t>
+      </w:r>
+      <w:proofErr w:type="spellStart"/>
+      <w:r>
+        <w:rPr>
+          <w:sz w:val="14"/>
+          <w:szCs w:val="14"/>
+        </w:rPr>
+        <w:t>e-mail</w:t>
+      </w:r>
+      <w:proofErr w:type="spellEnd"/>
+      <w:r>
+        <w:rPr>
+          <w:sz w:val="14"/>
+          <w:szCs w:val="14"/>
+        </w:rPr>
+        <w:t>).</w:t>
+      </w:r>
+    </w:p>
+    <w:p>
+      <w:pPr>
+        <w:ind w:left="-709" w:right="-852"/>
+        <w:jc w:val="both"/>
+        <w:rPr>
+          <w:sz w:val="14"/>
+          <w:szCs w:val="14"/>
+        </w:rPr>
+      </w:pPr>
+      <w:r>
+        <w:rPr>
+          <w:sz w:val="14"/>
+          <w:szCs w:val="14"/>
+        </w:rPr>
+        <w:t>8.2.  Подписывая настоящий Договор, Пациент подтверждает, что он уведомлен об обязанности соблюдать режим лечения, в том числе определенный на период их временной нетрудоспособности, и правила поведения пациента в медицинском центре.</w:t>
+      </w:r>
+    </w:p>
+    <w:p>
+      <w:pPr>
+        <w:pStyle w:val="ConsPlusNormal"/>
+        <w:widowControl/>
+        <w:ind w:left="-709" w:right="-852" w:firstLine="0"/>
+        <w:jc w:val="both"/>
+        <w:rPr>
+          <w:rFonts w:ascii="Times New Roman" w:hAnsi="Times New Roman"/>
+          <w:sz w:val="14"/>
+          <w:szCs w:val="14"/>
+        </w:rPr>
+      </w:pPr>
+      <w:r>
+        <w:rPr>
+          <w:rFonts w:ascii="Times New Roman" w:hAnsi="Times New Roman" w:cs="Times New Roman"/>
+          <w:sz w:val="14"/>
+          <w:szCs w:val="14"/>
+        </w:rPr>
+        <w:t>8.2. Настоящий договор составлен в двух экземплярах на русском языке. Оба экземпляра идентичны и имеют одинаковую юридическую силу. У каждой из сторон находится по одному экземпляру настоящего договора.</w:t>
+      </w:r>
+    </w:p>
+    <w:p>
+      <w:pPr>
+        <w:pStyle w:val="ConsPlusNonformat"/>
+        <w:widowControl/>
+        <w:ind w:left="-709"/>
+        <w:jc w:val="center"/>
+        <w:rPr>
+          <w:rFonts w:ascii="Times New Roman" w:hAnsi="Times New Roman"/>
+          <w:sz w:val="14"/>
+          <w:szCs w:val="14"/>
+        </w:rPr>
+      </w:pPr>
+    </w:p>
+    <w:p>
+      <w:pPr>
+        <w:pStyle w:val="ConsPlusNonformat"/>
+        <w:widowControl/>
+        <w:ind w:left="-709"/>
+        <w:jc w:val="center"/>
+        <w:rPr>
+          <w:rFonts w:ascii="Times New Roman" w:hAnsi="Times New Roman"/>
+          <w:sz w:val="14"/>
+          <w:szCs w:val="14"/>
+        </w:rPr>
+      </w:pPr>
+      <w:r>
+        <w:rPr>
+          <w:rFonts w:ascii="Times New Roman" w:hAnsi="Times New Roman" w:cs="Times New Roman"/>
+          <w:b/>
+          <w:sz w:val="14"/>
+          <w:szCs w:val="14"/>
+        </w:rPr>
+        <w:t>8. АДРЕСА, БАНКОВСКИЕ РЕКВИЗИТЫ И ПОДПИСИ СТОРОН</w:t>
+      </w:r>
+    </w:p>
+    <w:p>
+      <w:pPr>
+        <w:pStyle w:val="ConsPlusNonformat"/>
+        <w:widowControl/>
+        <w:ind w:left="-709"/>
+        <w:jc w:val="center"/>
+        <w:rPr>
+          <w:rFonts w:ascii="Times New Roman" w:hAnsi="Times New Roman"/>
+          <w:sz w:val="14"/>
+          <w:szCs w:val="14"/>
+        </w:rPr>
+      </w:pPr>
+    </w:p>
+    <w:tbl>
+      <w:tblPr>
+        <w:tblStyle w:val="ab"/>
+        <w:tblW w:w="10210" w:type="dxa"/>
+        <w:jc w:val="center"/>
+        <w:tblLayout w:type="fixed"/>
+        <w:tblLook w:val="01E0" w:firstRow="1" w:lastRow="1" w:firstColumn="1" w:lastColumn="1" w:noHBand="0" w:noVBand="0"/>
+      </w:tblPr>
+      <w:tblGrid>
+        <w:gridCol w:w="5132"/>
+        <w:gridCol w:w="5078"/>
+      </w:tblGrid>
+      <w:tr>
+        <w:trPr>
+          <w:jc w:val="center"/>
+        </w:trPr>
+        <w:tc>
+          <w:tcPr>
+            <w:tcW w:w="5131" w:type="dxa"/>
+          </w:tcPr>
+          <w:p>
+            <w:pPr>
+              <w:pStyle w:val="ConsPlusNonformat"/>
+              <w:jc w:val="both"/>
+              <w:rPr>
+                <w:rFonts w:ascii="Times New Roman" w:hAnsi="Times New Roman"/>
+                <w:sz w:val="14"/>
+                <w:szCs w:val="14"/>
+              </w:rPr>
+            </w:pPr>
+            <w:r>
+              <w:rPr>
+                <w:rFonts w:ascii="Times New Roman" w:hAnsi="Times New Roman" w:cs="Times New Roman"/>
+                <w:sz w:val="14"/>
+                <w:szCs w:val="14"/>
+              </w:rPr>
+              <w:t>Исполнитель</w:t>
+            </w:r>
+          </w:p>
+        </w:tc>
+        <w:tc>
+          <w:tcPr>
+            <w:tcW w:w="5078" w:type="dxa"/>
+          </w:tcPr>
+          <w:p>
+            <w:pPr>
+              <w:pStyle w:val="ConsPlusNonformat"/>
+              <w:ind w:left="34"/>
+              <w:jc w:val="both"/>
+              <w:rPr>
+                <w:rFonts w:ascii="Times New Roman" w:hAnsi="Times New Roman"/>
+                <w:sz w:val="14"/>
+                <w:szCs w:val="14"/>
+              </w:rPr>
+            </w:pPr>
+            <w:r>
+              <w:rPr>
+                <w:rFonts w:ascii="Times New Roman" w:hAnsi="Times New Roman" w:cs="Times New Roman"/>
+                <w:sz w:val="14"/>
+                <w:szCs w:val="14"/>
+              </w:rPr>
+              <w:t>Заказчик</w:t>
+            </w:r>
+          </w:p>
+        </w:tc>
+      </w:tr>
+      <w:tr>
+        <w:trPr>
+          <w:trHeight w:val="1758"/>
+          <w:jc w:val="center"/>
+        </w:trPr>
+        <w:tc>
+          <w:tcPr>
+            <w:tcW w:w="5131" w:type="dxa"/>
+          </w:tcPr>
+          <w:p>
+            <w:pPr>
+              <w:pStyle w:val="ConsPlusNonformat"/>
+              <w:jc w:val="both"/>
+              <w:rPr>
+                <w:rFonts w:ascii="Times New Roman" w:hAnsi="Times New Roman"/>
+                <w:sz w:val="14"/>
+                <w:szCs w:val="14"/>
+              </w:rPr>
+            </w:pPr>
+            <w:r>
+              <w:rPr>
+                <w:rFonts w:ascii="Times New Roman" w:hAnsi="Times New Roman" w:cs="Times New Roman"/>
+                <w:sz w:val="14"/>
+                <w:szCs w:val="14"/>
+              </w:rPr>
+              <w:t>ООО МЦ «</w:t>
+            </w:r>
+            <w:proofErr w:type="spellStart"/>
+            <w:r>
+              <w:rPr>
+                <w:rFonts w:ascii="Times New Roman" w:hAnsi="Times New Roman" w:cs="Times New Roman"/>
+                <w:sz w:val="14"/>
+                <w:szCs w:val="14"/>
+              </w:rPr>
+              <w:t>РевмаМед</w:t>
+            </w:r>
+            <w:proofErr w:type="spellEnd"/>
+            <w:r>
+              <w:rPr>
+                <w:rFonts w:ascii="Times New Roman" w:hAnsi="Times New Roman" w:cs="Times New Roman"/>
+                <w:sz w:val="14"/>
+                <w:szCs w:val="14"/>
+              </w:rPr>
+              <w:t>»</w:t>
+            </w:r>
+          </w:p>
+          <w:p>
+            <w:pPr>
+              <w:pStyle w:val="ConsPlusNonformat"/>
+              <w:jc w:val="both"/>
+              <w:rPr>
+                <w:rFonts w:ascii="Times New Roman" w:hAnsi="Times New Roman"/>
+                <w:sz w:val="14"/>
+                <w:szCs w:val="14"/>
+              </w:rPr>
+            </w:pPr>
+            <w:r>
+              <w:rPr>
+                <w:rFonts w:ascii="Times New Roman" w:hAnsi="Times New Roman" w:cs="Times New Roman"/>
+                <w:sz w:val="14"/>
+                <w:szCs w:val="14"/>
+              </w:rPr>
+              <w:t xml:space="preserve">ИНН:1101135944, КПП110101001, Свидетельство о ЕГРЮЛ серия 11 №001878557, ОГРН:1081101001860, зарегистрировано в ИФНС по </w:t>
+            </w:r>
+            <w:proofErr w:type="spellStart"/>
+            <w:proofErr w:type="gramStart"/>
+            <w:r>
+              <w:rPr>
+                <w:rFonts w:ascii="Times New Roman" w:hAnsi="Times New Roman" w:cs="Times New Roman"/>
+                <w:sz w:val="14"/>
+                <w:szCs w:val="14"/>
+              </w:rPr>
+              <w:t>г.Сыктывкару</w:t>
+            </w:r>
+            <w:proofErr w:type="spellEnd"/>
+            <w:r>
+              <w:rPr>
+                <w:rFonts w:ascii="Times New Roman" w:hAnsi="Times New Roman" w:cs="Times New Roman"/>
+                <w:sz w:val="14"/>
+                <w:szCs w:val="14"/>
+              </w:rPr>
+              <w:t xml:space="preserve">  от</w:t>
+            </w:r>
+            <w:proofErr w:type="gramEnd"/>
+            <w:r>
+              <w:rPr>
+                <w:rFonts w:ascii="Times New Roman" w:hAnsi="Times New Roman" w:cs="Times New Roman"/>
+                <w:sz w:val="14"/>
+                <w:szCs w:val="14"/>
+              </w:rPr>
+              <w:t xml:space="preserve"> 13.01.2011</w:t>
+            </w:r>
+          </w:p>
+          <w:p>
+            <w:pPr>
+              <w:pStyle w:val="ConsPlusNonformat"/>
+              <w:jc w:val="both"/>
+              <w:rPr>
+                <w:rFonts w:ascii="Times New Roman" w:hAnsi="Times New Roman"/>
+                <w:sz w:val="14"/>
+                <w:szCs w:val="14"/>
+              </w:rPr>
+            </w:pPr>
+            <w:proofErr w:type="spellStart"/>
+            <w:proofErr w:type="gramStart"/>
+            <w:r>
+              <w:rPr>
+                <w:rFonts w:ascii="Times New Roman" w:hAnsi="Times New Roman" w:cs="Times New Roman"/>
+                <w:sz w:val="14"/>
+                <w:szCs w:val="14"/>
+              </w:rPr>
+              <w:t>Юр.адрес</w:t>
+            </w:r>
+            <w:proofErr w:type="gramEnd"/>
+            <w:r>
+              <w:rPr>
+                <w:rFonts w:ascii="Times New Roman" w:hAnsi="Times New Roman" w:cs="Times New Roman"/>
+                <w:sz w:val="14"/>
+                <w:szCs w:val="14"/>
+              </w:rPr>
+              <w:t>:РК</w:t>
+            </w:r>
+            <w:proofErr w:type="spellEnd"/>
+            <w:r>
+              <w:rPr>
+                <w:rFonts w:ascii="Times New Roman" w:hAnsi="Times New Roman" w:cs="Times New Roman"/>
+                <w:sz w:val="14"/>
+                <w:szCs w:val="14"/>
+              </w:rPr>
+              <w:t>, г. Сыктывкар, ул. Орджоникидзе, стр.51/1.</w:t>
+            </w:r>
+          </w:p>
+          <w:p>
+            <w:pPr>
+              <w:pStyle w:val="ConsPlusNonformat"/>
+              <w:jc w:val="both"/>
+              <w:rPr>
+                <w:rFonts w:ascii="Times New Roman" w:hAnsi="Times New Roman"/>
+                <w:sz w:val="14"/>
+                <w:szCs w:val="14"/>
+              </w:rPr>
+            </w:pPr>
+            <w:r>
+              <w:rPr>
+                <w:rFonts w:ascii="Times New Roman" w:hAnsi="Times New Roman" w:cs="Times New Roman"/>
+                <w:sz w:val="14"/>
+                <w:szCs w:val="14"/>
+              </w:rPr>
+              <w:t xml:space="preserve">Л/счёт № 4070281032800009925 в Отделение №8617 Сбербанка России, БИК: </w:t>
+            </w:r>
+            <w:proofErr w:type="gramStart"/>
+            <w:r>
+              <w:rPr>
+                <w:rFonts w:ascii="Times New Roman" w:hAnsi="Times New Roman" w:cs="Times New Roman"/>
+                <w:sz w:val="14"/>
+                <w:szCs w:val="14"/>
+              </w:rPr>
+              <w:t xml:space="preserve">048702640,   </w:t>
+            </w:r>
+            <w:proofErr w:type="gramEnd"/>
+            <w:r>
+              <w:rPr>
+                <w:rFonts w:ascii="Times New Roman" w:hAnsi="Times New Roman" w:cs="Times New Roman"/>
+                <w:sz w:val="14"/>
+                <w:szCs w:val="14"/>
+              </w:rPr>
+              <w:t xml:space="preserve">                         тел(факс) (8212)30-</w:t>
+            </w:r>
+            <w:proofErr w:type="gramStart"/>
+            <w:r>
+              <w:rPr>
+                <w:rFonts w:ascii="Times New Roman" w:hAnsi="Times New Roman" w:cs="Times New Roman"/>
+                <w:sz w:val="14"/>
+                <w:szCs w:val="14"/>
+              </w:rPr>
+              <w:t>20-24</w:t>
+            </w:r>
+            <w:proofErr w:type="gramEnd"/>
+          </w:p>
+          <w:p>
+            <w:pPr>
+              <w:pStyle w:val="ConsPlusNonformat"/>
+              <w:jc w:val="both"/>
+              <w:rPr>
+                <w:rFonts w:ascii="Times New Roman" w:hAnsi="Times New Roman" w:cs="Times New Roman"/>
+                <w:sz w:val="14"/>
+                <w:szCs w:val="14"/>
+              </w:rPr>
+            </w:pPr>
+          </w:p>
+          <w:p>
+            <w:pPr>
+              <w:pStyle w:val="ConsPlusNonformat"/>
+              <w:jc w:val="both"/>
+              <w:rPr>
+                <w:rFonts w:ascii="Times New Roman" w:hAnsi="Times New Roman"/>
+                <w:sz w:val="14"/>
+                <w:szCs w:val="14"/>
+              </w:rPr>
+            </w:pPr>
+            <w:r>
+              <w:rPr>
+                <w:rFonts w:ascii="Times New Roman" w:hAnsi="Times New Roman" w:cs="Times New Roman"/>
+                <w:sz w:val="14"/>
+                <w:szCs w:val="14"/>
+              </w:rPr>
+              <w:t>Директор: _________________________</w:t>
+            </w:r>
+            <w:proofErr w:type="gramStart"/>
+            <w:r>
+              <w:rPr>
+                <w:rFonts w:ascii="Times New Roman" w:hAnsi="Times New Roman" w:cs="Times New Roman"/>
+                <w:sz w:val="14"/>
+                <w:szCs w:val="14"/>
+              </w:rPr>
+              <w:t>_  Епифанова</w:t>
+            </w:r>
+            <w:proofErr w:type="gramEnd"/>
+            <w:r>
+              <w:rPr>
+                <w:rFonts w:ascii="Times New Roman" w:hAnsi="Times New Roman" w:cs="Times New Roman"/>
+                <w:sz w:val="14"/>
+                <w:szCs w:val="14"/>
+              </w:rPr>
+              <w:t xml:space="preserve"> </w:t>
+            </w:r>
+            <w:proofErr w:type="gramStart"/>
+            <w:r>
+              <w:rPr>
+                <w:rFonts w:ascii="Times New Roman" w:hAnsi="Times New Roman" w:cs="Times New Roman"/>
+                <w:sz w:val="14"/>
+                <w:szCs w:val="14"/>
+              </w:rPr>
+              <w:t>О.Е.</w:t>
+            </w:r>
+            <w:proofErr w:type="gramEnd"/>
+          </w:p>
+        </w:tc>
+        <w:tc>
+          <w:tcPr>
+            <w:tcW w:w="5078" w:type="dxa"/>
+          </w:tcPr>
+          <w:p>
+            <w:pPr>
+              <w:pStyle w:val="ConsPlusNonformat"/>
+              <w:jc w:val="both"/>
+              <w:rPr>
+                <w:rFonts w:ascii="Times New Roman" w:hAnsi="Times New Roman" w:cs="Times New Roman"/>
+                <w:sz w:val="14"/>
+                <w:szCs w:val="14"/>
+                <w:lang w:val="en-US"/>
+              </w:rPr>
+            </w:pPr>
+            <w:r>
+              <w:rPr>
+                <w:rFonts w:ascii="Times New Roman" w:hAnsi="Times New Roman" w:cs="Times New Roman"/>
+                <w:sz w:val="14"/>
+                <w:szCs w:val="14"/>
+              </w:rPr>
+              <w:t>ФИО</w:t>
+            </w:r>
+            <w:r>
+              <w:rPr>
+                <w:rFonts w:ascii="Times New Roman" w:hAnsi="Times New Roman" w:cs="Times New Roman"/>
+                <w:sz w:val="14"/>
+                <w:szCs w:val="14"/>
+                <w:lang w:val="en-US"/>
+              </w:rPr>
+              <w:t xml:space="preserve">: </w:t>
+            </w:r>
+            <w:proofErr w:type="gramStart"/>
+            <w:r>
+              <w:rPr>
+                <w:rFonts w:ascii="Times New Roman" w:hAnsi="Times New Roman" w:cs="Times New Roman"/>
+                <w:sz w:val="14"/>
+                <w:szCs w:val="14"/>
+                <w:lang w:val="en-US"/>
+              </w:rPr>
+              <w:t>{{ surname</w:t>
+            </w:r>
+            <w:proofErr w:type="gramEnd"/>
+            <w:r>
+              <w:rPr>
+                <w:rFonts w:ascii="Times New Roman" w:hAnsi="Times New Roman" w:cs="Times New Roman"/>
+                <w:sz w:val="14"/>
+                <w:szCs w:val="14"/>
+                <w:lang w:val="en-US"/>
+              </w:rPr>
+              <w:t xml:space="preserve"> }} </w:t>
+            </w:r>
+            <w:proofErr w:type="gramStart"/>
+            <w:r>
+              <w:rPr>
+                <w:rFonts w:ascii="Times New Roman" w:hAnsi="Times New Roman" w:cs="Times New Roman"/>
+                <w:sz w:val="14"/>
+                <w:szCs w:val="14"/>
+                <w:lang w:val="en-US"/>
+              </w:rPr>
+              <w:t xml:space="preserve">{{ </w:t>
+            </w:r>
+            <w:proofErr w:type="spellStart"/>
+            <w:r>
+              <w:rPr>
+                <w:rFonts w:ascii="Times New Roman" w:hAnsi="Times New Roman" w:cs="Times New Roman"/>
+                <w:sz w:val="14"/>
+                <w:szCs w:val="14"/>
+                <w:lang w:val="en-US"/>
+              </w:rPr>
+              <w:t>first</w:t>
+            </w:r>
+            <w:proofErr w:type="gramEnd"/>
+            <w:r>
+              <w:rPr>
+                <w:rFonts w:ascii="Times New Roman" w:hAnsi="Times New Roman" w:cs="Times New Roman"/>
+                <w:sz w:val="14"/>
+                <w:szCs w:val="14"/>
+                <w:lang w:val="en-US"/>
+              </w:rPr>
+              <w:t>_</w:t>
+            </w:r>
+            <w:proofErr w:type="gramStart"/>
+            <w:r>
+              <w:rPr>
+                <w:rFonts w:ascii="Times New Roman" w:hAnsi="Times New Roman" w:cs="Times New Roman"/>
+                <w:sz w:val="14"/>
+                <w:szCs w:val="14"/>
+                <w:lang w:val="en-US"/>
+              </w:rPr>
+              <w:t>name</w:t>
+            </w:r>
+            <w:proofErr w:type="spellEnd"/>
+            <w:r>
+              <w:rPr>
+                <w:rFonts w:ascii="Times New Roman" w:hAnsi="Times New Roman" w:cs="Times New Roman"/>
+                <w:sz w:val="14"/>
+                <w:szCs w:val="14"/>
+                <w:lang w:val="en-US"/>
+              </w:rPr>
+              <w:t xml:space="preserve"> }</w:t>
+            </w:r>
+            <w:proofErr w:type="gramEnd"/>
+            <w:r>
+              <w:rPr>
+                <w:rFonts w:ascii="Times New Roman" w:hAnsi="Times New Roman" w:cs="Times New Roman"/>
+                <w:sz w:val="14"/>
+                <w:szCs w:val="14"/>
+                <w:lang w:val="en-US"/>
+              </w:rPr>
+              <w:t xml:space="preserve">} </w:t>
+            </w:r>
+            <w:proofErr w:type="gramStart"/>
+            <w:r>
+              <w:rPr>
+                <w:rFonts w:ascii="Times New Roman" w:hAnsi="Times New Roman" w:cs="Times New Roman"/>
+                <w:sz w:val="14"/>
+                <w:szCs w:val="14"/>
+                <w:lang w:val="en-US"/>
+              </w:rPr>
+              <w:t xml:space="preserve">{{ </w:t>
+            </w:r>
+            <w:proofErr w:type="spellStart"/>
+            <w:r>
+              <w:rPr>
+                <w:rFonts w:ascii="Times New Roman" w:hAnsi="Times New Roman" w:cs="Times New Roman"/>
+                <w:sz w:val="14"/>
+                <w:szCs w:val="14"/>
+                <w:lang w:val="en-US"/>
+              </w:rPr>
+              <w:t>last</w:t>
+            </w:r>
+            <w:proofErr w:type="gramEnd"/>
+            <w:r>
+              <w:rPr>
+                <w:rFonts w:ascii="Times New Roman" w:hAnsi="Times New Roman" w:cs="Times New Roman"/>
+                <w:sz w:val="14"/>
+                <w:szCs w:val="14"/>
+                <w:lang w:val="en-US"/>
+              </w:rPr>
+              <w:t>_</w:t>
+            </w:r>
+            <w:proofErr w:type="gramStart"/>
+            <w:r>
+              <w:rPr>
+                <w:rFonts w:ascii="Times New Roman" w:hAnsi="Times New Roman" w:cs="Times New Roman"/>
+                <w:sz w:val="14"/>
+                <w:szCs w:val="14"/>
+                <w:lang w:val="en-US"/>
+              </w:rPr>
+              <w:t>name</w:t>
+            </w:r>
+            <w:proofErr w:type="spellEnd"/>
+            <w:r>
+              <w:rPr>
+                <w:rFonts w:ascii="Times New Roman" w:hAnsi="Times New Roman" w:cs="Times New Roman"/>
+                <w:sz w:val="14"/>
+                <w:szCs w:val="14"/>
+                <w:lang w:val="en-US"/>
+              </w:rPr>
+              <w:t xml:space="preserve"> }</w:t>
+            </w:r>
+            <w:proofErr w:type="gramEnd"/>
+            <w:r>
+              <w:rPr>
+                <w:rFonts w:ascii="Times New Roman" w:hAnsi="Times New Roman" w:cs="Times New Roman"/>
+                <w:sz w:val="14"/>
+                <w:szCs w:val="14"/>
+                <w:lang w:val="en-US"/>
+              </w:rPr>
+              <w:t>}</w:t>
+            </w:r>
+          </w:p>
+          <w:p>
+            <w:pPr>
+              <w:pStyle w:val="ConsPlusNonformat"/>
+              <w:ind w:left="34"/>
+              <w:jc w:val="both"/>
+              <w:rPr>
+                <w:rFonts w:ascii="Times New Roman" w:hAnsi="Times New Roman" w:cs="Times New Roman"/>
+                <w:sz w:val="14"/>
+                <w:szCs w:val="14"/>
+                <w:lang w:val="en-US"/>
+              </w:rPr>
+            </w:pPr>
+          </w:p>
+          <w:p>
+            <w:pPr>
+              <w:pStyle w:val="ConsPlusNonformat"/>
+              <w:jc w:val="both"/>
+              <w:rPr>
+                <w:rFonts w:ascii="Times New Roman" w:hAnsi="Times New Roman" w:cs="Times New Roman"/>
+                <w:sz w:val="14"/>
+                <w:szCs w:val="14"/>
+                <w:lang w:val="en-US"/>
+              </w:rPr>
+            </w:pPr>
+            <w:r>
+              <w:rPr>
+                <w:rFonts w:ascii="Times New Roman" w:hAnsi="Times New Roman" w:cs="Times New Roman"/>
+                <w:sz w:val="14"/>
+                <w:szCs w:val="14"/>
+              </w:rPr>
+              <w:t>Документ</w:t>
+            </w:r>
+            <w:r>
+              <w:rPr>
+                <w:rFonts w:ascii="Times New Roman" w:hAnsi="Times New Roman" w:cs="Times New Roman"/>
+                <w:sz w:val="14"/>
+                <w:szCs w:val="14"/>
+                <w:lang w:val="en-US"/>
+              </w:rPr>
+              <w:t xml:space="preserve">, </w:t>
+            </w:r>
+            <w:r>
+              <w:rPr>
+                <w:rFonts w:ascii="Times New Roman" w:hAnsi="Times New Roman" w:cs="Times New Roman"/>
+                <w:sz w:val="14"/>
+                <w:szCs w:val="14"/>
+              </w:rPr>
+              <w:t>удостоверяющий</w:t>
+            </w:r>
+            <w:r>
+              <w:rPr>
+                <w:rFonts w:ascii="Times New Roman" w:hAnsi="Times New Roman" w:cs="Times New Roman"/>
+                <w:sz w:val="14"/>
+                <w:szCs w:val="14"/>
+                <w:lang w:val="en-US"/>
+              </w:rPr>
+              <w:t xml:space="preserve"> </w:t>
+            </w:r>
+            <w:r>
+              <w:rPr>
+                <w:rFonts w:ascii="Times New Roman" w:hAnsi="Times New Roman" w:cs="Times New Roman"/>
+                <w:sz w:val="14"/>
+                <w:szCs w:val="14"/>
+              </w:rPr>
+              <w:t>личность</w:t>
+            </w:r>
+            <w:r>
+              <w:rPr>
+                <w:rFonts w:ascii="Times New Roman" w:hAnsi="Times New Roman" w:cs="Times New Roman"/>
+                <w:sz w:val="14"/>
+                <w:szCs w:val="14"/>
+                <w:lang w:val="en-US"/>
+              </w:rPr>
+              <w:t xml:space="preserve">: </w:t>
+            </w:r>
+            <w:proofErr w:type="gramStart"/>
+            <w:r>
+              <w:rPr>
+                <w:rFonts w:ascii="Times New Roman" w:hAnsi="Times New Roman" w:cs="Times New Roman"/>
+                <w:sz w:val="14"/>
+                <w:szCs w:val="14"/>
+                <w:lang w:val="en-US"/>
+              </w:rPr>
+              <w:t>{{ passport</w:t>
+            </w:r>
+            <w:proofErr w:type="gramEnd"/>
+            <w:r>
+              <w:rPr>
+                <w:rFonts w:ascii="Times New Roman" w:hAnsi="Times New Roman" w:cs="Times New Roman"/>
+                <w:sz w:val="14"/>
+                <w:szCs w:val="14"/>
+                <w:lang w:val="en-US"/>
+              </w:rPr>
+              <w:t xml:space="preserve"> }} </w:t>
+            </w:r>
+            <w:proofErr w:type="gramStart"/>
+            <w:r>
+              <w:rPr>
+                <w:rFonts w:ascii="Times New Roman" w:hAnsi="Times New Roman" w:cs="Times New Roman"/>
+                <w:sz w:val="14"/>
+                <w:szCs w:val="14"/>
+                <w:lang w:val="en-US"/>
+              </w:rPr>
+              <w:t xml:space="preserve">{{ </w:t>
+            </w:r>
+            <w:proofErr w:type="spellStart"/>
+            <w:r>
+              <w:rPr>
+                <w:rFonts w:ascii="Times New Roman" w:hAnsi="Times New Roman" w:cs="Times New Roman"/>
+                <w:sz w:val="14"/>
+                <w:szCs w:val="14"/>
+                <w:lang w:val="en-US"/>
+              </w:rPr>
+              <w:t>p</w:t>
+            </w:r>
+            <w:proofErr w:type="gramEnd"/>
+            <w:r>
+              <w:rPr>
+                <w:rFonts w:ascii="Times New Roman" w:hAnsi="Times New Roman" w:cs="Times New Roman"/>
+                <w:sz w:val="14"/>
+                <w:szCs w:val="14"/>
+                <w:lang w:val="en-US"/>
+              </w:rPr>
+              <w:t>_</w:t>
+            </w:r>
+            <w:proofErr w:type="gramStart"/>
+            <w:r>
+              <w:rPr>
+                <w:rFonts w:ascii="Times New Roman" w:hAnsi="Times New Roman" w:cs="Times New Roman"/>
+                <w:sz w:val="14"/>
+                <w:szCs w:val="14"/>
+                <w:lang w:val="en-US"/>
+              </w:rPr>
+              <w:t>series</w:t>
+            </w:r>
+            <w:proofErr w:type="spellEnd"/>
+            <w:r>
+              <w:rPr>
+                <w:rFonts w:ascii="Times New Roman" w:hAnsi="Times New Roman" w:cs="Times New Roman"/>
+                <w:sz w:val="14"/>
+                <w:szCs w:val="14"/>
+                <w:lang w:val="en-US"/>
+              </w:rPr>
+              <w:t xml:space="preserve"> }</w:t>
+            </w:r>
+            <w:proofErr w:type="gramEnd"/>
+            <w:r>
+              <w:rPr>
+                <w:rFonts w:ascii="Times New Roman" w:hAnsi="Times New Roman" w:cs="Times New Roman"/>
+                <w:sz w:val="14"/>
+                <w:szCs w:val="14"/>
+                <w:lang w:val="en-US"/>
+              </w:rPr>
+              <w:t xml:space="preserve">} </w:t>
+            </w:r>
+            <w:proofErr w:type="gramStart"/>
+            <w:r>
+              <w:rPr>
+                <w:rFonts w:ascii="Times New Roman" w:hAnsi="Times New Roman" w:cs="Times New Roman"/>
+                <w:sz w:val="14"/>
+                <w:szCs w:val="14"/>
+                <w:lang w:val="en-US"/>
+              </w:rPr>
+              <w:t xml:space="preserve">{{ </w:t>
+            </w:r>
+            <w:proofErr w:type="spellStart"/>
+            <w:r>
+              <w:rPr>
+                <w:rFonts w:ascii="Times New Roman" w:hAnsi="Times New Roman" w:cs="Times New Roman"/>
+                <w:sz w:val="14"/>
+                <w:szCs w:val="14"/>
+                <w:lang w:val="en-US"/>
+              </w:rPr>
+              <w:t>p</w:t>
+            </w:r>
+            <w:proofErr w:type="gramEnd"/>
+            <w:r>
+              <w:rPr>
+                <w:rFonts w:ascii="Times New Roman" w:hAnsi="Times New Roman" w:cs="Times New Roman"/>
+                <w:sz w:val="14"/>
+                <w:szCs w:val="14"/>
+                <w:lang w:val="en-US"/>
+              </w:rPr>
+              <w:t>_</w:t>
+            </w:r>
+            <w:proofErr w:type="gramStart"/>
+            <w:r>
+              <w:rPr>
+                <w:rFonts w:ascii="Times New Roman" w:hAnsi="Times New Roman" w:cs="Times New Roman"/>
+                <w:sz w:val="14"/>
+                <w:szCs w:val="14"/>
+                <w:lang w:val="en-US"/>
+              </w:rPr>
+              <w:t>number</w:t>
+            </w:r>
+            <w:proofErr w:type="spellEnd"/>
+            <w:r>
+              <w:rPr>
+                <w:rFonts w:ascii="Times New Roman" w:hAnsi="Times New Roman" w:cs="Times New Roman"/>
+                <w:sz w:val="14"/>
+                <w:szCs w:val="14"/>
+                <w:lang w:val="en-US"/>
+              </w:rPr>
+              <w:t xml:space="preserve"> }</w:t>
+            </w:r>
+            <w:proofErr w:type="gramEnd"/>
+            <w:r>
+              <w:rPr>
+                <w:rFonts w:ascii="Times New Roman" w:hAnsi="Times New Roman" w:cs="Times New Roman"/>
+                <w:sz w:val="14"/>
+                <w:szCs w:val="14"/>
+                <w:lang w:val="en-US"/>
+              </w:rPr>
+              <w:t>}</w:t>
+            </w:r>
+          </w:p>
+          <w:p>
+            <w:pPr>
+              <w:pStyle w:val="ConsPlusNonformat"/>
+              <w:jc w:val="both"/>
+              <w:rPr>
+                <w:rFonts w:ascii="Times New Roman" w:hAnsi="Times New Roman"/>
+                <w:sz w:val="14"/>
+                <w:szCs w:val="14"/>
+                <w:lang w:val="en-US"/>
+              </w:rPr>
+            </w:pPr>
+          </w:p>
+          <w:p>
+            <w:pPr>
+              <w:pStyle w:val="ConsPlusNonformat"/>
+              <w:jc w:val="both"/>
+              <w:rPr>
+                <w:rFonts w:cs="Times New Roman"/>
+                <w:lang w:val="en-US"/>
+              </w:rPr>
+            </w:pPr>
+          </w:p>
+          <w:p>
+            <w:pPr>
+              <w:pStyle w:val="ConsPlusNonformat"/>
+              <w:jc w:val="both"/>
+              <w:rPr>
+                <w:rFonts w:ascii="Times New Roman" w:hAnsi="Times New Roman"/>
+                <w:sz w:val="14"/>
+                <w:szCs w:val="14"/>
+                <w:lang w:val="en-US"/>
+              </w:rPr>
+            </w:pPr>
+            <w:r>
+              <w:rPr>
+                <w:rFonts w:ascii="Times New Roman" w:hAnsi="Times New Roman" w:cs="Times New Roman"/>
+                <w:sz w:val="14"/>
+                <w:szCs w:val="14"/>
+              </w:rPr>
+              <w:t>Телефон</w:t>
+            </w:r>
+            <w:r>
+              <w:rPr>
+                <w:rFonts w:ascii="Times New Roman" w:hAnsi="Times New Roman" w:cs="Times New Roman"/>
+                <w:sz w:val="14"/>
+                <w:szCs w:val="14"/>
+                <w:lang w:val="en-US"/>
+              </w:rPr>
+              <w:t xml:space="preserve">: </w:t>
+            </w:r>
+            <w:proofErr w:type="gramStart"/>
+            <w:r>
+              <w:rPr>
+                <w:rFonts w:ascii="Times New Roman" w:hAnsi="Times New Roman" w:cs="Times New Roman"/>
+                <w:sz w:val="14"/>
+                <w:szCs w:val="14"/>
+                <w:lang w:val="en-US"/>
+              </w:rPr>
+              <w:t xml:space="preserve">{{ </w:t>
+            </w:r>
+            <w:proofErr w:type="spellStart"/>
+            <w:r>
+              <w:rPr>
+                <w:rFonts w:ascii="Times New Roman" w:hAnsi="Times New Roman" w:cs="Times New Roman"/>
+                <w:sz w:val="14"/>
+                <w:szCs w:val="14"/>
+                <w:lang w:val="en-US"/>
+              </w:rPr>
+              <w:t>phone</w:t>
+            </w:r>
+            <w:proofErr w:type="gramEnd"/>
+            <w:r>
+              <w:rPr>
+                <w:rFonts w:ascii="Times New Roman" w:hAnsi="Times New Roman" w:cs="Times New Roman"/>
+                <w:sz w:val="14"/>
+                <w:szCs w:val="14"/>
+                <w:lang w:val="en-US"/>
+              </w:rPr>
+              <w:t>_</w:t>
+            </w:r>
+            <w:proofErr w:type="gramStart"/>
+            <w:r>
+              <w:rPr>
+                <w:rFonts w:ascii="Times New Roman" w:hAnsi="Times New Roman" w:cs="Times New Roman"/>
+                <w:sz w:val="14"/>
+                <w:szCs w:val="14"/>
+                <w:lang w:val="en-US"/>
+              </w:rPr>
+              <w:t>number</w:t>
+            </w:r>
+            <w:proofErr w:type="spellEnd"/>
+            <w:r>
+              <w:rPr>
+                <w:rFonts w:ascii="Times New Roman" w:hAnsi="Times New Roman" w:cs="Times New Roman"/>
+                <w:sz w:val="14"/>
+                <w:szCs w:val="14"/>
+                <w:lang w:val="en-US"/>
+              </w:rPr>
+              <w:t xml:space="preserve"> }</w:t>
+            </w:r>
+            <w:proofErr w:type="gramEnd"/>
+            <w:r>
+              <w:rPr>
+                <w:rFonts w:ascii="Times New Roman" w:hAnsi="Times New Roman" w:cs="Times New Roman"/>
+                <w:sz w:val="14"/>
+                <w:szCs w:val="14"/>
+                <w:lang w:val="en-US"/>
+              </w:rPr>
+              <w:t>}</w:t>
+            </w:r>
+          </w:p>
+          <w:p>
+            <w:pPr>
+              <w:pStyle w:val="ConsPlusNonformat"/>
+              <w:ind w:left="34"/>
+              <w:jc w:val="both"/>
+              <w:rPr>
+                <w:rFonts w:ascii="Times New Roman" w:hAnsi="Times New Roman" w:cs="Times New Roman"/>
+                <w:sz w:val="14"/>
+                <w:szCs w:val="14"/>
+                <w:lang w:val="en-US"/>
+              </w:rPr>
+            </w:pPr>
+          </w:p>
+          <w:p>
+            <w:pPr>
+              <w:pStyle w:val="ConsPlusNonformat"/>
+              <w:ind w:left="34"/>
+              <w:jc w:val="both"/>
+              <w:rPr>
+                <w:rFonts w:ascii="Times New Roman" w:hAnsi="Times New Roman" w:cs="Times New Roman"/>
+                <w:sz w:val="14"/>
+                <w:szCs w:val="14"/>
+                <w:lang w:val="en-US"/>
+              </w:rPr>
+            </w:pPr>
+          </w:p>
+          <w:p>
+            <w:pPr>
+              <w:pStyle w:val="ConsPlusNonformat"/>
+              <w:ind w:left="34"/>
+              <w:jc w:val="both"/>
+              <w:rPr>
+                <w:rFonts w:ascii="Times New Roman" w:hAnsi="Times New Roman"/>
+                <w:sz w:val="14"/>
+                <w:szCs w:val="14"/>
+                <w:lang w:val="en-US"/>
+              </w:rPr>
+            </w:pPr>
+            <w:proofErr w:type="gramStart"/>
+            <w:r>
+              <w:rPr>
+                <w:rFonts w:ascii="Times New Roman" w:hAnsi="Times New Roman" w:cs="Times New Roman"/>
+                <w:sz w:val="14"/>
+                <w:szCs w:val="14"/>
+                <w:u w:val="single"/>
+                <w:lang w:val="en-US"/>
+              </w:rPr>
+              <w:t>{{ surname</w:t>
+            </w:r>
+            <w:proofErr w:type="gramEnd"/>
+            <w:r>
+              <w:rPr>
+                <w:rFonts w:ascii="Times New Roman" w:hAnsi="Times New Roman" w:cs="Times New Roman"/>
+                <w:sz w:val="14"/>
+                <w:szCs w:val="14"/>
+                <w:u w:val="single"/>
+                <w:lang w:val="en-US"/>
+              </w:rPr>
+              <w:t xml:space="preserve"> }} </w:t>
+            </w:r>
+            <w:proofErr w:type="gramStart"/>
+            <w:r>
+              <w:rPr>
+                <w:rFonts w:ascii="Times New Roman" w:hAnsi="Times New Roman" w:cs="Times New Roman"/>
+                <w:sz w:val="14"/>
+                <w:szCs w:val="14"/>
+                <w:u w:val="single"/>
+                <w:lang w:val="en-US"/>
+              </w:rPr>
+              <w:t xml:space="preserve">{{ </w:t>
+            </w:r>
+            <w:proofErr w:type="spellStart"/>
+            <w:r>
+              <w:rPr>
+                <w:rFonts w:ascii="Times New Roman" w:hAnsi="Times New Roman" w:cs="Times New Roman"/>
+                <w:sz w:val="14"/>
+                <w:szCs w:val="14"/>
+                <w:u w:val="single"/>
+                <w:lang w:val="en-US"/>
+              </w:rPr>
+              <w:t>first</w:t>
+            </w:r>
+            <w:proofErr w:type="gramEnd"/>
+            <w:r>
+              <w:rPr>
+                <w:rFonts w:ascii="Times New Roman" w:hAnsi="Times New Roman" w:cs="Times New Roman"/>
+                <w:sz w:val="14"/>
+                <w:szCs w:val="14"/>
+                <w:u w:val="single"/>
+                <w:lang w:val="en-US"/>
+              </w:rPr>
+              <w:t>_</w:t>
+            </w:r>
+            <w:proofErr w:type="gramStart"/>
+            <w:r>
+              <w:rPr>
+                <w:rFonts w:ascii="Times New Roman" w:hAnsi="Times New Roman" w:cs="Times New Roman"/>
+                <w:sz w:val="14"/>
+                <w:szCs w:val="14"/>
+                <w:u w:val="single"/>
+                <w:lang w:val="en-US"/>
+              </w:rPr>
+              <w:t>name</w:t>
+            </w:r>
+            <w:proofErr w:type="spellEnd"/>
+            <w:r>
+              <w:rPr>
+                <w:rFonts w:ascii="Times New Roman" w:hAnsi="Times New Roman" w:cs="Times New Roman"/>
+                <w:sz w:val="14"/>
+                <w:szCs w:val="14"/>
+                <w:u w:val="single"/>
+                <w:lang w:val="en-US"/>
+              </w:rPr>
+              <w:t xml:space="preserve"> }</w:t>
+            </w:r>
+            <w:proofErr w:type="gramEnd"/>
+            <w:r>
+              <w:rPr>
+                <w:rFonts w:ascii="Times New Roman" w:hAnsi="Times New Roman" w:cs="Times New Roman"/>
+                <w:sz w:val="14"/>
+                <w:szCs w:val="14"/>
+                <w:u w:val="single"/>
+                <w:lang w:val="en-US"/>
+              </w:rPr>
+              <w:t xml:space="preserve">} </w:t>
+            </w:r>
+            <w:proofErr w:type="gramStart"/>
+            <w:r>
+              <w:rPr>
+                <w:rFonts w:ascii="Times New Roman" w:hAnsi="Times New Roman" w:cs="Times New Roman"/>
+                <w:sz w:val="14"/>
+                <w:szCs w:val="14"/>
+                <w:u w:val="single"/>
+                <w:lang w:val="en-US"/>
+              </w:rPr>
+              <w:t xml:space="preserve">{{ </w:t>
+            </w:r>
+            <w:proofErr w:type="spellStart"/>
+            <w:r>
+              <w:rPr>
+                <w:rFonts w:ascii="Times New Roman" w:hAnsi="Times New Roman" w:cs="Times New Roman"/>
+                <w:sz w:val="14"/>
+                <w:szCs w:val="14"/>
+                <w:u w:val="single"/>
+                <w:lang w:val="en-US"/>
+              </w:rPr>
+              <w:t>last</w:t>
+            </w:r>
+            <w:proofErr w:type="gramEnd"/>
+            <w:r>
+              <w:rPr>
+                <w:rFonts w:ascii="Times New Roman" w:hAnsi="Times New Roman" w:cs="Times New Roman"/>
+                <w:sz w:val="14"/>
+                <w:szCs w:val="14"/>
+                <w:u w:val="single"/>
+                <w:lang w:val="en-US"/>
+              </w:rPr>
+              <w:t>_</w:t>
+            </w:r>
+            <w:proofErr w:type="gramStart"/>
+            <w:r>
+              <w:rPr>
+                <w:rFonts w:ascii="Times New Roman" w:hAnsi="Times New Roman" w:cs="Times New Roman"/>
+                <w:sz w:val="14"/>
+                <w:szCs w:val="14"/>
+                <w:u w:val="single"/>
+                <w:lang w:val="en-US"/>
+              </w:rPr>
+              <w:t>name</w:t>
+            </w:r>
+            <w:proofErr w:type="spellEnd"/>
+            <w:r>
+              <w:rPr>
+                <w:rFonts w:ascii="Times New Roman" w:hAnsi="Times New Roman" w:cs="Times New Roman"/>
+                <w:sz w:val="14"/>
+                <w:szCs w:val="14"/>
+                <w:u w:val="single"/>
+                <w:lang w:val="en-US"/>
+              </w:rPr>
+              <w:t xml:space="preserve"> }</w:t>
+            </w:r>
+            <w:proofErr w:type="gramEnd"/>
+            <w:r>
+              <w:rPr>
+                <w:rFonts w:ascii="Times New Roman" w:hAnsi="Times New Roman" w:cs="Times New Roman"/>
+                <w:sz w:val="14"/>
+                <w:szCs w:val="14"/>
+                <w:u w:val="single"/>
+                <w:lang w:val="en-US"/>
+              </w:rPr>
+              <w:t>}</w:t>
+            </w:r>
+            <w:r>
+              <w:rPr>
+                <w:rFonts w:ascii="Times New Roman" w:hAnsi="Times New Roman" w:cs="Times New Roman"/>
+                <w:sz w:val="14"/>
+                <w:szCs w:val="14"/>
+                <w:lang w:val="en-US"/>
+              </w:rPr>
+              <w:t xml:space="preserve"> /__________________________________/</w:t>
+            </w:r>
+          </w:p>
+        </w:tc>
+      </w:tr>
+    </w:tbl>
+    <w:p>
+      <w:pPr>
+        <w:rPr>
+          <w:sz w:val="14"/>
+          <w:szCs w:val="14"/>
+          <w:lang w:val="en-US"/>
+        </w:rPr>
+      </w:pPr>
+    </w:p>
+    <w:p>
+      <w:pPr>
+        <w:ind w:left="-709" w:right="-852"/>
+        <w:rPr>
           <w:sz w:val="22"/>
           <w:szCs w:val="22"/>
           <w:lang w:val="en-US"/>
         </w:rPr>
       </w:pPr>
-      <w:r>
-        <w:rPr>
-          <w:b/>
-          <w:i/>
-          <w:sz w:val="24"/>
-          <w:szCs w:val="24"/>
-          <w:lang w:val="en-US"/>
-        </w:rPr>
-        <w:t xml:space="preserve">                                               </w:t>
-      </w:r>
-      <w:r>
-        <w:rPr>
-          <w:b/>
-          <w:i/>
-          <w:sz w:val="24"/>
-          <w:szCs w:val="24"/>
-        </w:rPr>
-        <w:t>Врач</w:t>
-      </w:r>
-      <w:r>
-        <w:rPr>
-          <w:b/>
-          <w:i/>
-          <w:sz w:val="24"/>
-          <w:szCs w:val="24"/>
-          <w:lang w:val="en-US"/>
-        </w:rPr>
-        <w:t xml:space="preserve">: </w:t>
-      </w:r>
-      <w:proofErr w:type="gramStart"/>
-      <w:r>
-        <w:rPr>
-          <w:b/>
-          <w:i/>
-          <w:sz w:val="24"/>
-          <w:szCs w:val="24"/>
-          <w:lang w:val="en-US"/>
-        </w:rPr>
-        <w:t xml:space="preserve">{{ </w:t>
-      </w:r>
-      <w:proofErr w:type="spellStart"/>
-      <w:r>
-        <w:rPr>
-          <w:b/>
-          <w:i/>
-          <w:sz w:val="24"/>
-          <w:szCs w:val="24"/>
-          <w:lang w:val="en-US"/>
-        </w:rPr>
-        <w:t>doctor</w:t>
-      </w:r>
-      <w:proofErr w:type="gramEnd"/>
-      <w:r>
-        <w:rPr>
-          <w:b/>
-          <w:i/>
-          <w:sz w:val="24"/>
-          <w:szCs w:val="24"/>
-          <w:lang w:val="en-US"/>
-        </w:rPr>
-        <w:t>_</w:t>
-      </w:r>
-      <w:proofErr w:type="gramStart"/>
-      <w:r>
-        <w:rPr>
-          <w:b/>
-          <w:i/>
-          <w:sz w:val="24"/>
-          <w:szCs w:val="24"/>
-          <w:lang w:val="en-US"/>
-        </w:rPr>
-        <w:t>name</w:t>
-      </w:r>
-      <w:proofErr w:type="spellEnd"/>
-      <w:r>
-        <w:rPr>
-          <w:b/>
-          <w:i/>
-          <w:sz w:val="24"/>
-          <w:szCs w:val="24"/>
-          <w:lang w:val="en-US"/>
-        </w:rPr>
-        <w:t xml:space="preserve"> }</w:t>
-      </w:r>
-      <w:proofErr w:type="gramEnd"/>
-      <w:r>
-        <w:rPr>
-          <w:b/>
-          <w:i/>
-          <w:sz w:val="24"/>
-          <w:szCs w:val="24"/>
-          <w:lang w:val="en-US"/>
-        </w:rPr>
-        <w:t>}</w:t>
-      </w:r>
-      <w:r>
-        <w:rPr>
-          <w:b/>
-          <w:i/>
-          <w:sz w:val="24"/>
-          <w:szCs w:val="24"/>
-          <w:lang w:val="en-US"/>
-        </w:rPr>
-        <w:t xml:space="preserve"> </w:t>
-      </w:r>
-      <w:r>
-        <w:rPr>
-          <w:b/>
-          <w:i/>
-          <w:sz w:val="24"/>
-          <w:szCs w:val="24"/>
-          <w:lang w:val="en-US"/>
-        </w:rPr>
-        <w:t xml:space="preserve"> </w:t>
-      </w:r>
-      <w:r>
-        <w:rPr>
-          <w:sz w:val="24"/>
-          <w:szCs w:val="24"/>
-          <w:lang w:val="en-US"/>
-        </w:rPr>
-        <w:t>/…</w:t>
-      </w:r>
-      <w:r>
-        <w:rPr>
-          <w:sz w:val="24"/>
-          <w:szCs w:val="24"/>
-          <w:lang w:val="en-US"/>
-        </w:rPr>
-        <w:t>………</w:t>
-      </w:r>
-      <w:proofErr w:type="gramStart"/>
-      <w:r>
-        <w:rPr>
-          <w:sz w:val="24"/>
-          <w:szCs w:val="24"/>
-          <w:lang w:val="en-US"/>
-        </w:rPr>
-        <w:t>…….</w:t>
-      </w:r>
-      <w:proofErr w:type="gramEnd"/>
-      <w:r>
-        <w:rPr>
-          <w:sz w:val="24"/>
-          <w:szCs w:val="24"/>
-          <w:lang w:val="en-US"/>
-        </w:rPr>
-        <w:t>.</w:t>
-      </w:r>
     </w:p>
     <w:sectPr>
       <w:pgSz w:w="11906" w:h="16838"/>
-      <w:pgMar w:top="284" w:right="1276" w:bottom="675" w:left="992" w:header="720" w:footer="720" w:gutter="0"/>
+      <w:pgMar w:top="284" w:right="1274" w:bottom="675" w:left="992" w:header="720" w:footer="720" w:gutter="0"/>
       <w:cols w:space="720"/>
       <w:docGrid w:linePitch="360"/>
     </w:sectPr>
@@ -2220,11 +6997,127 @@
       </w:pPr>
     </w:lvl>
   </w:abstractNum>
+  <w:abstractNum w:abstractNumId="2" w15:restartNumberingAfterBreak="0">
+    <w:nsid w:val="64DA59C1"/>
+    <w:multiLevelType w:val="multilevel"/>
+    <w:tmpl w:val="FABA5BB0"/>
+    <w:lvl w:ilvl="0">
+      <w:start w:val="1"/>
+      <w:numFmt w:val="decimal"/>
+      <w:lvlText w:val="%1."/>
+      <w:lvlJc w:val="left"/>
+      <w:pPr>
+        <w:tabs>
+          <w:tab w:val="num" w:pos="720"/>
+        </w:tabs>
+        <w:ind w:left="720" w:hanging="360"/>
+      </w:pPr>
+    </w:lvl>
+    <w:lvl w:ilvl="1">
+      <w:numFmt w:val="none"/>
+      <w:suff w:val="nothing"/>
+      <w:lvlText w:val=""/>
+      <w:lvlJc w:val="left"/>
+      <w:pPr>
+        <w:tabs>
+          <w:tab w:val="num" w:pos="0"/>
+        </w:tabs>
+        <w:ind w:left="0" w:firstLine="0"/>
+      </w:pPr>
+    </w:lvl>
+    <w:lvl w:ilvl="2">
+      <w:numFmt w:val="none"/>
+      <w:suff w:val="nothing"/>
+      <w:lvlText w:val=""/>
+      <w:lvlJc w:val="left"/>
+      <w:pPr>
+        <w:tabs>
+          <w:tab w:val="num" w:pos="0"/>
+        </w:tabs>
+        <w:ind w:left="0" w:firstLine="0"/>
+      </w:pPr>
+    </w:lvl>
+    <w:lvl w:ilvl="3">
+      <w:numFmt w:val="none"/>
+      <w:suff w:val="nothing"/>
+      <w:lvlText w:val=""/>
+      <w:lvlJc w:val="left"/>
+      <w:pPr>
+        <w:tabs>
+          <w:tab w:val="num" w:pos="0"/>
+        </w:tabs>
+        <w:ind w:left="0" w:firstLine="0"/>
+      </w:pPr>
+    </w:lvl>
+    <w:lvl w:ilvl="4">
+      <w:numFmt w:val="none"/>
+      <w:suff w:val="nothing"/>
+      <w:lvlText w:val=""/>
+      <w:lvlJc w:val="left"/>
+      <w:pPr>
+        <w:tabs>
+          <w:tab w:val="num" w:pos="0"/>
+        </w:tabs>
+        <w:ind w:left="0" w:firstLine="0"/>
+      </w:pPr>
+    </w:lvl>
+    <w:lvl w:ilvl="5">
+      <w:numFmt w:val="none"/>
+      <w:suff w:val="nothing"/>
+      <w:lvlText w:val=""/>
+      <w:lvlJc w:val="left"/>
+      <w:pPr>
+        <w:tabs>
+          <w:tab w:val="num" w:pos="0"/>
+        </w:tabs>
+        <w:ind w:left="0" w:firstLine="0"/>
+      </w:pPr>
+    </w:lvl>
+    <w:lvl w:ilvl="6">
+      <w:numFmt w:val="none"/>
+      <w:suff w:val="nothing"/>
+      <w:lvlText w:val=""/>
+      <w:lvlJc w:val="left"/>
+      <w:pPr>
+        <w:tabs>
+          <w:tab w:val="num" w:pos="0"/>
+        </w:tabs>
+        <w:ind w:left="0" w:firstLine="0"/>
+      </w:pPr>
+    </w:lvl>
+    <w:lvl w:ilvl="7">
+      <w:numFmt w:val="none"/>
+      <w:suff w:val="nothing"/>
+      <w:lvlText w:val=""/>
+      <w:lvlJc w:val="left"/>
+      <w:pPr>
+        <w:tabs>
+          <w:tab w:val="num" w:pos="0"/>
+        </w:tabs>
+        <w:ind w:left="0" w:firstLine="0"/>
+      </w:pPr>
+    </w:lvl>
+    <w:lvl w:ilvl="8">
+      <w:numFmt w:val="none"/>
+      <w:suff w:val="nothing"/>
+      <w:lvlText w:val=""/>
+      <w:lvlJc w:val="left"/>
+      <w:pPr>
+        <w:tabs>
+          <w:tab w:val="num" w:pos="0"/>
+        </w:tabs>
+        <w:ind w:left="0" w:firstLine="0"/>
+      </w:pPr>
+    </w:lvl>
+  </w:abstractNum>
   <w:num w:numId="1" w16cid:durableId="1650210941">
     <w:abstractNumId w:val="0"/>
   </w:num>
   <w:num w:numId="2" w16cid:durableId="1446921075">
     <w:abstractNumId w:val="1"/>
+  </w:num>
+  <w:num w:numId="3" w16cid:durableId="514031199">
+    <w:abstractNumId w:val="2"/>
   </w:num>
 </w:numbering>
 </file>
@@ -2342,7 +7235,7 @@
     <w:lsdException w:name="HTML Code" w:semiHidden="1" w:unhideWhenUsed="1"/>
     <w:lsdException w:name="HTML Definition" w:semiHidden="1" w:unhideWhenUsed="1"/>
     <w:lsdException w:name="HTML Keyboard" w:semiHidden="1" w:unhideWhenUsed="1"/>
-    <w:lsdException w:name="HTML Preformatted" w:semiHidden="1" w:unhideWhenUsed="1"/>
+    <w:lsdException w:name="HTML Preformatted" w:semiHidden="1" w:uiPriority="0" w:unhideWhenUsed="1" w:qFormat="1"/>
     <w:lsdException w:name="HTML Sample" w:semiHidden="1" w:unhideWhenUsed="1"/>
     <w:lsdException w:name="HTML Typewriter" w:semiHidden="1" w:unhideWhenUsed="1"/>
     <w:lsdException w:name="HTML Variable" w:semiHidden="1" w:unhideWhenUsed="1"/>
@@ -2395,7 +7288,7 @@
     <w:lsdException w:name="Table Web 2" w:semiHidden="1" w:unhideWhenUsed="1"/>
     <w:lsdException w:name="Table Web 3" w:semiHidden="1" w:unhideWhenUsed="1"/>
     <w:lsdException w:name="Balloon Text" w:semiHidden="1" w:unhideWhenUsed="1" w:qFormat="1"/>
-    <w:lsdException w:name="Table Grid" w:uiPriority="59"/>
+    <w:lsdException w:name="Table Grid" w:uiPriority="0"/>
     <w:lsdException w:name="Table Theme" w:semiHidden="1" w:unhideWhenUsed="1"/>
     <w:lsdException w:name="Placeholder Text" w:semiHidden="1" w:unhideWhenUsed="1"/>
     <w:lsdException w:name="No Spacing" w:semiHidden="1" w:unhideWhenUsed="1"/>
@@ -3054,7 +7947,6 @@
   <w:style w:type="table" w:styleId="ab">
     <w:name w:val="Table Grid"/>
     <w:basedOn w:val="a1"/>
-    <w:uiPriority w:val="59"/>
     <w:rsid w:val="00DE571E"/>
     <w:tblPr>
       <w:tblBorders>
@@ -3066,6 +7958,74 @@
         <w:insideV w:val="single" w:sz="4" w:space="0" w:color="auto"/>
       </w:tblBorders>
     </w:tblPr>
+  </w:style>
+  <w:style w:type="paragraph" w:styleId="HTML">
+    <w:name w:val="HTML Preformatted"/>
+    <w:basedOn w:val="a"/>
+    <w:link w:val="HTML0"/>
+    <w:unhideWhenUsed/>
+    <w:qFormat/>
+    <w:rsid w:val="0025361D"/>
+    <w:pPr>
+      <w:widowControl/>
+      <w:tabs>
+        <w:tab w:val="left" w:pos="916"/>
+        <w:tab w:val="left" w:pos="1832"/>
+        <w:tab w:val="left" w:pos="2748"/>
+        <w:tab w:val="left" w:pos="3664"/>
+        <w:tab w:val="left" w:pos="4580"/>
+        <w:tab w:val="left" w:pos="5496"/>
+        <w:tab w:val="left" w:pos="6412"/>
+        <w:tab w:val="left" w:pos="7328"/>
+        <w:tab w:val="left" w:pos="8244"/>
+        <w:tab w:val="left" w:pos="9160"/>
+        <w:tab w:val="left" w:pos="10076"/>
+        <w:tab w:val="left" w:pos="10992"/>
+        <w:tab w:val="left" w:pos="11908"/>
+        <w:tab w:val="left" w:pos="12824"/>
+        <w:tab w:val="left" w:pos="13740"/>
+        <w:tab w:val="left" w:pos="14656"/>
+      </w:tabs>
+      <w:autoSpaceDE/>
+    </w:pPr>
+    <w:rPr>
+      <w:rFonts w:ascii="Courier New" w:hAnsi="Courier New" w:cs="Courier New"/>
+      <w:lang w:eastAsia="ru-RU"/>
+    </w:rPr>
+  </w:style>
+  <w:style w:type="character" w:customStyle="1" w:styleId="HTML0">
+    <w:name w:val="Стандартный HTML Знак"/>
+    <w:basedOn w:val="a0"/>
+    <w:link w:val="HTML"/>
+    <w:rsid w:val="0025361D"/>
+    <w:rPr>
+      <w:rFonts w:ascii="Courier New" w:hAnsi="Courier New" w:cs="Courier New"/>
+    </w:rPr>
+  </w:style>
+  <w:style w:type="paragraph" w:customStyle="1" w:styleId="ConsPlusNormal">
+    <w:name w:val="ConsPlusNormal"/>
+    <w:qFormat/>
+    <w:rsid w:val="0025361D"/>
+    <w:pPr>
+      <w:widowControl w:val="0"/>
+      <w:suppressAutoHyphens/>
+      <w:ind w:firstLine="720"/>
+    </w:pPr>
+    <w:rPr>
+      <w:rFonts w:ascii="Arial" w:hAnsi="Arial" w:cs="Arial"/>
+    </w:rPr>
+  </w:style>
+  <w:style w:type="paragraph" w:customStyle="1" w:styleId="ConsPlusNonformat">
+    <w:name w:val="ConsPlusNonformat"/>
+    <w:qFormat/>
+    <w:rsid w:val="0025361D"/>
+    <w:pPr>
+      <w:widowControl w:val="0"/>
+      <w:suppressAutoHyphens/>
+    </w:pPr>
+    <w:rPr>
+      <w:rFonts w:ascii="Courier New" w:hAnsi="Courier New" w:cs="Courier New"/>
+    </w:rPr>
   </w:style>
 </w:styles>
 </file>

--- a/patients/templates/patients/docs/informed_consent_GKSP_template.docx
+++ b/patients/templates/patients/docs/informed_consent_GKSP_template.docx
@@ -122,7 +122,6 @@
         </w:rPr>
         <w:t xml:space="preserve">, </w:t>
       </w:r>
-      <w:proofErr w:type="gramStart"/>
       <w:r>
         <w:rPr>
           <w:b/>
@@ -132,235 +131,7 @@
           <w:u w:val="single"/>
           <w:lang w:val="en-US"/>
         </w:rPr>
-        <w:t>{{ surname</w:t>
-      </w:r>
-      <w:proofErr w:type="gramEnd"/>
-      <w:r>
-        <w:rPr>
-          <w:b/>
-          <w:bCs/>
-          <w:sz w:val="24"/>
-          <w:szCs w:val="24"/>
-          <w:u w:val="single"/>
-          <w:lang w:val="en-US"/>
-        </w:rPr>
-        <w:t xml:space="preserve"> }} </w:t>
-      </w:r>
-      <w:proofErr w:type="gramStart"/>
-      <w:r>
-        <w:rPr>
-          <w:b/>
-          <w:bCs/>
-          <w:sz w:val="24"/>
-          <w:szCs w:val="24"/>
-          <w:u w:val="single"/>
-          <w:lang w:val="en-US"/>
-        </w:rPr>
-        <w:t xml:space="preserve">{{ </w:t>
-      </w:r>
-      <w:proofErr w:type="spellStart"/>
-      <w:r>
-        <w:rPr>
-          <w:b/>
-          <w:bCs/>
-          <w:sz w:val="24"/>
-          <w:szCs w:val="24"/>
-          <w:u w:val="single"/>
-          <w:lang w:val="en-US"/>
-        </w:rPr>
-        <w:t>first</w:t>
-      </w:r>
-      <w:proofErr w:type="gramEnd"/>
-      <w:r>
-        <w:rPr>
-          <w:b/>
-          <w:bCs/>
-          <w:sz w:val="24"/>
-          <w:szCs w:val="24"/>
-          <w:u w:val="single"/>
-          <w:lang w:val="en-US"/>
-        </w:rPr>
-        <w:t>_</w:t>
-      </w:r>
-      <w:proofErr w:type="gramStart"/>
-      <w:r>
-        <w:rPr>
-          <w:b/>
-          <w:bCs/>
-          <w:sz w:val="24"/>
-          <w:szCs w:val="24"/>
-          <w:u w:val="single"/>
-          <w:lang w:val="en-US"/>
-        </w:rPr>
-        <w:t>name</w:t>
-      </w:r>
-      <w:proofErr w:type="spellEnd"/>
-      <w:r>
-        <w:rPr>
-          <w:b/>
-          <w:bCs/>
-          <w:sz w:val="24"/>
-          <w:szCs w:val="24"/>
-          <w:u w:val="single"/>
-          <w:lang w:val="en-US"/>
-        </w:rPr>
-        <w:t xml:space="preserve"> }</w:t>
-      </w:r>
-      <w:proofErr w:type="gramEnd"/>
-      <w:r>
-        <w:rPr>
-          <w:b/>
-          <w:bCs/>
-          <w:sz w:val="24"/>
-          <w:szCs w:val="24"/>
-          <w:u w:val="single"/>
-          <w:lang w:val="en-US"/>
-        </w:rPr>
-        <w:t xml:space="preserve">} </w:t>
-      </w:r>
-      <w:proofErr w:type="gramStart"/>
-      <w:r>
-        <w:rPr>
-          <w:b/>
-          <w:bCs/>
-          <w:sz w:val="24"/>
-          <w:szCs w:val="24"/>
-          <w:u w:val="single"/>
-          <w:lang w:val="en-US"/>
-        </w:rPr>
-        <w:t xml:space="preserve">{{ </w:t>
-      </w:r>
-      <w:proofErr w:type="spellStart"/>
-      <w:r>
-        <w:rPr>
-          <w:b/>
-          <w:bCs/>
-          <w:sz w:val="24"/>
-          <w:szCs w:val="24"/>
-          <w:u w:val="single"/>
-          <w:lang w:val="en-US"/>
-        </w:rPr>
-        <w:t>last</w:t>
-      </w:r>
-      <w:proofErr w:type="gramEnd"/>
-      <w:r>
-        <w:rPr>
-          <w:b/>
-          <w:bCs/>
-          <w:sz w:val="24"/>
-          <w:szCs w:val="24"/>
-          <w:u w:val="single"/>
-          <w:lang w:val="en-US"/>
-        </w:rPr>
-        <w:t>_</w:t>
-      </w:r>
-      <w:proofErr w:type="gramStart"/>
-      <w:r>
-        <w:rPr>
-          <w:b/>
-          <w:bCs/>
-          <w:sz w:val="24"/>
-          <w:szCs w:val="24"/>
-          <w:u w:val="single"/>
-          <w:lang w:val="en-US"/>
-        </w:rPr>
-        <w:t>name</w:t>
-      </w:r>
-      <w:proofErr w:type="spellEnd"/>
-      <w:r>
-        <w:rPr>
-          <w:b/>
-          <w:bCs/>
-          <w:sz w:val="24"/>
-          <w:szCs w:val="24"/>
-          <w:u w:val="single"/>
-          <w:lang w:val="en-US"/>
-        </w:rPr>
-        <w:t xml:space="preserve"> }</w:t>
-      </w:r>
-      <w:proofErr w:type="gramEnd"/>
-      <w:r>
-        <w:rPr>
-          <w:b/>
-          <w:bCs/>
-          <w:sz w:val="24"/>
-          <w:szCs w:val="24"/>
-          <w:u w:val="single"/>
-          <w:lang w:val="en-US"/>
-        </w:rPr>
-        <w:t xml:space="preserve">}, </w:t>
-      </w:r>
-      <w:proofErr w:type="gramStart"/>
-      <w:r>
-        <w:rPr>
-          <w:b/>
-          <w:bCs/>
-          <w:sz w:val="24"/>
-          <w:szCs w:val="24"/>
-          <w:u w:val="single"/>
-          <w:lang w:val="en-US"/>
-        </w:rPr>
-        <w:t xml:space="preserve">{{ </w:t>
-      </w:r>
-      <w:proofErr w:type="spellStart"/>
-      <w:r>
-        <w:rPr>
-          <w:b/>
-          <w:bCs/>
-          <w:sz w:val="24"/>
-          <w:szCs w:val="24"/>
-          <w:u w:val="single"/>
-          <w:lang w:val="en-US"/>
-        </w:rPr>
-        <w:t>date</w:t>
-      </w:r>
-      <w:proofErr w:type="gramEnd"/>
-      <w:r>
-        <w:rPr>
-          <w:b/>
-          <w:bCs/>
-          <w:sz w:val="24"/>
-          <w:szCs w:val="24"/>
-          <w:u w:val="single"/>
-          <w:lang w:val="en-US"/>
-        </w:rPr>
-        <w:t>_of_</w:t>
-      </w:r>
-      <w:proofErr w:type="gramStart"/>
-      <w:r>
-        <w:rPr>
-          <w:b/>
-          <w:bCs/>
-          <w:sz w:val="24"/>
-          <w:szCs w:val="24"/>
-          <w:u w:val="single"/>
-          <w:lang w:val="en-US"/>
-        </w:rPr>
-        <w:t>birth</w:t>
-      </w:r>
-      <w:proofErr w:type="spellEnd"/>
-      <w:r>
-        <w:rPr>
-          <w:b/>
-          <w:bCs/>
-          <w:sz w:val="24"/>
-          <w:szCs w:val="24"/>
-          <w:u w:val="single"/>
-          <w:lang w:val="en-US"/>
-        </w:rPr>
-        <w:t xml:space="preserve"> }</w:t>
-      </w:r>
-      <w:proofErr w:type="gramEnd"/>
-      <w:r>
-        <w:rPr>
-          <w:b/>
-          <w:bCs/>
-          <w:sz w:val="24"/>
-          <w:szCs w:val="24"/>
-          <w:u w:val="single"/>
-          <w:lang w:val="en-US"/>
-        </w:rPr>
-        <w:t xml:space="preserve">} </w:t>
+        <w:t xml:space="preserve">{{ surname }} {{ first_name }} {{ last_name }}, {{ date_of_birth }} </w:t>
       </w:r>
       <w:r>
         <w:rPr>
@@ -438,23 +209,7 @@
           <w:sz w:val="24"/>
           <w:szCs w:val="24"/>
         </w:rPr>
-        <w:t xml:space="preserve">Даю согласие на проведение мне (представляемому) лечащим врачом (в </w:t>
-      </w:r>
-      <w:proofErr w:type="gramStart"/>
-      <w:r>
-        <w:rPr>
-          <w:sz w:val="24"/>
-          <w:szCs w:val="24"/>
-        </w:rPr>
-        <w:t>т.ч.</w:t>
-      </w:r>
-      <w:proofErr w:type="gramEnd"/>
-      <w:r>
-        <w:rPr>
-          <w:sz w:val="24"/>
-          <w:szCs w:val="24"/>
-        </w:rPr>
-        <w:t xml:space="preserve"> медицинскими работниками, участвующими в предоставлении медицинской помощи).</w:t>
+        <w:t>Даю согласие на проведение мне (представляемому) лечащим врачом (в т.ч. медицинскими работниками, участвующими в предоставлении медицинской помощи).</w:t>
       </w:r>
     </w:p>
     <w:p>
@@ -500,23 +255,7 @@
           <w:sz w:val="24"/>
           <w:szCs w:val="24"/>
         </w:rPr>
-        <w:t xml:space="preserve">Внутрисуставные пункции и </w:t>
-      </w:r>
-      <w:proofErr w:type="spellStart"/>
-      <w:r>
-        <w:rPr>
-          <w:sz w:val="24"/>
-          <w:szCs w:val="24"/>
-        </w:rPr>
-        <w:t>периартикулярные</w:t>
-      </w:r>
-      <w:proofErr w:type="spellEnd"/>
-      <w:r>
-        <w:rPr>
-          <w:sz w:val="24"/>
-          <w:szCs w:val="24"/>
-        </w:rPr>
-        <w:t xml:space="preserve"> блокады.</w:t>
+        <w:t>Внутрисуставные пункции и периартикулярные блокады.</w:t>
       </w:r>
     </w:p>
     <w:p>
@@ -594,30 +333,7 @@
           <w:sz w:val="24"/>
           <w:szCs w:val="24"/>
         </w:rPr>
-        <w:t xml:space="preserve">подчеркнуть). Подпись: </w:t>
-      </w:r>
-      <w:r>
-        <w:rPr>
-          <w:sz w:val="24"/>
-          <w:szCs w:val="24"/>
-        </w:rPr>
-        <w:t>…</w:t>
-      </w:r>
-      <w:proofErr w:type="gramStart"/>
-      <w:r>
-        <w:rPr>
-          <w:sz w:val="24"/>
-          <w:szCs w:val="24"/>
-        </w:rPr>
-        <w:t>…….</w:t>
-      </w:r>
-      <w:proofErr w:type="gramEnd"/>
-      <w:r>
-        <w:rPr>
-          <w:sz w:val="24"/>
-          <w:szCs w:val="24"/>
-        </w:rPr>
-        <w:t>.…</w:t>
+        <w:t>подчеркнуть). Подпись: ………..…</w:t>
       </w:r>
     </w:p>
     <w:p>
@@ -676,37 +392,12 @@
                 <w:szCs w:val="24"/>
               </w:rPr>
             </w:pPr>
-            <w:proofErr w:type="gramStart"/>
             <w:r>
               <w:rPr>
                 <w:sz w:val="24"/>
                 <w:szCs w:val="24"/>
               </w:rPr>
-              <w:t xml:space="preserve">{{ </w:t>
-            </w:r>
-            <w:proofErr w:type="spellStart"/>
-            <w:r>
-              <w:rPr>
-                <w:sz w:val="24"/>
-                <w:szCs w:val="24"/>
-              </w:rPr>
-              <w:t>appointment</w:t>
-            </w:r>
-            <w:proofErr w:type="gramEnd"/>
-            <w:r>
-              <w:rPr>
-                <w:sz w:val="24"/>
-                <w:szCs w:val="24"/>
-              </w:rPr>
-              <w:t>_date</w:t>
-            </w:r>
-            <w:proofErr w:type="spellEnd"/>
-            <w:r>
-              <w:rPr>
-                <w:sz w:val="24"/>
-                <w:szCs w:val="24"/>
-              </w:rPr>
-              <w:t xml:space="preserve"> }}</w:t>
+              <w:t>{{ appointment_date }}</w:t>
             </w:r>
           </w:p>
         </w:tc>
@@ -735,23 +426,7 @@
                 <w:sz w:val="24"/>
                 <w:szCs w:val="24"/>
               </w:rPr>
-              <w:t>………………</w:t>
-            </w:r>
-            <w:proofErr w:type="gramStart"/>
-            <w:r>
-              <w:rPr>
-                <w:sz w:val="24"/>
-                <w:szCs w:val="24"/>
-              </w:rPr>
-              <w:t>…….</w:t>
-            </w:r>
-            <w:proofErr w:type="gramEnd"/>
-            <w:r>
-              <w:rPr>
-                <w:sz w:val="24"/>
-                <w:szCs w:val="24"/>
-              </w:rPr>
-              <w:t>.</w:t>
+              <w:t>……………………..</w:t>
             </w:r>
           </w:p>
         </w:tc>
@@ -843,7 +518,6 @@
                 <w:lang w:val="en-US"/>
               </w:rPr>
             </w:pPr>
-            <w:proofErr w:type="gramStart"/>
             <w:r>
               <w:rPr>
                 <w:b/>
@@ -857,7 +531,6 @@
               </w:rPr>
               <w:t xml:space="preserve">{{ </w:t>
             </w:r>
-            <w:proofErr w:type="spellStart"/>
             <w:r>
               <w:rPr>
                 <w:b/>
@@ -869,9 +542,8 @@
                 <w:u w:val="single"/>
                 <w:lang w:val="en-US"/>
               </w:rPr>
-              <w:t>doc</w:t>
-            </w:r>
-            <w:proofErr w:type="gramEnd"/>
+              <w:t>doc_surname</w:t>
+            </w:r>
             <w:r>
               <w:rPr>
                 <w:b/>
@@ -883,9 +555,8 @@
                 <w:u w:val="single"/>
                 <w:lang w:val="en-US"/>
               </w:rPr>
-              <w:t>_surname</w:t>
-            </w:r>
-            <w:proofErr w:type="spellEnd"/>
+              <w:t>}}</w:t>
+            </w:r>
             <w:r>
               <w:rPr>
                 <w:b/>
@@ -897,7 +568,7 @@
                 <w:u w:val="single"/>
                 <w:lang w:val="en-US"/>
               </w:rPr>
-              <w:t>}}</w:t>
+              <w:t xml:space="preserve"> {{ doc_f_name}} {{ doc_l_name}},  -</w:t>
             </w:r>
             <w:r>
               <w:rPr>
@@ -910,203 +581,7 @@
                 <w:u w:val="single"/>
                 <w:lang w:val="en-US"/>
               </w:rPr>
-              <w:t xml:space="preserve"> </w:t>
-            </w:r>
-            <w:proofErr w:type="gramStart"/>
-            <w:r>
-              <w:rPr>
-                <w:b/>
-                <w:bCs/>
-                <w:i/>
-                <w:iCs/>
-                <w:sz w:val="22"/>
-                <w:szCs w:val="22"/>
-                <w:u w:val="single"/>
-                <w:lang w:val="en-US"/>
-              </w:rPr>
-              <w:t xml:space="preserve">{{ </w:t>
-            </w:r>
-            <w:proofErr w:type="spellStart"/>
-            <w:r>
-              <w:rPr>
-                <w:b/>
-                <w:bCs/>
-                <w:i/>
-                <w:iCs/>
-                <w:sz w:val="22"/>
-                <w:szCs w:val="22"/>
-                <w:u w:val="single"/>
-                <w:lang w:val="en-US"/>
-              </w:rPr>
-              <w:t>doc</w:t>
-            </w:r>
-            <w:proofErr w:type="gramEnd"/>
-            <w:r>
-              <w:rPr>
-                <w:b/>
-                <w:bCs/>
-                <w:i/>
-                <w:iCs/>
-                <w:sz w:val="22"/>
-                <w:szCs w:val="22"/>
-                <w:u w:val="single"/>
-                <w:lang w:val="en-US"/>
-              </w:rPr>
-              <w:t>_f_name</w:t>
-            </w:r>
-            <w:proofErr w:type="spellEnd"/>
-            <w:r>
-              <w:rPr>
-                <w:b/>
-                <w:bCs/>
-                <w:i/>
-                <w:iCs/>
-                <w:sz w:val="22"/>
-                <w:szCs w:val="22"/>
-                <w:u w:val="single"/>
-                <w:lang w:val="en-US"/>
-              </w:rPr>
-              <w:t xml:space="preserve">}} </w:t>
-            </w:r>
-            <w:proofErr w:type="gramStart"/>
-            <w:r>
-              <w:rPr>
-                <w:b/>
-                <w:bCs/>
-                <w:i/>
-                <w:iCs/>
-                <w:sz w:val="22"/>
-                <w:szCs w:val="22"/>
-                <w:u w:val="single"/>
-                <w:lang w:val="en-US"/>
-              </w:rPr>
-              <w:t xml:space="preserve">{{ </w:t>
-            </w:r>
-            <w:proofErr w:type="spellStart"/>
-            <w:r>
-              <w:rPr>
-                <w:b/>
-                <w:bCs/>
-                <w:i/>
-                <w:iCs/>
-                <w:sz w:val="22"/>
-                <w:szCs w:val="22"/>
-                <w:u w:val="single"/>
-                <w:lang w:val="en-US"/>
-              </w:rPr>
-              <w:t>doc</w:t>
-            </w:r>
-            <w:proofErr w:type="gramEnd"/>
-            <w:r>
-              <w:rPr>
-                <w:b/>
-                <w:bCs/>
-                <w:i/>
-                <w:iCs/>
-                <w:sz w:val="22"/>
-                <w:szCs w:val="22"/>
-                <w:u w:val="single"/>
-                <w:lang w:val="en-US"/>
-              </w:rPr>
-              <w:t>_l_name</w:t>
-            </w:r>
-            <w:proofErr w:type="spellEnd"/>
-            <w:r>
-              <w:rPr>
-                <w:b/>
-                <w:bCs/>
-                <w:i/>
-                <w:iCs/>
-                <w:sz w:val="22"/>
-                <w:szCs w:val="22"/>
-                <w:u w:val="single"/>
-                <w:lang w:val="en-US"/>
-              </w:rPr>
-              <w:t>}</w:t>
-            </w:r>
-            <w:proofErr w:type="gramStart"/>
-            <w:r>
-              <w:rPr>
-                <w:b/>
-                <w:bCs/>
-                <w:i/>
-                <w:iCs/>
-                <w:sz w:val="22"/>
-                <w:szCs w:val="22"/>
-                <w:u w:val="single"/>
-                <w:lang w:val="en-US"/>
-              </w:rPr>
-              <w:t>},  -</w:t>
-            </w:r>
-            <w:proofErr w:type="gramEnd"/>
-            <w:r>
-              <w:rPr>
-                <w:b/>
-                <w:bCs/>
-                <w:i/>
-                <w:iCs/>
-                <w:sz w:val="22"/>
-                <w:szCs w:val="22"/>
-                <w:u w:val="single"/>
-                <w:lang w:val="en-US"/>
-              </w:rPr>
-              <w:t xml:space="preserve"> </w:t>
-            </w:r>
-            <w:proofErr w:type="gramStart"/>
-            <w:r>
-              <w:rPr>
-                <w:b/>
-                <w:bCs/>
-                <w:i/>
-                <w:iCs/>
-                <w:sz w:val="22"/>
-                <w:szCs w:val="22"/>
-                <w:u w:val="single"/>
-                <w:lang w:val="en-US"/>
-              </w:rPr>
-              <w:t xml:space="preserve">{{ </w:t>
-            </w:r>
-            <w:proofErr w:type="spellStart"/>
-            <w:r>
-              <w:rPr>
-                <w:b/>
-                <w:bCs/>
-                <w:i/>
-                <w:iCs/>
-                <w:sz w:val="22"/>
-                <w:szCs w:val="22"/>
-                <w:u w:val="single"/>
-                <w:lang w:val="en-US"/>
-              </w:rPr>
-              <w:t>doctor</w:t>
-            </w:r>
-            <w:proofErr w:type="gramEnd"/>
-            <w:r>
-              <w:rPr>
-                <w:b/>
-                <w:bCs/>
-                <w:i/>
-                <w:iCs/>
-                <w:sz w:val="22"/>
-                <w:szCs w:val="22"/>
-                <w:u w:val="single"/>
-                <w:lang w:val="en-US"/>
-              </w:rPr>
-              <w:t>_specialization</w:t>
-            </w:r>
-            <w:proofErr w:type="spellEnd"/>
-            <w:r>
-              <w:rPr>
-                <w:b/>
-                <w:bCs/>
-                <w:i/>
-                <w:iCs/>
-                <w:sz w:val="22"/>
-                <w:szCs w:val="22"/>
-                <w:u w:val="single"/>
-                <w:lang w:val="en-US"/>
-              </w:rPr>
-              <w:t xml:space="preserve"> }}</w:t>
+              <w:t xml:space="preserve"> {{ doctor_specialization }}</w:t>
             </w:r>
           </w:p>
         </w:tc>
@@ -1426,7 +901,6 @@
               </w:rPr>
               <w:t>О</w:t>
             </w:r>
-            <w:proofErr w:type="gramStart"/>
             <w:r>
               <w:rPr>
                 <w:b/>
@@ -1447,9 +921,8 @@
                 <w:u w:val="single"/>
                 <w:lang w:val="en-US"/>
               </w:rPr>
-              <w:t xml:space="preserve">{{ </w:t>
-            </w:r>
-            <w:proofErr w:type="spellStart"/>
+              <w:t>{{ patient_short_name}</w:t>
+            </w:r>
             <w:r>
               <w:rPr>
                 <w:b/>
@@ -1459,55 +932,7 @@
                 <w:u w:val="single"/>
                 <w:lang w:val="en-US"/>
               </w:rPr>
-              <w:t>patient</w:t>
-            </w:r>
-            <w:proofErr w:type="gramEnd"/>
-            <w:r>
-              <w:rPr>
-                <w:b/>
-                <w:i/>
-                <w:sz w:val="28"/>
-                <w:szCs w:val="28"/>
-                <w:u w:val="single"/>
-                <w:lang w:val="en-US"/>
-              </w:rPr>
-              <w:t>_short_name</w:t>
-            </w:r>
-            <w:proofErr w:type="spellEnd"/>
-            <w:proofErr w:type="gramStart"/>
-            <w:r>
-              <w:rPr>
-                <w:b/>
-                <w:i/>
-                <w:sz w:val="28"/>
-                <w:szCs w:val="28"/>
-                <w:u w:val="single"/>
-                <w:lang w:val="en-US"/>
-              </w:rPr>
-              <w:t>}</w:t>
-            </w:r>
-            <w:r>
-              <w:rPr>
-                <w:b/>
-                <w:i/>
-                <w:sz w:val="28"/>
-                <w:szCs w:val="28"/>
-                <w:u w:val="single"/>
-                <w:lang w:val="en-US"/>
-              </w:rPr>
-              <w:t xml:space="preserve">}   </w:t>
-            </w:r>
-            <w:proofErr w:type="gramEnd"/>
-            <w:r>
-              <w:rPr>
-                <w:b/>
-                <w:i/>
-                <w:sz w:val="28"/>
-                <w:szCs w:val="28"/>
-                <w:u w:val="single"/>
-                <w:lang w:val="en-US"/>
-              </w:rPr>
-              <w:t xml:space="preserve">                                                                                 </w:t>
+              <w:t xml:space="preserve">}                                                                                    </w:t>
             </w:r>
           </w:p>
         </w:tc>
@@ -1546,7 +971,6 @@
               </w:rPr>
               <w:t xml:space="preserve"> </w:t>
             </w:r>
-            <w:proofErr w:type="gramStart"/>
             <w:r>
               <w:rPr>
                 <w:b/>
@@ -1555,9 +979,8 @@
                 <w:szCs w:val="28"/>
                 <w:u w:val="single"/>
               </w:rPr>
-              <w:t xml:space="preserve">{{ </w:t>
-            </w:r>
-            <w:proofErr w:type="spellStart"/>
+              <w:t>{{ appointment_date }}</w:t>
+            </w:r>
             <w:r>
               <w:rPr>
                 <w:b/>
@@ -1566,60 +989,6 @@
                 <w:szCs w:val="28"/>
                 <w:u w:val="single"/>
               </w:rPr>
-              <w:t>appointment</w:t>
-            </w:r>
-            <w:proofErr w:type="gramEnd"/>
-            <w:r>
-              <w:rPr>
-                <w:b/>
-                <w:i/>
-                <w:sz w:val="28"/>
-                <w:szCs w:val="28"/>
-                <w:u w:val="single"/>
-              </w:rPr>
-              <w:t>_</w:t>
-            </w:r>
-            <w:proofErr w:type="gramStart"/>
-            <w:r>
-              <w:rPr>
-                <w:b/>
-                <w:i/>
-                <w:sz w:val="28"/>
-                <w:szCs w:val="28"/>
-                <w:u w:val="single"/>
-              </w:rPr>
-              <w:t>date</w:t>
-            </w:r>
-            <w:proofErr w:type="spellEnd"/>
-            <w:r>
-              <w:rPr>
-                <w:b/>
-                <w:i/>
-                <w:sz w:val="28"/>
-                <w:szCs w:val="28"/>
-                <w:u w:val="single"/>
-              </w:rPr>
-              <w:t xml:space="preserve"> }</w:t>
-            </w:r>
-            <w:proofErr w:type="gramEnd"/>
-            <w:r>
-              <w:rPr>
-                <w:b/>
-                <w:i/>
-                <w:sz w:val="28"/>
-                <w:szCs w:val="28"/>
-                <w:u w:val="single"/>
-              </w:rPr>
-              <w:t>}</w:t>
-            </w:r>
-            <w:r>
-              <w:rPr>
-                <w:b/>
-                <w:i/>
-                <w:sz w:val="28"/>
-                <w:szCs w:val="28"/>
-                <w:u w:val="single"/>
-              </w:rPr>
               <w:t xml:space="preserve"> г                         </w:t>
             </w:r>
           </w:p>
@@ -1856,23 +1225,7 @@
           <w:sz w:val="24"/>
           <w:szCs w:val="24"/>
         </w:rPr>
-        <w:t xml:space="preserve">. Диета с низким содержанием углеводов на </w:t>
-      </w:r>
-      <w:proofErr w:type="gramStart"/>
-      <w:r>
-        <w:rPr>
-          <w:sz w:val="24"/>
-          <w:szCs w:val="24"/>
-        </w:rPr>
-        <w:t>2-3</w:t>
-      </w:r>
-      <w:proofErr w:type="gramEnd"/>
-      <w:r>
-        <w:rPr>
-          <w:sz w:val="24"/>
-          <w:szCs w:val="24"/>
-        </w:rPr>
-        <w:t xml:space="preserve"> дня.</w:t>
+        <w:t>. Диета с низким содержанием углеводов на 2-3 дня.</w:t>
       </w:r>
     </w:p>
     <w:p>
@@ -1895,7 +1248,7 @@
           <w:sz w:val="24"/>
           <w:szCs w:val="24"/>
         </w:rPr>
-        <w:t>. При усилении боли возможен прием НПВС.</w:t>
+        <w:t>. Фиксатор</w:t>
       </w:r>
     </w:p>
     <w:p>
@@ -1910,40 +1263,34 @@
           <w:b/>
           <w:sz w:val="24"/>
           <w:szCs w:val="24"/>
+          <w:lang w:val="en-US"/>
         </w:rPr>
         <w:t>8</w:t>
       </w:r>
       <w:r>
         <w:rPr>
-          <w:sz w:val="24"/>
-          <w:szCs w:val="24"/>
-        </w:rPr>
-        <w:t>. Фиксатор</w:t>
-      </w:r>
-    </w:p>
-    <w:p>
-      <w:pPr>
-        <w:rPr>
           <w:b/>
           <w:sz w:val="24"/>
           <w:szCs w:val="24"/>
         </w:rPr>
-      </w:pPr>
-      <w:r>
+        <w:t xml:space="preserve">. </w:t>
+      </w:r>
+      <w:r>
+        <w:rPr>
+          <w:sz w:val="24"/>
+          <w:szCs w:val="24"/>
+        </w:rPr>
+        <w:t xml:space="preserve">С рекомендациями ознакомлен(а), о возможных осложнениях при невыполнении рекомендаций предупрежден(а): </w:t>
+      </w:r>
+    </w:p>
+    <w:p>
+      <w:pPr>
         <w:rPr>
           <w:b/>
           <w:sz w:val="24"/>
           <w:szCs w:val="24"/>
         </w:rPr>
-        <w:t xml:space="preserve">9. </w:t>
-      </w:r>
-      <w:r>
-        <w:rPr>
-          <w:sz w:val="24"/>
-          <w:szCs w:val="24"/>
-        </w:rPr>
-        <w:t xml:space="preserve">С рекомендациями ознакомлен(а), о возможных осложнениях при невыполнении рекомендаций предупрежден(а): </w:t>
-      </w:r>
+      </w:pPr>
     </w:p>
     <w:p>
       <w:pPr>
@@ -1971,9 +1318,8 @@
           <w:szCs w:val="24"/>
           <w:lang w:val="en-US"/>
         </w:rPr>
-        <w:t xml:space="preserve">: </w:t>
-      </w:r>
-      <w:proofErr w:type="gramStart"/>
+        <w:t xml:space="preserve">: {{ </w:t>
+      </w:r>
       <w:r>
         <w:rPr>
           <w:b/>
@@ -1982,9 +1328,8 @@
           <w:szCs w:val="24"/>
           <w:lang w:val="en-US"/>
         </w:rPr>
-        <w:t xml:space="preserve">{{ </w:t>
-      </w:r>
-      <w:proofErr w:type="spellStart"/>
+        <w:t>patient_short_name</w:t>
+      </w:r>
       <w:r>
         <w:rPr>
           <w:b/>
@@ -1993,9 +1338,8 @@
           <w:szCs w:val="24"/>
           <w:lang w:val="en-US"/>
         </w:rPr>
-        <w:t>patient</w:t>
-      </w:r>
-      <w:proofErr w:type="gramEnd"/>
+        <w:t>}}</w:t>
+      </w:r>
       <w:r>
         <w:rPr>
           <w:b/>
@@ -2004,9 +1348,36 @@
           <w:szCs w:val="24"/>
           <w:lang w:val="en-US"/>
         </w:rPr>
-        <w:t>_short_name</w:t>
-      </w:r>
-      <w:proofErr w:type="spellEnd"/>
+        <w:t xml:space="preserve"> </w:t>
+      </w:r>
+      <w:r>
+        <w:rPr>
+          <w:sz w:val="24"/>
+          <w:szCs w:val="24"/>
+          <w:lang w:val="en-US"/>
+        </w:rPr>
+        <w:t>/………………..</w:t>
+      </w:r>
+    </w:p>
+    <w:p>
+      <w:pPr>
+        <w:jc w:val="right"/>
+        <w:rPr>
+          <w:sz w:val="24"/>
+          <w:szCs w:val="24"/>
+          <w:lang w:val="en-US"/>
+        </w:rPr>
+      </w:pPr>
+    </w:p>
+    <w:p>
+      <w:pPr>
+        <w:jc w:val="right"/>
+        <w:rPr>
+          <w:sz w:val="24"/>
+          <w:szCs w:val="24"/>
+          <w:lang w:val="en-US"/>
+        </w:rPr>
+      </w:pPr>
       <w:r>
         <w:rPr>
           <w:b/>
@@ -2015,7 +1386,7 @@
           <w:szCs w:val="24"/>
           <w:lang w:val="en-US"/>
         </w:rPr>
-        <w:t>}}</w:t>
+        <w:t xml:space="preserve">                                               </w:t>
       </w:r>
       <w:r>
         <w:rPr>
@@ -2023,56 +1394,9 @@
           <w:i/>
           <w:sz w:val="24"/>
           <w:szCs w:val="24"/>
-          <w:lang w:val="en-US"/>
-        </w:rPr>
-        <w:t xml:space="preserve"> </w:t>
-      </w:r>
-      <w:r>
-        <w:rPr>
-          <w:sz w:val="24"/>
-          <w:szCs w:val="24"/>
-          <w:lang w:val="en-US"/>
-        </w:rPr>
-        <w:t>/…………</w:t>
-      </w:r>
-      <w:proofErr w:type="gramStart"/>
-      <w:r>
-        <w:rPr>
-          <w:sz w:val="24"/>
-          <w:szCs w:val="24"/>
-          <w:lang w:val="en-US"/>
-        </w:rPr>
-        <w:t>…….</w:t>
-      </w:r>
-      <w:proofErr w:type="gramEnd"/>
-      <w:r>
-        <w:rPr>
-          <w:sz w:val="24"/>
-          <w:szCs w:val="24"/>
-          <w:lang w:val="en-US"/>
-        </w:rPr>
-        <w:t>.</w:t>
-      </w:r>
-    </w:p>
-    <w:p>
-      <w:pPr>
-        <w:jc w:val="right"/>
-        <w:rPr>
-          <w:sz w:val="24"/>
-          <w:szCs w:val="24"/>
-          <w:lang w:val="en-US"/>
-        </w:rPr>
-      </w:pPr>
-    </w:p>
-    <w:p>
-      <w:pPr>
-        <w:jc w:val="right"/>
-        <w:rPr>
-          <w:sz w:val="24"/>
-          <w:szCs w:val="24"/>
-          <w:lang w:val="en-US"/>
-        </w:rPr>
-      </w:pPr>
+        </w:rPr>
+        <w:t>Врач</w:t>
+      </w:r>
       <w:r>
         <w:rPr>
           <w:b/>
@@ -2081,7 +1405,7 @@
           <w:szCs w:val="24"/>
           <w:lang w:val="en-US"/>
         </w:rPr>
-        <w:t xml:space="preserve">                                               </w:t>
+        <w:t>: {{ doctor_name }}</w:t>
       </w:r>
       <w:r>
         <w:rPr>
@@ -2089,8 +1413,9 @@
           <w:i/>
           <w:sz w:val="24"/>
           <w:szCs w:val="24"/>
-        </w:rPr>
-        <w:t>Врач</w:t>
+          <w:lang w:val="en-US"/>
+        </w:rPr>
+        <w:t xml:space="preserve"> </w:t>
       </w:r>
       <w:r>
         <w:rPr>
@@ -2100,127 +1425,23 @@
           <w:szCs w:val="24"/>
           <w:lang w:val="en-US"/>
         </w:rPr>
-        <w:t xml:space="preserve">: </w:t>
-      </w:r>
-      <w:proofErr w:type="gramStart"/>
-      <w:r>
-        <w:rPr>
-          <w:b/>
-          <w:i/>
+        <w:t xml:space="preserve"> </w:t>
+      </w:r>
+      <w:r>
+        <w:rPr>
           <w:sz w:val="24"/>
           <w:szCs w:val="24"/>
           <w:lang w:val="en-US"/>
         </w:rPr>
-        <w:t xml:space="preserve">{{ </w:t>
-      </w:r>
-      <w:proofErr w:type="spellStart"/>
-      <w:r>
-        <w:rPr>
-          <w:b/>
-          <w:i/>
+        <w:t>/…</w:t>
+      </w:r>
+      <w:r>
+        <w:rPr>
           <w:sz w:val="24"/>
           <w:szCs w:val="24"/>
           <w:lang w:val="en-US"/>
         </w:rPr>
-        <w:t>doctor</w:t>
-      </w:r>
-      <w:proofErr w:type="gramEnd"/>
-      <w:r>
-        <w:rPr>
-          <w:b/>
-          <w:i/>
-          <w:sz w:val="24"/>
-          <w:szCs w:val="24"/>
-          <w:lang w:val="en-US"/>
-        </w:rPr>
-        <w:t>_</w:t>
-      </w:r>
-      <w:proofErr w:type="gramStart"/>
-      <w:r>
-        <w:rPr>
-          <w:b/>
-          <w:i/>
-          <w:sz w:val="24"/>
-          <w:szCs w:val="24"/>
-          <w:lang w:val="en-US"/>
-        </w:rPr>
-        <w:t>name</w:t>
-      </w:r>
-      <w:proofErr w:type="spellEnd"/>
-      <w:r>
-        <w:rPr>
-          <w:b/>
-          <w:i/>
-          <w:sz w:val="24"/>
-          <w:szCs w:val="24"/>
-          <w:lang w:val="en-US"/>
-        </w:rPr>
-        <w:t xml:space="preserve"> }</w:t>
-      </w:r>
-      <w:proofErr w:type="gramEnd"/>
-      <w:r>
-        <w:rPr>
-          <w:b/>
-          <w:i/>
-          <w:sz w:val="24"/>
-          <w:szCs w:val="24"/>
-          <w:lang w:val="en-US"/>
-        </w:rPr>
-        <w:t>}</w:t>
-      </w:r>
-      <w:r>
-        <w:rPr>
-          <w:b/>
-          <w:i/>
-          <w:sz w:val="24"/>
-          <w:szCs w:val="24"/>
-          <w:lang w:val="en-US"/>
-        </w:rPr>
-        <w:t xml:space="preserve"> </w:t>
-      </w:r>
-      <w:r>
-        <w:rPr>
-          <w:b/>
-          <w:i/>
-          <w:sz w:val="24"/>
-          <w:szCs w:val="24"/>
-          <w:lang w:val="en-US"/>
-        </w:rPr>
-        <w:t xml:space="preserve"> </w:t>
-      </w:r>
-      <w:r>
-        <w:rPr>
-          <w:sz w:val="24"/>
-          <w:szCs w:val="24"/>
-          <w:lang w:val="en-US"/>
-        </w:rPr>
-        <w:t>/…</w:t>
-      </w:r>
-      <w:r>
-        <w:rPr>
-          <w:sz w:val="24"/>
-          <w:szCs w:val="24"/>
-          <w:lang w:val="en-US"/>
-        </w:rPr>
-        <w:t>………</w:t>
-      </w:r>
-      <w:proofErr w:type="gramStart"/>
-      <w:r>
-        <w:rPr>
-          <w:sz w:val="24"/>
-          <w:szCs w:val="24"/>
-          <w:lang w:val="en-US"/>
-        </w:rPr>
-        <w:t>…….</w:t>
-      </w:r>
-      <w:proofErr w:type="gramEnd"/>
-      <w:r>
-        <w:rPr>
-          <w:sz w:val="24"/>
-          <w:szCs w:val="24"/>
-          <w:lang w:val="en-US"/>
-        </w:rPr>
-        <w:t>.</w:t>
+        <w:t>……………..</w:t>
       </w:r>
     </w:p>
     <w:p>
@@ -2353,53 +1574,12 @@
         </w:rPr>
         <w:t xml:space="preserve"> </w:t>
       </w:r>
-      <w:proofErr w:type="gramStart"/>
       <w:r>
         <w:rPr>
           <w:b/>
           <w:bCs/>
         </w:rPr>
-        <w:t xml:space="preserve">{{ </w:t>
-      </w:r>
-      <w:proofErr w:type="spellStart"/>
-      <w:r>
-        <w:rPr>
-          <w:b/>
-          <w:bCs/>
-        </w:rPr>
-        <w:t>patient</w:t>
-      </w:r>
-      <w:proofErr w:type="gramEnd"/>
-      <w:r>
-        <w:rPr>
-          <w:b/>
-          <w:bCs/>
-        </w:rPr>
-        <w:t>_</w:t>
-      </w:r>
-      <w:proofErr w:type="gramStart"/>
-      <w:r>
-        <w:rPr>
-          <w:b/>
-          <w:bCs/>
-        </w:rPr>
-        <w:t>id</w:t>
-      </w:r>
-      <w:proofErr w:type="spellEnd"/>
-      <w:r>
-        <w:rPr>
-          <w:b/>
-          <w:bCs/>
-        </w:rPr>
-        <w:t xml:space="preserve"> }</w:t>
-      </w:r>
-      <w:proofErr w:type="gramEnd"/>
-      <w:r>
-        <w:rPr>
-          <w:b/>
-          <w:bCs/>
-        </w:rPr>
-        <w:t>}</w:t>
+        <w:t>{{ patient_id }}</w:t>
       </w:r>
       <w:r>
         <w:t xml:space="preserve"> </w:t>
@@ -2462,7 +1642,6 @@
                 <w:lang w:val="en-US"/>
               </w:rPr>
             </w:pPr>
-            <w:proofErr w:type="gramStart"/>
             <w:r>
               <w:rPr>
                 <w:b/>
@@ -2478,43 +1657,7 @@
                 <w:bCs/>
                 <w:u w:val="single"/>
               </w:rPr>
-              <w:t xml:space="preserve"> </w:t>
-            </w:r>
-            <w:proofErr w:type="spellStart"/>
-            <w:r>
-              <w:rPr>
-                <w:b/>
-                <w:bCs/>
-                <w:u w:val="single"/>
-              </w:rPr>
-              <w:t>appointment</w:t>
-            </w:r>
-            <w:proofErr w:type="gramEnd"/>
-            <w:r>
-              <w:rPr>
-                <w:b/>
-                <w:bCs/>
-                <w:u w:val="single"/>
-              </w:rPr>
-              <w:t>_</w:t>
-            </w:r>
-            <w:proofErr w:type="gramStart"/>
-            <w:r>
-              <w:rPr>
-                <w:b/>
-                <w:bCs/>
-                <w:u w:val="single"/>
-              </w:rPr>
-              <w:t>date</w:t>
-            </w:r>
-            <w:proofErr w:type="spellEnd"/>
-            <w:r>
-              <w:rPr>
-                <w:b/>
-                <w:bCs/>
-                <w:u w:val="single"/>
-              </w:rPr>
-              <w:t xml:space="preserve"> </w:t>
+              <w:t xml:space="preserve"> appointment_date </w:t>
             </w:r>
             <w:r>
               <w:rPr>
@@ -2523,17 +1666,7 @@
                 <w:u w:val="single"/>
                 <w:lang w:val="en-US"/>
               </w:rPr>
-              <w:t>}</w:t>
-            </w:r>
-            <w:proofErr w:type="gramEnd"/>
-            <w:r>
-              <w:rPr>
-                <w:b/>
-                <w:bCs/>
-                <w:u w:val="single"/>
-                <w:lang w:val="en-US"/>
-              </w:rPr>
-              <w:t>}</w:t>
+              <w:t>}}</w:t>
             </w:r>
             <w:r>
               <w:rPr>
@@ -2627,113 +1760,13 @@
                 <w:lang w:val="en-US"/>
               </w:rPr>
             </w:pPr>
-            <w:proofErr w:type="gramStart"/>
             <w:r>
               <w:rPr>
                 <w:b/>
                 <w:bCs/>
                 <w:lang w:val="en-US"/>
               </w:rPr>
-              <w:t>{{ surname</w:t>
-            </w:r>
-            <w:proofErr w:type="gramEnd"/>
-            <w:r>
-              <w:rPr>
-                <w:b/>
-                <w:bCs/>
-                <w:lang w:val="en-US"/>
-              </w:rPr>
-              <w:t xml:space="preserve"> }} </w:t>
-            </w:r>
-            <w:proofErr w:type="gramStart"/>
-            <w:r>
-              <w:rPr>
-                <w:b/>
-                <w:bCs/>
-                <w:lang w:val="en-US"/>
-              </w:rPr>
-              <w:t xml:space="preserve">{{ </w:t>
-            </w:r>
-            <w:proofErr w:type="spellStart"/>
-            <w:r>
-              <w:rPr>
-                <w:b/>
-                <w:bCs/>
-                <w:lang w:val="en-US"/>
-              </w:rPr>
-              <w:t>first</w:t>
-            </w:r>
-            <w:proofErr w:type="gramEnd"/>
-            <w:r>
-              <w:rPr>
-                <w:b/>
-                <w:bCs/>
-                <w:lang w:val="en-US"/>
-              </w:rPr>
-              <w:t>_</w:t>
-            </w:r>
-            <w:proofErr w:type="gramStart"/>
-            <w:r>
-              <w:rPr>
-                <w:b/>
-                <w:bCs/>
-                <w:lang w:val="en-US"/>
-              </w:rPr>
-              <w:t>name</w:t>
-            </w:r>
-            <w:proofErr w:type="spellEnd"/>
-            <w:r>
-              <w:rPr>
-                <w:b/>
-                <w:bCs/>
-                <w:lang w:val="en-US"/>
-              </w:rPr>
-              <w:t xml:space="preserve"> }</w:t>
-            </w:r>
-            <w:proofErr w:type="gramEnd"/>
-            <w:r>
-              <w:rPr>
-                <w:b/>
-                <w:bCs/>
-                <w:lang w:val="en-US"/>
-              </w:rPr>
-              <w:t xml:space="preserve">} </w:t>
-            </w:r>
-            <w:proofErr w:type="gramStart"/>
-            <w:r>
-              <w:rPr>
-                <w:b/>
-                <w:bCs/>
-                <w:lang w:val="en-US"/>
-              </w:rPr>
-              <w:t xml:space="preserve">{{ </w:t>
-            </w:r>
-            <w:proofErr w:type="spellStart"/>
-            <w:r>
-              <w:rPr>
-                <w:b/>
-                <w:bCs/>
-                <w:lang w:val="en-US"/>
-              </w:rPr>
-              <w:t>last</w:t>
-            </w:r>
-            <w:proofErr w:type="gramEnd"/>
-            <w:r>
-              <w:rPr>
-                <w:b/>
-                <w:bCs/>
-                <w:lang w:val="en-US"/>
-              </w:rPr>
-              <w:t>_name</w:t>
-            </w:r>
-            <w:proofErr w:type="spellEnd"/>
-            <w:r>
-              <w:rPr>
-                <w:b/>
-                <w:bCs/>
-                <w:lang w:val="en-US"/>
-              </w:rPr>
-              <w:t xml:space="preserve"> }}</w:t>
+              <w:t>{{ surname }} {{ first_name }} {{ last_name }}</w:t>
             </w:r>
           </w:p>
         </w:tc>
@@ -2809,23 +1842,7 @@
                 <w:sz w:val="14"/>
                 <w:szCs w:val="14"/>
               </w:rPr>
-              <w:t>проживающий(</w:t>
-            </w:r>
-            <w:proofErr w:type="spellStart"/>
-            <w:r>
-              <w:rPr>
-                <w:sz w:val="14"/>
-                <w:szCs w:val="14"/>
-              </w:rPr>
-              <w:t>ая</w:t>
-            </w:r>
-            <w:proofErr w:type="spellEnd"/>
-            <w:r>
-              <w:rPr>
-                <w:sz w:val="14"/>
-                <w:szCs w:val="14"/>
-              </w:rPr>
-              <w:t>) по адресу:</w:t>
+              <w:t>проживающий(ая) по адресу:</w:t>
             </w:r>
           </w:p>
         </w:tc>
@@ -2846,7 +1863,6 @@
                 <w:szCs w:val="14"/>
               </w:rPr>
             </w:pPr>
-            <w:proofErr w:type="gramStart"/>
             <w:r>
               <w:rPr>
                 <w:sz w:val="14"/>
@@ -2862,7 +1878,6 @@
               </w:rPr>
               <w:t>address</w:t>
             </w:r>
-            <w:proofErr w:type="gramEnd"/>
             <w:r>
               <w:rPr>
                 <w:sz w:val="14"/>
@@ -2895,23 +1910,7 @@
           <w:sz w:val="14"/>
           <w:szCs w:val="14"/>
         </w:rPr>
-        <w:t>именуемый в дальнейшем «Заказчик», и ООО МЦ «</w:t>
-      </w:r>
-      <w:proofErr w:type="spellStart"/>
-      <w:r>
-        <w:rPr>
-          <w:sz w:val="14"/>
-          <w:szCs w:val="14"/>
-        </w:rPr>
-        <w:t>РевмаМед</w:t>
-      </w:r>
-      <w:proofErr w:type="spellEnd"/>
-      <w:r>
-        <w:rPr>
-          <w:sz w:val="14"/>
-          <w:szCs w:val="14"/>
-        </w:rPr>
-        <w:t xml:space="preserve">», действующее в соответствии с лицензией № </w:t>
+        <w:t xml:space="preserve">именуемый в дальнейшем «Заказчик», и ООО МЦ «РевмаМед», действующее в соответствии с лицензией № </w:t>
       </w:r>
       <w:r>
         <w:rPr>
@@ -2979,43 +1978,7 @@
           <w:sz w:val="14"/>
           <w:szCs w:val="14"/>
         </w:rPr>
-        <w:t xml:space="preserve">1.1.  </w:t>
-      </w:r>
-      <w:proofErr w:type="gramStart"/>
-      <w:r>
-        <w:rPr>
-          <w:rFonts w:ascii="Times New Roman" w:hAnsi="Times New Roman" w:cs="Times New Roman"/>
-          <w:sz w:val="14"/>
-          <w:szCs w:val="14"/>
-        </w:rPr>
-        <w:t>Исполнитель  по</w:t>
-      </w:r>
-      <w:proofErr w:type="gramEnd"/>
-      <w:r>
-        <w:rPr>
-          <w:rFonts w:ascii="Times New Roman" w:hAnsi="Times New Roman" w:cs="Times New Roman"/>
-          <w:sz w:val="14"/>
-          <w:szCs w:val="14"/>
-        </w:rPr>
-        <w:t xml:space="preserve"> </w:t>
-      </w:r>
-      <w:proofErr w:type="gramStart"/>
-      <w:r>
-        <w:rPr>
-          <w:rFonts w:ascii="Times New Roman" w:hAnsi="Times New Roman" w:cs="Times New Roman"/>
-          <w:sz w:val="14"/>
-          <w:szCs w:val="14"/>
-        </w:rPr>
-        <w:t>заданию  Заказчика</w:t>
-      </w:r>
-      <w:proofErr w:type="gramEnd"/>
-      <w:r>
-        <w:rPr>
-          <w:rFonts w:ascii="Times New Roman" w:hAnsi="Times New Roman" w:cs="Times New Roman"/>
-          <w:sz w:val="14"/>
-          <w:szCs w:val="14"/>
-        </w:rPr>
-        <w:t xml:space="preserve">  обязуется оказать следующие услуги (перечень платных мед. услуг):</w:t>
+        <w:t>1.1.  Исполнитель  по заданию  Заказчика  обязуется оказать следующие услуги (перечень платных мед. услуг):</w:t>
       </w:r>
       <w:r>
         <w:rPr>
@@ -3074,79 +2037,7 @@
           <w:sz w:val="14"/>
           <w:szCs w:val="14"/>
         </w:rPr>
-        <w:t xml:space="preserve">1.2. </w:t>
-      </w:r>
-      <w:proofErr w:type="gramStart"/>
-      <w:r>
-        <w:rPr>
-          <w:rFonts w:ascii="Times New Roman" w:hAnsi="Times New Roman" w:cs="Times New Roman"/>
-          <w:sz w:val="14"/>
-          <w:szCs w:val="14"/>
-        </w:rPr>
-        <w:t>Перечень  и</w:t>
-      </w:r>
-      <w:proofErr w:type="gramEnd"/>
-      <w:r>
-        <w:rPr>
-          <w:rFonts w:ascii="Times New Roman" w:hAnsi="Times New Roman" w:cs="Times New Roman"/>
-          <w:sz w:val="14"/>
-          <w:szCs w:val="14"/>
-        </w:rPr>
-        <w:t xml:space="preserve">  </w:t>
-      </w:r>
-      <w:proofErr w:type="gramStart"/>
-      <w:r>
-        <w:rPr>
-          <w:rFonts w:ascii="Times New Roman" w:hAnsi="Times New Roman" w:cs="Times New Roman"/>
-          <w:sz w:val="14"/>
-          <w:szCs w:val="14"/>
-        </w:rPr>
-        <w:t>стоимость  услуг,  предоставляемых</w:t>
-      </w:r>
-      <w:proofErr w:type="gramEnd"/>
-      <w:r>
-        <w:rPr>
-          <w:rFonts w:ascii="Times New Roman" w:hAnsi="Times New Roman" w:cs="Times New Roman"/>
-          <w:sz w:val="14"/>
-          <w:szCs w:val="14"/>
-        </w:rPr>
-        <w:t xml:space="preserve">  Заказчику, </w:t>
-      </w:r>
-      <w:proofErr w:type="gramStart"/>
-      <w:r>
-        <w:rPr>
-          <w:rFonts w:ascii="Times New Roman" w:hAnsi="Times New Roman" w:cs="Times New Roman"/>
-          <w:sz w:val="14"/>
-          <w:szCs w:val="14"/>
-        </w:rPr>
-        <w:t>оговариваются  действующим</w:t>
-      </w:r>
-      <w:proofErr w:type="gramEnd"/>
-      <w:r>
-        <w:rPr>
-          <w:rFonts w:ascii="Times New Roman" w:hAnsi="Times New Roman" w:cs="Times New Roman"/>
-          <w:sz w:val="14"/>
-          <w:szCs w:val="14"/>
-        </w:rPr>
-        <w:t xml:space="preserve">  </w:t>
-      </w:r>
-      <w:proofErr w:type="gramStart"/>
-      <w:r>
-        <w:rPr>
-          <w:rFonts w:ascii="Times New Roman" w:hAnsi="Times New Roman" w:cs="Times New Roman"/>
-          <w:sz w:val="14"/>
-          <w:szCs w:val="14"/>
-        </w:rPr>
-        <w:t>прейскурантом  Исполнителя</w:t>
-      </w:r>
-      <w:proofErr w:type="gramEnd"/>
-      <w:r>
-        <w:rPr>
-          <w:rFonts w:ascii="Times New Roman" w:hAnsi="Times New Roman" w:cs="Times New Roman"/>
-          <w:sz w:val="14"/>
-          <w:szCs w:val="14"/>
-        </w:rPr>
-        <w:t xml:space="preserve">.  </w:t>
+        <w:t xml:space="preserve">1.2. Перечень  и  стоимость  услуг,  предоставляемых  Заказчику, оговариваются  действующим  прейскурантом  Исполнителя.  </w:t>
       </w:r>
     </w:p>
     <w:p>
@@ -3186,79 +2077,7 @@
           <w:sz w:val="14"/>
           <w:szCs w:val="14"/>
         </w:rPr>
-        <w:t xml:space="preserve">1.4. Предоставление услуг </w:t>
-      </w:r>
-      <w:proofErr w:type="gramStart"/>
-      <w:r>
-        <w:rPr>
-          <w:rFonts w:ascii="Times New Roman" w:hAnsi="Times New Roman" w:cs="Times New Roman"/>
-          <w:sz w:val="14"/>
-          <w:szCs w:val="14"/>
-        </w:rPr>
-        <w:t>по  настоящему</w:t>
-      </w:r>
-      <w:proofErr w:type="gramEnd"/>
-      <w:r>
-        <w:rPr>
-          <w:rFonts w:ascii="Times New Roman" w:hAnsi="Times New Roman" w:cs="Times New Roman"/>
-          <w:sz w:val="14"/>
-          <w:szCs w:val="14"/>
-        </w:rPr>
-        <w:t xml:space="preserve"> Договору </w:t>
-      </w:r>
-      <w:proofErr w:type="gramStart"/>
-      <w:r>
-        <w:rPr>
-          <w:rFonts w:ascii="Times New Roman" w:hAnsi="Times New Roman" w:cs="Times New Roman"/>
-          <w:sz w:val="14"/>
-          <w:szCs w:val="14"/>
-        </w:rPr>
-        <w:t>происходит  в</w:t>
-      </w:r>
-      <w:proofErr w:type="gramEnd"/>
-      <w:r>
-        <w:rPr>
-          <w:rFonts w:ascii="Times New Roman" w:hAnsi="Times New Roman" w:cs="Times New Roman"/>
-          <w:sz w:val="14"/>
-          <w:szCs w:val="14"/>
-        </w:rPr>
-        <w:t xml:space="preserve"> порядке </w:t>
-      </w:r>
-      <w:proofErr w:type="gramStart"/>
-      <w:r>
-        <w:rPr>
-          <w:rFonts w:ascii="Times New Roman" w:hAnsi="Times New Roman" w:cs="Times New Roman"/>
-          <w:sz w:val="14"/>
-          <w:szCs w:val="14"/>
-        </w:rPr>
-        <w:t>предварительной  записи</w:t>
-      </w:r>
-      <w:proofErr w:type="gramEnd"/>
-      <w:r>
-        <w:rPr>
-          <w:rFonts w:ascii="Times New Roman" w:hAnsi="Times New Roman" w:cs="Times New Roman"/>
-          <w:sz w:val="14"/>
-          <w:szCs w:val="14"/>
-        </w:rPr>
-        <w:t xml:space="preserve"> </w:t>
-      </w:r>
-      <w:proofErr w:type="gramStart"/>
-      <w:r>
-        <w:rPr>
-          <w:rFonts w:ascii="Times New Roman" w:hAnsi="Times New Roman" w:cs="Times New Roman"/>
-          <w:sz w:val="14"/>
-          <w:szCs w:val="14"/>
-        </w:rPr>
-        <w:t>Заказчика  на</w:t>
-      </w:r>
-      <w:proofErr w:type="gramEnd"/>
-      <w:r>
-        <w:rPr>
-          <w:rFonts w:ascii="Times New Roman" w:hAnsi="Times New Roman" w:cs="Times New Roman"/>
-          <w:sz w:val="14"/>
-          <w:szCs w:val="14"/>
-        </w:rPr>
-        <w:t xml:space="preserve"> прием.</w:t>
+        <w:t>1.4. Предоставление услуг по  настоящему Договору происходит  в порядке предварительной  записи Заказчика  на прием.</w:t>
       </w:r>
     </w:p>
     <w:p>
@@ -3285,23 +2104,7 @@
           <w:sz w:val="14"/>
           <w:szCs w:val="14"/>
         </w:rPr>
-        <w:t>1.</w:t>
-      </w:r>
-      <w:proofErr w:type="gramStart"/>
-      <w:r>
-        <w:rPr>
-          <w:sz w:val="14"/>
-          <w:szCs w:val="14"/>
-        </w:rPr>
-        <w:t>5.Срок</w:t>
-      </w:r>
-      <w:proofErr w:type="gramEnd"/>
-      <w:r>
-        <w:rPr>
-          <w:sz w:val="14"/>
-          <w:szCs w:val="14"/>
-        </w:rPr>
-        <w:t xml:space="preserve"> предоставления услуг</w:t>
+        <w:t>1.5.Срок предоставления услуг</w:t>
       </w:r>
       <w:r>
         <w:rPr>
@@ -3310,53 +2113,12 @@
         </w:rPr>
         <w:t xml:space="preserve"> </w:t>
       </w:r>
-      <w:proofErr w:type="gramStart"/>
       <w:r>
         <w:rPr>
           <w:b/>
           <w:bCs/>
         </w:rPr>
-        <w:t xml:space="preserve">{{ </w:t>
-      </w:r>
-      <w:proofErr w:type="spellStart"/>
-      <w:r>
-        <w:rPr>
-          <w:b/>
-          <w:bCs/>
-        </w:rPr>
-        <w:t>date</w:t>
-      </w:r>
-      <w:proofErr w:type="gramEnd"/>
-      <w:r>
-        <w:rPr>
-          <w:b/>
-          <w:bCs/>
-        </w:rPr>
-        <w:t>_</w:t>
-      </w:r>
-      <w:proofErr w:type="gramStart"/>
-      <w:r>
-        <w:rPr>
-          <w:b/>
-          <w:bCs/>
-        </w:rPr>
-        <w:t>range</w:t>
-      </w:r>
-      <w:proofErr w:type="spellEnd"/>
-      <w:r>
-        <w:rPr>
-          <w:b/>
-          <w:bCs/>
-        </w:rPr>
-        <w:t xml:space="preserve"> }</w:t>
-      </w:r>
-      <w:proofErr w:type="gramEnd"/>
-      <w:r>
-        <w:rPr>
-          <w:b/>
-          <w:bCs/>
-        </w:rPr>
-        <w:t>}</w:t>
+        <w:t>{{ date_range }}</w:t>
       </w:r>
     </w:p>
     <w:p>
@@ -3581,25 +2343,7 @@
           <w:sz w:val="14"/>
           <w:szCs w:val="14"/>
         </w:rPr>
-        <w:t xml:space="preserve">2.1.7. Исполнитель гарантирует право гражданина на сохранение в тайне информации о факте обращения за медицинской помощью, о состоянии здоровья, диагнозе и иных сведений, составляющих </w:t>
-      </w:r>
-      <w:proofErr w:type="gramStart"/>
-      <w:r>
-        <w:rPr>
-          <w:rFonts w:ascii="Times New Roman" w:hAnsi="Times New Roman" w:cs="Times New Roman"/>
-          <w:sz w:val="14"/>
-          <w:szCs w:val="14"/>
-        </w:rPr>
-        <w:t>врачебную тайну</w:t>
-      </w:r>
-      <w:proofErr w:type="gramEnd"/>
-      <w:r>
-        <w:rPr>
-          <w:rFonts w:ascii="Times New Roman" w:hAnsi="Times New Roman" w:cs="Times New Roman"/>
-          <w:sz w:val="14"/>
-          <w:szCs w:val="14"/>
-        </w:rPr>
-        <w:t xml:space="preserve"> и обеспечивает ее конфиденциальность.</w:t>
+        <w:t>2.1.7. Исполнитель гарантирует право гражданина на сохранение в тайне информации о факте обращения за медицинской помощью, о состоянии здоровья, диагнозе и иных сведений, составляющих врачебную тайну и обеспечивает ее конфиденциальность.</w:t>
       </w:r>
     </w:p>
     <w:p>
@@ -3701,23 +2445,7 @@
           <w:sz w:val="14"/>
           <w:szCs w:val="14"/>
         </w:rPr>
-        <w:t xml:space="preserve">2.2.1. Ознакомиться с настоящим Договором до его подписания, </w:t>
-      </w:r>
-      <w:proofErr w:type="gramStart"/>
-      <w:r>
-        <w:rPr>
-          <w:sz w:val="14"/>
-          <w:szCs w:val="14"/>
-        </w:rPr>
-        <w:t>Прейскурантом цен</w:t>
-      </w:r>
-      <w:proofErr w:type="gramEnd"/>
-      <w:r>
-        <w:rPr>
-          <w:sz w:val="14"/>
-          <w:szCs w:val="14"/>
-        </w:rPr>
-        <w:t xml:space="preserve"> и информированным добровольным Согласием, представленным Центром, Правилами оказания медицинских услуг, размещенных на информационном стенде Центра.</w:t>
+        <w:t>2.2.1. Ознакомиться с настоящим Договором до его подписания, Прейскурантом цен и информированным добровольным Согласием, представленным Центром, Правилами оказания медицинских услуг, размещенных на информационном стенде Центра.</w:t>
       </w:r>
     </w:p>
     <w:p>
@@ -3776,25 +2504,7 @@
           <w:sz w:val="14"/>
           <w:szCs w:val="14"/>
         </w:rPr>
-        <w:t xml:space="preserve">2.2.4. Предоставить при прохождении обследования и лечения полную достоверную информацию, необходимую для проведения медицинских услуг, в т.ч. о состоянии здоровья, хронических заболеваниях, а также, в случае необходимости, о могущих повлиять на ход лечения Пациента заболеваниях родственников, без указания их данных, злоупотреблении алкоголем или наркотическими препаратами, включая информацию о возможных аллергических реакциях на лекарственные препараты, пищевые или другие аллергены. </w:t>
-      </w:r>
-      <w:proofErr w:type="gramStart"/>
-      <w:r>
-        <w:rPr>
-          <w:rFonts w:ascii="Times New Roman" w:hAnsi="Times New Roman" w:cs="Times New Roman"/>
-          <w:sz w:val="14"/>
-          <w:szCs w:val="14"/>
-        </w:rPr>
-        <w:t>При наличии письменных подтверждений указанной информации,</w:t>
-      </w:r>
-      <w:proofErr w:type="gramEnd"/>
-      <w:r>
-        <w:rPr>
-          <w:rFonts w:ascii="Times New Roman" w:hAnsi="Times New Roman" w:cs="Times New Roman"/>
-          <w:sz w:val="14"/>
-          <w:szCs w:val="14"/>
-        </w:rPr>
-        <w:t xml:space="preserve"> предоставить данные подтверждения в копиях. Пациент осознает, что невыполнение предписаний Центра, несообщение необходимых сведений, нарушение предписанного режима и допущение иных нарушений могут повлечь снижение качества оказываемых услуг. Всю ответственность в данном случае несет Пациент.</w:t>
+        <w:t>2.2.4. Предоставить при прохождении обследования и лечения полную достоверную информацию, необходимую для проведения медицинских услуг, в т.ч. о состоянии здоровья, хронических заболеваниях, а также, в случае необходимости, о могущих повлиять на ход лечения Пациента заболеваниях родственников, без указания их данных, злоупотреблении алкоголем или наркотическими препаратами, включая информацию о возможных аллергических реакциях на лекарственные препараты, пищевые или другие аллергены. При наличии письменных подтверждений указанной информации, предоставить данные подтверждения в копиях. Пациент осознает, что невыполнение предписаний Центра, несообщение необходимых сведений, нарушение предписанного режима и допущение иных нарушений могут повлечь снижение качества оказываемых услуг. Всю ответственность в данном случае несет Пациент.</w:t>
       </w:r>
     </w:p>
     <w:p>
@@ -3836,61 +2546,7 @@
           <w:sz w:val="14"/>
           <w:szCs w:val="14"/>
         </w:rPr>
-        <w:t xml:space="preserve">2.2.6.  </w:t>
-      </w:r>
-      <w:proofErr w:type="gramStart"/>
-      <w:r>
-        <w:rPr>
-          <w:rFonts w:ascii="Times New Roman" w:hAnsi="Times New Roman" w:cs="Times New Roman"/>
-          <w:sz w:val="14"/>
-          <w:szCs w:val="14"/>
-        </w:rPr>
-        <w:t>Соблюдать  график</w:t>
-      </w:r>
-      <w:proofErr w:type="gramEnd"/>
-      <w:r>
-        <w:rPr>
-          <w:rFonts w:ascii="Times New Roman" w:hAnsi="Times New Roman" w:cs="Times New Roman"/>
-          <w:sz w:val="14"/>
-          <w:szCs w:val="14"/>
-        </w:rPr>
-        <w:t xml:space="preserve">  </w:t>
-      </w:r>
-      <w:proofErr w:type="gramStart"/>
-      <w:r>
-        <w:rPr>
-          <w:rFonts w:ascii="Times New Roman" w:hAnsi="Times New Roman" w:cs="Times New Roman"/>
-          <w:sz w:val="14"/>
-          <w:szCs w:val="14"/>
-        </w:rPr>
-        <w:t>приема  врачей</w:t>
-      </w:r>
-      <w:proofErr w:type="gramEnd"/>
-      <w:r>
-        <w:rPr>
-          <w:rFonts w:ascii="Times New Roman" w:hAnsi="Times New Roman" w:cs="Times New Roman"/>
-          <w:sz w:val="14"/>
-          <w:szCs w:val="14"/>
-        </w:rPr>
-        <w:t xml:space="preserve">-специалистов </w:t>
-      </w:r>
-      <w:proofErr w:type="gramStart"/>
-      <w:r>
-        <w:rPr>
-          <w:rFonts w:ascii="Times New Roman" w:hAnsi="Times New Roman" w:cs="Times New Roman"/>
-          <w:sz w:val="14"/>
-          <w:szCs w:val="14"/>
-        </w:rPr>
-        <w:t>Исполнителя,  внутренний</w:t>
-      </w:r>
-      <w:proofErr w:type="gramEnd"/>
-      <w:r>
-        <w:rPr>
-          <w:rFonts w:ascii="Times New Roman" w:hAnsi="Times New Roman" w:cs="Times New Roman"/>
-          <w:sz w:val="14"/>
-          <w:szCs w:val="14"/>
-        </w:rPr>
-        <w:t xml:space="preserve"> распорядок Исполнителя.</w:t>
+        <w:t>2.2.6.  Соблюдать  график  приема  врачей-специалистов Исполнителя,  внутренний распорядок Исполнителя.</w:t>
       </w:r>
     </w:p>
     <w:p>
@@ -4017,25 +2673,7 @@
           <w:sz w:val="14"/>
           <w:szCs w:val="14"/>
         </w:rPr>
-        <w:t xml:space="preserve">2.3.4. Требовать от Заказчика соблюдения </w:t>
-      </w:r>
-      <w:proofErr w:type="gramStart"/>
-      <w:r>
-        <w:rPr>
-          <w:rFonts w:ascii="Times New Roman" w:hAnsi="Times New Roman" w:cs="Times New Roman"/>
-          <w:sz w:val="14"/>
-          <w:szCs w:val="14"/>
-        </w:rPr>
-        <w:t>графика  прохождения</w:t>
-      </w:r>
-      <w:proofErr w:type="gramEnd"/>
-      <w:r>
-        <w:rPr>
-          <w:rFonts w:ascii="Times New Roman" w:hAnsi="Times New Roman" w:cs="Times New Roman"/>
-          <w:sz w:val="14"/>
-          <w:szCs w:val="14"/>
-        </w:rPr>
-        <w:t xml:space="preserve">  процедур, режима приема лекарственных средств, режима питания и других предписаний.</w:t>
+        <w:t>2.3.4. Требовать от Заказчика соблюдения графика  прохождения  процедур, режима приема лекарственных средств, режима питания и других предписаний.</w:t>
       </w:r>
     </w:p>
     <w:p>
@@ -4077,115 +2715,7 @@
           <w:sz w:val="14"/>
           <w:szCs w:val="14"/>
         </w:rPr>
-        <w:t xml:space="preserve">2.3.6. В случае возникновения неотложных состояний не по вине медицинских работников Исполнителя, Исполнитель имеет право самостоятельно определять объем   </w:t>
-      </w:r>
-      <w:proofErr w:type="gramStart"/>
-      <w:r>
-        <w:rPr>
-          <w:rFonts w:ascii="Times New Roman" w:hAnsi="Times New Roman" w:cs="Times New Roman"/>
-          <w:sz w:val="14"/>
-          <w:szCs w:val="14"/>
-        </w:rPr>
-        <w:t>исследований  и</w:t>
-      </w:r>
-      <w:proofErr w:type="gramEnd"/>
-      <w:r>
-        <w:rPr>
-          <w:rFonts w:ascii="Times New Roman" w:hAnsi="Times New Roman" w:cs="Times New Roman"/>
-          <w:sz w:val="14"/>
-          <w:szCs w:val="14"/>
-        </w:rPr>
-        <w:t xml:space="preserve">  </w:t>
-      </w:r>
-      <w:proofErr w:type="gramStart"/>
-      <w:r>
-        <w:rPr>
-          <w:rFonts w:ascii="Times New Roman" w:hAnsi="Times New Roman" w:cs="Times New Roman"/>
-          <w:sz w:val="14"/>
-          <w:szCs w:val="14"/>
-        </w:rPr>
-        <w:t>медицинской  помощи,  необходимых</w:t>
-      </w:r>
-      <w:proofErr w:type="gramEnd"/>
-      <w:r>
-        <w:rPr>
-          <w:rFonts w:ascii="Times New Roman" w:hAnsi="Times New Roman" w:cs="Times New Roman"/>
-          <w:sz w:val="14"/>
-          <w:szCs w:val="14"/>
-        </w:rPr>
-        <w:t xml:space="preserve">  </w:t>
-      </w:r>
-      <w:proofErr w:type="gramStart"/>
-      <w:r>
-        <w:rPr>
-          <w:rFonts w:ascii="Times New Roman" w:hAnsi="Times New Roman" w:cs="Times New Roman"/>
-          <w:sz w:val="14"/>
-          <w:szCs w:val="14"/>
-        </w:rPr>
-        <w:t>для  оказания</w:t>
-      </w:r>
-      <w:proofErr w:type="gramEnd"/>
-      <w:r>
-        <w:rPr>
-          <w:rFonts w:ascii="Times New Roman" w:hAnsi="Times New Roman" w:cs="Times New Roman"/>
-          <w:sz w:val="14"/>
-          <w:szCs w:val="14"/>
-        </w:rPr>
-        <w:t xml:space="preserve"> </w:t>
-      </w:r>
-      <w:proofErr w:type="gramStart"/>
-      <w:r>
-        <w:rPr>
-          <w:rFonts w:ascii="Times New Roman" w:hAnsi="Times New Roman" w:cs="Times New Roman"/>
-          <w:sz w:val="14"/>
-          <w:szCs w:val="14"/>
-        </w:rPr>
-        <w:t>неотложной  медицинской</w:t>
-      </w:r>
-      <w:proofErr w:type="gramEnd"/>
-      <w:r>
-        <w:rPr>
-          <w:rFonts w:ascii="Times New Roman" w:hAnsi="Times New Roman" w:cs="Times New Roman"/>
-          <w:sz w:val="14"/>
-          <w:szCs w:val="14"/>
-        </w:rPr>
-        <w:t xml:space="preserve">  </w:t>
-      </w:r>
-      <w:proofErr w:type="gramStart"/>
-      <w:r>
-        <w:rPr>
-          <w:rFonts w:ascii="Times New Roman" w:hAnsi="Times New Roman" w:cs="Times New Roman"/>
-          <w:sz w:val="14"/>
-          <w:szCs w:val="14"/>
-        </w:rPr>
-        <w:t>помощи,  в</w:t>
-      </w:r>
-      <w:proofErr w:type="gramEnd"/>
-      <w:r>
-        <w:rPr>
-          <w:rFonts w:ascii="Times New Roman" w:hAnsi="Times New Roman" w:cs="Times New Roman"/>
-          <w:sz w:val="14"/>
-          <w:szCs w:val="14"/>
-        </w:rPr>
-        <w:t xml:space="preserve">  </w:t>
-      </w:r>
-      <w:proofErr w:type="gramStart"/>
-      <w:r>
-        <w:rPr>
-          <w:rFonts w:ascii="Times New Roman" w:hAnsi="Times New Roman" w:cs="Times New Roman"/>
-          <w:sz w:val="14"/>
-          <w:szCs w:val="14"/>
-        </w:rPr>
-        <w:t>том  числе</w:t>
-      </w:r>
-      <w:proofErr w:type="gramEnd"/>
-      <w:r>
-        <w:rPr>
-          <w:rFonts w:ascii="Times New Roman" w:hAnsi="Times New Roman" w:cs="Times New Roman"/>
-          <w:sz w:val="14"/>
-          <w:szCs w:val="14"/>
-        </w:rPr>
-        <w:t xml:space="preserve"> услуг, не предусмотренных настоящим Договором.</w:t>
+        <w:t>2.3.6. В случае возникновения неотложных состояний не по вине медицинских работников Исполнителя, Исполнитель имеет право самостоятельно определять объем   исследований  и  медицинской  помощи,  необходимых  для  оказания неотложной  медицинской  помощи,  в  том  числе услуг, не предусмотренных настоящим Договором.</w:t>
       </w:r>
     </w:p>
     <w:p>
@@ -4206,43 +2736,7 @@
           <w:sz w:val="14"/>
           <w:szCs w:val="14"/>
         </w:rPr>
-        <w:t xml:space="preserve">2.3.7. Изменять </w:t>
-      </w:r>
-      <w:proofErr w:type="gramStart"/>
-      <w:r>
-        <w:rPr>
-          <w:rFonts w:ascii="Times New Roman" w:hAnsi="Times New Roman" w:cs="Times New Roman"/>
-          <w:sz w:val="14"/>
-          <w:szCs w:val="14"/>
-        </w:rPr>
-        <w:t>Прейскурант цен</w:t>
-      </w:r>
-      <w:proofErr w:type="gramEnd"/>
-      <w:r>
-        <w:rPr>
-          <w:rFonts w:ascii="Times New Roman" w:hAnsi="Times New Roman" w:cs="Times New Roman"/>
-          <w:sz w:val="14"/>
-          <w:szCs w:val="14"/>
-        </w:rPr>
-        <w:t xml:space="preserve"> в течение срока действия настоящего Договора в одностороннем порядке без согласования с Пациентом. С измененным </w:t>
-      </w:r>
-      <w:proofErr w:type="gramStart"/>
-      <w:r>
-        <w:rPr>
-          <w:rFonts w:ascii="Times New Roman" w:hAnsi="Times New Roman" w:cs="Times New Roman"/>
-          <w:sz w:val="14"/>
-          <w:szCs w:val="14"/>
-        </w:rPr>
-        <w:t>прейскурантом цен</w:t>
-      </w:r>
-      <w:proofErr w:type="gramEnd"/>
-      <w:r>
-        <w:rPr>
-          <w:rFonts w:ascii="Times New Roman" w:hAnsi="Times New Roman" w:cs="Times New Roman"/>
-          <w:sz w:val="14"/>
-          <w:szCs w:val="14"/>
-        </w:rPr>
-        <w:t xml:space="preserve"> Пациент может ознакомиться у стойки администратора при входе в Центр.</w:t>
+        <w:t>2.3.7. Изменять Прейскурант цен в течение срока действия настоящего Договора в одностороннем порядке без согласования с Пациентом. С измененным прейскурантом цен Пациент может ознакомиться у стойки администратора при входе в Центр.</w:t>
       </w:r>
     </w:p>
     <w:p>
@@ -4488,61 +2982,7 @@
           <w:sz w:val="14"/>
           <w:szCs w:val="14"/>
         </w:rPr>
-        <w:t xml:space="preserve">2.4.6. Отказаться в одностороннем порядке от получения услуги до момента </w:t>
-      </w:r>
-      <w:proofErr w:type="gramStart"/>
-      <w:r>
-        <w:rPr>
-          <w:rFonts w:ascii="Times New Roman" w:hAnsi="Times New Roman" w:cs="Times New Roman"/>
-          <w:sz w:val="14"/>
-          <w:szCs w:val="14"/>
-        </w:rPr>
-        <w:t>начала  ее</w:t>
-      </w:r>
-      <w:proofErr w:type="gramEnd"/>
-      <w:r>
-        <w:rPr>
-          <w:rFonts w:ascii="Times New Roman" w:hAnsi="Times New Roman" w:cs="Times New Roman"/>
-          <w:sz w:val="14"/>
-          <w:szCs w:val="14"/>
-        </w:rPr>
-        <w:t xml:space="preserve">  </w:t>
-      </w:r>
-      <w:proofErr w:type="gramStart"/>
-      <w:r>
-        <w:rPr>
-          <w:rFonts w:ascii="Times New Roman" w:hAnsi="Times New Roman" w:cs="Times New Roman"/>
-          <w:sz w:val="14"/>
-          <w:szCs w:val="14"/>
-        </w:rPr>
-        <w:t>оказания  и</w:t>
-      </w:r>
-      <w:proofErr w:type="gramEnd"/>
-      <w:r>
-        <w:rPr>
-          <w:rFonts w:ascii="Times New Roman" w:hAnsi="Times New Roman" w:cs="Times New Roman"/>
-          <w:sz w:val="14"/>
-          <w:szCs w:val="14"/>
-        </w:rPr>
-        <w:t xml:space="preserve">  </w:t>
-      </w:r>
-      <w:proofErr w:type="gramStart"/>
-      <w:r>
-        <w:rPr>
-          <w:rFonts w:ascii="Times New Roman" w:hAnsi="Times New Roman" w:cs="Times New Roman"/>
-          <w:sz w:val="14"/>
-          <w:szCs w:val="14"/>
-        </w:rPr>
-        <w:t>получить  обратно</w:t>
-      </w:r>
-      <w:proofErr w:type="gramEnd"/>
-      <w:r>
-        <w:rPr>
-          <w:rFonts w:ascii="Times New Roman" w:hAnsi="Times New Roman" w:cs="Times New Roman"/>
-          <w:sz w:val="14"/>
-          <w:szCs w:val="14"/>
-        </w:rPr>
-        <w:t xml:space="preserve"> уплаченную сумму.</w:t>
+        <w:t>2.4.6. Отказаться в одностороннем порядке от получения услуги до момента начала  ее  оказания  и  получить  обратно уплаченную сумму.</w:t>
       </w:r>
     </w:p>
     <w:p>
@@ -4558,25 +2998,7 @@
           <w:sz w:val="14"/>
           <w:szCs w:val="14"/>
         </w:rPr>
-        <w:t xml:space="preserve">2.4.7. </w:t>
-      </w:r>
-      <w:proofErr w:type="gramStart"/>
-      <w:r>
-        <w:rPr>
-          <w:rFonts w:ascii="Times New Roman" w:hAnsi="Times New Roman" w:cs="Times New Roman"/>
-          <w:sz w:val="14"/>
-          <w:szCs w:val="14"/>
-        </w:rPr>
-        <w:t>По  своему</w:t>
-      </w:r>
-      <w:proofErr w:type="gramEnd"/>
-      <w:r>
-        <w:rPr>
-          <w:rFonts w:ascii="Times New Roman" w:hAnsi="Times New Roman" w:cs="Times New Roman"/>
-          <w:sz w:val="14"/>
-          <w:szCs w:val="14"/>
-        </w:rPr>
-        <w:t xml:space="preserve"> выбору в случае несоблюдения Исполнителем обязательств по срокам оказания услуги:</w:t>
+        <w:t>2.4.7. По  своему выбору в случае несоблюдения Исполнителем обязательств по срокам оказания услуги:</w:t>
       </w:r>
     </w:p>
     <w:p>
@@ -4790,25 +3212,7 @@
           <w:sz w:val="14"/>
           <w:szCs w:val="14"/>
         </w:rPr>
-        <w:t xml:space="preserve">3.2. Оплата </w:t>
-      </w:r>
-      <w:proofErr w:type="gramStart"/>
-      <w:r>
-        <w:rPr>
-          <w:rFonts w:ascii="Times New Roman" w:hAnsi="Times New Roman" w:cs="Times New Roman"/>
-          <w:sz w:val="14"/>
-          <w:szCs w:val="14"/>
-        </w:rPr>
-        <w:t>за медицинские услуги</w:t>
-      </w:r>
-      <w:proofErr w:type="gramEnd"/>
-      <w:r>
-        <w:rPr>
-          <w:rFonts w:ascii="Times New Roman" w:hAnsi="Times New Roman" w:cs="Times New Roman"/>
-          <w:sz w:val="14"/>
-          <w:szCs w:val="14"/>
-        </w:rPr>
-        <w:t xml:space="preserve"> производится путём внесения наличных денег в кассу Исполнителя. Расчеты за предоставление платных услуг осуществляются Исполнителем с применением контрольно-кассовой машины.</w:t>
+        <w:t>3.2. Оплата за медицинские услуги производится путём внесения наличных денег в кассу Исполнителя. Расчеты за предоставление платных услуг осуществляются Исполнителем с применением контрольно-кассовой машины.</w:t>
       </w:r>
     </w:p>
     <w:p>
@@ -4829,25 +3233,7 @@
           <w:sz w:val="14"/>
           <w:szCs w:val="14"/>
         </w:rPr>
-        <w:t xml:space="preserve">3.3 Оплата медицинских услуг Центра является подтверждением присоединения (акцептирования) к настоящему Договору, ознакомлением и согласием с </w:t>
-      </w:r>
-      <w:proofErr w:type="gramStart"/>
-      <w:r>
-        <w:rPr>
-          <w:rFonts w:ascii="Times New Roman" w:hAnsi="Times New Roman" w:cs="Times New Roman"/>
-          <w:sz w:val="14"/>
-          <w:szCs w:val="14"/>
-        </w:rPr>
-        <w:t>Прейскурантом цен</w:t>
-      </w:r>
-      <w:proofErr w:type="gramEnd"/>
-      <w:r>
-        <w:rPr>
-          <w:rFonts w:ascii="Times New Roman" w:hAnsi="Times New Roman" w:cs="Times New Roman"/>
-          <w:sz w:val="14"/>
-          <w:szCs w:val="14"/>
-        </w:rPr>
-        <w:t>. Оплата медицинских услуг осуществляется Пациентом в следующие сроки:</w:t>
+        <w:t>3.3 Оплата медицинских услуг Центра является подтверждением присоединения (акцептирования) к настоящему Договору, ознакомлением и согласием с Прейскурантом цен. Оплата медицинских услуг осуществляется Пациентом в следующие сроки:</w:t>
       </w:r>
     </w:p>
     <w:p>
@@ -4881,39 +3267,7 @@
           <w:sz w:val="14"/>
           <w:szCs w:val="14"/>
         </w:rPr>
-        <w:t xml:space="preserve">3.3.2. Непосредственно после оказания соответствующих медицинских услуг, </w:t>
-      </w:r>
-      <w:proofErr w:type="gramStart"/>
-      <w:r>
-        <w:rPr>
-          <w:sz w:val="14"/>
-          <w:szCs w:val="14"/>
-        </w:rPr>
-        <w:t>т.е.</w:t>
-      </w:r>
-      <w:proofErr w:type="gramEnd"/>
-      <w:r>
-        <w:rPr>
-          <w:sz w:val="14"/>
-          <w:szCs w:val="14"/>
-        </w:rPr>
-        <w:t xml:space="preserve"> в день оказания медицинских услуг, в случае если необходимость оказания медицинских услуг возникла на приеме у врача-специалиста </w:t>
-      </w:r>
-      <w:proofErr w:type="gramStart"/>
-      <w:r>
-        <w:rPr>
-          <w:sz w:val="14"/>
-          <w:szCs w:val="14"/>
-        </w:rPr>
-        <w:t>Центра</w:t>
-      </w:r>
-      <w:proofErr w:type="gramEnd"/>
-      <w:r>
-        <w:rPr>
-          <w:sz w:val="14"/>
-          <w:szCs w:val="14"/>
-        </w:rPr>
-        <w:t xml:space="preserve"> и Пациент выразил свое согласие на оказание ему дополнительных медицинских услуг. Оплата производится в кассе Центра.</w:t>
+        <w:t>3.3.2. Непосредственно после оказания соответствующих медицинских услуг, т.е. в день оказания медицинских услуг, в случае если необходимость оказания медицинских услуг возникла на приеме у врача-специалиста Центра и Пациент выразил свое согласие на оказание ему дополнительных медицинских услуг. Оплата производится в кассе Центра.</w:t>
       </w:r>
     </w:p>
     <w:p>
@@ -5011,25 +3365,7 @@
           <w:sz w:val="14"/>
           <w:szCs w:val="14"/>
         </w:rPr>
-        <w:t xml:space="preserve">4.3. При разглашении одной из сторон сведений, относящихся к категории конфиденциальной информации, виновная сторона несет ответственность и обязана возместить другой стороне понесенные </w:t>
-      </w:r>
-      <w:proofErr w:type="gramStart"/>
-      <w:r>
-        <w:rPr>
-          <w:rFonts w:ascii="Times New Roman" w:hAnsi="Times New Roman" w:cs="Times New Roman"/>
-          <w:sz w:val="14"/>
-          <w:szCs w:val="14"/>
-        </w:rPr>
-        <w:t>ей</w:t>
-      </w:r>
-      <w:proofErr w:type="gramEnd"/>
-      <w:r>
-        <w:rPr>
-          <w:rFonts w:ascii="Times New Roman" w:hAnsi="Times New Roman" w:cs="Times New Roman"/>
-          <w:sz w:val="14"/>
-          <w:szCs w:val="14"/>
-        </w:rPr>
-        <w:t xml:space="preserve"> в связи с этим убытки.</w:t>
+        <w:t>4.3. При разглашении одной из сторон сведений, относящихся к категории конфиденциальной информации, виновная сторона несет ответственность и обязана возместить другой стороне понесенные ей в связи с этим убытки.</w:t>
       </w:r>
     </w:p>
     <w:p>
@@ -5092,151 +3428,7 @@
           <w:sz w:val="14"/>
           <w:szCs w:val="14"/>
         </w:rPr>
-        <w:t xml:space="preserve">4.6. </w:t>
-      </w:r>
-      <w:proofErr w:type="gramStart"/>
-      <w:r>
-        <w:rPr>
-          <w:rFonts w:ascii="Times New Roman" w:hAnsi="Times New Roman" w:cs="Times New Roman"/>
-          <w:sz w:val="14"/>
-          <w:szCs w:val="14"/>
-        </w:rPr>
-        <w:t>За  неисполнение</w:t>
-      </w:r>
-      <w:proofErr w:type="gramEnd"/>
-      <w:r>
-        <w:rPr>
-          <w:rFonts w:ascii="Times New Roman" w:hAnsi="Times New Roman" w:cs="Times New Roman"/>
-          <w:sz w:val="14"/>
-          <w:szCs w:val="14"/>
-        </w:rPr>
-        <w:t xml:space="preserve">   либо   </w:t>
-      </w:r>
-      <w:proofErr w:type="gramStart"/>
-      <w:r>
-        <w:rPr>
-          <w:rFonts w:ascii="Times New Roman" w:hAnsi="Times New Roman" w:cs="Times New Roman"/>
-          <w:sz w:val="14"/>
-          <w:szCs w:val="14"/>
-        </w:rPr>
-        <w:t>ненадлежащее  исполнение</w:t>
-      </w:r>
-      <w:proofErr w:type="gramEnd"/>
-      <w:r>
-        <w:rPr>
-          <w:rFonts w:ascii="Times New Roman" w:hAnsi="Times New Roman" w:cs="Times New Roman"/>
-          <w:sz w:val="14"/>
-          <w:szCs w:val="14"/>
-        </w:rPr>
-        <w:t xml:space="preserve">  </w:t>
-      </w:r>
-      <w:proofErr w:type="gramStart"/>
-      <w:r>
-        <w:rPr>
-          <w:rFonts w:ascii="Times New Roman" w:hAnsi="Times New Roman" w:cs="Times New Roman"/>
-          <w:sz w:val="14"/>
-          <w:szCs w:val="14"/>
-        </w:rPr>
-        <w:t>обязательств  по</w:t>
-      </w:r>
-      <w:proofErr w:type="gramEnd"/>
-      <w:r>
-        <w:rPr>
-          <w:rFonts w:ascii="Times New Roman" w:hAnsi="Times New Roman" w:cs="Times New Roman"/>
-          <w:sz w:val="14"/>
-          <w:szCs w:val="14"/>
-        </w:rPr>
-        <w:t xml:space="preserve"> </w:t>
-      </w:r>
-      <w:proofErr w:type="gramStart"/>
-      <w:r>
-        <w:rPr>
-          <w:rFonts w:ascii="Times New Roman" w:hAnsi="Times New Roman" w:cs="Times New Roman"/>
-          <w:sz w:val="14"/>
-          <w:szCs w:val="14"/>
-        </w:rPr>
-        <w:t>договору,   в  случае</w:t>
-      </w:r>
-      <w:proofErr w:type="gramEnd"/>
-      <w:r>
-        <w:rPr>
-          <w:rFonts w:ascii="Times New Roman" w:hAnsi="Times New Roman" w:cs="Times New Roman"/>
-          <w:sz w:val="14"/>
-          <w:szCs w:val="14"/>
-        </w:rPr>
-        <w:t xml:space="preserve">  </w:t>
-      </w:r>
-      <w:proofErr w:type="gramStart"/>
-      <w:r>
-        <w:rPr>
-          <w:rFonts w:ascii="Times New Roman" w:hAnsi="Times New Roman" w:cs="Times New Roman"/>
-          <w:sz w:val="14"/>
-          <w:szCs w:val="14"/>
-        </w:rPr>
-        <w:t>причинения  вреда</w:t>
-      </w:r>
-      <w:proofErr w:type="gramEnd"/>
-      <w:r>
-        <w:rPr>
-          <w:rFonts w:ascii="Times New Roman" w:hAnsi="Times New Roman" w:cs="Times New Roman"/>
-          <w:sz w:val="14"/>
-          <w:szCs w:val="14"/>
-        </w:rPr>
-        <w:t xml:space="preserve">  </w:t>
-      </w:r>
-      <w:proofErr w:type="gramStart"/>
-      <w:r>
-        <w:rPr>
-          <w:rFonts w:ascii="Times New Roman" w:hAnsi="Times New Roman" w:cs="Times New Roman"/>
-          <w:sz w:val="14"/>
-          <w:szCs w:val="14"/>
-        </w:rPr>
-        <w:t>здоровью  или</w:t>
-      </w:r>
-      <w:proofErr w:type="gramEnd"/>
-      <w:r>
-        <w:rPr>
-          <w:rFonts w:ascii="Times New Roman" w:hAnsi="Times New Roman" w:cs="Times New Roman"/>
-          <w:sz w:val="14"/>
-          <w:szCs w:val="14"/>
-        </w:rPr>
-        <w:t xml:space="preserve">  </w:t>
-      </w:r>
-      <w:proofErr w:type="gramStart"/>
-      <w:r>
-        <w:rPr>
-          <w:rFonts w:ascii="Times New Roman" w:hAnsi="Times New Roman" w:cs="Times New Roman"/>
-          <w:sz w:val="14"/>
-          <w:szCs w:val="14"/>
-        </w:rPr>
-        <w:t>жизни  Заказчика</w:t>
-      </w:r>
-      <w:proofErr w:type="gramEnd"/>
-      <w:r>
-        <w:rPr>
-          <w:rFonts w:ascii="Times New Roman" w:hAnsi="Times New Roman" w:cs="Times New Roman"/>
-          <w:sz w:val="14"/>
-          <w:szCs w:val="14"/>
-        </w:rPr>
-        <w:t xml:space="preserve">, Исполнитель несет ответственность, предусмотренную законодательством </w:t>
-      </w:r>
-      <w:proofErr w:type="gramStart"/>
-      <w:r>
-        <w:rPr>
-          <w:rFonts w:ascii="Times New Roman" w:hAnsi="Times New Roman" w:cs="Times New Roman"/>
-          <w:sz w:val="14"/>
-          <w:szCs w:val="14"/>
-        </w:rPr>
-        <w:t>Российской  Федерации</w:t>
-      </w:r>
-      <w:proofErr w:type="gramEnd"/>
-      <w:r>
-        <w:rPr>
-          <w:rFonts w:ascii="Times New Roman" w:hAnsi="Times New Roman" w:cs="Times New Roman"/>
-          <w:sz w:val="14"/>
-          <w:szCs w:val="14"/>
-        </w:rPr>
-        <w:t>, в том числе Законом Российской Федерации «О защите прав потребителей».</w:t>
+        <w:t>4.6. За  неисполнение   либо   ненадлежащее  исполнение  обязательств  по договору,   в  случае  причинения  вреда  здоровью  или  жизни  Заказчика, Исполнитель несет ответственность, предусмотренную законодательством Российской  Федерации, в том числе Законом Российской Федерации «О защите прав потребителей».</w:t>
       </w:r>
     </w:p>
     <w:p>
@@ -5257,43 +3449,7 @@
           <w:sz w:val="14"/>
           <w:szCs w:val="14"/>
         </w:rPr>
-        <w:t xml:space="preserve">4.7. Исполнитель </w:t>
-      </w:r>
-      <w:proofErr w:type="gramStart"/>
-      <w:r>
-        <w:rPr>
-          <w:rFonts w:ascii="Times New Roman" w:hAnsi="Times New Roman" w:cs="Times New Roman"/>
-          <w:sz w:val="14"/>
-          <w:szCs w:val="14"/>
-        </w:rPr>
-        <w:t>освобождается  от</w:t>
-      </w:r>
-      <w:proofErr w:type="gramEnd"/>
-      <w:r>
-        <w:rPr>
-          <w:rFonts w:ascii="Times New Roman" w:hAnsi="Times New Roman" w:cs="Times New Roman"/>
-          <w:sz w:val="14"/>
-          <w:szCs w:val="14"/>
-        </w:rPr>
-        <w:t xml:space="preserve">  ответственности за неисполнение или </w:t>
-      </w:r>
-      <w:proofErr w:type="gramStart"/>
-      <w:r>
-        <w:rPr>
-          <w:rFonts w:ascii="Times New Roman" w:hAnsi="Times New Roman" w:cs="Times New Roman"/>
-          <w:sz w:val="14"/>
-          <w:szCs w:val="14"/>
-        </w:rPr>
-        <w:t>ненадлежащее  исполнение</w:t>
-      </w:r>
-      <w:proofErr w:type="gramEnd"/>
-      <w:r>
-        <w:rPr>
-          <w:rFonts w:ascii="Times New Roman" w:hAnsi="Times New Roman" w:cs="Times New Roman"/>
-          <w:sz w:val="14"/>
-          <w:szCs w:val="14"/>
-        </w:rPr>
-        <w:t xml:space="preserve">  настоящего Договора, если докажет, что причиной такого неисполнения (ненадлежащего исполнения) стало нарушение Заказчиком условий настоящего Договора.</w:t>
+        <w:t>4.7. Исполнитель освобождается  от  ответственности за неисполнение или ненадлежащее  исполнение  настоящего Договора, если докажет, что причиной такого неисполнения (ненадлежащего исполнения) стало нарушение Заказчиком условий настоящего Договора.</w:t>
       </w:r>
     </w:p>
     <w:p>
@@ -5545,25 +3701,7 @@
           <w:sz w:val="14"/>
           <w:szCs w:val="14"/>
         </w:rPr>
-        <w:t xml:space="preserve">- в одностороннем порядке в соответствии с </w:t>
-      </w:r>
-      <w:proofErr w:type="spellStart"/>
-      <w:r>
-        <w:rPr>
-          <w:rFonts w:ascii="Times New Roman" w:hAnsi="Times New Roman" w:cs="Times New Roman"/>
-          <w:sz w:val="14"/>
-          <w:szCs w:val="14"/>
-        </w:rPr>
-        <w:t>пп</w:t>
-      </w:r>
-      <w:proofErr w:type="spellEnd"/>
-      <w:r>
-        <w:rPr>
-          <w:rFonts w:ascii="Times New Roman" w:hAnsi="Times New Roman" w:cs="Times New Roman"/>
-          <w:sz w:val="14"/>
-          <w:szCs w:val="14"/>
-        </w:rPr>
-        <w:t>. 7.4., 7.5. Договора.</w:t>
+        <w:t>- в одностороннем порядке в соответствии с пп. 7.4., 7.5. Договора.</w:t>
       </w:r>
     </w:p>
     <w:p>
@@ -5578,7 +3716,6 @@
           <w:szCs w:val="14"/>
         </w:rPr>
       </w:pPr>
-      <w:proofErr w:type="gramStart"/>
       <w:r>
         <w:rPr>
           <w:rFonts w:ascii="Times New Roman" w:hAnsi="Times New Roman" w:cs="Times New Roman"/>
@@ -5593,16 +3730,7 @@
           <w:sz w:val="14"/>
           <w:szCs w:val="14"/>
         </w:rPr>
-        <w:t>По</w:t>
-      </w:r>
-      <w:proofErr w:type="gramEnd"/>
-      <w:r>
-        <w:rPr>
-          <w:rFonts w:ascii="Times New Roman" w:hAnsi="Times New Roman"/>
-          <w:sz w:val="14"/>
-          <w:szCs w:val="14"/>
-        </w:rPr>
-        <w:t xml:space="preserve"> инициативе Центра Договор может быть расторгнут в одностороннем внесудебном порядке:</w:t>
+        <w:t>По инициативе Центра Договор может быть расторгнут в одностороннем внесудебном порядке:</w:t>
       </w:r>
     </w:p>
     <w:p>
@@ -5623,25 +3751,7 @@
           <w:sz w:val="14"/>
           <w:szCs w:val="14"/>
         </w:rPr>
-        <w:t xml:space="preserve">- в случае невыполнения Пациентом рекомендаций и назначений лечащего врача (медицинского персонала Центра) (нарушение медицинских предписаний, лечебно-охранительного режима и </w:t>
-      </w:r>
-      <w:proofErr w:type="gramStart"/>
-      <w:r>
-        <w:rPr>
-          <w:rFonts w:ascii="Times New Roman" w:hAnsi="Times New Roman"/>
-          <w:sz w:val="14"/>
-          <w:szCs w:val="14"/>
-        </w:rPr>
-        <w:t>т.п.</w:t>
-      </w:r>
-      <w:proofErr w:type="gramEnd"/>
-      <w:r>
-        <w:rPr>
-          <w:rFonts w:ascii="Times New Roman" w:hAnsi="Times New Roman"/>
-          <w:sz w:val="14"/>
-          <w:szCs w:val="14"/>
-        </w:rPr>
-        <w:t>), а также нарушения Пациентом других условий настоящего Договора;</w:t>
+        <w:t>- в случае невыполнения Пациентом рекомендаций и назначений лечащего врача (медицинского персонала Центра) (нарушение медицинских предписаний, лечебно-охранительного режима и т.п.), а также нарушения Пациентом других условий настоящего Договора;</w:t>
       </w:r>
     </w:p>
     <w:p>
@@ -5721,39 +3831,7 @@
           <w:sz w:val="14"/>
           <w:szCs w:val="14"/>
         </w:rPr>
-        <w:t xml:space="preserve">7.6. В случаях, предусмотренных в </w:t>
-      </w:r>
-      <w:proofErr w:type="spellStart"/>
-      <w:r>
-        <w:rPr>
-          <w:sz w:val="14"/>
-          <w:szCs w:val="14"/>
-        </w:rPr>
-        <w:t>пп</w:t>
-      </w:r>
-      <w:proofErr w:type="spellEnd"/>
-      <w:r>
-        <w:rPr>
-          <w:sz w:val="14"/>
-          <w:szCs w:val="14"/>
-        </w:rPr>
-        <w:t xml:space="preserve">. 7.3., 7.4., 7.5. Договора Сторона, являющаяся инициатором расторжения Договора, обязана уведомить вторую Сторону о расторжении Договора любым удобным способом не менее чем за 5 </w:t>
-      </w:r>
-      <w:proofErr w:type="gramStart"/>
-      <w:r>
-        <w:rPr>
-          <w:sz w:val="14"/>
-          <w:szCs w:val="14"/>
-        </w:rPr>
-        <w:t>рабочих  дней</w:t>
-      </w:r>
-      <w:proofErr w:type="gramEnd"/>
-      <w:r>
-        <w:rPr>
-          <w:sz w:val="14"/>
-          <w:szCs w:val="14"/>
-        </w:rPr>
-        <w:t xml:space="preserve"> до расторжения Договора.</w:t>
+        <w:t>7.6. В случаях, предусмотренных в пп. 7.3., 7.4., 7.5. Договора Сторона, являющаяся инициатором расторжения Договора, обязана уведомить вторую Сторону о расторжении Договора любым удобным способом не менее чем за 5 рабочих  дней до расторжения Договора.</w:t>
       </w:r>
     </w:p>
     <w:p>
@@ -5813,23 +3891,7 @@
           <w:sz w:val="14"/>
           <w:szCs w:val="14"/>
         </w:rPr>
-        <w:t>8.1. Подписывая настоящий Договор, Пациент подтверждает, что условия Договора ему понятны, с Договором согласен в полном объеме, а также ознакомлен и согласен со всеми приложениями к Договору. Пациент дает свое согласие на использование и обработку своих персональных данных в соответствии с ФЗ от 27.07.2006 №152-ФЗ «О персональных данных» и SMS-уведомления, а также на передачу медицинских заключений, результатов анализов по электронным каналам связи ________________________________________________________________________________________________________ (</w:t>
-      </w:r>
-      <w:proofErr w:type="spellStart"/>
-      <w:r>
-        <w:rPr>
-          <w:sz w:val="14"/>
-          <w:szCs w:val="14"/>
-        </w:rPr>
-        <w:t>e-mail</w:t>
-      </w:r>
-      <w:proofErr w:type="spellEnd"/>
-      <w:r>
-        <w:rPr>
-          <w:sz w:val="14"/>
-          <w:szCs w:val="14"/>
-        </w:rPr>
-        <w:t>).</w:t>
+        <w:t>8.1. Подписывая настоящий Договор, Пациент подтверждает, что условия Договора ему понятны, с Договором согласен в полном объеме, а также ознакомлен и согласен со всеми приложениями к Договору. Пациент дает свое согласие на использование и обработку своих персональных данных в соответствии с ФЗ от 27.07.2006 №152-ФЗ «О персональных данных» и SMS-уведомления, а также на передачу медицинских заключений, результатов анализов по электронным каналам связи ________________________________________________________________________________________________________ (e-mail).</w:t>
       </w:r>
     </w:p>
     <w:p>
@@ -6009,25 +4071,7 @@
                 <w:sz w:val="14"/>
                 <w:szCs w:val="14"/>
               </w:rPr>
-              <w:t>ООО МЦ «</w:t>
-            </w:r>
-            <w:proofErr w:type="spellStart"/>
-            <w:r>
-              <w:rPr>
-                <w:rFonts w:ascii="Times New Roman" w:hAnsi="Times New Roman" w:cs="Times New Roman"/>
-                <w:sz w:val="14"/>
-                <w:szCs w:val="14"/>
-              </w:rPr>
-              <w:t>РевмаМед</w:t>
-            </w:r>
-            <w:proofErr w:type="spellEnd"/>
-            <w:r>
-              <w:rPr>
-                <w:rFonts w:ascii="Times New Roman" w:hAnsi="Times New Roman" w:cs="Times New Roman"/>
-                <w:sz w:val="14"/>
-                <w:szCs w:val="14"/>
-              </w:rPr>
-              <w:t>»</w:t>
+              <w:t>ООО МЦ «РевмаМед»</w:t>
             </w:r>
           </w:p>
           <w:p>
@@ -6046,35 +4090,7 @@
                 <w:sz w:val="14"/>
                 <w:szCs w:val="14"/>
               </w:rPr>
-              <w:t xml:space="preserve">ИНН:1101135944, КПП110101001, Свидетельство о ЕГРЮЛ серия 11 №001878557, ОГРН:1081101001860, зарегистрировано в ИФНС по </w:t>
-            </w:r>
-            <w:proofErr w:type="spellStart"/>
-            <w:proofErr w:type="gramStart"/>
-            <w:r>
-              <w:rPr>
-                <w:rFonts w:ascii="Times New Roman" w:hAnsi="Times New Roman" w:cs="Times New Roman"/>
-                <w:sz w:val="14"/>
-                <w:szCs w:val="14"/>
-              </w:rPr>
-              <w:t>г.Сыктывкару</w:t>
-            </w:r>
-            <w:proofErr w:type="spellEnd"/>
-            <w:r>
-              <w:rPr>
-                <w:rFonts w:ascii="Times New Roman" w:hAnsi="Times New Roman" w:cs="Times New Roman"/>
-                <w:sz w:val="14"/>
-                <w:szCs w:val="14"/>
-              </w:rPr>
-              <w:t xml:space="preserve">  от</w:t>
-            </w:r>
-            <w:proofErr w:type="gramEnd"/>
-            <w:r>
-              <w:rPr>
-                <w:rFonts w:ascii="Times New Roman" w:hAnsi="Times New Roman" w:cs="Times New Roman"/>
-                <w:sz w:val="14"/>
-                <w:szCs w:val="14"/>
-              </w:rPr>
-              <w:t xml:space="preserve"> 13.01.2011</w:t>
+              <w:t>ИНН:1101135944, КПП110101001, Свидетельство о ЕГРЮЛ серия 11 №001878557, ОГРН:1081101001860, зарегистрировано в ИФНС по г.Сыктывкару  от 13.01.2011</w:t>
             </w:r>
           </w:p>
           <w:p>
@@ -6087,33 +4103,13 @@
                 <w:szCs w:val="14"/>
               </w:rPr>
             </w:pPr>
-            <w:proofErr w:type="spellStart"/>
-            <w:proofErr w:type="gramStart"/>
             <w:r>
               <w:rPr>
                 <w:rFonts w:ascii="Times New Roman" w:hAnsi="Times New Roman" w:cs="Times New Roman"/>
                 <w:sz w:val="14"/>
                 <w:szCs w:val="14"/>
               </w:rPr>
-              <w:t>Юр.адрес</w:t>
-            </w:r>
-            <w:proofErr w:type="gramEnd"/>
-            <w:r>
-              <w:rPr>
-                <w:rFonts w:ascii="Times New Roman" w:hAnsi="Times New Roman" w:cs="Times New Roman"/>
-                <w:sz w:val="14"/>
-                <w:szCs w:val="14"/>
-              </w:rPr>
-              <w:t>:РК</w:t>
-            </w:r>
-            <w:proofErr w:type="spellEnd"/>
-            <w:r>
-              <w:rPr>
-                <w:rFonts w:ascii="Times New Roman" w:hAnsi="Times New Roman" w:cs="Times New Roman"/>
-                <w:sz w:val="14"/>
-                <w:szCs w:val="14"/>
-              </w:rPr>
-              <w:t>, г. Сыктывкар, ул. Орджоникидзе, стр.51/1.</w:t>
+              <w:t>Юр.адрес:РК, г. Сыктывкар, ул. Орджоникидзе, стр.51/1.</w:t>
             </w:r>
           </w:p>
           <w:p>
@@ -6132,36 +4128,8 @@
                 <w:sz w:val="14"/>
                 <w:szCs w:val="14"/>
               </w:rPr>
-              <w:t xml:space="preserve">Л/счёт № 4070281032800009925 в Отделение №8617 Сбербанка России, БИК: </w:t>
-            </w:r>
-            <w:proofErr w:type="gramStart"/>
-            <w:r>
-              <w:rPr>
-                <w:rFonts w:ascii="Times New Roman" w:hAnsi="Times New Roman" w:cs="Times New Roman"/>
-                <w:sz w:val="14"/>
-                <w:szCs w:val="14"/>
-              </w:rPr>
-              <w:t xml:space="preserve">048702640,   </w:t>
-            </w:r>
-            <w:proofErr w:type="gramEnd"/>
-            <w:r>
-              <w:rPr>
-                <w:rFonts w:ascii="Times New Roman" w:hAnsi="Times New Roman" w:cs="Times New Roman"/>
-                <w:sz w:val="14"/>
-                <w:szCs w:val="14"/>
-              </w:rPr>
-              <w:t xml:space="preserve">                         тел(факс) (8212)30-</w:t>
-            </w:r>
-            <w:proofErr w:type="gramStart"/>
-            <w:r>
-              <w:rPr>
-                <w:rFonts w:ascii="Times New Roman" w:hAnsi="Times New Roman" w:cs="Times New Roman"/>
-                <w:sz w:val="14"/>
-                <w:szCs w:val="14"/>
-              </w:rPr>
-              <w:t>20-24</w:t>
-            </w:r>
-            <w:proofErr w:type="gramEnd"/>
+              <w:t>Л/счёт № 4070281032800009925 в Отделение №8617 Сбербанка России, БИК: 048702640,                            тел(факс) (8212)30-20-24</w:t>
+            </w:r>
           </w:p>
           <w:p>
             <w:pPr>
@@ -6190,36 +4158,8 @@
                 <w:sz w:val="14"/>
                 <w:szCs w:val="14"/>
               </w:rPr>
-              <w:t>Директор: _________________________</w:t>
-            </w:r>
-            <w:proofErr w:type="gramStart"/>
-            <w:r>
-              <w:rPr>
-                <w:rFonts w:ascii="Times New Roman" w:hAnsi="Times New Roman" w:cs="Times New Roman"/>
-                <w:sz w:val="14"/>
-                <w:szCs w:val="14"/>
-              </w:rPr>
-              <w:t>_  Епифанова</w:t>
-            </w:r>
-            <w:proofErr w:type="gramEnd"/>
-            <w:r>
-              <w:rPr>
-                <w:rFonts w:ascii="Times New Roman" w:hAnsi="Times New Roman" w:cs="Times New Roman"/>
-                <w:sz w:val="14"/>
-                <w:szCs w:val="14"/>
-              </w:rPr>
-              <w:t xml:space="preserve"> </w:t>
-            </w:r>
-            <w:proofErr w:type="gramStart"/>
-            <w:r>
-              <w:rPr>
-                <w:rFonts w:ascii="Times New Roman" w:hAnsi="Times New Roman" w:cs="Times New Roman"/>
-                <w:sz w:val="14"/>
-                <w:szCs w:val="14"/>
-              </w:rPr>
-              <w:t>О.Е.</w:t>
-            </w:r>
-            <w:proofErr w:type="gramEnd"/>
+              <w:t>Директор: __________________________  Епифанова О.Е.</w:t>
+            </w:r>
           </w:p>
         </w:tc>
         <w:tc>
@@ -6252,147 +4192,7 @@
                 <w:szCs w:val="14"/>
                 <w:lang w:val="en-US"/>
               </w:rPr>
-              <w:t xml:space="preserve">: </w:t>
-            </w:r>
-            <w:proofErr w:type="gramStart"/>
-            <w:r>
-              <w:rPr>
-                <w:rFonts w:ascii="Times New Roman" w:hAnsi="Times New Roman" w:cs="Times New Roman"/>
-                <w:sz w:val="14"/>
-                <w:szCs w:val="14"/>
-                <w:lang w:val="en-US"/>
-              </w:rPr>
-              <w:t>{{ surname</w:t>
-            </w:r>
-            <w:proofErr w:type="gramEnd"/>
-            <w:r>
-              <w:rPr>
-                <w:rFonts w:ascii="Times New Roman" w:hAnsi="Times New Roman" w:cs="Times New Roman"/>
-                <w:sz w:val="14"/>
-                <w:szCs w:val="14"/>
-                <w:lang w:val="en-US"/>
-              </w:rPr>
-              <w:t xml:space="preserve"> }} </w:t>
-            </w:r>
-            <w:proofErr w:type="gramStart"/>
-            <w:r>
-              <w:rPr>
-                <w:rFonts w:ascii="Times New Roman" w:hAnsi="Times New Roman" w:cs="Times New Roman"/>
-                <w:sz w:val="14"/>
-                <w:szCs w:val="14"/>
-                <w:lang w:val="en-US"/>
-              </w:rPr>
-              <w:t xml:space="preserve">{{ </w:t>
-            </w:r>
-            <w:proofErr w:type="spellStart"/>
-            <w:r>
-              <w:rPr>
-                <w:rFonts w:ascii="Times New Roman" w:hAnsi="Times New Roman" w:cs="Times New Roman"/>
-                <w:sz w:val="14"/>
-                <w:szCs w:val="14"/>
-                <w:lang w:val="en-US"/>
-              </w:rPr>
-              <w:t>first</w:t>
-            </w:r>
-            <w:proofErr w:type="gramEnd"/>
-            <w:r>
-              <w:rPr>
-                <w:rFonts w:ascii="Times New Roman" w:hAnsi="Times New Roman" w:cs="Times New Roman"/>
-                <w:sz w:val="14"/>
-                <w:szCs w:val="14"/>
-                <w:lang w:val="en-US"/>
-              </w:rPr>
-              <w:t>_</w:t>
-            </w:r>
-            <w:proofErr w:type="gramStart"/>
-            <w:r>
-              <w:rPr>
-                <w:rFonts w:ascii="Times New Roman" w:hAnsi="Times New Roman" w:cs="Times New Roman"/>
-                <w:sz w:val="14"/>
-                <w:szCs w:val="14"/>
-                <w:lang w:val="en-US"/>
-              </w:rPr>
-              <w:t>name</w:t>
-            </w:r>
-            <w:proofErr w:type="spellEnd"/>
-            <w:r>
-              <w:rPr>
-                <w:rFonts w:ascii="Times New Roman" w:hAnsi="Times New Roman" w:cs="Times New Roman"/>
-                <w:sz w:val="14"/>
-                <w:szCs w:val="14"/>
-                <w:lang w:val="en-US"/>
-              </w:rPr>
-              <w:t xml:space="preserve"> }</w:t>
-            </w:r>
-            <w:proofErr w:type="gramEnd"/>
-            <w:r>
-              <w:rPr>
-                <w:rFonts w:ascii="Times New Roman" w:hAnsi="Times New Roman" w:cs="Times New Roman"/>
-                <w:sz w:val="14"/>
-                <w:szCs w:val="14"/>
-                <w:lang w:val="en-US"/>
-              </w:rPr>
-              <w:t xml:space="preserve">} </w:t>
-            </w:r>
-            <w:proofErr w:type="gramStart"/>
-            <w:r>
-              <w:rPr>
-                <w:rFonts w:ascii="Times New Roman" w:hAnsi="Times New Roman" w:cs="Times New Roman"/>
-                <w:sz w:val="14"/>
-                <w:szCs w:val="14"/>
-                <w:lang w:val="en-US"/>
-              </w:rPr>
-              <w:t xml:space="preserve">{{ </w:t>
-            </w:r>
-            <w:proofErr w:type="spellStart"/>
-            <w:r>
-              <w:rPr>
-                <w:rFonts w:ascii="Times New Roman" w:hAnsi="Times New Roman" w:cs="Times New Roman"/>
-                <w:sz w:val="14"/>
-                <w:szCs w:val="14"/>
-                <w:lang w:val="en-US"/>
-              </w:rPr>
-              <w:t>last</w:t>
-            </w:r>
-            <w:proofErr w:type="gramEnd"/>
-            <w:r>
-              <w:rPr>
-                <w:rFonts w:ascii="Times New Roman" w:hAnsi="Times New Roman" w:cs="Times New Roman"/>
-                <w:sz w:val="14"/>
-                <w:szCs w:val="14"/>
-                <w:lang w:val="en-US"/>
-              </w:rPr>
-              <w:t>_</w:t>
-            </w:r>
-            <w:proofErr w:type="gramStart"/>
-            <w:r>
-              <w:rPr>
-                <w:rFonts w:ascii="Times New Roman" w:hAnsi="Times New Roman" w:cs="Times New Roman"/>
-                <w:sz w:val="14"/>
-                <w:szCs w:val="14"/>
-                <w:lang w:val="en-US"/>
-              </w:rPr>
-              <w:t>name</w:t>
-            </w:r>
-            <w:proofErr w:type="spellEnd"/>
-            <w:r>
-              <w:rPr>
-                <w:rFonts w:ascii="Times New Roman" w:hAnsi="Times New Roman" w:cs="Times New Roman"/>
-                <w:sz w:val="14"/>
-                <w:szCs w:val="14"/>
-                <w:lang w:val="en-US"/>
-              </w:rPr>
-              <w:t xml:space="preserve"> }</w:t>
-            </w:r>
-            <w:proofErr w:type="gramEnd"/>
-            <w:r>
-              <w:rPr>
-                <w:rFonts w:ascii="Times New Roman" w:hAnsi="Times New Roman" w:cs="Times New Roman"/>
-                <w:sz w:val="14"/>
-                <w:szCs w:val="14"/>
-                <w:lang w:val="en-US"/>
-              </w:rPr>
-              <w:t>}</w:t>
+              <w:t>: {{ surname }} {{ first_name }} {{ last_name }}</w:t>
             </w:r>
           </w:p>
           <w:p>
@@ -6468,9 +4268,8 @@
                 <w:szCs w:val="14"/>
                 <w:lang w:val="en-US"/>
               </w:rPr>
-              <w:t xml:space="preserve">: </w:t>
-            </w:r>
-            <w:proofErr w:type="gramStart"/>
+              <w:t>: {{ passport }} {{ p_series }} {{ p_number</w:t>
+            </w:r>
             <w:r>
               <w:rPr>
                 <w:rFonts w:ascii="Times New Roman" w:hAnsi="Times New Roman" w:cs="Times New Roman"/>
@@ -6478,137 +4277,7 @@
                 <w:szCs w:val="14"/>
                 <w:lang w:val="en-US"/>
               </w:rPr>
-              <w:t>{{ passport</w:t>
-            </w:r>
-            <w:proofErr w:type="gramEnd"/>
-            <w:r>
-              <w:rPr>
-                <w:rFonts w:ascii="Times New Roman" w:hAnsi="Times New Roman" w:cs="Times New Roman"/>
-                <w:sz w:val="14"/>
-                <w:szCs w:val="14"/>
-                <w:lang w:val="en-US"/>
-              </w:rPr>
-              <w:t xml:space="preserve"> }} </w:t>
-            </w:r>
-            <w:proofErr w:type="gramStart"/>
-            <w:r>
-              <w:rPr>
-                <w:rFonts w:ascii="Times New Roman" w:hAnsi="Times New Roman" w:cs="Times New Roman"/>
-                <w:sz w:val="14"/>
-                <w:szCs w:val="14"/>
-                <w:lang w:val="en-US"/>
-              </w:rPr>
-              <w:t xml:space="preserve">{{ </w:t>
-            </w:r>
-            <w:proofErr w:type="spellStart"/>
-            <w:r>
-              <w:rPr>
-                <w:rFonts w:ascii="Times New Roman" w:hAnsi="Times New Roman" w:cs="Times New Roman"/>
-                <w:sz w:val="14"/>
-                <w:szCs w:val="14"/>
-                <w:lang w:val="en-US"/>
-              </w:rPr>
-              <w:t>p</w:t>
-            </w:r>
-            <w:proofErr w:type="gramEnd"/>
-            <w:r>
-              <w:rPr>
-                <w:rFonts w:ascii="Times New Roman" w:hAnsi="Times New Roman" w:cs="Times New Roman"/>
-                <w:sz w:val="14"/>
-                <w:szCs w:val="14"/>
-                <w:lang w:val="en-US"/>
-              </w:rPr>
-              <w:t>_</w:t>
-            </w:r>
-            <w:proofErr w:type="gramStart"/>
-            <w:r>
-              <w:rPr>
-                <w:rFonts w:ascii="Times New Roman" w:hAnsi="Times New Roman" w:cs="Times New Roman"/>
-                <w:sz w:val="14"/>
-                <w:szCs w:val="14"/>
-                <w:lang w:val="en-US"/>
-              </w:rPr>
-              <w:t>series</w:t>
-            </w:r>
-            <w:proofErr w:type="spellEnd"/>
-            <w:r>
-              <w:rPr>
-                <w:rFonts w:ascii="Times New Roman" w:hAnsi="Times New Roman" w:cs="Times New Roman"/>
-                <w:sz w:val="14"/>
-                <w:szCs w:val="14"/>
-                <w:lang w:val="en-US"/>
-              </w:rPr>
-              <w:t xml:space="preserve"> }</w:t>
-            </w:r>
-            <w:proofErr w:type="gramEnd"/>
-            <w:r>
-              <w:rPr>
-                <w:rFonts w:ascii="Times New Roman" w:hAnsi="Times New Roman" w:cs="Times New Roman"/>
-                <w:sz w:val="14"/>
-                <w:szCs w:val="14"/>
-                <w:lang w:val="en-US"/>
-              </w:rPr>
-              <w:t xml:space="preserve">} </w:t>
-            </w:r>
-            <w:proofErr w:type="gramStart"/>
-            <w:r>
-              <w:rPr>
-                <w:rFonts w:ascii="Times New Roman" w:hAnsi="Times New Roman" w:cs="Times New Roman"/>
-                <w:sz w:val="14"/>
-                <w:szCs w:val="14"/>
-                <w:lang w:val="en-US"/>
-              </w:rPr>
-              <w:t xml:space="preserve">{{ </w:t>
-            </w:r>
-            <w:proofErr w:type="spellStart"/>
-            <w:r>
-              <w:rPr>
-                <w:rFonts w:ascii="Times New Roman" w:hAnsi="Times New Roman" w:cs="Times New Roman"/>
-                <w:sz w:val="14"/>
-                <w:szCs w:val="14"/>
-                <w:lang w:val="en-US"/>
-              </w:rPr>
-              <w:t>p</w:t>
-            </w:r>
-            <w:proofErr w:type="gramEnd"/>
-            <w:r>
-              <w:rPr>
-                <w:rFonts w:ascii="Times New Roman" w:hAnsi="Times New Roman" w:cs="Times New Roman"/>
-                <w:sz w:val="14"/>
-                <w:szCs w:val="14"/>
-                <w:lang w:val="en-US"/>
-              </w:rPr>
-              <w:t>_</w:t>
-            </w:r>
-            <w:proofErr w:type="gramStart"/>
-            <w:r>
-              <w:rPr>
-                <w:rFonts w:ascii="Times New Roman" w:hAnsi="Times New Roman" w:cs="Times New Roman"/>
-                <w:sz w:val="14"/>
-                <w:szCs w:val="14"/>
-                <w:lang w:val="en-US"/>
-              </w:rPr>
-              <w:t>number</w:t>
-            </w:r>
-            <w:proofErr w:type="spellEnd"/>
-            <w:r>
-              <w:rPr>
-                <w:rFonts w:ascii="Times New Roman" w:hAnsi="Times New Roman" w:cs="Times New Roman"/>
-                <w:sz w:val="14"/>
-                <w:szCs w:val="14"/>
-                <w:lang w:val="en-US"/>
-              </w:rPr>
-              <w:t xml:space="preserve"> }</w:t>
-            </w:r>
-            <w:proofErr w:type="gramEnd"/>
-            <w:r>
-              <w:rPr>
-                <w:rFonts w:ascii="Times New Roman" w:hAnsi="Times New Roman" w:cs="Times New Roman"/>
-                <w:sz w:val="14"/>
-                <w:szCs w:val="14"/>
-                <w:lang w:val="en-US"/>
-              </w:rPr>
-              <w:t>}</w:t>
+              <w:t xml:space="preserve"> }}</w:t>
             </w:r>
           </w:p>
           <w:p>
@@ -6659,9 +4328,8 @@
                 <w:szCs w:val="14"/>
                 <w:lang w:val="en-US"/>
               </w:rPr>
-              <w:t xml:space="preserve">: </w:t>
-            </w:r>
-            <w:proofErr w:type="gramStart"/>
+              <w:t xml:space="preserve">: {{ </w:t>
+            </w:r>
             <w:r>
               <w:rPr>
                 <w:rFonts w:ascii="Times New Roman" w:hAnsi="Times New Roman" w:cs="Times New Roman"/>
@@ -6669,9 +4337,8 @@
                 <w:szCs w:val="14"/>
                 <w:lang w:val="en-US"/>
               </w:rPr>
-              <w:t xml:space="preserve">{{ </w:t>
-            </w:r>
-            <w:proofErr w:type="spellStart"/>
+              <w:t>phone</w:t>
+            </w:r>
             <w:r>
               <w:rPr>
                 <w:rFonts w:ascii="Times New Roman" w:hAnsi="Times New Roman" w:cs="Times New Roman"/>
@@ -6679,9 +4346,8 @@
                 <w:szCs w:val="14"/>
                 <w:lang w:val="en-US"/>
               </w:rPr>
-              <w:t>phone</w:t>
-            </w:r>
-            <w:proofErr w:type="gramEnd"/>
+              <w:t>_</w:t>
+            </w:r>
             <w:r>
               <w:rPr>
                 <w:rFonts w:ascii="Times New Roman" w:hAnsi="Times New Roman" w:cs="Times New Roman"/>
@@ -6689,9 +4355,8 @@
                 <w:szCs w:val="14"/>
                 <w:lang w:val="en-US"/>
               </w:rPr>
-              <w:t>_</w:t>
-            </w:r>
-            <w:proofErr w:type="gramStart"/>
+              <w:t>number</w:t>
+            </w:r>
             <w:r>
               <w:rPr>
                 <w:rFonts w:ascii="Times New Roman" w:hAnsi="Times New Roman" w:cs="Times New Roman"/>
@@ -6699,27 +4364,7 @@
                 <w:szCs w:val="14"/>
                 <w:lang w:val="en-US"/>
               </w:rPr>
-              <w:t>number</w:t>
-            </w:r>
-            <w:proofErr w:type="spellEnd"/>
-            <w:r>
-              <w:rPr>
-                <w:rFonts w:ascii="Times New Roman" w:hAnsi="Times New Roman" w:cs="Times New Roman"/>
-                <w:sz w:val="14"/>
-                <w:szCs w:val="14"/>
-                <w:lang w:val="en-US"/>
-              </w:rPr>
-              <w:t xml:space="preserve"> }</w:t>
-            </w:r>
-            <w:proofErr w:type="gramEnd"/>
-            <w:r>
-              <w:rPr>
-                <w:rFonts w:ascii="Times New Roman" w:hAnsi="Times New Roman" w:cs="Times New Roman"/>
-                <w:sz w:val="14"/>
-                <w:szCs w:val="14"/>
-                <w:lang w:val="en-US"/>
-              </w:rPr>
-              <w:t>}</w:t>
+              <w:t xml:space="preserve"> }}</w:t>
             </w:r>
           </w:p>
           <w:p>
@@ -6760,7 +4405,6 @@
                 <w:lang w:val="en-US"/>
               </w:rPr>
             </w:pPr>
-            <w:proofErr w:type="gramStart"/>
             <w:r>
               <w:rPr>
                 <w:rFonts w:ascii="Times New Roman" w:hAnsi="Times New Roman" w:cs="Times New Roman"/>
@@ -6769,150 +4413,7 @@
                 <w:u w:val="single"/>
                 <w:lang w:val="en-US"/>
               </w:rPr>
-              <w:t>{{ surname</w:t>
-            </w:r>
-            <w:proofErr w:type="gramEnd"/>
-            <w:r>
-              <w:rPr>
-                <w:rFonts w:ascii="Times New Roman" w:hAnsi="Times New Roman" w:cs="Times New Roman"/>
-                <w:sz w:val="14"/>
-                <w:szCs w:val="14"/>
-                <w:u w:val="single"/>
-                <w:lang w:val="en-US"/>
-              </w:rPr>
-              <w:t xml:space="preserve"> }} </w:t>
-            </w:r>
-            <w:proofErr w:type="gramStart"/>
-            <w:r>
-              <w:rPr>
-                <w:rFonts w:ascii="Times New Roman" w:hAnsi="Times New Roman" w:cs="Times New Roman"/>
-                <w:sz w:val="14"/>
-                <w:szCs w:val="14"/>
-                <w:u w:val="single"/>
-                <w:lang w:val="en-US"/>
-              </w:rPr>
-              <w:t xml:space="preserve">{{ </w:t>
-            </w:r>
-            <w:proofErr w:type="spellStart"/>
-            <w:r>
-              <w:rPr>
-                <w:rFonts w:ascii="Times New Roman" w:hAnsi="Times New Roman" w:cs="Times New Roman"/>
-                <w:sz w:val="14"/>
-                <w:szCs w:val="14"/>
-                <w:u w:val="single"/>
-                <w:lang w:val="en-US"/>
-              </w:rPr>
-              <w:t>first</w:t>
-            </w:r>
-            <w:proofErr w:type="gramEnd"/>
-            <w:r>
-              <w:rPr>
-                <w:rFonts w:ascii="Times New Roman" w:hAnsi="Times New Roman" w:cs="Times New Roman"/>
-                <w:sz w:val="14"/>
-                <w:szCs w:val="14"/>
-                <w:u w:val="single"/>
-                <w:lang w:val="en-US"/>
-              </w:rPr>
-              <w:t>_</w:t>
-            </w:r>
-            <w:proofErr w:type="gramStart"/>
-            <w:r>
-              <w:rPr>
-                <w:rFonts w:ascii="Times New Roman" w:hAnsi="Times New Roman" w:cs="Times New Roman"/>
-                <w:sz w:val="14"/>
-                <w:szCs w:val="14"/>
-                <w:u w:val="single"/>
-                <w:lang w:val="en-US"/>
-              </w:rPr>
-              <w:t>name</w:t>
-            </w:r>
-            <w:proofErr w:type="spellEnd"/>
-            <w:r>
-              <w:rPr>
-                <w:rFonts w:ascii="Times New Roman" w:hAnsi="Times New Roman" w:cs="Times New Roman"/>
-                <w:sz w:val="14"/>
-                <w:szCs w:val="14"/>
-                <w:u w:val="single"/>
-                <w:lang w:val="en-US"/>
-              </w:rPr>
-              <w:t xml:space="preserve"> }</w:t>
-            </w:r>
-            <w:proofErr w:type="gramEnd"/>
-            <w:r>
-              <w:rPr>
-                <w:rFonts w:ascii="Times New Roman" w:hAnsi="Times New Roman" w:cs="Times New Roman"/>
-                <w:sz w:val="14"/>
-                <w:szCs w:val="14"/>
-                <w:u w:val="single"/>
-                <w:lang w:val="en-US"/>
-              </w:rPr>
-              <w:t xml:space="preserve">} </w:t>
-            </w:r>
-            <w:proofErr w:type="gramStart"/>
-            <w:r>
-              <w:rPr>
-                <w:rFonts w:ascii="Times New Roman" w:hAnsi="Times New Roman" w:cs="Times New Roman"/>
-                <w:sz w:val="14"/>
-                <w:szCs w:val="14"/>
-                <w:u w:val="single"/>
-                <w:lang w:val="en-US"/>
-              </w:rPr>
-              <w:t xml:space="preserve">{{ </w:t>
-            </w:r>
-            <w:proofErr w:type="spellStart"/>
-            <w:r>
-              <w:rPr>
-                <w:rFonts w:ascii="Times New Roman" w:hAnsi="Times New Roman" w:cs="Times New Roman"/>
-                <w:sz w:val="14"/>
-                <w:szCs w:val="14"/>
-                <w:u w:val="single"/>
-                <w:lang w:val="en-US"/>
-              </w:rPr>
-              <w:t>last</w:t>
-            </w:r>
-            <w:proofErr w:type="gramEnd"/>
-            <w:r>
-              <w:rPr>
-                <w:rFonts w:ascii="Times New Roman" w:hAnsi="Times New Roman" w:cs="Times New Roman"/>
-                <w:sz w:val="14"/>
-                <w:szCs w:val="14"/>
-                <w:u w:val="single"/>
-                <w:lang w:val="en-US"/>
-              </w:rPr>
-              <w:t>_</w:t>
-            </w:r>
-            <w:proofErr w:type="gramStart"/>
-            <w:r>
-              <w:rPr>
-                <w:rFonts w:ascii="Times New Roman" w:hAnsi="Times New Roman" w:cs="Times New Roman"/>
-                <w:sz w:val="14"/>
-                <w:szCs w:val="14"/>
-                <w:u w:val="single"/>
-                <w:lang w:val="en-US"/>
-              </w:rPr>
-              <w:t>name</w:t>
-            </w:r>
-            <w:proofErr w:type="spellEnd"/>
-            <w:r>
-              <w:rPr>
-                <w:rFonts w:ascii="Times New Roman" w:hAnsi="Times New Roman" w:cs="Times New Roman"/>
-                <w:sz w:val="14"/>
-                <w:szCs w:val="14"/>
-                <w:u w:val="single"/>
-                <w:lang w:val="en-US"/>
-              </w:rPr>
-              <w:t xml:space="preserve"> }</w:t>
-            </w:r>
-            <w:proofErr w:type="gramEnd"/>
-            <w:r>
-              <w:rPr>
-                <w:rFonts w:ascii="Times New Roman" w:hAnsi="Times New Roman" w:cs="Times New Roman"/>
-                <w:sz w:val="14"/>
-                <w:szCs w:val="14"/>
-                <w:u w:val="single"/>
-                <w:lang w:val="en-US"/>
-              </w:rPr>
-              <w:t>}</w:t>
+              <w:t>{{ surname }} {{ first_name }} {{ last_name }}</w:t>
             </w:r>
             <w:r>
               <w:rPr>
